--- a/docs/editor/Editor_操作手順書.docx
+++ b/docs/editor/Editor_操作手順書.docx
@@ -3,27 +3,38 @@
 <w:document xmlns:wpc="http://schemas.microsoft.com/office/word/2010/wordprocessingCanvas" xmlns:mo="http://schemas.microsoft.com/office/mac/office/2008/main" xmlns:mc="http://schemas.openxmlformats.org/markup-compatibility/2006" xmlns:mv="urn:schemas-microsoft-com:mac:vml" xmlns:o="urn:schemas-microsoft-com:office:office" xmlns:r="http://schemas.openxmlformats.org/officeDocument/2006/relationships" xmlns:m="http://schemas.openxmlformats.org/officeDocument/2006/math" xmlns:v="urn:schemas-microsoft-com:vml" xmlns:wp14="http://schemas.microsoft.com/office/word/2010/wordprocessingDrawing" xmlns:wp="http://schemas.openxmlformats.org/drawingml/2006/wordprocessingDrawing" xmlns:w10="urn:schemas-microsoft-com:office:word" xmlns:w="http://schemas.openxmlformats.org/wordprocessingml/2006/main" xmlns:w14="http://schemas.microsoft.com/office/word/2010/wordml" xmlns:wpg="http://schemas.microsoft.com/office/word/2010/wordprocessingGroup" xmlns:wpi="http://schemas.microsoft.com/office/word/2010/wordprocessingInk" xmlns:wne="http://schemas.microsoft.com/office/word/2006/wordml" xmlns:wps="http://schemas.microsoft.com/office/word/2010/wordprocessingShape" mc:Ignorable="w14 wp14">
   <w:body>
     <w:p>
+      <w:pPr>
+        <w:pBdr>
+          <w:left w:val="single" w:sz="24" w:space="8" w:color="1F5C99"/>
+        </w:pBdr>
+        <w:spacing w:after="40"/>
+        <w:ind w:left="142"/>
+      </w:pPr>
       <w:r>
         <w:rPr>
-          <w:rFonts w:ascii="Meiryo UI" w:hAnsi="Meiryo UI" w:eastAsia="Meiryo UI"/>
+          <w:rFonts w:ascii="BIZ UDPGothic" w:hAnsi="BIZ UDPGothic" w:eastAsia="BIZ UDPGothic"/>
           <w:b/>
           <w:i w:val="0"/>
-          <w:color w:val="1F5C99"/>
-          <w:sz w:val="44"/>
+          <w:color w:val="20242C"/>
+          <w:sz w:val="56"/>
         </w:rPr>
         <w:t>Editor 操作手順書</w:t>
       </w:r>
     </w:p>
     <w:p>
+      <w:pPr>
+        <w:spacing w:after="160"/>
+        <w:ind w:left="142"/>
+      </w:pPr>
       <w:r>
         <w:rPr>
-          <w:rFonts w:ascii="Meiryo UI" w:hAnsi="Meiryo UI" w:eastAsia="Meiryo UI"/>
+          <w:rFonts w:ascii="BIZ UDPGothic" w:hAnsi="BIZ UDPGothic" w:eastAsia="BIZ UDPGothic"/>
           <w:b w:val="0"/>
           <w:i w:val="0"/>
           <w:color w:val="606874"/>
           <w:sz w:val="22"/>
         </w:rPr>
-        <w:t>ファンド報告書テンプレートを編集するツール ／ ご担当者さま向け</w:t>
+        <w:t>ファンド報告書テンプレートを編集するツール ／ ご担当者さま向け ・ 版 1.0</w:t>
       </w:r>
     </w:p>
     <w:p>
@@ -32,21 +43,7 @@
       </w:pPr>
       <w:r>
         <w:rPr>
-          <w:rFonts w:ascii="Meiryo UI" w:hAnsi="Meiryo UI" w:eastAsia="Meiryo UI"/>
-          <w:b w:val="0"/>
-          <w:i w:val="0"/>
-          <w:sz w:val="19"/>
-        </w:rPr>
-        <w:t>版: 1.0</w:t>
-      </w:r>
-    </w:p>
-    <w:p>
-      <w:pPr>
-        <w:spacing w:after="80"/>
-      </w:pPr>
-      <w:r>
-        <w:rPr>
-          <w:rFonts w:ascii="Meiryo UI" w:hAnsi="Meiryo UI" w:eastAsia="Meiryo UI"/>
+          <w:rFonts w:ascii="BIZ UDPGothic" w:hAnsi="BIZ UDPGothic" w:eastAsia="BIZ UDPGothic"/>
           <w:b w:val="0"/>
           <w:i w:val="0"/>
           <w:sz w:val="21"/>
@@ -55,7 +52,7 @@
       </w:r>
       <w:r>
         <w:rPr>
-          <w:rFonts w:ascii="ＭＳ ゴシック" w:hAnsi="ＭＳ ゴシック" w:eastAsia="ＭＳ ゴシック"/>
+          <w:rFonts w:ascii="BIZ UDGothic" w:hAnsi="BIZ UDGothic" w:eastAsia="BIZ UDGothic"/>
           <w:b w:val="0"/>
           <w:i w:val="0"/>
           <w:sz w:val="20"/>
@@ -64,7 +61,7 @@
       </w:r>
       <w:r>
         <w:rPr>
-          <w:rFonts w:ascii="Meiryo UI" w:hAnsi="Meiryo UI" w:eastAsia="Meiryo UI"/>
+          <w:rFonts w:ascii="BIZ UDPGothic" w:hAnsi="BIZ UDPGothic" w:eastAsia="BIZ UDPGothic"/>
           <w:b w:val="0"/>
           <w:i w:val="0"/>
           <w:sz w:val="21"/>
@@ -75,150 +72,341 @@
     <w:p>
       <w:pPr>
         <w:spacing w:before="200" w:after="60"/>
+        <w:pBdr>
+          <w:left w:val="single" w:sz="24" w:space="8" w:color="1F5C99"/>
+        </w:pBdr>
+        <w:ind w:left="113"/>
       </w:pPr>
       <w:r>
         <w:rPr>
-          <w:rFonts w:ascii="Meiryo UI" w:hAnsi="Meiryo UI" w:eastAsia="Meiryo UI"/>
+          <w:rFonts w:ascii="BIZ UDPGothic" w:hAnsi="BIZ UDPGothic" w:eastAsia="BIZ UDPGothic"/>
           <w:b/>
           <w:i w:val="0"/>
-          <w:color w:val="1F5C99"/>
-          <w:sz w:val="30"/>
+          <w:color w:val="20242C"/>
+          <w:sz w:val="32"/>
         </w:rPr>
         <w:t>1. ログインする</w:t>
       </w:r>
     </w:p>
-    <w:p>
-      <w:pPr>
-        <w:pStyle w:val="ListNumber"/>
-        <w:spacing w:after="60"/>
-        <w:ind w:left="340"/>
-      </w:pPr>
-      <w:r>
-        <w:rPr>
-          <w:rFonts w:ascii="Meiryo UI" w:hAnsi="Meiryo UI" w:eastAsia="Meiryo UI"/>
-          <w:b w:val="0"/>
-          <w:i w:val="0"/>
-          <w:sz w:val="21"/>
-        </w:rPr>
-        <w:t>ブラウザでツールの URL を開きます。</w:t>
-      </w:r>
-    </w:p>
-    <w:p>
-      <w:pPr>
-        <w:pStyle w:val="ListNumber"/>
-        <w:spacing w:after="60"/>
-        <w:ind w:left="340"/>
-      </w:pPr>
-      <w:r>
-        <w:rPr>
-          <w:rFonts w:ascii="Meiryo UI" w:hAnsi="Meiryo UI" w:eastAsia="Meiryo UI"/>
-          <w:b/>
-          <w:i w:val="0"/>
-          <w:sz w:val="21"/>
-        </w:rPr>
-        <w:t>ユーザー ID</w:t>
-      </w:r>
-      <w:r>
-        <w:rPr>
-          <w:rFonts w:ascii="Meiryo UI" w:hAnsi="Meiryo UI" w:eastAsia="Meiryo UI"/>
-          <w:b w:val="0"/>
-          <w:i w:val="0"/>
-          <w:sz w:val="21"/>
-        </w:rPr>
-        <w:t xml:space="preserve"> と </w:t>
-      </w:r>
-      <w:r>
-        <w:rPr>
-          <w:rFonts w:ascii="Meiryo UI" w:hAnsi="Meiryo UI" w:eastAsia="Meiryo UI"/>
-          <w:b/>
-          <w:i w:val="0"/>
-          <w:sz w:val="21"/>
-        </w:rPr>
-        <w:t>パスワード</w:t>
-      </w:r>
-      <w:r>
-        <w:rPr>
-          <w:rFonts w:ascii="Meiryo UI" w:hAnsi="Meiryo UI" w:eastAsia="Meiryo UI"/>
-          <w:b w:val="0"/>
-          <w:i w:val="0"/>
-          <w:sz w:val="21"/>
-        </w:rPr>
-        <w:t>を入力してログインします。</w:t>
-      </w:r>
-    </w:p>
-    <w:p>
-      <w:pPr>
-        <w:pStyle w:val="ListNumber"/>
-        <w:spacing w:after="60"/>
-        <w:ind w:left="340"/>
-      </w:pPr>
-      <w:r>
-        <w:rPr>
-          <w:rFonts w:ascii="Meiryo UI" w:hAnsi="Meiryo UI" w:eastAsia="Meiryo UI"/>
-          <w:b w:val="0"/>
-          <w:i w:val="0"/>
-          <w:sz w:val="21"/>
-        </w:rPr>
-        <w:t>はじめてのログインのときは、</w:t>
-      </w:r>
-      <w:r>
-        <w:rPr>
-          <w:rFonts w:ascii="Meiryo UI" w:hAnsi="Meiryo UI" w:eastAsia="Meiryo UI"/>
-          <w:b/>
-          <w:i w:val="0"/>
-          <w:sz w:val="21"/>
-        </w:rPr>
-        <w:t>パスワードの初期設定</w:t>
-      </w:r>
-      <w:r>
-        <w:rPr>
-          <w:rFonts w:ascii="Meiryo UI" w:hAnsi="Meiryo UI" w:eastAsia="Meiryo UI"/>
-          <w:b w:val="0"/>
-          <w:i w:val="0"/>
-          <w:sz w:val="21"/>
-        </w:rPr>
-        <w:t>画面が出ます。新しいパスワードを設定してください。</w:t>
-      </w:r>
-    </w:p>
-    <w:p>
-      <w:pPr>
+    <w:tbl>
+      <w:tblPr>
+        <w:tblW w:type="auto" w:w="0"/>
+        <w:tblLayout w:type="fixed"/>
+        <w:tblLook w:firstColumn="1" w:firstRow="1" w:lastColumn="0" w:lastRow="0" w:noHBand="0" w:noVBand="1" w:val="04A0"/>
+      </w:tblPr>
+      <w:tblGrid>
+        <w:gridCol w:w="539"/>
+        <w:gridCol w:w="8504"/>
+      </w:tblGrid>
+      <w:tr>
+        <w:trPr>
+          <w:cantSplit/>
+        </w:trPr>
+        <w:tc>
+          <w:tcPr>
+            <w:tcW w:type="dxa" w:w="539"/>
+            <w:shd w:val="clear" w:color="auto" w:fill="1F5C99"/>
+            <w:vAlign w:val="center"/>
+            <w:tcBorders>
+              <w:top w:val="single" w:sz="4" w:space="0" w:color="D7DEE5"/>
+              <w:left w:val="single" w:sz="4" w:space="0" w:color="D7DEE5"/>
+              <w:bottom w:val="single" w:sz="4" w:space="0" w:color="D7DEE5"/>
+              <w:right w:val="single" w:sz="4" w:space="0" w:color="D7DEE5"/>
+            </w:tcBorders>
+          </w:tcPr>
+          <w:p>
+            <w:pPr>
+              <w:jc w:val="center"/>
+            </w:pPr>
+            <w:r>
+              <w:rPr>
+                <w:rFonts w:ascii="BIZ UDPGothic" w:hAnsi="BIZ UDPGothic" w:eastAsia="BIZ UDPGothic"/>
+                <w:b/>
+                <w:i w:val="0"/>
+                <w:color w:val="FFFFFF"/>
+                <w:sz w:val="22"/>
+              </w:rPr>
+              <w:t>1</w:t>
+            </w:r>
+          </w:p>
+        </w:tc>
+        <w:tc>
+          <w:tcPr>
+            <w:tcW w:type="dxa" w:w="8504"/>
+            <w:tcBorders>
+              <w:top w:val="single" w:sz="4" w:space="0" w:color="D7DEE5"/>
+              <w:left w:val="single" w:sz="4" w:space="0" w:color="D7DEE5"/>
+              <w:bottom w:val="single" w:sz="4" w:space="0" w:color="D7DEE5"/>
+              <w:right w:val="single" w:sz="4" w:space="0" w:color="D7DEE5"/>
+            </w:tcBorders>
+            <w:shd w:val="clear" w:color="auto" w:fill="FAFBFC"/>
+          </w:tcPr>
+          <w:p>
+            <w:r>
+              <w:rPr>
+                <w:rFonts w:ascii="BIZ UDPGothic" w:hAnsi="BIZ UDPGothic" w:eastAsia="BIZ UDPGothic"/>
+                <w:b w:val="0"/>
+                <w:i w:val="0"/>
+                <w:color w:val="20242C"/>
+                <w:sz w:val="21"/>
+              </w:rPr>
+              <w:t>ブラウザでツールの URL を開きます。</w:t>
+            </w:r>
+          </w:p>
+        </w:tc>
+      </w:tr>
+    </w:tbl>
+    <w:tbl>
+      <w:tblPr>
+        <w:tblW w:type="auto" w:w="0"/>
+        <w:tblLayout w:type="fixed"/>
+        <w:tblLook w:firstColumn="1" w:firstRow="1" w:lastColumn="0" w:lastRow="0" w:noHBand="0" w:noVBand="1" w:val="04A0"/>
+      </w:tblPr>
+      <w:tblGrid>
+        <w:gridCol w:w="539"/>
+        <w:gridCol w:w="8504"/>
+      </w:tblGrid>
+      <w:tr>
+        <w:trPr>
+          <w:cantSplit/>
+        </w:trPr>
+        <w:tc>
+          <w:tcPr>
+            <w:tcW w:type="dxa" w:w="539"/>
+            <w:shd w:val="clear" w:color="auto" w:fill="1F5C99"/>
+            <w:vAlign w:val="center"/>
+            <w:tcBorders>
+              <w:top w:val="single" w:sz="4" w:space="0" w:color="D7DEE5"/>
+              <w:left w:val="single" w:sz="4" w:space="0" w:color="D7DEE5"/>
+              <w:bottom w:val="single" w:sz="4" w:space="0" w:color="D7DEE5"/>
+              <w:right w:val="single" w:sz="4" w:space="0" w:color="D7DEE5"/>
+            </w:tcBorders>
+          </w:tcPr>
+          <w:p>
+            <w:pPr>
+              <w:jc w:val="center"/>
+            </w:pPr>
+            <w:r>
+              <w:rPr>
+                <w:rFonts w:ascii="BIZ UDPGothic" w:hAnsi="BIZ UDPGothic" w:eastAsia="BIZ UDPGothic"/>
+                <w:b/>
+                <w:i w:val="0"/>
+                <w:color w:val="FFFFFF"/>
+                <w:sz w:val="22"/>
+              </w:rPr>
+              <w:t>2</w:t>
+            </w:r>
+          </w:p>
+        </w:tc>
+        <w:tc>
+          <w:tcPr>
+            <w:tcW w:type="dxa" w:w="8504"/>
+            <w:tcBorders>
+              <w:top w:val="single" w:sz="4" w:space="0" w:color="D7DEE5"/>
+              <w:left w:val="single" w:sz="4" w:space="0" w:color="D7DEE5"/>
+              <w:bottom w:val="single" w:sz="4" w:space="0" w:color="D7DEE5"/>
+              <w:right w:val="single" w:sz="4" w:space="0" w:color="D7DEE5"/>
+            </w:tcBorders>
+            <w:shd w:val="clear" w:color="auto" w:fill="FAFBFC"/>
+          </w:tcPr>
+          <w:p>
+            <w:r>
+              <w:rPr>
+                <w:rFonts w:ascii="BIZ UDPGothic" w:hAnsi="BIZ UDPGothic" w:eastAsia="BIZ UDPGothic"/>
+                <w:b/>
+                <w:i w:val="0"/>
+                <w:color w:val="20242C"/>
+                <w:sz w:val="21"/>
+              </w:rPr>
+              <w:t>ユーザー ID</w:t>
+            </w:r>
+            <w:r>
+              <w:rPr>
+                <w:rFonts w:ascii="BIZ UDPGothic" w:hAnsi="BIZ UDPGothic" w:eastAsia="BIZ UDPGothic"/>
+                <w:b w:val="0"/>
+                <w:i w:val="0"/>
+                <w:color w:val="20242C"/>
+                <w:sz w:val="21"/>
+              </w:rPr>
+              <w:t xml:space="preserve"> と </w:t>
+            </w:r>
+            <w:r>
+              <w:rPr>
+                <w:rFonts w:ascii="BIZ UDPGothic" w:hAnsi="BIZ UDPGothic" w:eastAsia="BIZ UDPGothic"/>
+                <w:b/>
+                <w:i w:val="0"/>
+                <w:color w:val="20242C"/>
+                <w:sz w:val="21"/>
+              </w:rPr>
+              <w:t>パスワード</w:t>
+            </w:r>
+            <w:r>
+              <w:rPr>
+                <w:rFonts w:ascii="BIZ UDPGothic" w:hAnsi="BIZ UDPGothic" w:eastAsia="BIZ UDPGothic"/>
+                <w:b w:val="0"/>
+                <w:i w:val="0"/>
+                <w:color w:val="20242C"/>
+                <w:sz w:val="21"/>
+              </w:rPr>
+              <w:t>を入力してログインします。</w:t>
+            </w:r>
+          </w:p>
+        </w:tc>
+      </w:tr>
+    </w:tbl>
+    <w:tbl>
+      <w:tblPr>
+        <w:tblW w:type="auto" w:w="0"/>
+        <w:tblLayout w:type="fixed"/>
+        <w:tblLook w:firstColumn="1" w:firstRow="1" w:lastColumn="0" w:lastRow="0" w:noHBand="0" w:noVBand="1" w:val="04A0"/>
+      </w:tblPr>
+      <w:tblGrid>
+        <w:gridCol w:w="539"/>
+        <w:gridCol w:w="8504"/>
+      </w:tblGrid>
+      <w:tr>
+        <w:trPr>
+          <w:cantSplit/>
+        </w:trPr>
+        <w:tc>
+          <w:tcPr>
+            <w:tcW w:type="dxa" w:w="539"/>
+            <w:shd w:val="clear" w:color="auto" w:fill="1F5C99"/>
+            <w:vAlign w:val="center"/>
+            <w:tcBorders>
+              <w:top w:val="single" w:sz="4" w:space="0" w:color="D7DEE5"/>
+              <w:left w:val="single" w:sz="4" w:space="0" w:color="D7DEE5"/>
+              <w:bottom w:val="single" w:sz="4" w:space="0" w:color="D7DEE5"/>
+              <w:right w:val="single" w:sz="4" w:space="0" w:color="D7DEE5"/>
+            </w:tcBorders>
+          </w:tcPr>
+          <w:p>
+            <w:pPr>
+              <w:jc w:val="center"/>
+            </w:pPr>
+            <w:r>
+              <w:rPr>
+                <w:rFonts w:ascii="BIZ UDPGothic" w:hAnsi="BIZ UDPGothic" w:eastAsia="BIZ UDPGothic"/>
+                <w:b/>
+                <w:i w:val="0"/>
+                <w:color w:val="FFFFFF"/>
+                <w:sz w:val="22"/>
+              </w:rPr>
+              <w:t>3</w:t>
+            </w:r>
+          </w:p>
+        </w:tc>
+        <w:tc>
+          <w:tcPr>
+            <w:tcW w:type="dxa" w:w="8504"/>
+            <w:tcBorders>
+              <w:top w:val="single" w:sz="4" w:space="0" w:color="D7DEE5"/>
+              <w:left w:val="single" w:sz="4" w:space="0" w:color="D7DEE5"/>
+              <w:bottom w:val="single" w:sz="4" w:space="0" w:color="D7DEE5"/>
+              <w:right w:val="single" w:sz="4" w:space="0" w:color="D7DEE5"/>
+            </w:tcBorders>
+            <w:shd w:val="clear" w:color="auto" w:fill="FAFBFC"/>
+          </w:tcPr>
+          <w:p>
+            <w:r>
+              <w:rPr>
+                <w:rFonts w:ascii="BIZ UDPGothic" w:hAnsi="BIZ UDPGothic" w:eastAsia="BIZ UDPGothic"/>
+                <w:b w:val="0"/>
+                <w:i w:val="0"/>
+                <w:color w:val="20242C"/>
+                <w:sz w:val="21"/>
+              </w:rPr>
+              <w:t>はじめてのログインのときは、</w:t>
+            </w:r>
+            <w:r>
+              <w:rPr>
+                <w:rFonts w:ascii="BIZ UDPGothic" w:hAnsi="BIZ UDPGothic" w:eastAsia="BIZ UDPGothic"/>
+                <w:b/>
+                <w:i w:val="0"/>
+                <w:color w:val="20242C"/>
+                <w:sz w:val="21"/>
+              </w:rPr>
+              <w:t>パスワードの初期設定</w:t>
+            </w:r>
+            <w:r>
+              <w:rPr>
+                <w:rFonts w:ascii="BIZ UDPGothic" w:hAnsi="BIZ UDPGothic" w:eastAsia="BIZ UDPGothic"/>
+                <w:b w:val="0"/>
+                <w:i w:val="0"/>
+                <w:color w:val="20242C"/>
+                <w:sz w:val="21"/>
+              </w:rPr>
+              <w:t>画面が出ます。新しいパスワードを設定してください。</w:t>
+            </w:r>
+          </w:p>
+        </w:tc>
+      </w:tr>
+    </w:tbl>
+    <w:tbl>
+      <w:tblPr>
+        <w:tblW w:type="auto" w:w="0"/>
         <w:jc w:val="center"/>
-      </w:pPr>
-      <w:r>
-        <w:drawing>
-          <wp:inline xmlns:a="http://schemas.openxmlformats.org/drawingml/2006/main" xmlns:pic="http://schemas.openxmlformats.org/drawingml/2006/picture">
-            <wp:extent cx="5760000" cy="3600000"/>
-            <wp:docPr id="1" name="Picture 1"/>
-            <wp:cNvGraphicFramePr>
-              <a:graphicFrameLocks noChangeAspect="1"/>
-            </wp:cNvGraphicFramePr>
-            <a:graphic>
-              <a:graphicData uri="http://schemas.openxmlformats.org/drawingml/2006/picture">
-                <pic:pic>
-                  <pic:nvPicPr>
-                    <pic:cNvPr id="0" name="login.png"/>
-                    <pic:cNvPicPr/>
-                  </pic:nvPicPr>
-                  <pic:blipFill>
-                    <a:blip r:embed="rId9"/>
-                    <a:stretch>
-                      <a:fillRect/>
-                    </a:stretch>
-                  </pic:blipFill>
-                  <pic:spPr>
-                    <a:xfrm>
-                      <a:off x="0" y="0"/>
-                      <a:ext cx="5760000" cy="3600000"/>
-                    </a:xfrm>
-                    <a:prstGeom prst="rect"/>
-                  </pic:spPr>
-                </pic:pic>
-              </a:graphicData>
-            </a:graphic>
-          </wp:inline>
-        </w:drawing>
-      </w:r>
-    </w:p>
+        <w:tblLook w:firstColumn="1" w:firstRow="1" w:lastColumn="0" w:lastRow="0" w:noHBand="0" w:noVBand="1" w:val="04A0"/>
+      </w:tblPr>
+      <w:tblGrid>
+        <w:gridCol w:w="9746"/>
+      </w:tblGrid>
+      <w:tr>
+        <w:trPr>
+          <w:cantSplit/>
+        </w:trPr>
+        <w:tc>
+          <w:tcPr>
+            <w:tcW w:type="dxa" w:w="9746"/>
+            <w:tcBorders>
+              <w:top w:val="single" w:sz="8" w:space="0" w:color="D7DEE5"/>
+              <w:left w:val="single" w:sz="8" w:space="0" w:color="D7DEE5"/>
+              <w:bottom w:val="single" w:sz="8" w:space="0" w:color="D7DEE5"/>
+              <w:right w:val="single" w:sz="8" w:space="0" w:color="D7DEE5"/>
+            </w:tcBorders>
+          </w:tcPr>
+          <w:p>
+            <w:pPr>
+              <w:jc w:val="center"/>
+            </w:pPr>
+            <w:r>
+              <w:drawing>
+                <wp:inline xmlns:a="http://schemas.openxmlformats.org/drawingml/2006/main" xmlns:pic="http://schemas.openxmlformats.org/drawingml/2006/picture">
+                  <wp:extent cx="5760000" cy="3600000"/>
+                  <wp:docPr id="1" name="Picture 1"/>
+                  <wp:cNvGraphicFramePr>
+                    <a:graphicFrameLocks noChangeAspect="1"/>
+                  </wp:cNvGraphicFramePr>
+                  <a:graphic>
+                    <a:graphicData uri="http://schemas.openxmlformats.org/drawingml/2006/picture">
+                      <pic:pic>
+                        <pic:nvPicPr>
+                          <pic:cNvPr id="0" name="login.png"/>
+                          <pic:cNvPicPr/>
+                        </pic:nvPicPr>
+                        <pic:blipFill>
+                          <a:blip r:embed="rId9"/>
+                          <a:stretch>
+                            <a:fillRect/>
+                          </a:stretch>
+                        </pic:blipFill>
+                        <pic:spPr>
+                          <a:xfrm>
+                            <a:off x="0" y="0"/>
+                            <a:ext cx="5760000" cy="3600000"/>
+                          </a:xfrm>
+                          <a:prstGeom prst="rect"/>
+                        </pic:spPr>
+                      </pic:pic>
+                    </a:graphicData>
+                  </a:graphic>
+                </wp:inline>
+              </w:drawing>
+            </w:r>
+          </w:p>
+        </w:tc>
+      </w:tr>
+    </w:tbl>
     <w:p>
       <w:pPr>
         <w:spacing w:after="160"/>
@@ -226,7 +414,7 @@
       </w:pPr>
       <w:r>
         <w:rPr>
-          <w:rFonts w:ascii="Meiryo UI" w:hAnsi="Meiryo UI" w:eastAsia="Meiryo UI"/>
+          <w:rFonts w:ascii="BIZ UDPGothic" w:hAnsi="BIZ UDPGothic" w:eastAsia="BIZ UDPGothic"/>
           <w:b w:val="0"/>
           <w:i/>
           <w:color w:val="606874"/>
@@ -235,32 +423,73 @@
         <w:t>ログイン画面</w:t>
       </w:r>
     </w:p>
+    <w:tbl>
+      <w:tblPr>
+        <w:tblW w:type="auto" w:w="0"/>
+        <w:tblLook w:firstColumn="1" w:firstRow="1" w:lastColumn="0" w:lastRow="0" w:noHBand="0" w:noVBand="1" w:val="04A0"/>
+      </w:tblPr>
+      <w:tblGrid>
+        <w:gridCol w:w="9746"/>
+      </w:tblGrid>
+      <w:tr>
+        <w:trPr>
+          <w:cantSplit/>
+        </w:trPr>
+        <w:tc>
+          <w:tcPr>
+            <w:tcW w:type="dxa" w:w="9746"/>
+            <w:shd w:val="clear" w:color="auto" w:fill="EAF2FB"/>
+            <w:tcBorders>
+              <w:top w:val="single" w:sz="8" w:space="0" w:color="B9D3EE"/>
+              <w:left w:val="single" w:sz="8" w:space="0" w:color="B9D3EE"/>
+              <w:bottom w:val="single" w:sz="8" w:space="0" w:color="B9D3EE"/>
+              <w:right w:val="single" w:sz="8" w:space="0" w:color="B9D3EE"/>
+            </w:tcBorders>
+          </w:tcPr>
+          <w:p>
+            <w:r>
+              <w:rPr>
+                <w:rFonts w:ascii="BIZ UDPGothic" w:hAnsi="BIZ UDPGothic" w:eastAsia="BIZ UDPGothic"/>
+                <w:b/>
+                <w:i w:val="0"/>
+                <w:color w:val="FFFFFF"/>
+                <w:sz w:val="18"/>
+                <w:shd w:val="clear" w:color="auto" w:fill="1F5C99"/>
+              </w:rPr>
+              <w:t xml:space="preserve"> INFO </w:t>
+            </w:r>
+            <w:r>
+              <w:t xml:space="preserve">  </w:t>
+            </w:r>
+            <w:r>
+              <w:rPr>
+                <w:rFonts w:ascii="BIZ UDPGothic" w:hAnsi="BIZ UDPGothic" w:eastAsia="BIZ UDPGothic"/>
+                <w:b w:val="0"/>
+                <w:i w:val="0"/>
+                <w:color w:val="20242C"/>
+                <w:sz w:val="20"/>
+              </w:rPr>
+              <w:t>初期パスワードはユーザー ID と同じです。最初のログイン後に必ず変更してください。</w:t>
+            </w:r>
+          </w:p>
+        </w:tc>
+      </w:tr>
+    </w:tbl>
     <w:p>
       <w:pPr>
-        <w:spacing w:before="80" w:after="120"/>
-        <w:shd w:val="clear" w:color="auto" w:fill="EAF2FB"/>
+        <w:spacing w:before="200" w:after="60"/>
+        <w:pBdr>
+          <w:left w:val="single" w:sz="24" w:space="8" w:color="1F5C99"/>
+        </w:pBdr>
+        <w:ind w:left="113"/>
       </w:pPr>
       <w:r>
         <w:rPr>
-          <w:rFonts w:ascii="Meiryo UI" w:hAnsi="Meiryo UI" w:eastAsia="Meiryo UI"/>
-          <w:b w:val="0"/>
-          <w:i w:val="0"/>
-          <w:sz w:val="20"/>
-        </w:rPr>
-        <w:t>初期パスワードはユーザー ID と同じです。最初のログイン後に必ず変更してください。</w:t>
-      </w:r>
-    </w:p>
-    <w:p>
-      <w:pPr>
-        <w:spacing w:before="200" w:after="60"/>
-      </w:pPr>
-      <w:r>
-        <w:rPr>
-          <w:rFonts w:ascii="Meiryo UI" w:hAnsi="Meiryo UI" w:eastAsia="Meiryo UI"/>
+          <w:rFonts w:ascii="BIZ UDPGothic" w:hAnsi="BIZ UDPGothic" w:eastAsia="BIZ UDPGothic"/>
           <w:b/>
           <w:i w:val="0"/>
-          <w:color w:val="1F5C99"/>
-          <w:sz w:val="30"/>
+          <w:color w:val="20242C"/>
+          <w:sz w:val="32"/>
         </w:rPr>
         <w:t>2. 画面の構成</w:t>
       </w:r>
@@ -271,7 +500,7 @@
       </w:pPr>
       <w:r>
         <w:rPr>
-          <w:rFonts w:ascii="Meiryo UI" w:hAnsi="Meiryo UI" w:eastAsia="Meiryo UI"/>
+          <w:rFonts w:ascii="BIZ UDPGothic" w:hAnsi="BIZ UDPGothic" w:eastAsia="BIZ UDPGothic"/>
           <w:b w:val="0"/>
           <w:i w:val="0"/>
           <w:sz w:val="21"/>
@@ -280,7 +509,7 @@
       </w:r>
       <w:r>
         <w:rPr>
-          <w:rFonts w:ascii="Meiryo UI" w:hAnsi="Meiryo UI" w:eastAsia="Meiryo UI"/>
+          <w:rFonts w:ascii="BIZ UDPGothic" w:hAnsi="BIZ UDPGothic" w:eastAsia="BIZ UDPGothic"/>
           <w:b/>
           <w:i w:val="0"/>
           <w:sz w:val="21"/>
@@ -289,7 +518,7 @@
       </w:r>
       <w:r>
         <w:rPr>
-          <w:rFonts w:ascii="Meiryo UI" w:hAnsi="Meiryo UI" w:eastAsia="Meiryo UI"/>
+          <w:rFonts w:ascii="BIZ UDPGothic" w:hAnsi="BIZ UDPGothic" w:eastAsia="BIZ UDPGothic"/>
           <w:b w:val="0"/>
           <w:i w:val="0"/>
           <w:sz w:val="21"/>
@@ -299,7 +528,6 @@
     </w:p>
     <w:tbl>
       <w:tblPr>
-        <w:tblStyle w:val="LightGrid-Accent1"/>
         <w:tblW w:type="auto" w:w="0"/>
         <w:jc w:val="left"/>
         <w:tblLook w:firstColumn="1" w:firstRow="1" w:lastColumn="0" w:lastRow="0" w:noHBand="0" w:noVBand="1" w:val="04A0"/>
@@ -312,14 +540,22 @@
         <w:tc>
           <w:tcPr>
             <w:tcW w:type="dxa" w:w="4873"/>
+            <w:shd w:val="clear" w:color="auto" w:fill="1F5C99"/>
+            <w:tcBorders>
+              <w:top w:val="single" w:sz="4" w:space="0" w:color="D7DEE5"/>
+              <w:left w:val="single" w:sz="4" w:space="0" w:color="D7DEE5"/>
+              <w:bottom w:val="single" w:sz="4" w:space="0" w:color="D7DEE5"/>
+              <w:right w:val="single" w:sz="4" w:space="0" w:color="D7DEE5"/>
+            </w:tcBorders>
           </w:tcPr>
           <w:p>
             <w:r/>
             <w:r>
               <w:rPr>
-                <w:rFonts w:ascii="Meiryo UI" w:hAnsi="Meiryo UI" w:eastAsia="Meiryo UI"/>
+                <w:rFonts w:ascii="BIZ UDPGothic" w:hAnsi="BIZ UDPGothic" w:eastAsia="BIZ UDPGothic"/>
                 <w:b/>
                 <w:i w:val="0"/>
+                <w:color w:val="FFFFFF"/>
                 <w:sz w:val="19"/>
               </w:rPr>
               <w:t>タブ</w:t>
@@ -329,14 +565,22 @@
         <w:tc>
           <w:tcPr>
             <w:tcW w:type="dxa" w:w="4873"/>
+            <w:shd w:val="clear" w:color="auto" w:fill="1F5C99"/>
+            <w:tcBorders>
+              <w:top w:val="single" w:sz="4" w:space="0" w:color="D7DEE5"/>
+              <w:left w:val="single" w:sz="4" w:space="0" w:color="D7DEE5"/>
+              <w:bottom w:val="single" w:sz="4" w:space="0" w:color="D7DEE5"/>
+              <w:right w:val="single" w:sz="4" w:space="0" w:color="D7DEE5"/>
+            </w:tcBorders>
           </w:tcPr>
           <w:p>
             <w:r/>
             <w:r>
               <w:rPr>
-                <w:rFonts w:ascii="Meiryo UI" w:hAnsi="Meiryo UI" w:eastAsia="Meiryo UI"/>
+                <w:rFonts w:ascii="BIZ UDPGothic" w:hAnsi="BIZ UDPGothic" w:eastAsia="BIZ UDPGothic"/>
                 <w:b/>
                 <w:i w:val="0"/>
+                <w:color w:val="FFFFFF"/>
                 <w:sz w:val="19"/>
               </w:rPr>
               <w:t>できること</w:t>
@@ -348,12 +592,18 @@
         <w:tc>
           <w:tcPr>
             <w:tcW w:type="dxa" w:w="4873"/>
+            <w:tcBorders>
+              <w:top w:val="single" w:sz="4" w:space="0" w:color="D7DEE5"/>
+              <w:left w:val="single" w:sz="4" w:space="0" w:color="D7DEE5"/>
+              <w:bottom w:val="single" w:sz="4" w:space="0" w:color="D7DEE5"/>
+              <w:right w:val="single" w:sz="4" w:space="0" w:color="D7DEE5"/>
+            </w:tcBorders>
           </w:tcPr>
           <w:p>
             <w:r/>
             <w:r>
               <w:rPr>
-                <w:rFonts w:ascii="Meiryo UI" w:hAnsi="Meiryo UI" w:eastAsia="Meiryo UI"/>
+                <w:rFonts w:ascii="BIZ UDPGothic" w:hAnsi="BIZ UDPGothic" w:eastAsia="BIZ UDPGothic"/>
                 <w:b w:val="0"/>
                 <w:i w:val="0"/>
                 <w:sz w:val="19"/>
@@ -365,12 +615,18 @@
         <w:tc>
           <w:tcPr>
             <w:tcW w:type="dxa" w:w="4873"/>
+            <w:tcBorders>
+              <w:top w:val="single" w:sz="4" w:space="0" w:color="D7DEE5"/>
+              <w:left w:val="single" w:sz="4" w:space="0" w:color="D7DEE5"/>
+              <w:bottom w:val="single" w:sz="4" w:space="0" w:color="D7DEE5"/>
+              <w:right w:val="single" w:sz="4" w:space="0" w:color="D7DEE5"/>
+            </w:tcBorders>
           </w:tcPr>
           <w:p>
             <w:r/>
             <w:r>
               <w:rPr>
-                <w:rFonts w:ascii="Meiryo UI" w:hAnsi="Meiryo UI" w:eastAsia="Meiryo UI"/>
+                <w:rFonts w:ascii="BIZ UDPGothic" w:hAnsi="BIZ UDPGothic" w:eastAsia="BIZ UDPGothic"/>
                 <w:b w:val="0"/>
                 <w:i w:val="0"/>
                 <w:sz w:val="19"/>
@@ -384,12 +640,19 @@
         <w:tc>
           <w:tcPr>
             <w:tcW w:type="dxa" w:w="4873"/>
+            <w:shd w:val="clear" w:color="auto" w:fill="F5F8FB"/>
+            <w:tcBorders>
+              <w:top w:val="single" w:sz="4" w:space="0" w:color="D7DEE5"/>
+              <w:left w:val="single" w:sz="4" w:space="0" w:color="D7DEE5"/>
+              <w:bottom w:val="single" w:sz="4" w:space="0" w:color="D7DEE5"/>
+              <w:right w:val="single" w:sz="4" w:space="0" w:color="D7DEE5"/>
+            </w:tcBorders>
           </w:tcPr>
           <w:p>
             <w:r/>
             <w:r>
               <w:rPr>
-                <w:rFonts w:ascii="Meiryo UI" w:hAnsi="Meiryo UI" w:eastAsia="Meiryo UI"/>
+                <w:rFonts w:ascii="BIZ UDPGothic" w:hAnsi="BIZ UDPGothic" w:eastAsia="BIZ UDPGothic"/>
                 <w:b w:val="0"/>
                 <w:i w:val="0"/>
                 <w:sz w:val="19"/>
@@ -401,12 +664,19 @@
         <w:tc>
           <w:tcPr>
             <w:tcW w:type="dxa" w:w="4873"/>
+            <w:shd w:val="clear" w:color="auto" w:fill="F5F8FB"/>
+            <w:tcBorders>
+              <w:top w:val="single" w:sz="4" w:space="0" w:color="D7DEE5"/>
+              <w:left w:val="single" w:sz="4" w:space="0" w:color="D7DEE5"/>
+              <w:bottom w:val="single" w:sz="4" w:space="0" w:color="D7DEE5"/>
+              <w:right w:val="single" w:sz="4" w:space="0" w:color="D7DEE5"/>
+            </w:tcBorders>
           </w:tcPr>
           <w:p>
             <w:r/>
             <w:r>
               <w:rPr>
-                <w:rFonts w:ascii="Meiryo UI" w:hAnsi="Meiryo UI" w:eastAsia="Meiryo UI"/>
+                <w:rFonts w:ascii="BIZ UDPGothic" w:hAnsi="BIZ UDPGothic" w:eastAsia="BIZ UDPGothic"/>
                 <w:b w:val="0"/>
                 <w:i w:val="0"/>
                 <w:sz w:val="19"/>
@@ -420,12 +690,18 @@
         <w:tc>
           <w:tcPr>
             <w:tcW w:type="dxa" w:w="4873"/>
+            <w:tcBorders>
+              <w:top w:val="single" w:sz="4" w:space="0" w:color="D7DEE5"/>
+              <w:left w:val="single" w:sz="4" w:space="0" w:color="D7DEE5"/>
+              <w:bottom w:val="single" w:sz="4" w:space="0" w:color="D7DEE5"/>
+              <w:right w:val="single" w:sz="4" w:space="0" w:color="D7DEE5"/>
+            </w:tcBorders>
           </w:tcPr>
           <w:p>
             <w:r/>
             <w:r>
               <w:rPr>
-                <w:rFonts w:ascii="Meiryo UI" w:hAnsi="Meiryo UI" w:eastAsia="Meiryo UI"/>
+                <w:rFonts w:ascii="BIZ UDPGothic" w:hAnsi="BIZ UDPGothic" w:eastAsia="BIZ UDPGothic"/>
                 <w:b w:val="0"/>
                 <w:i w:val="0"/>
                 <w:sz w:val="19"/>
@@ -437,12 +713,18 @@
         <w:tc>
           <w:tcPr>
             <w:tcW w:type="dxa" w:w="4873"/>
+            <w:tcBorders>
+              <w:top w:val="single" w:sz="4" w:space="0" w:color="D7DEE5"/>
+              <w:left w:val="single" w:sz="4" w:space="0" w:color="D7DEE5"/>
+              <w:bottom w:val="single" w:sz="4" w:space="0" w:color="D7DEE5"/>
+              <w:right w:val="single" w:sz="4" w:space="0" w:color="D7DEE5"/>
+            </w:tcBorders>
           </w:tcPr>
           <w:p>
             <w:r/>
             <w:r>
               <w:rPr>
-                <w:rFonts w:ascii="Meiryo UI" w:hAnsi="Meiryo UI" w:eastAsia="Meiryo UI"/>
+                <w:rFonts w:ascii="BIZ UDPGothic" w:hAnsi="BIZ UDPGothic" w:eastAsia="BIZ UDPGothic"/>
                 <w:b w:val="0"/>
                 <w:i w:val="0"/>
                 <w:sz w:val="19"/>
@@ -456,12 +738,19 @@
         <w:tc>
           <w:tcPr>
             <w:tcW w:type="dxa" w:w="4873"/>
+            <w:shd w:val="clear" w:color="auto" w:fill="F5F8FB"/>
+            <w:tcBorders>
+              <w:top w:val="single" w:sz="4" w:space="0" w:color="D7DEE5"/>
+              <w:left w:val="single" w:sz="4" w:space="0" w:color="D7DEE5"/>
+              <w:bottom w:val="single" w:sz="4" w:space="0" w:color="D7DEE5"/>
+              <w:right w:val="single" w:sz="4" w:space="0" w:color="D7DEE5"/>
+            </w:tcBorders>
           </w:tcPr>
           <w:p>
             <w:r/>
             <w:r>
               <w:rPr>
-                <w:rFonts w:ascii="Meiryo UI" w:hAnsi="Meiryo UI" w:eastAsia="Meiryo UI"/>
+                <w:rFonts w:ascii="BIZ UDPGothic" w:hAnsi="BIZ UDPGothic" w:eastAsia="BIZ UDPGothic"/>
                 <w:b w:val="0"/>
                 <w:i w:val="0"/>
                 <w:sz w:val="19"/>
@@ -473,12 +762,19 @@
         <w:tc>
           <w:tcPr>
             <w:tcW w:type="dxa" w:w="4873"/>
+            <w:shd w:val="clear" w:color="auto" w:fill="F5F8FB"/>
+            <w:tcBorders>
+              <w:top w:val="single" w:sz="4" w:space="0" w:color="D7DEE5"/>
+              <w:left w:val="single" w:sz="4" w:space="0" w:color="D7DEE5"/>
+              <w:bottom w:val="single" w:sz="4" w:space="0" w:color="D7DEE5"/>
+              <w:right w:val="single" w:sz="4" w:space="0" w:color="D7DEE5"/>
+            </w:tcBorders>
           </w:tcPr>
           <w:p>
             <w:r/>
             <w:r>
               <w:rPr>
-                <w:rFonts w:ascii="Meiryo UI" w:hAnsi="Meiryo UI" w:eastAsia="Meiryo UI"/>
+                <w:rFonts w:ascii="BIZ UDPGothic" w:hAnsi="BIZ UDPGothic" w:eastAsia="BIZ UDPGothic"/>
                 <w:b w:val="0"/>
                 <w:i w:val="0"/>
                 <w:sz w:val="19"/>
@@ -492,14 +788,18 @@
     <w:p>
       <w:pPr>
         <w:spacing w:before="200" w:after="60"/>
+        <w:pBdr>
+          <w:left w:val="single" w:sz="24" w:space="8" w:color="1F5C99"/>
+        </w:pBdr>
+        <w:ind w:left="113"/>
       </w:pPr>
       <w:r>
         <w:rPr>
-          <w:rFonts w:ascii="Meiryo UI" w:hAnsi="Meiryo UI" w:eastAsia="Meiryo UI"/>
+          <w:rFonts w:ascii="BIZ UDPGothic" w:hAnsi="BIZ UDPGothic" w:eastAsia="BIZ UDPGothic"/>
           <w:b/>
           <w:i w:val="0"/>
-          <w:color w:val="1F5C99"/>
-          <w:sz w:val="30"/>
+          <w:color w:val="20242C"/>
+          <w:sz w:val="32"/>
         </w:rPr>
         <w:t>3. テンプレートを探す（編集タブ）</w:t>
       </w:r>
@@ -510,7 +810,7 @@
       </w:pPr>
       <w:r>
         <w:rPr>
-          <w:rFonts w:ascii="Meiryo UI" w:hAnsi="Meiryo UI" w:eastAsia="Meiryo UI"/>
+          <w:rFonts w:ascii="BIZ UDPGothic" w:hAnsi="BIZ UDPGothic" w:eastAsia="BIZ UDPGothic"/>
           <w:b w:val="0"/>
           <w:i w:val="0"/>
           <w:sz w:val="21"/>
@@ -518,170 +818,461 @@
         <w:t>「編集」タブで、上から順にドロップダウンを選びます。左を選ぶと右が選べるようになります。</w:t>
       </w:r>
     </w:p>
-    <w:p>
-      <w:pPr>
-        <w:pStyle w:val="ListNumber"/>
-        <w:spacing w:after="60"/>
-        <w:ind w:left="340"/>
-      </w:pPr>
-      <w:r>
-        <w:rPr>
-          <w:rFonts w:ascii="Meiryo UI" w:hAnsi="Meiryo UI" w:eastAsia="Meiryo UI"/>
-          <w:b/>
-          <w:i w:val="0"/>
-          <w:sz w:val="21"/>
-        </w:rPr>
-        <w:t>委託会社コード</w:t>
-      </w:r>
-      <w:r>
-        <w:rPr>
-          <w:rFonts w:ascii="Meiryo UI" w:hAnsi="Meiryo UI" w:eastAsia="Meiryo UI"/>
-          <w:b w:val="0"/>
-          <w:i w:val="0"/>
-          <w:sz w:val="21"/>
-        </w:rPr>
-        <w:t xml:space="preserve"> を選びます。</w:t>
-      </w:r>
-    </w:p>
-    <w:p>
-      <w:pPr>
-        <w:pStyle w:val="ListNumber"/>
-        <w:spacing w:after="60"/>
-        <w:ind w:left="340"/>
-      </w:pPr>
-      <w:r>
-        <w:rPr>
-          <w:rFonts w:ascii="Meiryo UI" w:hAnsi="Meiryo UI" w:eastAsia="Meiryo UI"/>
-          <w:b/>
-          <w:i w:val="0"/>
-          <w:sz w:val="21"/>
-        </w:rPr>
-        <w:t>ファンドコード</w:t>
-      </w:r>
-      <w:r>
-        <w:rPr>
-          <w:rFonts w:ascii="Meiryo UI" w:hAnsi="Meiryo UI" w:eastAsia="Meiryo UI"/>
-          <w:b w:val="0"/>
-          <w:i w:val="0"/>
-          <w:sz w:val="21"/>
-        </w:rPr>
-        <w:t xml:space="preserve"> を選びます（「コード 名称」の形で表示されます）。</w:t>
-      </w:r>
-    </w:p>
-    <w:p>
-      <w:pPr>
-        <w:pStyle w:val="ListNumber"/>
-        <w:spacing w:after="60"/>
-        <w:ind w:left="340"/>
-      </w:pPr>
-      <w:r>
-        <w:rPr>
-          <w:rFonts w:ascii="Meiryo UI" w:hAnsi="Meiryo UI" w:eastAsia="Meiryo UI"/>
-          <w:b/>
-          <w:i w:val="0"/>
-          <w:sz w:val="21"/>
-        </w:rPr>
-        <w:t>基準日</w:t>
-      </w:r>
-      <w:r>
-        <w:rPr>
-          <w:rFonts w:ascii="Meiryo UI" w:hAnsi="Meiryo UI" w:eastAsia="Meiryo UI"/>
-          <w:b w:val="0"/>
-          <w:i w:val="0"/>
-          <w:sz w:val="21"/>
-        </w:rPr>
-        <w:t xml:space="preserve"> を選びます。</w:t>
-      </w:r>
-    </w:p>
-    <w:p>
-      <w:pPr>
-        <w:pStyle w:val="ListNumber"/>
-        <w:spacing w:after="60"/>
-        <w:ind w:left="340"/>
-      </w:pPr>
-      <w:r>
-        <w:rPr>
-          <w:rFonts w:ascii="Meiryo UI" w:hAnsi="Meiryo UI" w:eastAsia="Meiryo UI"/>
-          <w:b w:val="0"/>
-          <w:i w:val="0"/>
-          <w:sz w:val="21"/>
-        </w:rPr>
-        <w:t xml:space="preserve">必要なら </w:t>
-      </w:r>
-      <w:r>
-        <w:rPr>
-          <w:rFonts w:ascii="Meiryo UI" w:hAnsi="Meiryo UI" w:eastAsia="Meiryo UI"/>
-          <w:b/>
-          <w:i w:val="0"/>
-          <w:sz w:val="21"/>
-        </w:rPr>
-        <w:t>版種</w:t>
-      </w:r>
-      <w:r>
-        <w:rPr>
-          <w:rFonts w:ascii="Meiryo UI" w:hAnsi="Meiryo UI" w:eastAsia="Meiryo UI"/>
-          <w:b w:val="0"/>
-          <w:i w:val="0"/>
-          <w:sz w:val="21"/>
-        </w:rPr>
-        <w:t xml:space="preserve"> を選びます。</w:t>
-      </w:r>
-    </w:p>
-    <w:p>
-      <w:pPr>
-        <w:pStyle w:val="ListNumber"/>
-        <w:spacing w:after="60"/>
-        <w:ind w:left="340"/>
-      </w:pPr>
-      <w:r>
-        <w:rPr>
-          <w:rFonts w:ascii="Meiryo UI" w:hAnsi="Meiryo UI" w:eastAsia="Meiryo UI"/>
-          <w:b w:val="0"/>
-          <w:i w:val="0"/>
-          <w:sz w:val="21"/>
-        </w:rPr>
-        <w:t>一覧に出たテンプレートの行をクリックすると、編集画面が開きます。</w:t>
-      </w:r>
-    </w:p>
-    <w:p>
-      <w:pPr>
+    <w:tbl>
+      <w:tblPr>
+        <w:tblW w:type="auto" w:w="0"/>
+        <w:tblLayout w:type="fixed"/>
+        <w:tblLook w:firstColumn="1" w:firstRow="1" w:lastColumn="0" w:lastRow="0" w:noHBand="0" w:noVBand="1" w:val="04A0"/>
+      </w:tblPr>
+      <w:tblGrid>
+        <w:gridCol w:w="539"/>
+        <w:gridCol w:w="8504"/>
+      </w:tblGrid>
+      <w:tr>
+        <w:trPr>
+          <w:cantSplit/>
+        </w:trPr>
+        <w:tc>
+          <w:tcPr>
+            <w:tcW w:type="dxa" w:w="539"/>
+            <w:shd w:val="clear" w:color="auto" w:fill="1F5C99"/>
+            <w:vAlign w:val="center"/>
+            <w:tcBorders>
+              <w:top w:val="single" w:sz="4" w:space="0" w:color="D7DEE5"/>
+              <w:left w:val="single" w:sz="4" w:space="0" w:color="D7DEE5"/>
+              <w:bottom w:val="single" w:sz="4" w:space="0" w:color="D7DEE5"/>
+              <w:right w:val="single" w:sz="4" w:space="0" w:color="D7DEE5"/>
+            </w:tcBorders>
+          </w:tcPr>
+          <w:p>
+            <w:pPr>
+              <w:jc w:val="center"/>
+            </w:pPr>
+            <w:r>
+              <w:rPr>
+                <w:rFonts w:ascii="BIZ UDPGothic" w:hAnsi="BIZ UDPGothic" w:eastAsia="BIZ UDPGothic"/>
+                <w:b/>
+                <w:i w:val="0"/>
+                <w:color w:val="FFFFFF"/>
+                <w:sz w:val="22"/>
+              </w:rPr>
+              <w:t>1</w:t>
+            </w:r>
+          </w:p>
+        </w:tc>
+        <w:tc>
+          <w:tcPr>
+            <w:tcW w:type="dxa" w:w="8504"/>
+            <w:tcBorders>
+              <w:top w:val="single" w:sz="4" w:space="0" w:color="D7DEE5"/>
+              <w:left w:val="single" w:sz="4" w:space="0" w:color="D7DEE5"/>
+              <w:bottom w:val="single" w:sz="4" w:space="0" w:color="D7DEE5"/>
+              <w:right w:val="single" w:sz="4" w:space="0" w:color="D7DEE5"/>
+            </w:tcBorders>
+            <w:shd w:val="clear" w:color="auto" w:fill="FAFBFC"/>
+          </w:tcPr>
+          <w:p>
+            <w:r>
+              <w:rPr>
+                <w:rFonts w:ascii="BIZ UDPGothic" w:hAnsi="BIZ UDPGothic" w:eastAsia="BIZ UDPGothic"/>
+                <w:b/>
+                <w:i w:val="0"/>
+                <w:color w:val="20242C"/>
+                <w:sz w:val="21"/>
+              </w:rPr>
+              <w:t>委託会社コード</w:t>
+            </w:r>
+            <w:r>
+              <w:rPr>
+                <w:rFonts w:ascii="BIZ UDPGothic" w:hAnsi="BIZ UDPGothic" w:eastAsia="BIZ UDPGothic"/>
+                <w:b w:val="0"/>
+                <w:i w:val="0"/>
+                <w:color w:val="20242C"/>
+                <w:sz w:val="21"/>
+              </w:rPr>
+              <w:t xml:space="preserve"> を選びます。</w:t>
+            </w:r>
+          </w:p>
+        </w:tc>
+      </w:tr>
+    </w:tbl>
+    <w:tbl>
+      <w:tblPr>
+        <w:tblW w:type="auto" w:w="0"/>
+        <w:tblLayout w:type="fixed"/>
+        <w:tblLook w:firstColumn="1" w:firstRow="1" w:lastColumn="0" w:lastRow="0" w:noHBand="0" w:noVBand="1" w:val="04A0"/>
+      </w:tblPr>
+      <w:tblGrid>
+        <w:gridCol w:w="539"/>
+        <w:gridCol w:w="8504"/>
+      </w:tblGrid>
+      <w:tr>
+        <w:trPr>
+          <w:cantSplit/>
+        </w:trPr>
+        <w:tc>
+          <w:tcPr>
+            <w:tcW w:type="dxa" w:w="539"/>
+            <w:shd w:val="clear" w:color="auto" w:fill="1F5C99"/>
+            <w:vAlign w:val="center"/>
+            <w:tcBorders>
+              <w:top w:val="single" w:sz="4" w:space="0" w:color="D7DEE5"/>
+              <w:left w:val="single" w:sz="4" w:space="0" w:color="D7DEE5"/>
+              <w:bottom w:val="single" w:sz="4" w:space="0" w:color="D7DEE5"/>
+              <w:right w:val="single" w:sz="4" w:space="0" w:color="D7DEE5"/>
+            </w:tcBorders>
+          </w:tcPr>
+          <w:p>
+            <w:pPr>
+              <w:jc w:val="center"/>
+            </w:pPr>
+            <w:r>
+              <w:rPr>
+                <w:rFonts w:ascii="BIZ UDPGothic" w:hAnsi="BIZ UDPGothic" w:eastAsia="BIZ UDPGothic"/>
+                <w:b/>
+                <w:i w:val="0"/>
+                <w:color w:val="FFFFFF"/>
+                <w:sz w:val="22"/>
+              </w:rPr>
+              <w:t>2</w:t>
+            </w:r>
+          </w:p>
+        </w:tc>
+        <w:tc>
+          <w:tcPr>
+            <w:tcW w:type="dxa" w:w="8504"/>
+            <w:tcBorders>
+              <w:top w:val="single" w:sz="4" w:space="0" w:color="D7DEE5"/>
+              <w:left w:val="single" w:sz="4" w:space="0" w:color="D7DEE5"/>
+              <w:bottom w:val="single" w:sz="4" w:space="0" w:color="D7DEE5"/>
+              <w:right w:val="single" w:sz="4" w:space="0" w:color="D7DEE5"/>
+            </w:tcBorders>
+            <w:shd w:val="clear" w:color="auto" w:fill="FAFBFC"/>
+          </w:tcPr>
+          <w:p>
+            <w:r>
+              <w:rPr>
+                <w:rFonts w:ascii="BIZ UDPGothic" w:hAnsi="BIZ UDPGothic" w:eastAsia="BIZ UDPGothic"/>
+                <w:b/>
+                <w:i w:val="0"/>
+                <w:color w:val="20242C"/>
+                <w:sz w:val="21"/>
+              </w:rPr>
+              <w:t>ファンドコード</w:t>
+            </w:r>
+            <w:r>
+              <w:rPr>
+                <w:rFonts w:ascii="BIZ UDPGothic" w:hAnsi="BIZ UDPGothic" w:eastAsia="BIZ UDPGothic"/>
+                <w:b w:val="0"/>
+                <w:i w:val="0"/>
+                <w:color w:val="20242C"/>
+                <w:sz w:val="21"/>
+              </w:rPr>
+              <w:t xml:space="preserve"> を選びます（「コード 名称」の形で表示されます）。</w:t>
+            </w:r>
+          </w:p>
+        </w:tc>
+      </w:tr>
+    </w:tbl>
+    <w:tbl>
+      <w:tblPr>
+        <w:tblW w:type="auto" w:w="0"/>
+        <w:tblLayout w:type="fixed"/>
+        <w:tblLook w:firstColumn="1" w:firstRow="1" w:lastColumn="0" w:lastRow="0" w:noHBand="0" w:noVBand="1" w:val="04A0"/>
+      </w:tblPr>
+      <w:tblGrid>
+        <w:gridCol w:w="539"/>
+        <w:gridCol w:w="8504"/>
+      </w:tblGrid>
+      <w:tr>
+        <w:trPr>
+          <w:cantSplit/>
+        </w:trPr>
+        <w:tc>
+          <w:tcPr>
+            <w:tcW w:type="dxa" w:w="539"/>
+            <w:shd w:val="clear" w:color="auto" w:fill="1F5C99"/>
+            <w:vAlign w:val="center"/>
+            <w:tcBorders>
+              <w:top w:val="single" w:sz="4" w:space="0" w:color="D7DEE5"/>
+              <w:left w:val="single" w:sz="4" w:space="0" w:color="D7DEE5"/>
+              <w:bottom w:val="single" w:sz="4" w:space="0" w:color="D7DEE5"/>
+              <w:right w:val="single" w:sz="4" w:space="0" w:color="D7DEE5"/>
+            </w:tcBorders>
+          </w:tcPr>
+          <w:p>
+            <w:pPr>
+              <w:jc w:val="center"/>
+            </w:pPr>
+            <w:r>
+              <w:rPr>
+                <w:rFonts w:ascii="BIZ UDPGothic" w:hAnsi="BIZ UDPGothic" w:eastAsia="BIZ UDPGothic"/>
+                <w:b/>
+                <w:i w:val="0"/>
+                <w:color w:val="FFFFFF"/>
+                <w:sz w:val="22"/>
+              </w:rPr>
+              <w:t>3</w:t>
+            </w:r>
+          </w:p>
+        </w:tc>
+        <w:tc>
+          <w:tcPr>
+            <w:tcW w:type="dxa" w:w="8504"/>
+            <w:tcBorders>
+              <w:top w:val="single" w:sz="4" w:space="0" w:color="D7DEE5"/>
+              <w:left w:val="single" w:sz="4" w:space="0" w:color="D7DEE5"/>
+              <w:bottom w:val="single" w:sz="4" w:space="0" w:color="D7DEE5"/>
+              <w:right w:val="single" w:sz="4" w:space="0" w:color="D7DEE5"/>
+            </w:tcBorders>
+            <w:shd w:val="clear" w:color="auto" w:fill="FAFBFC"/>
+          </w:tcPr>
+          <w:p>
+            <w:r>
+              <w:rPr>
+                <w:rFonts w:ascii="BIZ UDPGothic" w:hAnsi="BIZ UDPGothic" w:eastAsia="BIZ UDPGothic"/>
+                <w:b/>
+                <w:i w:val="0"/>
+                <w:color w:val="20242C"/>
+                <w:sz w:val="21"/>
+              </w:rPr>
+              <w:t>基準日</w:t>
+            </w:r>
+            <w:r>
+              <w:rPr>
+                <w:rFonts w:ascii="BIZ UDPGothic" w:hAnsi="BIZ UDPGothic" w:eastAsia="BIZ UDPGothic"/>
+                <w:b w:val="0"/>
+                <w:i w:val="0"/>
+                <w:color w:val="20242C"/>
+                <w:sz w:val="21"/>
+              </w:rPr>
+              <w:t xml:space="preserve"> を選びます。</w:t>
+            </w:r>
+          </w:p>
+        </w:tc>
+      </w:tr>
+    </w:tbl>
+    <w:tbl>
+      <w:tblPr>
+        <w:tblW w:type="auto" w:w="0"/>
+        <w:tblLayout w:type="fixed"/>
+        <w:tblLook w:firstColumn="1" w:firstRow="1" w:lastColumn="0" w:lastRow="0" w:noHBand="0" w:noVBand="1" w:val="04A0"/>
+      </w:tblPr>
+      <w:tblGrid>
+        <w:gridCol w:w="539"/>
+        <w:gridCol w:w="8504"/>
+      </w:tblGrid>
+      <w:tr>
+        <w:trPr>
+          <w:cantSplit/>
+        </w:trPr>
+        <w:tc>
+          <w:tcPr>
+            <w:tcW w:type="dxa" w:w="539"/>
+            <w:shd w:val="clear" w:color="auto" w:fill="1F5C99"/>
+            <w:vAlign w:val="center"/>
+            <w:tcBorders>
+              <w:top w:val="single" w:sz="4" w:space="0" w:color="D7DEE5"/>
+              <w:left w:val="single" w:sz="4" w:space="0" w:color="D7DEE5"/>
+              <w:bottom w:val="single" w:sz="4" w:space="0" w:color="D7DEE5"/>
+              <w:right w:val="single" w:sz="4" w:space="0" w:color="D7DEE5"/>
+            </w:tcBorders>
+          </w:tcPr>
+          <w:p>
+            <w:pPr>
+              <w:jc w:val="center"/>
+            </w:pPr>
+            <w:r>
+              <w:rPr>
+                <w:rFonts w:ascii="BIZ UDPGothic" w:hAnsi="BIZ UDPGothic" w:eastAsia="BIZ UDPGothic"/>
+                <w:b/>
+                <w:i w:val="0"/>
+                <w:color w:val="FFFFFF"/>
+                <w:sz w:val="22"/>
+              </w:rPr>
+              <w:t>4</w:t>
+            </w:r>
+          </w:p>
+        </w:tc>
+        <w:tc>
+          <w:tcPr>
+            <w:tcW w:type="dxa" w:w="8504"/>
+            <w:tcBorders>
+              <w:top w:val="single" w:sz="4" w:space="0" w:color="D7DEE5"/>
+              <w:left w:val="single" w:sz="4" w:space="0" w:color="D7DEE5"/>
+              <w:bottom w:val="single" w:sz="4" w:space="0" w:color="D7DEE5"/>
+              <w:right w:val="single" w:sz="4" w:space="0" w:color="D7DEE5"/>
+            </w:tcBorders>
+            <w:shd w:val="clear" w:color="auto" w:fill="FAFBFC"/>
+          </w:tcPr>
+          <w:p>
+            <w:r>
+              <w:rPr>
+                <w:rFonts w:ascii="BIZ UDPGothic" w:hAnsi="BIZ UDPGothic" w:eastAsia="BIZ UDPGothic"/>
+                <w:b w:val="0"/>
+                <w:i w:val="0"/>
+                <w:color w:val="20242C"/>
+                <w:sz w:val="21"/>
+              </w:rPr>
+              <w:t xml:space="preserve">必要なら </w:t>
+            </w:r>
+            <w:r>
+              <w:rPr>
+                <w:rFonts w:ascii="BIZ UDPGothic" w:hAnsi="BIZ UDPGothic" w:eastAsia="BIZ UDPGothic"/>
+                <w:b/>
+                <w:i w:val="0"/>
+                <w:color w:val="20242C"/>
+                <w:sz w:val="21"/>
+              </w:rPr>
+              <w:t>版種</w:t>
+            </w:r>
+            <w:r>
+              <w:rPr>
+                <w:rFonts w:ascii="BIZ UDPGothic" w:hAnsi="BIZ UDPGothic" w:eastAsia="BIZ UDPGothic"/>
+                <w:b w:val="0"/>
+                <w:i w:val="0"/>
+                <w:color w:val="20242C"/>
+                <w:sz w:val="21"/>
+              </w:rPr>
+              <w:t xml:space="preserve"> を選びます。</w:t>
+            </w:r>
+          </w:p>
+        </w:tc>
+      </w:tr>
+    </w:tbl>
+    <w:tbl>
+      <w:tblPr>
+        <w:tblW w:type="auto" w:w="0"/>
+        <w:tblLayout w:type="fixed"/>
+        <w:tblLook w:firstColumn="1" w:firstRow="1" w:lastColumn="0" w:lastRow="0" w:noHBand="0" w:noVBand="1" w:val="04A0"/>
+      </w:tblPr>
+      <w:tblGrid>
+        <w:gridCol w:w="539"/>
+        <w:gridCol w:w="8504"/>
+      </w:tblGrid>
+      <w:tr>
+        <w:trPr>
+          <w:cantSplit/>
+        </w:trPr>
+        <w:tc>
+          <w:tcPr>
+            <w:tcW w:type="dxa" w:w="539"/>
+            <w:shd w:val="clear" w:color="auto" w:fill="1F5C99"/>
+            <w:vAlign w:val="center"/>
+            <w:tcBorders>
+              <w:top w:val="single" w:sz="4" w:space="0" w:color="D7DEE5"/>
+              <w:left w:val="single" w:sz="4" w:space="0" w:color="D7DEE5"/>
+              <w:bottom w:val="single" w:sz="4" w:space="0" w:color="D7DEE5"/>
+              <w:right w:val="single" w:sz="4" w:space="0" w:color="D7DEE5"/>
+            </w:tcBorders>
+          </w:tcPr>
+          <w:p>
+            <w:pPr>
+              <w:jc w:val="center"/>
+            </w:pPr>
+            <w:r>
+              <w:rPr>
+                <w:rFonts w:ascii="BIZ UDPGothic" w:hAnsi="BIZ UDPGothic" w:eastAsia="BIZ UDPGothic"/>
+                <w:b/>
+                <w:i w:val="0"/>
+                <w:color w:val="FFFFFF"/>
+                <w:sz w:val="22"/>
+              </w:rPr>
+              <w:t>5</w:t>
+            </w:r>
+          </w:p>
+        </w:tc>
+        <w:tc>
+          <w:tcPr>
+            <w:tcW w:type="dxa" w:w="8504"/>
+            <w:tcBorders>
+              <w:top w:val="single" w:sz="4" w:space="0" w:color="D7DEE5"/>
+              <w:left w:val="single" w:sz="4" w:space="0" w:color="D7DEE5"/>
+              <w:bottom w:val="single" w:sz="4" w:space="0" w:color="D7DEE5"/>
+              <w:right w:val="single" w:sz="4" w:space="0" w:color="D7DEE5"/>
+            </w:tcBorders>
+            <w:shd w:val="clear" w:color="auto" w:fill="FAFBFC"/>
+          </w:tcPr>
+          <w:p>
+            <w:r>
+              <w:rPr>
+                <w:rFonts w:ascii="BIZ UDPGothic" w:hAnsi="BIZ UDPGothic" w:eastAsia="BIZ UDPGothic"/>
+                <w:b w:val="0"/>
+                <w:i w:val="0"/>
+                <w:color w:val="20242C"/>
+                <w:sz w:val="21"/>
+              </w:rPr>
+              <w:t>一覧に出たテンプレートの行をクリックすると、編集画面が開きます。</w:t>
+            </w:r>
+          </w:p>
+        </w:tc>
+      </w:tr>
+    </w:tbl>
+    <w:tbl>
+      <w:tblPr>
+        <w:tblW w:type="auto" w:w="0"/>
         <w:jc w:val="center"/>
-      </w:pPr>
-      <w:r>
-        <w:drawing>
-          <wp:inline xmlns:a="http://schemas.openxmlformats.org/drawingml/2006/main" xmlns:pic="http://schemas.openxmlformats.org/drawingml/2006/picture">
-            <wp:extent cx="5760000" cy="3600000"/>
-            <wp:docPr id="2" name="Picture 2"/>
-            <wp:cNvGraphicFramePr>
-              <a:graphicFrameLocks noChangeAspect="1"/>
-            </wp:cNvGraphicFramePr>
-            <a:graphic>
-              <a:graphicData uri="http://schemas.openxmlformats.org/drawingml/2006/picture">
-                <pic:pic>
-                  <pic:nvPicPr>
-                    <pic:cNvPr id="0" name="edit-tab.png"/>
-                    <pic:cNvPicPr/>
-                  </pic:nvPicPr>
-                  <pic:blipFill>
-                    <a:blip r:embed="rId10"/>
-                    <a:stretch>
-                      <a:fillRect/>
-                    </a:stretch>
-                  </pic:blipFill>
-                  <pic:spPr>
-                    <a:xfrm>
-                      <a:off x="0" y="0"/>
-                      <a:ext cx="5760000" cy="3600000"/>
-                    </a:xfrm>
-                    <a:prstGeom prst="rect"/>
-                  </pic:spPr>
-                </pic:pic>
-              </a:graphicData>
-            </a:graphic>
-          </wp:inline>
-        </w:drawing>
-      </w:r>
-    </w:p>
+        <w:tblLook w:firstColumn="1" w:firstRow="1" w:lastColumn="0" w:lastRow="0" w:noHBand="0" w:noVBand="1" w:val="04A0"/>
+      </w:tblPr>
+      <w:tblGrid>
+        <w:gridCol w:w="9746"/>
+      </w:tblGrid>
+      <w:tr>
+        <w:trPr>
+          <w:cantSplit/>
+        </w:trPr>
+        <w:tc>
+          <w:tcPr>
+            <w:tcW w:type="dxa" w:w="9746"/>
+            <w:tcBorders>
+              <w:top w:val="single" w:sz="8" w:space="0" w:color="D7DEE5"/>
+              <w:left w:val="single" w:sz="8" w:space="0" w:color="D7DEE5"/>
+              <w:bottom w:val="single" w:sz="8" w:space="0" w:color="D7DEE5"/>
+              <w:right w:val="single" w:sz="8" w:space="0" w:color="D7DEE5"/>
+            </w:tcBorders>
+          </w:tcPr>
+          <w:p>
+            <w:pPr>
+              <w:jc w:val="center"/>
+            </w:pPr>
+            <w:r>
+              <w:drawing>
+                <wp:inline xmlns:a="http://schemas.openxmlformats.org/drawingml/2006/main" xmlns:pic="http://schemas.openxmlformats.org/drawingml/2006/picture">
+                  <wp:extent cx="5760000" cy="3600000"/>
+                  <wp:docPr id="2" name="Picture 2"/>
+                  <wp:cNvGraphicFramePr>
+                    <a:graphicFrameLocks noChangeAspect="1"/>
+                  </wp:cNvGraphicFramePr>
+                  <a:graphic>
+                    <a:graphicData uri="http://schemas.openxmlformats.org/drawingml/2006/picture">
+                      <pic:pic>
+                        <pic:nvPicPr>
+                          <pic:cNvPr id="0" name="edit-tab.png"/>
+                          <pic:cNvPicPr/>
+                        </pic:nvPicPr>
+                        <pic:blipFill>
+                          <a:blip r:embed="rId10"/>
+                          <a:stretch>
+                            <a:fillRect/>
+                          </a:stretch>
+                        </pic:blipFill>
+                        <pic:spPr>
+                          <a:xfrm>
+                            <a:off x="0" y="0"/>
+                            <a:ext cx="5760000" cy="3600000"/>
+                          </a:xfrm>
+                          <a:prstGeom prst="rect"/>
+                        </pic:spPr>
+                      </pic:pic>
+                    </a:graphicData>
+                  </a:graphic>
+                </wp:inline>
+              </w:drawing>
+            </w:r>
+          </w:p>
+        </w:tc>
+      </w:tr>
+    </w:tbl>
     <w:p>
       <w:pPr>
         <w:spacing w:after="160"/>
@@ -689,7 +1280,7 @@
       </w:pPr>
       <w:r>
         <w:rPr>
-          <w:rFonts w:ascii="Meiryo UI" w:hAnsi="Meiryo UI" w:eastAsia="Meiryo UI"/>
+          <w:rFonts w:ascii="BIZ UDPGothic" w:hAnsi="BIZ UDPGothic" w:eastAsia="BIZ UDPGothic"/>
           <w:b w:val="0"/>
           <w:i/>
           <w:color w:val="606874"/>
@@ -701,50 +1292,158 @@
     <w:p>
       <w:pPr>
         <w:spacing w:before="200" w:after="60"/>
+        <w:pBdr>
+          <w:left w:val="single" w:sz="24" w:space="8" w:color="1F5C99"/>
+        </w:pBdr>
+        <w:ind w:left="113"/>
       </w:pPr>
       <w:r>
         <w:rPr>
-          <w:rFonts w:ascii="Meiryo UI" w:hAnsi="Meiryo UI" w:eastAsia="Meiryo UI"/>
+          <w:rFonts w:ascii="BIZ UDPGothic" w:hAnsi="BIZ UDPGothic" w:eastAsia="BIZ UDPGothic"/>
           <w:b/>
           <w:i w:val="0"/>
-          <w:color w:val="1F5C99"/>
-          <w:sz w:val="30"/>
+          <w:color w:val="20242C"/>
+          <w:sz w:val="32"/>
         </w:rPr>
         <w:t>4. 新しく作る（テンプレート作成タブ）</w:t>
       </w:r>
     </w:p>
-    <w:p>
-      <w:pPr>
-        <w:pStyle w:val="ListNumber"/>
-        <w:spacing w:after="60"/>
-        <w:ind w:left="340"/>
-      </w:pPr>
-      <w:r>
-        <w:rPr>
-          <w:rFonts w:ascii="Meiryo UI" w:hAnsi="Meiryo UI" w:eastAsia="Meiryo UI"/>
-          <w:b w:val="0"/>
-          <w:i w:val="0"/>
-          <w:sz w:val="21"/>
-        </w:rPr>
-        <w:t>「テンプレート作成」タブで委託会社・ファンド・版種を選びます。</w:t>
-      </w:r>
-    </w:p>
-    <w:p>
-      <w:pPr>
-        <w:pStyle w:val="ListNumber"/>
-        <w:spacing w:after="60"/>
-        <w:ind w:left="340"/>
-      </w:pPr>
-      <w:r>
-        <w:rPr>
-          <w:rFonts w:ascii="Meiryo UI" w:hAnsi="Meiryo UI" w:eastAsia="Meiryo UI"/>
-          <w:b w:val="0"/>
-          <w:i w:val="0"/>
-          <w:sz w:val="21"/>
-        </w:rPr>
-        <w:t>作成方法を選びます。</w:t>
-      </w:r>
-    </w:p>
+    <w:tbl>
+      <w:tblPr>
+        <w:tblW w:type="auto" w:w="0"/>
+        <w:tblLayout w:type="fixed"/>
+        <w:tblLook w:firstColumn="1" w:firstRow="1" w:lastColumn="0" w:lastRow="0" w:noHBand="0" w:noVBand="1" w:val="04A0"/>
+      </w:tblPr>
+      <w:tblGrid>
+        <w:gridCol w:w="539"/>
+        <w:gridCol w:w="8504"/>
+      </w:tblGrid>
+      <w:tr>
+        <w:trPr>
+          <w:cantSplit/>
+        </w:trPr>
+        <w:tc>
+          <w:tcPr>
+            <w:tcW w:type="dxa" w:w="539"/>
+            <w:shd w:val="clear" w:color="auto" w:fill="1F5C99"/>
+            <w:vAlign w:val="center"/>
+            <w:tcBorders>
+              <w:top w:val="single" w:sz="4" w:space="0" w:color="D7DEE5"/>
+              <w:left w:val="single" w:sz="4" w:space="0" w:color="D7DEE5"/>
+              <w:bottom w:val="single" w:sz="4" w:space="0" w:color="D7DEE5"/>
+              <w:right w:val="single" w:sz="4" w:space="0" w:color="D7DEE5"/>
+            </w:tcBorders>
+          </w:tcPr>
+          <w:p>
+            <w:pPr>
+              <w:jc w:val="center"/>
+            </w:pPr>
+            <w:r>
+              <w:rPr>
+                <w:rFonts w:ascii="BIZ UDPGothic" w:hAnsi="BIZ UDPGothic" w:eastAsia="BIZ UDPGothic"/>
+                <w:b/>
+                <w:i w:val="0"/>
+                <w:color w:val="FFFFFF"/>
+                <w:sz w:val="22"/>
+              </w:rPr>
+              <w:t>1</w:t>
+            </w:r>
+          </w:p>
+        </w:tc>
+        <w:tc>
+          <w:tcPr>
+            <w:tcW w:type="dxa" w:w="8504"/>
+            <w:tcBorders>
+              <w:top w:val="single" w:sz="4" w:space="0" w:color="D7DEE5"/>
+              <w:left w:val="single" w:sz="4" w:space="0" w:color="D7DEE5"/>
+              <w:bottom w:val="single" w:sz="4" w:space="0" w:color="D7DEE5"/>
+              <w:right w:val="single" w:sz="4" w:space="0" w:color="D7DEE5"/>
+            </w:tcBorders>
+            <w:shd w:val="clear" w:color="auto" w:fill="FAFBFC"/>
+          </w:tcPr>
+          <w:p>
+            <w:r>
+              <w:rPr>
+                <w:rFonts w:ascii="BIZ UDPGothic" w:hAnsi="BIZ UDPGothic" w:eastAsia="BIZ UDPGothic"/>
+                <w:b w:val="0"/>
+                <w:i w:val="0"/>
+                <w:color w:val="20242C"/>
+                <w:sz w:val="21"/>
+              </w:rPr>
+              <w:t>「テンプレート作成」タブで委託会社・ファンド・版種を選びます。</w:t>
+            </w:r>
+          </w:p>
+        </w:tc>
+      </w:tr>
+    </w:tbl>
+    <w:tbl>
+      <w:tblPr>
+        <w:tblW w:type="auto" w:w="0"/>
+        <w:tblLayout w:type="fixed"/>
+        <w:tblLook w:firstColumn="1" w:firstRow="1" w:lastColumn="0" w:lastRow="0" w:noHBand="0" w:noVBand="1" w:val="04A0"/>
+      </w:tblPr>
+      <w:tblGrid>
+        <w:gridCol w:w="539"/>
+        <w:gridCol w:w="8504"/>
+      </w:tblGrid>
+      <w:tr>
+        <w:trPr>
+          <w:cantSplit/>
+        </w:trPr>
+        <w:tc>
+          <w:tcPr>
+            <w:tcW w:type="dxa" w:w="539"/>
+            <w:shd w:val="clear" w:color="auto" w:fill="1F5C99"/>
+            <w:vAlign w:val="center"/>
+            <w:tcBorders>
+              <w:top w:val="single" w:sz="4" w:space="0" w:color="D7DEE5"/>
+              <w:left w:val="single" w:sz="4" w:space="0" w:color="D7DEE5"/>
+              <w:bottom w:val="single" w:sz="4" w:space="0" w:color="D7DEE5"/>
+              <w:right w:val="single" w:sz="4" w:space="0" w:color="D7DEE5"/>
+            </w:tcBorders>
+          </w:tcPr>
+          <w:p>
+            <w:pPr>
+              <w:jc w:val="center"/>
+            </w:pPr>
+            <w:r>
+              <w:rPr>
+                <w:rFonts w:ascii="BIZ UDPGothic" w:hAnsi="BIZ UDPGothic" w:eastAsia="BIZ UDPGothic"/>
+                <w:b/>
+                <w:i w:val="0"/>
+                <w:color w:val="FFFFFF"/>
+                <w:sz w:val="22"/>
+              </w:rPr>
+              <w:t>2</w:t>
+            </w:r>
+          </w:p>
+        </w:tc>
+        <w:tc>
+          <w:tcPr>
+            <w:tcW w:type="dxa" w:w="8504"/>
+            <w:tcBorders>
+              <w:top w:val="single" w:sz="4" w:space="0" w:color="D7DEE5"/>
+              <w:left w:val="single" w:sz="4" w:space="0" w:color="D7DEE5"/>
+              <w:bottom w:val="single" w:sz="4" w:space="0" w:color="D7DEE5"/>
+              <w:right w:val="single" w:sz="4" w:space="0" w:color="D7DEE5"/>
+            </w:tcBorders>
+            <w:shd w:val="clear" w:color="auto" w:fill="FAFBFC"/>
+          </w:tcPr>
+          <w:p>
+            <w:r>
+              <w:rPr>
+                <w:rFonts w:ascii="BIZ UDPGothic" w:hAnsi="BIZ UDPGothic" w:eastAsia="BIZ UDPGothic"/>
+                <w:b w:val="0"/>
+                <w:i w:val="0"/>
+                <w:color w:val="20242C"/>
+                <w:sz w:val="21"/>
+              </w:rPr>
+              <w:t>作成方法を選びます。</w:t>
+            </w:r>
+          </w:p>
+        </w:tc>
+      </w:tr>
+    </w:tbl>
     <w:p>
       <w:pPr>
         <w:pStyle w:val="ListBullet"/>
@@ -753,7 +1452,7 @@
       </w:pPr>
       <w:r>
         <w:rPr>
-          <w:rFonts w:ascii="Meiryo UI" w:hAnsi="Meiryo UI" w:eastAsia="Meiryo UI"/>
+          <w:rFonts w:ascii="BIZ UDPGothic" w:hAnsi="BIZ UDPGothic" w:eastAsia="BIZ UDPGothic"/>
           <w:b/>
           <w:i w:val="0"/>
           <w:sz w:val="21"/>
@@ -762,7 +1461,7 @@
       </w:r>
       <w:r>
         <w:rPr>
-          <w:rFonts w:ascii="Meiryo UI" w:hAnsi="Meiryo UI" w:eastAsia="Meiryo UI"/>
+          <w:rFonts w:ascii="BIZ UDPGothic" w:hAnsi="BIZ UDPGothic" w:eastAsia="BIZ UDPGothic"/>
           <w:b w:val="0"/>
           <w:i w:val="0"/>
           <w:sz w:val="21"/>
@@ -778,7 +1477,7 @@
       </w:pPr>
       <w:r>
         <w:rPr>
-          <w:rFonts w:ascii="Meiryo UI" w:hAnsi="Meiryo UI" w:eastAsia="Meiryo UI"/>
+          <w:rFonts w:ascii="BIZ UDPGothic" w:hAnsi="BIZ UDPGothic" w:eastAsia="BIZ UDPGothic"/>
           <w:b/>
           <w:i w:val="0"/>
           <w:sz w:val="21"/>
@@ -787,7 +1486,7 @@
       </w:r>
       <w:r>
         <w:rPr>
-          <w:rFonts w:ascii="Meiryo UI" w:hAnsi="Meiryo UI" w:eastAsia="Meiryo UI"/>
+          <w:rFonts w:ascii="BIZ UDPGothic" w:hAnsi="BIZ UDPGothic" w:eastAsia="BIZ UDPGothic"/>
           <w:b w:val="0"/>
           <w:i w:val="0"/>
           <w:sz w:val="21"/>
@@ -795,33 +1494,89 @@
         <w:t>：シリーズファンドのときだけ表示されます。元にするテンプレートを選んで複製します。</w:t>
       </w:r>
     </w:p>
+    <w:tbl>
+      <w:tblPr>
+        <w:tblW w:type="auto" w:w="0"/>
+        <w:tblLayout w:type="fixed"/>
+        <w:tblLook w:firstColumn="1" w:firstRow="1" w:lastColumn="0" w:lastRow="0" w:noHBand="0" w:noVBand="1" w:val="04A0"/>
+      </w:tblPr>
+      <w:tblGrid>
+        <w:gridCol w:w="539"/>
+        <w:gridCol w:w="8504"/>
+      </w:tblGrid>
+      <w:tr>
+        <w:trPr>
+          <w:cantSplit/>
+        </w:trPr>
+        <w:tc>
+          <w:tcPr>
+            <w:tcW w:type="dxa" w:w="539"/>
+            <w:shd w:val="clear" w:color="auto" w:fill="1F5C99"/>
+            <w:vAlign w:val="center"/>
+            <w:tcBorders>
+              <w:top w:val="single" w:sz="4" w:space="0" w:color="D7DEE5"/>
+              <w:left w:val="single" w:sz="4" w:space="0" w:color="D7DEE5"/>
+              <w:bottom w:val="single" w:sz="4" w:space="0" w:color="D7DEE5"/>
+              <w:right w:val="single" w:sz="4" w:space="0" w:color="D7DEE5"/>
+            </w:tcBorders>
+          </w:tcPr>
+          <w:p>
+            <w:pPr>
+              <w:jc w:val="center"/>
+            </w:pPr>
+            <w:r>
+              <w:rPr>
+                <w:rFonts w:ascii="BIZ UDPGothic" w:hAnsi="BIZ UDPGothic" w:eastAsia="BIZ UDPGothic"/>
+                <w:b/>
+                <w:i w:val="0"/>
+                <w:color w:val="FFFFFF"/>
+                <w:sz w:val="22"/>
+              </w:rPr>
+              <w:t>3</w:t>
+            </w:r>
+          </w:p>
+        </w:tc>
+        <w:tc>
+          <w:tcPr>
+            <w:tcW w:type="dxa" w:w="8504"/>
+            <w:tcBorders>
+              <w:top w:val="single" w:sz="4" w:space="0" w:color="D7DEE5"/>
+              <w:left w:val="single" w:sz="4" w:space="0" w:color="D7DEE5"/>
+              <w:bottom w:val="single" w:sz="4" w:space="0" w:color="D7DEE5"/>
+              <w:right w:val="single" w:sz="4" w:space="0" w:color="D7DEE5"/>
+            </w:tcBorders>
+            <w:shd w:val="clear" w:color="auto" w:fill="FAFBFC"/>
+          </w:tcPr>
+          <w:p>
+            <w:r>
+              <w:rPr>
+                <w:rFonts w:ascii="BIZ UDPGothic" w:hAnsi="BIZ UDPGothic" w:eastAsia="BIZ UDPGothic"/>
+                <w:b w:val="0"/>
+                <w:i w:val="0"/>
+                <w:color w:val="20242C"/>
+                <w:sz w:val="21"/>
+              </w:rPr>
+              <w:t>作成すると、そのまま編集画面が開きます。</w:t>
+            </w:r>
+          </w:p>
+        </w:tc>
+      </w:tr>
+    </w:tbl>
     <w:p>
       <w:pPr>
-        <w:pStyle w:val="ListNumber"/>
-        <w:spacing w:after="60"/>
-        <w:ind w:left="340"/>
+        <w:spacing w:before="200" w:after="60"/>
+        <w:pBdr>
+          <w:left w:val="single" w:sz="24" w:space="8" w:color="1F5C99"/>
+        </w:pBdr>
+        <w:ind w:left="113"/>
       </w:pPr>
       <w:r>
         <w:rPr>
-          <w:rFonts w:ascii="Meiryo UI" w:hAnsi="Meiryo UI" w:eastAsia="Meiryo UI"/>
-          <w:b w:val="0"/>
-          <w:i w:val="0"/>
-          <w:sz w:val="21"/>
-        </w:rPr>
-        <w:t>作成すると、そのまま編集画面が開きます。</w:t>
-      </w:r>
-    </w:p>
-    <w:p>
-      <w:pPr>
-        <w:spacing w:before="200" w:after="60"/>
-      </w:pPr>
-      <w:r>
-        <w:rPr>
-          <w:rFonts w:ascii="Meiryo UI" w:hAnsi="Meiryo UI" w:eastAsia="Meiryo UI"/>
+          <w:rFonts w:ascii="BIZ UDPGothic" w:hAnsi="BIZ UDPGothic" w:eastAsia="BIZ UDPGothic"/>
           <w:b/>
           <w:i w:val="0"/>
-          <w:color w:val="1F5C99"/>
-          <w:sz w:val="30"/>
+          <w:color w:val="20242C"/>
+          <w:sz w:val="32"/>
         </w:rPr>
         <w:t>5. 編集画面の使い方</w:t>
       </w:r>
@@ -832,7 +1587,7 @@
       </w:pPr>
       <w:r>
         <w:rPr>
-          <w:rFonts w:ascii="Meiryo UI" w:hAnsi="Meiryo UI" w:eastAsia="Meiryo UI"/>
+          <w:rFonts w:ascii="BIZ UDPGothic" w:hAnsi="BIZ UDPGothic" w:eastAsia="BIZ UDPGothic"/>
           <w:b w:val="0"/>
           <w:i w:val="0"/>
           <w:sz w:val="21"/>
@@ -841,7 +1596,7 @@
       </w:r>
       <w:r>
         <w:rPr>
-          <w:rFonts w:ascii="Meiryo UI" w:hAnsi="Meiryo UI" w:eastAsia="Meiryo UI"/>
+          <w:rFonts w:ascii="BIZ UDPGothic" w:hAnsi="BIZ UDPGothic" w:eastAsia="BIZ UDPGothic"/>
           <w:b/>
           <w:i w:val="0"/>
           <w:sz w:val="21"/>
@@ -850,7 +1605,7 @@
       </w:r>
       <w:r>
         <w:rPr>
-          <w:rFonts w:ascii="Meiryo UI" w:hAnsi="Meiryo UI" w:eastAsia="Meiryo UI"/>
+          <w:rFonts w:ascii="BIZ UDPGothic" w:hAnsi="BIZ UDPGothic" w:eastAsia="BIZ UDPGothic"/>
           <w:b w:val="0"/>
           <w:i w:val="0"/>
           <w:sz w:val="21"/>
@@ -858,45 +1613,71 @@
         <w:t xml:space="preserve"> の 3 つに分かれています。</w:t>
       </w:r>
     </w:p>
-    <w:p>
-      <w:pPr>
+    <w:tbl>
+      <w:tblPr>
+        <w:tblW w:type="auto" w:w="0"/>
         <w:jc w:val="center"/>
-      </w:pPr>
-      <w:r>
-        <w:drawing>
-          <wp:inline xmlns:a="http://schemas.openxmlformats.org/drawingml/2006/main" xmlns:pic="http://schemas.openxmlformats.org/drawingml/2006/picture">
-            <wp:extent cx="5760000" cy="3600000"/>
-            <wp:docPr id="3" name="Picture 3"/>
-            <wp:cNvGraphicFramePr>
-              <a:graphicFrameLocks noChangeAspect="1"/>
-            </wp:cNvGraphicFramePr>
-            <a:graphic>
-              <a:graphicData uri="http://schemas.openxmlformats.org/drawingml/2006/picture">
-                <pic:pic>
-                  <pic:nvPicPr>
-                    <pic:cNvPr id="0" name="editor.png"/>
-                    <pic:cNvPicPr/>
-                  </pic:nvPicPr>
-                  <pic:blipFill>
-                    <a:blip r:embed="rId11"/>
-                    <a:stretch>
-                      <a:fillRect/>
-                    </a:stretch>
-                  </pic:blipFill>
-                  <pic:spPr>
-                    <a:xfrm>
-                      <a:off x="0" y="0"/>
-                      <a:ext cx="5760000" cy="3600000"/>
-                    </a:xfrm>
-                    <a:prstGeom prst="rect"/>
-                  </pic:spPr>
-                </pic:pic>
-              </a:graphicData>
-            </a:graphic>
-          </wp:inline>
-        </w:drawing>
-      </w:r>
-    </w:p>
+        <w:tblLook w:firstColumn="1" w:firstRow="1" w:lastColumn="0" w:lastRow="0" w:noHBand="0" w:noVBand="1" w:val="04A0"/>
+      </w:tblPr>
+      <w:tblGrid>
+        <w:gridCol w:w="9746"/>
+      </w:tblGrid>
+      <w:tr>
+        <w:trPr>
+          <w:cantSplit/>
+        </w:trPr>
+        <w:tc>
+          <w:tcPr>
+            <w:tcW w:type="dxa" w:w="9746"/>
+            <w:tcBorders>
+              <w:top w:val="single" w:sz="8" w:space="0" w:color="D7DEE5"/>
+              <w:left w:val="single" w:sz="8" w:space="0" w:color="D7DEE5"/>
+              <w:bottom w:val="single" w:sz="8" w:space="0" w:color="D7DEE5"/>
+              <w:right w:val="single" w:sz="8" w:space="0" w:color="D7DEE5"/>
+            </w:tcBorders>
+          </w:tcPr>
+          <w:p>
+            <w:pPr>
+              <w:jc w:val="center"/>
+            </w:pPr>
+            <w:r>
+              <w:drawing>
+                <wp:inline xmlns:a="http://schemas.openxmlformats.org/drawingml/2006/main" xmlns:pic="http://schemas.openxmlformats.org/drawingml/2006/picture">
+                  <wp:extent cx="5760000" cy="3600000"/>
+                  <wp:docPr id="3" name="Picture 3"/>
+                  <wp:cNvGraphicFramePr>
+                    <a:graphicFrameLocks noChangeAspect="1"/>
+                  </wp:cNvGraphicFramePr>
+                  <a:graphic>
+                    <a:graphicData uri="http://schemas.openxmlformats.org/drawingml/2006/picture">
+                      <pic:pic>
+                        <pic:nvPicPr>
+                          <pic:cNvPr id="0" name="editor.png"/>
+                          <pic:cNvPicPr/>
+                        </pic:nvPicPr>
+                        <pic:blipFill>
+                          <a:blip r:embed="rId11"/>
+                          <a:stretch>
+                            <a:fillRect/>
+                          </a:stretch>
+                        </pic:blipFill>
+                        <pic:spPr>
+                          <a:xfrm>
+                            <a:off x="0" y="0"/>
+                            <a:ext cx="5760000" cy="3600000"/>
+                          </a:xfrm>
+                          <a:prstGeom prst="rect"/>
+                        </pic:spPr>
+                      </pic:pic>
+                    </a:graphicData>
+                  </a:graphic>
+                </wp:inline>
+              </w:drawing>
+            </w:r>
+          </w:p>
+        </w:tc>
+      </w:tr>
+    </w:tbl>
     <w:p>
       <w:pPr>
         <w:spacing w:after="160"/>
@@ -904,7 +1685,7 @@
       </w:pPr>
       <w:r>
         <w:rPr>
-          <w:rFonts w:ascii="Meiryo UI" w:hAnsi="Meiryo UI" w:eastAsia="Meiryo UI"/>
+          <w:rFonts w:ascii="BIZ UDPGothic" w:hAnsi="BIZ UDPGothic" w:eastAsia="BIZ UDPGothic"/>
           <w:b w:val="0"/>
           <w:i/>
           <w:color w:val="606874"/>
@@ -916,14 +1697,15 @@
     <w:p>
       <w:pPr>
         <w:spacing w:before="140" w:after="60"/>
+        <w:ind w:left="85"/>
       </w:pPr>
       <w:r>
         <w:rPr>
-          <w:rFonts w:ascii="Meiryo UI" w:hAnsi="Meiryo UI" w:eastAsia="Meiryo UI"/>
+          <w:rFonts w:ascii="BIZ UDPGothic" w:hAnsi="BIZ UDPGothic" w:eastAsia="BIZ UDPGothic"/>
           <w:b/>
           <w:i w:val="0"/>
           <w:color w:val="20242C"/>
-          <w:sz w:val="25"/>
+          <w:sz w:val="26"/>
         </w:rPr>
         <w:t>5.1 上部バー</w:t>
       </w:r>
@@ -934,7 +1716,7 @@
       </w:pPr>
       <w:r>
         <w:rPr>
-          <w:rFonts w:ascii="Meiryo UI" w:hAnsi="Meiryo UI" w:eastAsia="Meiryo UI"/>
+          <w:rFonts w:ascii="BIZ UDPGothic" w:hAnsi="BIZ UDPGothic" w:eastAsia="BIZ UDPGothic"/>
           <w:b w:val="0"/>
           <w:i w:val="0"/>
           <w:sz w:val="21"/>
@@ -943,7 +1725,7 @@
       </w:r>
       <w:r>
         <w:rPr>
-          <w:rFonts w:ascii="Meiryo UI" w:hAnsi="Meiryo UI" w:eastAsia="Meiryo UI"/>
+          <w:rFonts w:ascii="BIZ UDPGothic" w:hAnsi="BIZ UDPGothic" w:eastAsia="BIZ UDPGothic"/>
           <w:b/>
           <w:i w:val="0"/>
           <w:sz w:val="21"/>
@@ -952,7 +1734,7 @@
       </w:r>
       <w:r>
         <w:rPr>
-          <w:rFonts w:ascii="Meiryo UI" w:hAnsi="Meiryo UI" w:eastAsia="Meiryo UI"/>
+          <w:rFonts w:ascii="BIZ UDPGothic" w:hAnsi="BIZ UDPGothic" w:eastAsia="BIZ UDPGothic"/>
           <w:b w:val="0"/>
           <w:i w:val="0"/>
           <w:sz w:val="21"/>
@@ -961,7 +1743,7 @@
       </w:r>
       <w:r>
         <w:rPr>
-          <w:rFonts w:ascii="Meiryo UI" w:hAnsi="Meiryo UI" w:eastAsia="Meiryo UI"/>
+          <w:rFonts w:ascii="BIZ UDPGothic" w:hAnsi="BIZ UDPGothic" w:eastAsia="BIZ UDPGothic"/>
           <w:b/>
           <w:i w:val="0"/>
           <w:sz w:val="21"/>
@@ -970,7 +1752,7 @@
       </w:r>
       <w:r>
         <w:rPr>
-          <w:rFonts w:ascii="Meiryo UI" w:hAnsi="Meiryo UI" w:eastAsia="Meiryo UI"/>
+          <w:rFonts w:ascii="BIZ UDPGothic" w:hAnsi="BIZ UDPGothic" w:eastAsia="BIZ UDPGothic"/>
           <w:b w:val="0"/>
           <w:i w:val="0"/>
           <w:sz w:val="21"/>
@@ -979,7 +1761,7 @@
       </w:r>
       <w:r>
         <w:rPr>
-          <w:rFonts w:ascii="Meiryo UI" w:hAnsi="Meiryo UI" w:eastAsia="Meiryo UI"/>
+          <w:rFonts w:ascii="BIZ UDPGothic" w:hAnsi="BIZ UDPGothic" w:eastAsia="BIZ UDPGothic"/>
           <w:b/>
           <w:i w:val="0"/>
           <w:sz w:val="21"/>
@@ -988,7 +1770,7 @@
       </w:r>
       <w:r>
         <w:rPr>
-          <w:rFonts w:ascii="Meiryo UI" w:hAnsi="Meiryo UI" w:eastAsia="Meiryo UI"/>
+          <w:rFonts w:ascii="BIZ UDPGothic" w:hAnsi="BIZ UDPGothic" w:eastAsia="BIZ UDPGothic"/>
           <w:b w:val="0"/>
           <w:i w:val="0"/>
           <w:sz w:val="21"/>
@@ -997,7 +1779,7 @@
       </w:r>
       <w:r>
         <w:rPr>
-          <w:rFonts w:ascii="Meiryo UI" w:hAnsi="Meiryo UI" w:eastAsia="Meiryo UI"/>
+          <w:rFonts w:ascii="BIZ UDPGothic" w:hAnsi="BIZ UDPGothic" w:eastAsia="BIZ UDPGothic"/>
           <w:b/>
           <w:i w:val="0"/>
           <w:sz w:val="21"/>
@@ -1006,7 +1788,7 @@
       </w:r>
       <w:r>
         <w:rPr>
-          <w:rFonts w:ascii="Meiryo UI" w:hAnsi="Meiryo UI" w:eastAsia="Meiryo UI"/>
+          <w:rFonts w:ascii="BIZ UDPGothic" w:hAnsi="BIZ UDPGothic" w:eastAsia="BIZ UDPGothic"/>
           <w:b w:val="0"/>
           <w:i w:val="0"/>
           <w:sz w:val="21"/>
@@ -1017,14 +1799,15 @@
     <w:p>
       <w:pPr>
         <w:spacing w:before="140" w:after="60"/>
+        <w:ind w:left="85"/>
       </w:pPr>
       <w:r>
         <w:rPr>
-          <w:rFonts w:ascii="Meiryo UI" w:hAnsi="Meiryo UI" w:eastAsia="Meiryo UI"/>
+          <w:rFonts w:ascii="BIZ UDPGothic" w:hAnsi="BIZ UDPGothic" w:eastAsia="BIZ UDPGothic"/>
           <w:b/>
           <w:i w:val="0"/>
           <w:color w:val="20242C"/>
-          <w:sz w:val="25"/>
+          <w:sz w:val="26"/>
         </w:rPr>
         <w:t>5.2 左パネル：パーツを足す</w:t>
       </w:r>
@@ -1037,7 +1820,7 @@
       </w:pPr>
       <w:r>
         <w:rPr>
-          <w:rFonts w:ascii="Meiryo UI" w:hAnsi="Meiryo UI" w:eastAsia="Meiryo UI"/>
+          <w:rFonts w:ascii="BIZ UDPGothic" w:hAnsi="BIZ UDPGothic" w:eastAsia="BIZ UDPGothic"/>
           <w:b/>
           <w:i w:val="0"/>
           <w:sz w:val="21"/>
@@ -1046,7 +1829,7 @@
       </w:r>
       <w:r>
         <w:rPr>
-          <w:rFonts w:ascii="Meiryo UI" w:hAnsi="Meiryo UI" w:eastAsia="Meiryo UI"/>
+          <w:rFonts w:ascii="BIZ UDPGothic" w:hAnsi="BIZ UDPGothic" w:eastAsia="BIZ UDPGothic"/>
           <w:b w:val="0"/>
           <w:i w:val="0"/>
           <w:sz w:val="21"/>
@@ -1062,7 +1845,7 @@
       </w:pPr>
       <w:r>
         <w:rPr>
-          <w:rFonts w:ascii="Meiryo UI" w:hAnsi="Meiryo UI" w:eastAsia="Meiryo UI"/>
+          <w:rFonts w:ascii="BIZ UDPGothic" w:hAnsi="BIZ UDPGothic" w:eastAsia="BIZ UDPGothic"/>
           <w:b w:val="0"/>
           <w:i w:val="0"/>
           <w:sz w:val="21"/>
@@ -1078,7 +1861,7 @@
       </w:pPr>
       <w:r>
         <w:rPr>
-          <w:rFonts w:ascii="Meiryo UI" w:hAnsi="Meiryo UI" w:eastAsia="Meiryo UI"/>
+          <w:rFonts w:ascii="BIZ UDPGothic" w:hAnsi="BIZ UDPGothic" w:eastAsia="BIZ UDPGothic"/>
           <w:b/>
           <w:i w:val="0"/>
           <w:sz w:val="21"/>
@@ -1087,7 +1870,7 @@
       </w:r>
       <w:r>
         <w:rPr>
-          <w:rFonts w:ascii="Meiryo UI" w:hAnsi="Meiryo UI" w:eastAsia="Meiryo UI"/>
+          <w:rFonts w:ascii="BIZ UDPGothic" w:hAnsi="BIZ UDPGothic" w:eastAsia="BIZ UDPGothic"/>
           <w:b w:val="0"/>
           <w:i w:val="0"/>
           <w:sz w:val="21"/>
@@ -1098,14 +1881,15 @@
     <w:p>
       <w:pPr>
         <w:spacing w:before="140" w:after="60"/>
+        <w:ind w:left="85"/>
       </w:pPr>
       <w:r>
         <w:rPr>
-          <w:rFonts w:ascii="Meiryo UI" w:hAnsi="Meiryo UI" w:eastAsia="Meiryo UI"/>
+          <w:rFonts w:ascii="BIZ UDPGothic" w:hAnsi="BIZ UDPGothic" w:eastAsia="BIZ UDPGothic"/>
           <w:b/>
           <w:i w:val="0"/>
           <w:color w:val="20242C"/>
-          <w:sz w:val="25"/>
+          <w:sz w:val="26"/>
         </w:rPr>
         <w:t>5.3 中央：紙面（キャンバス）</w:t>
       </w:r>
@@ -1118,7 +1902,7 @@
       </w:pPr>
       <w:r>
         <w:rPr>
-          <w:rFonts w:ascii="Meiryo UI" w:hAnsi="Meiryo UI" w:eastAsia="Meiryo UI"/>
+          <w:rFonts w:ascii="BIZ UDPGothic" w:hAnsi="BIZ UDPGothic" w:eastAsia="BIZ UDPGothic"/>
           <w:b w:val="0"/>
           <w:i w:val="0"/>
           <w:sz w:val="21"/>
@@ -1134,7 +1918,7 @@
       </w:pPr>
       <w:r>
         <w:rPr>
-          <w:rFonts w:ascii="Meiryo UI" w:hAnsi="Meiryo UI" w:eastAsia="Meiryo UI"/>
+          <w:rFonts w:ascii="BIZ UDPGothic" w:hAnsi="BIZ UDPGothic" w:eastAsia="BIZ UDPGothic"/>
           <w:b w:val="0"/>
           <w:i w:val="0"/>
           <w:sz w:val="21"/>
@@ -1143,7 +1927,7 @@
       </w:r>
       <w:r>
         <w:rPr>
-          <w:rFonts w:ascii="Meiryo UI" w:hAnsi="Meiryo UI" w:eastAsia="Meiryo UI"/>
+          <w:rFonts w:ascii="BIZ UDPGothic" w:hAnsi="BIZ UDPGothic" w:eastAsia="BIZ UDPGothic"/>
           <w:b/>
           <w:i w:val="0"/>
           <w:sz w:val="21"/>
@@ -1152,7 +1936,7 @@
       </w:r>
       <w:r>
         <w:rPr>
-          <w:rFonts w:ascii="Meiryo UI" w:hAnsi="Meiryo UI" w:eastAsia="Meiryo UI"/>
+          <w:rFonts w:ascii="BIZ UDPGothic" w:hAnsi="BIZ UDPGothic" w:eastAsia="BIZ UDPGothic"/>
           <w:b w:val="0"/>
           <w:i w:val="0"/>
           <w:sz w:val="21"/>
@@ -1168,7 +1952,7 @@
       </w:pPr>
       <w:r>
         <w:rPr>
-          <w:rFonts w:ascii="Meiryo UI" w:hAnsi="Meiryo UI" w:eastAsia="Meiryo UI"/>
+          <w:rFonts w:ascii="BIZ UDPGothic" w:hAnsi="BIZ UDPGothic" w:eastAsia="BIZ UDPGothic"/>
           <w:b/>
           <w:i w:val="0"/>
           <w:sz w:val="21"/>
@@ -1177,7 +1961,7 @@
       </w:r>
       <w:r>
         <w:rPr>
-          <w:rFonts w:ascii="Meiryo UI" w:hAnsi="Meiryo UI" w:eastAsia="Meiryo UI"/>
+          <w:rFonts w:ascii="BIZ UDPGothic" w:hAnsi="BIZ UDPGothic" w:eastAsia="BIZ UDPGothic"/>
           <w:b w:val="0"/>
           <w:i w:val="0"/>
           <w:sz w:val="21"/>
@@ -1193,7 +1977,7 @@
       </w:pPr>
       <w:r>
         <w:rPr>
-          <w:rFonts w:ascii="Meiryo UI" w:hAnsi="Meiryo UI" w:eastAsia="Meiryo UI"/>
+          <w:rFonts w:ascii="BIZ UDPGothic" w:hAnsi="BIZ UDPGothic" w:eastAsia="BIZ UDPGothic"/>
           <w:b/>
           <w:i w:val="0"/>
           <w:sz w:val="21"/>
@@ -1202,7 +1986,7 @@
       </w:r>
       <w:r>
         <w:rPr>
-          <w:rFonts w:ascii="Meiryo UI" w:hAnsi="Meiryo UI" w:eastAsia="Meiryo UI"/>
+          <w:rFonts w:ascii="BIZ UDPGothic" w:hAnsi="BIZ UDPGothic" w:eastAsia="BIZ UDPGothic"/>
           <w:b w:val="0"/>
           <w:i w:val="0"/>
           <w:sz w:val="21"/>
@@ -1218,7 +2002,7 @@
       </w:pPr>
       <w:r>
         <w:rPr>
-          <w:rFonts w:ascii="Meiryo UI" w:hAnsi="Meiryo UI" w:eastAsia="Meiryo UI"/>
+          <w:rFonts w:ascii="BIZ UDPGothic" w:hAnsi="BIZ UDPGothic" w:eastAsia="BIZ UDPGothic"/>
           <w:b w:val="0"/>
           <w:i w:val="0"/>
           <w:sz w:val="21"/>
@@ -1229,14 +2013,15 @@
     <w:p>
       <w:pPr>
         <w:spacing w:before="140" w:after="60"/>
+        <w:ind w:left="85"/>
       </w:pPr>
       <w:r>
         <w:rPr>
-          <w:rFonts w:ascii="Meiryo UI" w:hAnsi="Meiryo UI" w:eastAsia="Meiryo UI"/>
+          <w:rFonts w:ascii="BIZ UDPGothic" w:hAnsi="BIZ UDPGothic" w:eastAsia="BIZ UDPGothic"/>
           <w:b/>
           <w:i w:val="0"/>
           <w:color w:val="20242C"/>
-          <w:sz w:val="25"/>
+          <w:sz w:val="26"/>
         </w:rPr>
         <w:t>5.4 右パネル：プロパティと履歴</w:t>
       </w:r>
@@ -1249,7 +2034,7 @@
       </w:pPr>
       <w:r>
         <w:rPr>
-          <w:rFonts w:ascii="Meiryo UI" w:hAnsi="Meiryo UI" w:eastAsia="Meiryo UI"/>
+          <w:rFonts w:ascii="BIZ UDPGothic" w:hAnsi="BIZ UDPGothic" w:eastAsia="BIZ UDPGothic"/>
           <w:b w:val="0"/>
           <w:i w:val="0"/>
           <w:sz w:val="21"/>
@@ -1258,7 +2043,7 @@
       </w:r>
       <w:r>
         <w:rPr>
-          <w:rFonts w:ascii="Meiryo UI" w:hAnsi="Meiryo UI" w:eastAsia="Meiryo UI"/>
+          <w:rFonts w:ascii="BIZ UDPGothic" w:hAnsi="BIZ UDPGothic" w:eastAsia="BIZ UDPGothic"/>
           <w:b/>
           <w:i w:val="0"/>
           <w:sz w:val="21"/>
@@ -1267,7 +2052,7 @@
       </w:r>
       <w:r>
         <w:rPr>
-          <w:rFonts w:ascii="Meiryo UI" w:hAnsi="Meiryo UI" w:eastAsia="Meiryo UI"/>
+          <w:rFonts w:ascii="BIZ UDPGothic" w:hAnsi="BIZ UDPGothic" w:eastAsia="BIZ UDPGothic"/>
           <w:b w:val="0"/>
           <w:i w:val="0"/>
           <w:sz w:val="21"/>
@@ -1276,7 +2061,7 @@
       </w:r>
       <w:r>
         <w:rPr>
-          <w:rFonts w:ascii="Meiryo UI" w:hAnsi="Meiryo UI" w:eastAsia="Meiryo UI"/>
+          <w:rFonts w:ascii="BIZ UDPGothic" w:hAnsi="BIZ UDPGothic" w:eastAsia="BIZ UDPGothic"/>
           <w:b/>
           <w:i w:val="0"/>
           <w:sz w:val="21"/>
@@ -1285,7 +2070,7 @@
       </w:r>
       <w:r>
         <w:rPr>
-          <w:rFonts w:ascii="Meiryo UI" w:hAnsi="Meiryo UI" w:eastAsia="Meiryo UI"/>
+          <w:rFonts w:ascii="BIZ UDPGothic" w:hAnsi="BIZ UDPGothic" w:eastAsia="BIZ UDPGothic"/>
           <w:b w:val="0"/>
           <w:i w:val="0"/>
           <w:sz w:val="21"/>
@@ -1301,7 +2086,7 @@
       </w:pPr>
       <w:r>
         <w:rPr>
-          <w:rFonts w:ascii="Meiryo UI" w:hAnsi="Meiryo UI" w:eastAsia="Meiryo UI"/>
+          <w:rFonts w:ascii="BIZ UDPGothic" w:hAnsi="BIZ UDPGothic" w:eastAsia="BIZ UDPGothic"/>
           <w:b w:val="0"/>
           <w:i w:val="0"/>
           <w:sz w:val="21"/>
@@ -1310,7 +2095,7 @@
       </w:r>
       <w:r>
         <w:rPr>
-          <w:rFonts w:ascii="Meiryo UI" w:hAnsi="Meiryo UI" w:eastAsia="Meiryo UI"/>
+          <w:rFonts w:ascii="BIZ UDPGothic" w:hAnsi="BIZ UDPGothic" w:eastAsia="BIZ UDPGothic"/>
           <w:b/>
           <w:i w:val="0"/>
           <w:sz w:val="21"/>
@@ -1319,7 +2104,7 @@
       </w:r>
       <w:r>
         <w:rPr>
-          <w:rFonts w:ascii="Meiryo UI" w:hAnsi="Meiryo UI" w:eastAsia="Meiryo UI"/>
+          <w:rFonts w:ascii="BIZ UDPGothic" w:hAnsi="BIZ UDPGothic" w:eastAsia="BIZ UDPGothic"/>
           <w:b w:val="0"/>
           <w:i w:val="0"/>
           <w:sz w:val="21"/>
@@ -1328,7 +2113,7 @@
       </w:r>
       <w:r>
         <w:rPr>
-          <w:rFonts w:ascii="Meiryo UI" w:hAnsi="Meiryo UI" w:eastAsia="Meiryo UI"/>
+          <w:rFonts w:ascii="BIZ UDPGothic" w:hAnsi="BIZ UDPGothic" w:eastAsia="BIZ UDPGothic"/>
           <w:b/>
           <w:i w:val="0"/>
           <w:sz w:val="21"/>
@@ -1337,7 +2122,7 @@
       </w:r>
       <w:r>
         <w:rPr>
-          <w:rFonts w:ascii="Meiryo UI" w:hAnsi="Meiryo UI" w:eastAsia="Meiryo UI"/>
+          <w:rFonts w:ascii="BIZ UDPGothic" w:hAnsi="BIZ UDPGothic" w:eastAsia="BIZ UDPGothic"/>
           <w:b w:val="0"/>
           <w:i w:val="0"/>
           <w:sz w:val="21"/>
@@ -1346,7 +2131,7 @@
       </w:r>
       <w:r>
         <w:rPr>
-          <w:rFonts w:ascii="Meiryo UI" w:hAnsi="Meiryo UI" w:eastAsia="Meiryo UI"/>
+          <w:rFonts w:ascii="BIZ UDPGothic" w:hAnsi="BIZ UDPGothic" w:eastAsia="BIZ UDPGothic"/>
           <w:b/>
           <w:i w:val="0"/>
           <w:sz w:val="21"/>
@@ -1355,7 +2140,7 @@
       </w:r>
       <w:r>
         <w:rPr>
-          <w:rFonts w:ascii="Meiryo UI" w:hAnsi="Meiryo UI" w:eastAsia="Meiryo UI"/>
+          <w:rFonts w:ascii="BIZ UDPGothic" w:hAnsi="BIZ UDPGothic" w:eastAsia="BIZ UDPGothic"/>
           <w:b w:val="0"/>
           <w:i w:val="0"/>
           <w:sz w:val="21"/>
@@ -1371,7 +2156,7 @@
       </w:pPr>
       <w:r>
         <w:rPr>
-          <w:rFonts w:ascii="Meiryo UI" w:hAnsi="Meiryo UI" w:eastAsia="Meiryo UI"/>
+          <w:rFonts w:ascii="BIZ UDPGothic" w:hAnsi="BIZ UDPGothic" w:eastAsia="BIZ UDPGothic"/>
           <w:b w:val="0"/>
           <w:i w:val="0"/>
           <w:sz w:val="21"/>
@@ -1379,50 +2164,93 @@
         <w:t>下部にそのテンプレートの編集履歴が表示されます。</w:t>
       </w:r>
     </w:p>
+    <w:tbl>
+      <w:tblPr>
+        <w:tblW w:type="auto" w:w="0"/>
+        <w:tblLook w:firstColumn="1" w:firstRow="1" w:lastColumn="0" w:lastRow="0" w:noHBand="0" w:noVBand="1" w:val="04A0"/>
+      </w:tblPr>
+      <w:tblGrid>
+        <w:gridCol w:w="9746"/>
+      </w:tblGrid>
+      <w:tr>
+        <w:trPr>
+          <w:cantSplit/>
+        </w:trPr>
+        <w:tc>
+          <w:tcPr>
+            <w:tcW w:type="dxa" w:w="9746"/>
+            <w:shd w:val="clear" w:color="auto" w:fill="EAF2FB"/>
+            <w:tcBorders>
+              <w:top w:val="single" w:sz="8" w:space="0" w:color="B9D3EE"/>
+              <w:left w:val="single" w:sz="8" w:space="0" w:color="B9D3EE"/>
+              <w:bottom w:val="single" w:sz="8" w:space="0" w:color="B9D3EE"/>
+              <w:right w:val="single" w:sz="8" w:space="0" w:color="B9D3EE"/>
+            </w:tcBorders>
+          </w:tcPr>
+          <w:p>
+            <w:r>
+              <w:rPr>
+                <w:rFonts w:ascii="BIZ UDPGothic" w:hAnsi="BIZ UDPGothic" w:eastAsia="BIZ UDPGothic"/>
+                <w:b/>
+                <w:i w:val="0"/>
+                <w:color w:val="FFFFFF"/>
+                <w:sz w:val="18"/>
+                <w:shd w:val="clear" w:color="auto" w:fill="1F5C99"/>
+              </w:rPr>
+              <w:t xml:space="preserve"> INFO </w:t>
+            </w:r>
+            <w:r>
+              <w:t xml:space="preserve">  </w:t>
+            </w:r>
+            <w:r>
+              <w:rPr>
+                <w:rFonts w:ascii="BIZ UDPGothic" w:hAnsi="BIZ UDPGothic" w:eastAsia="BIZ UDPGothic"/>
+                <w:b w:val="0"/>
+                <w:i w:val="0"/>
+                <w:color w:val="20242C"/>
+                <w:sz w:val="20"/>
+              </w:rPr>
+              <w:t>編集内容は</w:t>
+            </w:r>
+            <w:r>
+              <w:rPr>
+                <w:rFonts w:ascii="BIZ UDPGothic" w:hAnsi="BIZ UDPGothic" w:eastAsia="BIZ UDPGothic"/>
+                <w:b/>
+                <w:i w:val="0"/>
+                <w:color w:val="20242C"/>
+                <w:sz w:val="20"/>
+              </w:rPr>
+              <w:t>自動保存（下書き）</w:t>
+            </w:r>
+            <w:r>
+              <w:rPr>
+                <w:rFonts w:ascii="BIZ UDPGothic" w:hAnsi="BIZ UDPGothic" w:eastAsia="BIZ UDPGothic"/>
+                <w:b w:val="0"/>
+                <w:i w:val="0"/>
+                <w:color w:val="20242C"/>
+                <w:sz w:val="20"/>
+              </w:rPr>
+              <w:t>されます。確定はプレビュー画面の「確定保存」で行います。</w:t>
+            </w:r>
+          </w:p>
+        </w:tc>
+      </w:tr>
+    </w:tbl>
     <w:p>
       <w:pPr>
-        <w:spacing w:before="80" w:after="120"/>
-        <w:shd w:val="clear" w:color="auto" w:fill="EAF2FB"/>
+        <w:spacing w:before="200" w:after="60"/>
+        <w:pBdr>
+          <w:left w:val="single" w:sz="24" w:space="8" w:color="1F5C99"/>
+        </w:pBdr>
+        <w:ind w:left="113"/>
       </w:pPr>
       <w:r>
         <w:rPr>
-          <w:rFonts w:ascii="Meiryo UI" w:hAnsi="Meiryo UI" w:eastAsia="Meiryo UI"/>
-          <w:b w:val="0"/>
-          <w:i w:val="0"/>
-          <w:sz w:val="20"/>
-        </w:rPr>
-        <w:t>編集内容は</w:t>
-      </w:r>
-      <w:r>
-        <w:rPr>
-          <w:rFonts w:ascii="Meiryo UI" w:hAnsi="Meiryo UI" w:eastAsia="Meiryo UI"/>
+          <w:rFonts w:ascii="BIZ UDPGothic" w:hAnsi="BIZ UDPGothic" w:eastAsia="BIZ UDPGothic"/>
           <w:b/>
           <w:i w:val="0"/>
-          <w:sz w:val="20"/>
-        </w:rPr>
-        <w:t>自動保存（下書き）</w:t>
-      </w:r>
-      <w:r>
-        <w:rPr>
-          <w:rFonts w:ascii="Meiryo UI" w:hAnsi="Meiryo UI" w:eastAsia="Meiryo UI"/>
-          <w:b w:val="0"/>
-          <w:i w:val="0"/>
-          <w:sz w:val="20"/>
-        </w:rPr>
-        <w:t>されます。確定はプレビュー画面の「確定保存」で行います。</w:t>
-      </w:r>
-    </w:p>
-    <w:p>
-      <w:pPr>
-        <w:spacing w:before="200" w:after="60"/>
-      </w:pPr>
-      <w:r>
-        <w:rPr>
-          <w:rFonts w:ascii="Meiryo UI" w:hAnsi="Meiryo UI" w:eastAsia="Meiryo UI"/>
-          <w:b/>
-          <w:i w:val="0"/>
-          <w:color w:val="1F5C99"/>
-          <w:sz w:val="30"/>
+          <w:color w:val="20242C"/>
+          <w:sz w:val="32"/>
         </w:rPr>
         <w:t>6. プレビューと PDF 出力</w:t>
       </w:r>
@@ -1433,7 +2261,7 @@
       </w:pPr>
       <w:r>
         <w:rPr>
-          <w:rFonts w:ascii="Meiryo UI" w:hAnsi="Meiryo UI" w:eastAsia="Meiryo UI"/>
+          <w:rFonts w:ascii="BIZ UDPGothic" w:hAnsi="BIZ UDPGothic" w:eastAsia="BIZ UDPGothic"/>
           <w:b w:val="0"/>
           <w:i w:val="0"/>
           <w:sz w:val="21"/>
@@ -1442,7 +2270,7 @@
       </w:r>
       <w:r>
         <w:rPr>
-          <w:rFonts w:ascii="Meiryo UI" w:hAnsi="Meiryo UI" w:eastAsia="Meiryo UI"/>
+          <w:rFonts w:ascii="BIZ UDPGothic" w:hAnsi="BIZ UDPGothic" w:eastAsia="BIZ UDPGothic"/>
           <w:b/>
           <w:i w:val="0"/>
           <w:sz w:val="21"/>
@@ -1451,7 +2279,7 @@
       </w:r>
       <w:r>
         <w:rPr>
-          <w:rFonts w:ascii="Meiryo UI" w:hAnsi="Meiryo UI" w:eastAsia="Meiryo UI"/>
+          <w:rFonts w:ascii="BIZ UDPGothic" w:hAnsi="BIZ UDPGothic" w:eastAsia="BIZ UDPGothic"/>
           <w:b w:val="0"/>
           <w:i w:val="0"/>
           <w:sz w:val="21"/>
@@ -1459,45 +2287,71 @@
         <w:t xml:space="preserve"> を押すと、プレビュー画面に移ります。</w:t>
       </w:r>
     </w:p>
-    <w:p>
-      <w:pPr>
+    <w:tbl>
+      <w:tblPr>
+        <w:tblW w:type="auto" w:w="0"/>
         <w:jc w:val="center"/>
-      </w:pPr>
-      <w:r>
-        <w:drawing>
-          <wp:inline xmlns:a="http://schemas.openxmlformats.org/drawingml/2006/main" xmlns:pic="http://schemas.openxmlformats.org/drawingml/2006/picture">
-            <wp:extent cx="5760000" cy="3600000"/>
-            <wp:docPr id="4" name="Picture 4"/>
-            <wp:cNvGraphicFramePr>
-              <a:graphicFrameLocks noChangeAspect="1"/>
-            </wp:cNvGraphicFramePr>
-            <a:graphic>
-              <a:graphicData uri="http://schemas.openxmlformats.org/drawingml/2006/picture">
-                <pic:pic>
-                  <pic:nvPicPr>
-                    <pic:cNvPr id="0" name="preview.png"/>
-                    <pic:cNvPicPr/>
-                  </pic:nvPicPr>
-                  <pic:blipFill>
-                    <a:blip r:embed="rId12"/>
-                    <a:stretch>
-                      <a:fillRect/>
-                    </a:stretch>
-                  </pic:blipFill>
-                  <pic:spPr>
-                    <a:xfrm>
-                      <a:off x="0" y="0"/>
-                      <a:ext cx="5760000" cy="3600000"/>
-                    </a:xfrm>
-                    <a:prstGeom prst="rect"/>
-                  </pic:spPr>
-                </pic:pic>
-              </a:graphicData>
-            </a:graphic>
-          </wp:inline>
-        </w:drawing>
-      </w:r>
-    </w:p>
+        <w:tblLook w:firstColumn="1" w:firstRow="1" w:lastColumn="0" w:lastRow="0" w:noHBand="0" w:noVBand="1" w:val="04A0"/>
+      </w:tblPr>
+      <w:tblGrid>
+        <w:gridCol w:w="9746"/>
+      </w:tblGrid>
+      <w:tr>
+        <w:trPr>
+          <w:cantSplit/>
+        </w:trPr>
+        <w:tc>
+          <w:tcPr>
+            <w:tcW w:type="dxa" w:w="9746"/>
+            <w:tcBorders>
+              <w:top w:val="single" w:sz="8" w:space="0" w:color="D7DEE5"/>
+              <w:left w:val="single" w:sz="8" w:space="0" w:color="D7DEE5"/>
+              <w:bottom w:val="single" w:sz="8" w:space="0" w:color="D7DEE5"/>
+              <w:right w:val="single" w:sz="8" w:space="0" w:color="D7DEE5"/>
+            </w:tcBorders>
+          </w:tcPr>
+          <w:p>
+            <w:pPr>
+              <w:jc w:val="center"/>
+            </w:pPr>
+            <w:r>
+              <w:drawing>
+                <wp:inline xmlns:a="http://schemas.openxmlformats.org/drawingml/2006/main" xmlns:pic="http://schemas.openxmlformats.org/drawingml/2006/picture">
+                  <wp:extent cx="5760000" cy="3600000"/>
+                  <wp:docPr id="4" name="Picture 4"/>
+                  <wp:cNvGraphicFramePr>
+                    <a:graphicFrameLocks noChangeAspect="1"/>
+                  </wp:cNvGraphicFramePr>
+                  <a:graphic>
+                    <a:graphicData uri="http://schemas.openxmlformats.org/drawingml/2006/picture">
+                      <pic:pic>
+                        <pic:nvPicPr>
+                          <pic:cNvPr id="0" name="preview.png"/>
+                          <pic:cNvPicPr/>
+                        </pic:nvPicPr>
+                        <pic:blipFill>
+                          <a:blip r:embed="rId12"/>
+                          <a:stretch>
+                            <a:fillRect/>
+                          </a:stretch>
+                        </pic:blipFill>
+                        <pic:spPr>
+                          <a:xfrm>
+                            <a:off x="0" y="0"/>
+                            <a:ext cx="5760000" cy="3600000"/>
+                          </a:xfrm>
+                          <a:prstGeom prst="rect"/>
+                        </pic:spPr>
+                      </pic:pic>
+                    </a:graphicData>
+                  </a:graphic>
+                </wp:inline>
+              </w:drawing>
+            </w:r>
+          </w:p>
+        </w:tc>
+      </w:tr>
+    </w:tbl>
     <w:p>
       <w:pPr>
         <w:spacing w:after="160"/>
@@ -1505,7 +2359,7 @@
       </w:pPr>
       <w:r>
         <w:rPr>
-          <w:rFonts w:ascii="Meiryo UI" w:hAnsi="Meiryo UI" w:eastAsia="Meiryo UI"/>
+          <w:rFonts w:ascii="BIZ UDPGothic" w:hAnsi="BIZ UDPGothic" w:eastAsia="BIZ UDPGothic"/>
           <w:b w:val="0"/>
           <w:i/>
           <w:color w:val="606874"/>
@@ -1514,83 +2368,245 @@
         <w:t>プレビュー画面：サンプルデータを差し込んだ実際の見た目</w:t>
       </w:r>
     </w:p>
+    <w:tbl>
+      <w:tblPr>
+        <w:tblW w:type="auto" w:w="0"/>
+        <w:tblLayout w:type="fixed"/>
+        <w:tblLook w:firstColumn="1" w:firstRow="1" w:lastColumn="0" w:lastRow="0" w:noHBand="0" w:noVBand="1" w:val="04A0"/>
+      </w:tblPr>
+      <w:tblGrid>
+        <w:gridCol w:w="539"/>
+        <w:gridCol w:w="8504"/>
+      </w:tblGrid>
+      <w:tr>
+        <w:trPr>
+          <w:cantSplit/>
+        </w:trPr>
+        <w:tc>
+          <w:tcPr>
+            <w:tcW w:type="dxa" w:w="539"/>
+            <w:shd w:val="clear" w:color="auto" w:fill="1F5C99"/>
+            <w:vAlign w:val="center"/>
+            <w:tcBorders>
+              <w:top w:val="single" w:sz="4" w:space="0" w:color="D7DEE5"/>
+              <w:left w:val="single" w:sz="4" w:space="0" w:color="D7DEE5"/>
+              <w:bottom w:val="single" w:sz="4" w:space="0" w:color="D7DEE5"/>
+              <w:right w:val="single" w:sz="4" w:space="0" w:color="D7DEE5"/>
+            </w:tcBorders>
+          </w:tcPr>
+          <w:p>
+            <w:pPr>
+              <w:jc w:val="center"/>
+            </w:pPr>
+            <w:r>
+              <w:rPr>
+                <w:rFonts w:ascii="BIZ UDPGothic" w:hAnsi="BIZ UDPGothic" w:eastAsia="BIZ UDPGothic"/>
+                <w:b/>
+                <w:i w:val="0"/>
+                <w:color w:val="FFFFFF"/>
+                <w:sz w:val="22"/>
+              </w:rPr>
+              <w:t>1</w:t>
+            </w:r>
+          </w:p>
+        </w:tc>
+        <w:tc>
+          <w:tcPr>
+            <w:tcW w:type="dxa" w:w="8504"/>
+            <w:tcBorders>
+              <w:top w:val="single" w:sz="4" w:space="0" w:color="D7DEE5"/>
+              <w:left w:val="single" w:sz="4" w:space="0" w:color="D7DEE5"/>
+              <w:bottom w:val="single" w:sz="4" w:space="0" w:color="D7DEE5"/>
+              <w:right w:val="single" w:sz="4" w:space="0" w:color="D7DEE5"/>
+            </w:tcBorders>
+            <w:shd w:val="clear" w:color="auto" w:fill="FAFBFC"/>
+          </w:tcPr>
+          <w:p>
+            <w:r>
+              <w:rPr>
+                <w:rFonts w:ascii="BIZ UDPGothic" w:hAnsi="BIZ UDPGothic" w:eastAsia="BIZ UDPGothic"/>
+                <w:b w:val="0"/>
+                <w:i w:val="0"/>
+                <w:color w:val="20242C"/>
+                <w:sz w:val="21"/>
+              </w:rPr>
+              <w:t>サンプルデータを差し込んだ実際の見た目が、A4 ページで表示されます。</w:t>
+            </w:r>
+          </w:p>
+        </w:tc>
+      </w:tr>
+    </w:tbl>
+    <w:tbl>
+      <w:tblPr>
+        <w:tblW w:type="auto" w:w="0"/>
+        <w:tblLayout w:type="fixed"/>
+        <w:tblLook w:firstColumn="1" w:firstRow="1" w:lastColumn="0" w:lastRow="0" w:noHBand="0" w:noVBand="1" w:val="04A0"/>
+      </w:tblPr>
+      <w:tblGrid>
+        <w:gridCol w:w="539"/>
+        <w:gridCol w:w="8504"/>
+      </w:tblGrid>
+      <w:tr>
+        <w:trPr>
+          <w:cantSplit/>
+        </w:trPr>
+        <w:tc>
+          <w:tcPr>
+            <w:tcW w:type="dxa" w:w="539"/>
+            <w:shd w:val="clear" w:color="auto" w:fill="1F5C99"/>
+            <w:vAlign w:val="center"/>
+            <w:tcBorders>
+              <w:top w:val="single" w:sz="4" w:space="0" w:color="D7DEE5"/>
+              <w:left w:val="single" w:sz="4" w:space="0" w:color="D7DEE5"/>
+              <w:bottom w:val="single" w:sz="4" w:space="0" w:color="D7DEE5"/>
+              <w:right w:val="single" w:sz="4" w:space="0" w:color="D7DEE5"/>
+            </w:tcBorders>
+          </w:tcPr>
+          <w:p>
+            <w:pPr>
+              <w:jc w:val="center"/>
+            </w:pPr>
+            <w:r>
+              <w:rPr>
+                <w:rFonts w:ascii="BIZ UDPGothic" w:hAnsi="BIZ UDPGothic" w:eastAsia="BIZ UDPGothic"/>
+                <w:b/>
+                <w:i w:val="0"/>
+                <w:color w:val="FFFFFF"/>
+                <w:sz w:val="22"/>
+              </w:rPr>
+              <w:t>2</w:t>
+            </w:r>
+          </w:p>
+        </w:tc>
+        <w:tc>
+          <w:tcPr>
+            <w:tcW w:type="dxa" w:w="8504"/>
+            <w:tcBorders>
+              <w:top w:val="single" w:sz="4" w:space="0" w:color="D7DEE5"/>
+              <w:left w:val="single" w:sz="4" w:space="0" w:color="D7DEE5"/>
+              <w:bottom w:val="single" w:sz="4" w:space="0" w:color="D7DEE5"/>
+              <w:right w:val="single" w:sz="4" w:space="0" w:color="D7DEE5"/>
+            </w:tcBorders>
+            <w:shd w:val="clear" w:color="auto" w:fill="FAFBFC"/>
+          </w:tcPr>
+          <w:p>
+            <w:r>
+              <w:rPr>
+                <w:rFonts w:ascii="BIZ UDPGothic" w:hAnsi="BIZ UDPGothic" w:eastAsia="BIZ UDPGothic"/>
+                <w:b/>
+                <w:i w:val="0"/>
+                <w:color w:val="20242C"/>
+                <w:sz w:val="21"/>
+              </w:rPr>
+              <w:t>「確定保存」</w:t>
+            </w:r>
+            <w:r>
+              <w:rPr>
+                <w:rFonts w:ascii="BIZ UDPGothic" w:hAnsi="BIZ UDPGothic" w:eastAsia="BIZ UDPGothic"/>
+                <w:b w:val="0"/>
+                <w:i w:val="0"/>
+                <w:color w:val="20242C"/>
+                <w:sz w:val="21"/>
+              </w:rPr>
+              <w:t xml:space="preserve"> を押すと、確認のうえテンプレートが保存されます（台帳にも記録されます）。</w:t>
+            </w:r>
+          </w:p>
+        </w:tc>
+      </w:tr>
+    </w:tbl>
+    <w:tbl>
+      <w:tblPr>
+        <w:tblW w:type="auto" w:w="0"/>
+        <w:tblLayout w:type="fixed"/>
+        <w:tblLook w:firstColumn="1" w:firstRow="1" w:lastColumn="0" w:lastRow="0" w:noHBand="0" w:noVBand="1" w:val="04A0"/>
+      </w:tblPr>
+      <w:tblGrid>
+        <w:gridCol w:w="539"/>
+        <w:gridCol w:w="8504"/>
+      </w:tblGrid>
+      <w:tr>
+        <w:trPr>
+          <w:cantSplit/>
+        </w:trPr>
+        <w:tc>
+          <w:tcPr>
+            <w:tcW w:type="dxa" w:w="539"/>
+            <w:shd w:val="clear" w:color="auto" w:fill="1F5C99"/>
+            <w:vAlign w:val="center"/>
+            <w:tcBorders>
+              <w:top w:val="single" w:sz="4" w:space="0" w:color="D7DEE5"/>
+              <w:left w:val="single" w:sz="4" w:space="0" w:color="D7DEE5"/>
+              <w:bottom w:val="single" w:sz="4" w:space="0" w:color="D7DEE5"/>
+              <w:right w:val="single" w:sz="4" w:space="0" w:color="D7DEE5"/>
+            </w:tcBorders>
+          </w:tcPr>
+          <w:p>
+            <w:pPr>
+              <w:jc w:val="center"/>
+            </w:pPr>
+            <w:r>
+              <w:rPr>
+                <w:rFonts w:ascii="BIZ UDPGothic" w:hAnsi="BIZ UDPGothic" w:eastAsia="BIZ UDPGothic"/>
+                <w:b/>
+                <w:i w:val="0"/>
+                <w:color w:val="FFFFFF"/>
+                <w:sz w:val="22"/>
+              </w:rPr>
+              <w:t>3</w:t>
+            </w:r>
+          </w:p>
+        </w:tc>
+        <w:tc>
+          <w:tcPr>
+            <w:tcW w:type="dxa" w:w="8504"/>
+            <w:tcBorders>
+              <w:top w:val="single" w:sz="4" w:space="0" w:color="D7DEE5"/>
+              <w:left w:val="single" w:sz="4" w:space="0" w:color="D7DEE5"/>
+              <w:bottom w:val="single" w:sz="4" w:space="0" w:color="D7DEE5"/>
+              <w:right w:val="single" w:sz="4" w:space="0" w:color="D7DEE5"/>
+            </w:tcBorders>
+            <w:shd w:val="clear" w:color="auto" w:fill="FAFBFC"/>
+          </w:tcPr>
+          <w:p>
+            <w:r>
+              <w:rPr>
+                <w:rFonts w:ascii="BIZ UDPGothic" w:hAnsi="BIZ UDPGothic" w:eastAsia="BIZ UDPGothic"/>
+                <w:b/>
+                <w:i w:val="0"/>
+                <w:color w:val="20242C"/>
+                <w:sz w:val="21"/>
+              </w:rPr>
+              <w:t>「PDF 出力」</w:t>
+            </w:r>
+            <w:r>
+              <w:rPr>
+                <w:rFonts w:ascii="BIZ UDPGothic" w:hAnsi="BIZ UDPGothic" w:eastAsia="BIZ UDPGothic"/>
+                <w:b w:val="0"/>
+                <w:i w:val="0"/>
+                <w:color w:val="20242C"/>
+                <w:sz w:val="21"/>
+              </w:rPr>
+              <w:t xml:space="preserve"> を押すと、PDF がダウンロードされ、出力履歴に記録されます。</w:t>
+            </w:r>
+          </w:p>
+        </w:tc>
+      </w:tr>
+    </w:tbl>
     <w:p>
       <w:pPr>
-        <w:pStyle w:val="ListNumber"/>
-        <w:spacing w:after="60"/>
-        <w:ind w:left="340"/>
+        <w:spacing w:before="200" w:after="60"/>
+        <w:pBdr>
+          <w:left w:val="single" w:sz="24" w:space="8" w:color="1F5C99"/>
+        </w:pBdr>
+        <w:ind w:left="113"/>
       </w:pPr>
       <w:r>
         <w:rPr>
-          <w:rFonts w:ascii="Meiryo UI" w:hAnsi="Meiryo UI" w:eastAsia="Meiryo UI"/>
-          <w:b w:val="0"/>
-          <w:i w:val="0"/>
-          <w:sz w:val="21"/>
-        </w:rPr>
-        <w:t>サンプルデータを差し込んだ実際の見た目が、A4 ページで表示されます。</w:t>
-      </w:r>
-    </w:p>
-    <w:p>
-      <w:pPr>
-        <w:pStyle w:val="ListNumber"/>
-        <w:spacing w:after="60"/>
-        <w:ind w:left="340"/>
-      </w:pPr>
-      <w:r>
-        <w:rPr>
-          <w:rFonts w:ascii="Meiryo UI" w:hAnsi="Meiryo UI" w:eastAsia="Meiryo UI"/>
+          <w:rFonts w:ascii="BIZ UDPGothic" w:hAnsi="BIZ UDPGothic" w:eastAsia="BIZ UDPGothic"/>
           <w:b/>
           <w:i w:val="0"/>
-          <w:sz w:val="21"/>
-        </w:rPr>
-        <w:t>「確定保存」</w:t>
-      </w:r>
-      <w:r>
-        <w:rPr>
-          <w:rFonts w:ascii="Meiryo UI" w:hAnsi="Meiryo UI" w:eastAsia="Meiryo UI"/>
-          <w:b w:val="0"/>
-          <w:i w:val="0"/>
-          <w:sz w:val="21"/>
-        </w:rPr>
-        <w:t xml:space="preserve"> を押すと、確認のうえテンプレートが保存されます（台帳にも記録されます）。</w:t>
-      </w:r>
-    </w:p>
-    <w:p>
-      <w:pPr>
-        <w:pStyle w:val="ListNumber"/>
-        <w:spacing w:after="60"/>
-        <w:ind w:left="340"/>
-      </w:pPr>
-      <w:r>
-        <w:rPr>
-          <w:rFonts w:ascii="Meiryo UI" w:hAnsi="Meiryo UI" w:eastAsia="Meiryo UI"/>
-          <w:b/>
-          <w:i w:val="0"/>
-          <w:sz w:val="21"/>
-        </w:rPr>
-        <w:t>「PDF 出力」</w:t>
-      </w:r>
-      <w:r>
-        <w:rPr>
-          <w:rFonts w:ascii="Meiryo UI" w:hAnsi="Meiryo UI" w:eastAsia="Meiryo UI"/>
-          <w:b w:val="0"/>
-          <w:i w:val="0"/>
-          <w:sz w:val="21"/>
-        </w:rPr>
-        <w:t xml:space="preserve"> を押すと、PDF がダウンロードされ、出力履歴に記録されます。</w:t>
-      </w:r>
-    </w:p>
-    <w:p>
-      <w:pPr>
-        <w:spacing w:before="200" w:after="60"/>
-      </w:pPr>
-      <w:r>
-        <w:rPr>
-          <w:rFonts w:ascii="Meiryo UI" w:hAnsi="Meiryo UI" w:eastAsia="Meiryo UI"/>
-          <w:b/>
-          <w:i w:val="0"/>
-          <w:color w:val="1F5C99"/>
-          <w:sz w:val="30"/>
+          <w:color w:val="20242C"/>
+          <w:sz w:val="32"/>
         </w:rPr>
         <w:t>7. 履歴を見る・版を比べる</w:t>
       </w:r>
@@ -1603,7 +2619,7 @@
       </w:pPr>
       <w:r>
         <w:rPr>
-          <w:rFonts w:ascii="Meiryo UI" w:hAnsi="Meiryo UI" w:eastAsia="Meiryo UI"/>
+          <w:rFonts w:ascii="BIZ UDPGothic" w:hAnsi="BIZ UDPGothic" w:eastAsia="BIZ UDPGothic"/>
           <w:b/>
           <w:i w:val="0"/>
           <w:sz w:val="21"/>
@@ -1612,7 +2628,7 @@
       </w:r>
       <w:r>
         <w:rPr>
-          <w:rFonts w:ascii="Meiryo UI" w:hAnsi="Meiryo UI" w:eastAsia="Meiryo UI"/>
+          <w:rFonts w:ascii="BIZ UDPGothic" w:hAnsi="BIZ UDPGothic" w:eastAsia="BIZ UDPGothic"/>
           <w:b w:val="0"/>
           <w:i w:val="0"/>
           <w:sz w:val="21"/>
@@ -1628,7 +2644,7 @@
       </w:pPr>
       <w:r>
         <w:rPr>
-          <w:rFonts w:ascii="Meiryo UI" w:hAnsi="Meiryo UI" w:eastAsia="Meiryo UI"/>
+          <w:rFonts w:ascii="BIZ UDPGothic" w:hAnsi="BIZ UDPGothic" w:eastAsia="BIZ UDPGothic"/>
           <w:b/>
           <w:i w:val="0"/>
           <w:sz w:val="21"/>
@@ -1637,7 +2653,7 @@
       </w:r>
       <w:r>
         <w:rPr>
-          <w:rFonts w:ascii="Meiryo UI" w:hAnsi="Meiryo UI" w:eastAsia="Meiryo UI"/>
+          <w:rFonts w:ascii="BIZ UDPGothic" w:hAnsi="BIZ UDPGothic" w:eastAsia="BIZ UDPGothic"/>
           <w:b w:val="0"/>
           <w:i w:val="0"/>
           <w:sz w:val="21"/>
@@ -1648,14 +2664,18 @@
     <w:p>
       <w:pPr>
         <w:spacing w:before="200" w:after="60"/>
+        <w:pBdr>
+          <w:left w:val="single" w:sz="24" w:space="8" w:color="1F5C99"/>
+        </w:pBdr>
+        <w:ind w:left="113"/>
       </w:pPr>
       <w:r>
         <w:rPr>
-          <w:rFonts w:ascii="Meiryo UI" w:hAnsi="Meiryo UI" w:eastAsia="Meiryo UI"/>
+          <w:rFonts w:ascii="BIZ UDPGothic" w:hAnsi="BIZ UDPGothic" w:eastAsia="BIZ UDPGothic"/>
           <w:b/>
           <w:i w:val="0"/>
-          <w:color w:val="1F5C99"/>
-          <w:sz w:val="30"/>
+          <w:color w:val="20242C"/>
+          <w:sz w:val="32"/>
         </w:rPr>
         <w:t>8. 管理者の操作（ユーザー管理）</w:t>
       </w:r>
@@ -1666,7 +2686,7 @@
       </w:pPr>
       <w:r>
         <w:rPr>
-          <w:rFonts w:ascii="Meiryo UI" w:hAnsi="Meiryo UI" w:eastAsia="Meiryo UI"/>
+          <w:rFonts w:ascii="BIZ UDPGothic" w:hAnsi="BIZ UDPGothic" w:eastAsia="BIZ UDPGothic"/>
           <w:b w:val="0"/>
           <w:i w:val="0"/>
           <w:sz w:val="21"/>
@@ -1675,7 +2695,7 @@
       </w:r>
       <w:r>
         <w:rPr>
-          <w:rFonts w:ascii="Meiryo UI" w:hAnsi="Meiryo UI" w:eastAsia="Meiryo UI"/>
+          <w:rFonts w:ascii="BIZ UDPGothic" w:hAnsi="BIZ UDPGothic" w:eastAsia="BIZ UDPGothic"/>
           <w:b/>
           <w:i w:val="0"/>
           <w:sz w:val="21"/>
@@ -1684,7 +2704,7 @@
       </w:r>
       <w:r>
         <w:rPr>
-          <w:rFonts w:ascii="Meiryo UI" w:hAnsi="Meiryo UI" w:eastAsia="Meiryo UI"/>
+          <w:rFonts w:ascii="BIZ UDPGothic" w:hAnsi="BIZ UDPGothic" w:eastAsia="BIZ UDPGothic"/>
           <w:b w:val="0"/>
           <w:i w:val="0"/>
           <w:sz w:val="21"/>
@@ -1700,7 +2720,7 @@
       </w:pPr>
       <w:r>
         <w:rPr>
-          <w:rFonts w:ascii="Meiryo UI" w:hAnsi="Meiryo UI" w:eastAsia="Meiryo UI"/>
+          <w:rFonts w:ascii="BIZ UDPGothic" w:hAnsi="BIZ UDPGothic" w:eastAsia="BIZ UDPGothic"/>
           <w:b w:val="0"/>
           <w:i w:val="0"/>
           <w:sz w:val="21"/>
@@ -1709,7 +2729,7 @@
       </w:r>
       <w:r>
         <w:rPr>
-          <w:rFonts w:ascii="Meiryo UI" w:hAnsi="Meiryo UI" w:eastAsia="Meiryo UI"/>
+          <w:rFonts w:ascii="BIZ UDPGothic" w:hAnsi="BIZ UDPGothic" w:eastAsia="BIZ UDPGothic"/>
           <w:b/>
           <w:i w:val="0"/>
           <w:sz w:val="21"/>
@@ -1718,7 +2738,7 @@
       </w:r>
       <w:r>
         <w:rPr>
-          <w:rFonts w:ascii="Meiryo UI" w:hAnsi="Meiryo UI" w:eastAsia="Meiryo UI"/>
+          <w:rFonts w:ascii="BIZ UDPGothic" w:hAnsi="BIZ UDPGothic" w:eastAsia="BIZ UDPGothic"/>
           <w:b w:val="0"/>
           <w:i w:val="0"/>
           <w:sz w:val="21"/>
@@ -1727,7 +2747,7 @@
       </w:r>
       <w:r>
         <w:rPr>
-          <w:rFonts w:ascii="Meiryo UI" w:hAnsi="Meiryo UI" w:eastAsia="Meiryo UI"/>
+          <w:rFonts w:ascii="BIZ UDPGothic" w:hAnsi="BIZ UDPGothic" w:eastAsia="BIZ UDPGothic"/>
           <w:b/>
           <w:i w:val="0"/>
           <w:sz w:val="21"/>
@@ -1736,7 +2756,7 @@
       </w:r>
       <w:r>
         <w:rPr>
-          <w:rFonts w:ascii="Meiryo UI" w:hAnsi="Meiryo UI" w:eastAsia="Meiryo UI"/>
+          <w:rFonts w:ascii="BIZ UDPGothic" w:hAnsi="BIZ UDPGothic" w:eastAsia="BIZ UDPGothic"/>
           <w:b w:val="0"/>
           <w:i w:val="0"/>
           <w:sz w:val="21"/>
@@ -1752,7 +2772,7 @@
       </w:pPr>
       <w:r>
         <w:rPr>
-          <w:rFonts w:ascii="Meiryo UI" w:hAnsi="Meiryo UI" w:eastAsia="Meiryo UI"/>
+          <w:rFonts w:ascii="BIZ UDPGothic" w:hAnsi="BIZ UDPGothic" w:eastAsia="BIZ UDPGothic"/>
           <w:b w:val="0"/>
           <w:i w:val="0"/>
           <w:sz w:val="21"/>
@@ -1761,7 +2781,7 @@
       </w:r>
       <w:r>
         <w:rPr>
-          <w:rFonts w:ascii="Meiryo UI" w:hAnsi="Meiryo UI" w:eastAsia="Meiryo UI"/>
+          <w:rFonts w:ascii="BIZ UDPGothic" w:hAnsi="BIZ UDPGothic" w:eastAsia="BIZ UDPGothic"/>
           <w:b/>
           <w:i w:val="0"/>
           <w:sz w:val="21"/>
@@ -1770,7 +2790,7 @@
       </w:r>
       <w:r>
         <w:rPr>
-          <w:rFonts w:ascii="Meiryo UI" w:hAnsi="Meiryo UI" w:eastAsia="Meiryo UI"/>
+          <w:rFonts w:ascii="BIZ UDPGothic" w:hAnsi="BIZ UDPGothic" w:eastAsia="BIZ UDPGothic"/>
           <w:b w:val="0"/>
           <w:i w:val="0"/>
           <w:sz w:val="21"/>
@@ -1779,7 +2799,7 @@
       </w:r>
       <w:r>
         <w:rPr>
-          <w:rFonts w:ascii="Meiryo UI" w:hAnsi="Meiryo UI" w:eastAsia="Meiryo UI"/>
+          <w:rFonts w:ascii="BIZ UDPGothic" w:hAnsi="BIZ UDPGothic" w:eastAsia="BIZ UDPGothic"/>
           <w:b/>
           <w:i w:val="0"/>
           <w:sz w:val="21"/>
@@ -1788,7 +2808,7 @@
       </w:r>
       <w:r>
         <w:rPr>
-          <w:rFonts w:ascii="Meiryo UI" w:hAnsi="Meiryo UI" w:eastAsia="Meiryo UI"/>
+          <w:rFonts w:ascii="BIZ UDPGothic" w:hAnsi="BIZ UDPGothic" w:eastAsia="BIZ UDPGothic"/>
           <w:b w:val="0"/>
           <w:i w:val="0"/>
           <w:sz w:val="21"/>
@@ -1796,21 +2816,58 @@
         <w:t>（いずれも確認ダイアログあり）。</w:t>
       </w:r>
     </w:p>
-    <w:p>
-      <w:pPr>
-        <w:spacing w:before="80" w:after="120"/>
-        <w:shd w:val="clear" w:color="auto" w:fill="EAF2FB"/>
-      </w:pPr>
-      <w:r>
-        <w:rPr>
-          <w:rFonts w:ascii="Meiryo UI" w:hAnsi="Meiryo UI" w:eastAsia="Meiryo UI"/>
-          <w:b w:val="0"/>
-          <w:i w:val="0"/>
-          <w:sz w:val="20"/>
-        </w:rPr>
-        <w:t>新規ユーザーの初期パスワードはユーザー ID です。初回ログイン時に本人が変更します。</w:t>
-      </w:r>
-    </w:p>
+    <w:tbl>
+      <w:tblPr>
+        <w:tblW w:type="auto" w:w="0"/>
+        <w:tblLook w:firstColumn="1" w:firstRow="1" w:lastColumn="0" w:lastRow="0" w:noHBand="0" w:noVBand="1" w:val="04A0"/>
+      </w:tblPr>
+      <w:tblGrid>
+        <w:gridCol w:w="9746"/>
+      </w:tblGrid>
+      <w:tr>
+        <w:trPr>
+          <w:cantSplit/>
+        </w:trPr>
+        <w:tc>
+          <w:tcPr>
+            <w:tcW w:type="dxa" w:w="9746"/>
+            <w:shd w:val="clear" w:color="auto" w:fill="EAF2FB"/>
+            <w:tcBorders>
+              <w:top w:val="single" w:sz="8" w:space="0" w:color="B9D3EE"/>
+              <w:left w:val="single" w:sz="8" w:space="0" w:color="B9D3EE"/>
+              <w:bottom w:val="single" w:sz="8" w:space="0" w:color="B9D3EE"/>
+              <w:right w:val="single" w:sz="8" w:space="0" w:color="B9D3EE"/>
+            </w:tcBorders>
+          </w:tcPr>
+          <w:p>
+            <w:r>
+              <w:rPr>
+                <w:rFonts w:ascii="BIZ UDPGothic" w:hAnsi="BIZ UDPGothic" w:eastAsia="BIZ UDPGothic"/>
+                <w:b/>
+                <w:i w:val="0"/>
+                <w:color w:val="FFFFFF"/>
+                <w:sz w:val="18"/>
+                <w:shd w:val="clear" w:color="auto" w:fill="1F5C99"/>
+              </w:rPr>
+              <w:t xml:space="preserve"> INFO </w:t>
+            </w:r>
+            <w:r>
+              <w:t xml:space="preserve">  </w:t>
+            </w:r>
+            <w:r>
+              <w:rPr>
+                <w:rFonts w:ascii="BIZ UDPGothic" w:hAnsi="BIZ UDPGothic" w:eastAsia="BIZ UDPGothic"/>
+                <w:b w:val="0"/>
+                <w:i w:val="0"/>
+                <w:color w:val="20242C"/>
+                <w:sz w:val="20"/>
+              </w:rPr>
+              <w:t>新規ユーザーの初期パスワードはユーザー ID です。初回ログイン時に本人が変更します。</w:t>
+            </w:r>
+          </w:p>
+        </w:tc>
+      </w:tr>
+    </w:tbl>
     <w:sectPr>
       <w:pgSz w:w="12240" w:h="15840"/>
       <w:pgMar w:top="1134" w:right="1247" w:bottom="1134" w:left="1247" w:header="720" w:footer="720" w:gutter="0"/>
@@ -2185,7 +3242,7 @@
     <w:qFormat/>
     <w:rsid w:val="00FC693F"/>
     <w:rPr>
-      <w:rFonts w:ascii="Meiryo UI" w:hAnsi="Meiryo UI" w:eastAsia="Meiryo UI"/>
+      <w:rFonts w:ascii="BIZ UDPGothic" w:hAnsi="BIZ UDPGothic" w:eastAsia="BIZ UDPGothic"/>
       <w:sz w:val="21"/>
     </w:rPr>
   </w:style>

--- a/docs/editor/Editor_操作手順書.docx
+++ b/docs/editor/Editor_操作手順書.docx
@@ -71,6 +71,8 @@
     </w:p>
     <w:p>
       <w:pPr>
+        <w:keepNext/>
+        <w:keepLines/>
         <w:spacing w:before="200" w:after="60"/>
         <w:pBdr>
           <w:left w:val="single" w:sz="24" w:space="8" w:color="1F5C99"/>
@@ -477,6 +479,8 @@
     </w:tbl>
     <w:p>
       <w:pPr>
+        <w:keepNext/>
+        <w:keepLines/>
         <w:spacing w:before="200" w:after="60"/>
         <w:pBdr>
           <w:left w:val="single" w:sz="24" w:space="8" w:color="1F5C99"/>
@@ -787,6 +791,8 @@
     </w:tbl>
     <w:p>
       <w:pPr>
+        <w:keepNext/>
+        <w:keepLines/>
         <w:spacing w:before="200" w:after="60"/>
         <w:pBdr>
           <w:left w:val="single" w:sz="24" w:space="8" w:color="1F5C99"/>
@@ -1291,6 +1297,8 @@
     </w:p>
     <w:p>
       <w:pPr>
+        <w:keepNext/>
+        <w:keepLines/>
         <w:spacing w:before="200" w:after="60"/>
         <w:pBdr>
           <w:left w:val="single" w:sz="24" w:space="8" w:color="1F5C99"/>
@@ -1564,6 +1572,8 @@
     </w:tbl>
     <w:p>
       <w:pPr>
+        <w:keepNext/>
+        <w:keepLines/>
         <w:spacing w:before="200" w:after="60"/>
         <w:pBdr>
           <w:left w:val="single" w:sz="24" w:space="8" w:color="1F5C99"/>
@@ -1696,6 +1706,8 @@
     </w:p>
     <w:p>
       <w:pPr>
+        <w:keepNext/>
+        <w:keepLines/>
         <w:spacing w:before="140" w:after="60"/>
         <w:ind w:left="85"/>
       </w:pPr>
@@ -1798,6 +1810,8 @@
     </w:p>
     <w:p>
       <w:pPr>
+        <w:keepNext/>
+        <w:keepLines/>
         <w:spacing w:before="140" w:after="60"/>
         <w:ind w:left="85"/>
       </w:pPr>
@@ -1880,6 +1894,8 @@
     </w:p>
     <w:p>
       <w:pPr>
+        <w:keepNext/>
+        <w:keepLines/>
         <w:spacing w:before="140" w:after="60"/>
         <w:ind w:left="85"/>
       </w:pPr>
@@ -2012,6 +2028,8 @@
     </w:p>
     <w:p>
       <w:pPr>
+        <w:keepNext/>
+        <w:keepLines/>
         <w:spacing w:before="140" w:after="60"/>
         <w:ind w:left="85"/>
       </w:pPr>
@@ -2238,6 +2256,8 @@
     </w:tbl>
     <w:p>
       <w:pPr>
+        <w:keepNext/>
+        <w:keepLines/>
         <w:spacing w:before="200" w:after="60"/>
         <w:pBdr>
           <w:left w:val="single" w:sz="24" w:space="8" w:color="1F5C99"/>
@@ -2594,6 +2614,8 @@
     </w:tbl>
     <w:p>
       <w:pPr>
+        <w:keepNext/>
+        <w:keepLines/>
         <w:spacing w:before="200" w:after="60"/>
         <w:pBdr>
           <w:left w:val="single" w:sz="24" w:space="8" w:color="1F5C99"/>
@@ -2663,6 +2685,8 @@
     </w:p>
     <w:p>
       <w:pPr>
+        <w:keepNext/>
+        <w:keepLines/>
         <w:spacing w:before="200" w:after="60"/>
         <w:pBdr>
           <w:left w:val="single" w:sz="24" w:space="8" w:color="1F5C99"/>
@@ -3241,6 +3265,9 @@
     <w:name w:val="Normal"/>
     <w:qFormat/>
     <w:rsid w:val="00FC693F"/>
+    <w:pPr>
+      <w:widowControl/>
+    </w:pPr>
     <w:rPr>
       <w:rFonts w:ascii="BIZ UDPGothic" w:hAnsi="BIZ UDPGothic" w:eastAsia="BIZ UDPGothic"/>
       <w:sz w:val="21"/>

--- a/docs/editor/Editor_操作手順書.docx
+++ b/docs/editor/Editor_操作手順書.docx
@@ -1848,7 +1848,7 @@
           <w:i w:val="0"/>
           <w:sz w:val="21"/>
         </w:rPr>
-        <w:t xml:space="preserve"> をオンにすると、分類のドロップダウン（カテゴリ → 大分類 → 中分類 → 小分類）と検索欄が出ます。</w:t>
+        <w:t xml:space="preserve"> をオンにすると、分類のドロップダウン（カテゴリ → 大分類 → 中分類 → 小分類）が出ます。上から順に選ぶと下の段が選べるようになります。</w:t>
       </w:r>
     </w:p>
     <w:p>
@@ -1864,7 +1864,59 @@
           <w:i w:val="0"/>
           <w:sz w:val="21"/>
         </w:rPr>
-        <w:t>分類や名前でパーツを絞り込み、使いたいパーツをクリックすると中央の紙面に挿入されます。</w:t>
+        <w:t>小分類まで選んでパーツが 1 つに決まると、下に</w:t>
+      </w:r>
+      <w:r>
+        <w:rPr>
+          <w:rFonts w:ascii="BIZ UDPGothic" w:hAnsi="BIZ UDPGothic" w:eastAsia="BIZ UDPGothic"/>
+          <w:b/>
+          <w:i w:val="0"/>
+          <w:sz w:val="21"/>
+        </w:rPr>
+        <w:t>そのパーツの見た目（プレビュー）</w:t>
+      </w:r>
+      <w:r>
+        <w:rPr>
+          <w:rFonts w:ascii="BIZ UDPGothic" w:hAnsi="BIZ UDPGothic" w:eastAsia="BIZ UDPGothic"/>
+          <w:b w:val="0"/>
+          <w:i w:val="0"/>
+          <w:sz w:val="21"/>
+        </w:rPr>
+        <w:t>と名前・説明が表示されます。同じ名前のパーツが複数あるときだけ、間に小さな選択リストが出るので 1 つ選びます。</w:t>
+      </w:r>
+    </w:p>
+    <w:p>
+      <w:pPr>
+        <w:pStyle w:val="ListBullet"/>
+        <w:spacing w:after="40"/>
+        <w:ind w:left="340"/>
+      </w:pPr>
+      <w:r>
+        <w:rPr>
+          <w:rFonts w:ascii="BIZ UDPGothic" w:hAnsi="BIZ UDPGothic" w:eastAsia="BIZ UDPGothic"/>
+          <w:b w:val="0"/>
+          <w:i w:val="0"/>
+          <w:sz w:val="21"/>
+        </w:rPr>
+        <w:t xml:space="preserve">下部の </w:t>
+      </w:r>
+      <w:r>
+        <w:rPr>
+          <w:rFonts w:ascii="BIZ UDPGothic" w:hAnsi="BIZ UDPGothic" w:eastAsia="BIZ UDPGothic"/>
+          <w:b/>
+          <w:i w:val="0"/>
+          <w:sz w:val="21"/>
+        </w:rPr>
+        <w:t>「追加」</w:t>
+      </w:r>
+      <w:r>
+        <w:rPr>
+          <w:rFonts w:ascii="BIZ UDPGothic" w:hAnsi="BIZ UDPGothic" w:eastAsia="BIZ UDPGothic"/>
+          <w:b w:val="0"/>
+          <w:i w:val="0"/>
+          <w:sz w:val="21"/>
+        </w:rPr>
+        <w:t xml:space="preserve"> ボタンを押すと、中央の紙面に挿入されます。</w:t>
       </w:r>
     </w:p>
     <w:p>

--- a/docs/editor/Editor_操作手順書.docx
+++ b/docs/editor/Editor_操作手順書.docx
@@ -34,7 +34,7 @@
           <w:color w:val="606874"/>
           <w:sz w:val="22"/>
         </w:rPr>
-        <w:t>ファンド報告書テンプレートを編集するツール ／ ご担当者さま向け ・ 版 1.0</w:t>
+        <w:t>ファンド報告書テンプレートを編集するツール ／ ご担当者さま向け ・ 版 2.0</w:t>
       </w:r>
     </w:p>
     <w:p>
@@ -67,6 +67,206 @@
           <w:sz w:val="21"/>
         </w:rPr>
         <w:t xml:space="preserve"> などのテンプレート記号はツールが自動で守るので、レイアウトや文言の編集に集中できます。</w:t>
+      </w:r>
+    </w:p>
+    <w:p>
+      <w:pPr>
+        <w:keepNext/>
+        <w:keepLines/>
+        <w:spacing w:before="200" w:after="60"/>
+        <w:pBdr>
+          <w:left w:val="single" w:sz="24" w:space="8" w:color="1F5C99"/>
+        </w:pBdr>
+        <w:ind w:left="113"/>
+      </w:pPr>
+      <w:r>
+        <w:rPr>
+          <w:rFonts w:ascii="BIZ UDPGothic" w:hAnsi="BIZ UDPGothic" w:eastAsia="BIZ UDPGothic"/>
+          <w:b/>
+          <w:i w:val="0"/>
+          <w:color w:val="20242C"/>
+          <w:sz w:val="32"/>
+        </w:rPr>
+        <w:t>0. はじめに</w:t>
+      </w:r>
+    </w:p>
+    <w:p>
+      <w:pPr>
+        <w:keepNext/>
+        <w:keepLines/>
+        <w:spacing w:before="140" w:after="60"/>
+        <w:ind w:left="85"/>
+      </w:pPr>
+      <w:r>
+        <w:rPr>
+          <w:rFonts w:ascii="BIZ UDPGothic" w:hAnsi="BIZ UDPGothic" w:eastAsia="BIZ UDPGothic"/>
+          <w:b/>
+          <w:i w:val="0"/>
+          <w:color w:val="20242C"/>
+          <w:sz w:val="26"/>
+        </w:rPr>
+        <w:t>0.1 前提</w:t>
+      </w:r>
+    </w:p>
+    <w:p>
+      <w:pPr>
+        <w:pStyle w:val="ListBullet"/>
+        <w:spacing w:after="40"/>
+        <w:ind w:left="340"/>
+      </w:pPr>
+      <w:r>
+        <w:rPr>
+          <w:rFonts w:ascii="BIZ UDPGothic" w:hAnsi="BIZ UDPGothic" w:eastAsia="BIZ UDPGothic"/>
+          <w:b w:val="0"/>
+          <w:i w:val="0"/>
+          <w:sz w:val="21"/>
+        </w:rPr>
+        <w:t xml:space="preserve">使うのは </w:t>
+      </w:r>
+      <w:r>
+        <w:rPr>
+          <w:rFonts w:ascii="BIZ UDPGothic" w:hAnsi="BIZ UDPGothic" w:eastAsia="BIZ UDPGothic"/>
+          <w:b/>
+          <w:i w:val="0"/>
+          <w:sz w:val="21"/>
+        </w:rPr>
+        <w:t>ブラウザだけ</w:t>
+      </w:r>
+      <w:r>
+        <w:rPr>
+          <w:rFonts w:ascii="BIZ UDPGothic" w:hAnsi="BIZ UDPGothic" w:eastAsia="BIZ UDPGothic"/>
+          <w:b w:val="0"/>
+          <w:i w:val="0"/>
+          <w:sz w:val="21"/>
+        </w:rPr>
+        <w:t>です（インストール不要）。ツールの URL・自分のユーザー ID は、着任時に管理者から受け取ってください。</w:t>
+      </w:r>
+    </w:p>
+    <w:p>
+      <w:pPr>
+        <w:pStyle w:val="ListBullet"/>
+        <w:spacing w:after="40"/>
+        <w:ind w:left="340"/>
+      </w:pPr>
+      <w:r>
+        <w:rPr>
+          <w:rFonts w:ascii="BIZ UDPGothic" w:hAnsi="BIZ UDPGothic" w:eastAsia="BIZ UDPGothic"/>
+          <w:b/>
+          <w:i w:val="0"/>
+          <w:sz w:val="21"/>
+        </w:rPr>
+        <w:t>保存の仕組み</w:t>
+      </w:r>
+      <w:r>
+        <w:rPr>
+          <w:rFonts w:ascii="BIZ UDPGothic" w:hAnsi="BIZ UDPGothic" w:eastAsia="BIZ UDPGothic"/>
+          <w:b w:val="0"/>
+          <w:i w:val="0"/>
+          <w:sz w:val="21"/>
+        </w:rPr>
+        <w:t>を先に覚えてください: 編集内容は</w:t>
+      </w:r>
+      <w:r>
+        <w:rPr>
+          <w:rFonts w:ascii="BIZ UDPGothic" w:hAnsi="BIZ UDPGothic" w:eastAsia="BIZ UDPGothic"/>
+          <w:b/>
+          <w:i w:val="0"/>
+          <w:sz w:val="21"/>
+        </w:rPr>
+        <w:t>自動保存（下書き）</w:t>
+      </w:r>
+      <w:r>
+        <w:rPr>
+          <w:rFonts w:ascii="BIZ UDPGothic" w:hAnsi="BIZ UDPGothic" w:eastAsia="BIZ UDPGothic"/>
+          <w:b w:val="0"/>
+          <w:i w:val="0"/>
+          <w:sz w:val="21"/>
+        </w:rPr>
+        <w:t xml:space="preserve">され、自分だけに見えます。本番のテンプレートに反映するには </w:t>
+      </w:r>
+      <w:r>
+        <w:rPr>
+          <w:rFonts w:ascii="BIZ UDPGothic" w:hAnsi="BIZ UDPGothic" w:eastAsia="BIZ UDPGothic"/>
+          <w:b/>
+          <w:i w:val="0"/>
+          <w:sz w:val="21"/>
+        </w:rPr>
+        <w:t>「確定保存を申請」→ 精査者の承認</w:t>
+      </w:r>
+      <w:r>
+        <w:rPr>
+          <w:rFonts w:ascii="BIZ UDPGothic" w:hAnsi="BIZ UDPGothic" w:eastAsia="BIZ UDPGothic"/>
+          <w:b w:val="0"/>
+          <w:i w:val="0"/>
+          <w:sz w:val="21"/>
+        </w:rPr>
+        <w:t xml:space="preserve"> が必要です（第 6・7 章）。うっかり本番を壊す心配はありません。</w:t>
+      </w:r>
+    </w:p>
+    <w:p>
+      <w:pPr>
+        <w:pStyle w:val="ListBullet"/>
+        <w:spacing w:after="40"/>
+        <w:ind w:left="340"/>
+      </w:pPr>
+      <w:r>
+        <w:rPr>
+          <w:rFonts w:ascii="BIZ UDPGothic" w:hAnsi="BIZ UDPGothic" w:eastAsia="BIZ UDPGothic"/>
+          <w:b w:val="0"/>
+          <w:i w:val="0"/>
+          <w:sz w:val="21"/>
+        </w:rPr>
+        <w:t>自分の</w:t>
+      </w:r>
+      <w:r>
+        <w:rPr>
+          <w:rFonts w:ascii="BIZ UDPGothic" w:hAnsi="BIZ UDPGothic" w:eastAsia="BIZ UDPGothic"/>
+          <w:b/>
+          <w:i w:val="0"/>
+          <w:sz w:val="21"/>
+        </w:rPr>
+        <w:t>ロール（権限）</w:t>
+      </w:r>
+      <w:r>
+        <w:rPr>
+          <w:rFonts w:ascii="BIZ UDPGothic" w:hAnsi="BIZ UDPGothic" w:eastAsia="BIZ UDPGothic"/>
+          <w:b w:val="0"/>
+          <w:i w:val="0"/>
+          <w:sz w:val="21"/>
+        </w:rPr>
+        <w:t>で使える画面が変わります: 編集者（editor）= 編集と申請 / 精査者（approver）= 承認・却下 / 管理者（admin）= 全部 + ユーザー管理 / 閲覧者（viewer）= 見るだけ。</w:t>
+      </w:r>
+    </w:p>
+    <w:p>
+      <w:pPr>
+        <w:keepNext/>
+        <w:keepLines/>
+        <w:spacing w:before="140" w:after="60"/>
+        <w:ind w:left="85"/>
+      </w:pPr>
+      <w:r>
+        <w:rPr>
+          <w:rFonts w:ascii="BIZ UDPGothic" w:hAnsi="BIZ UDPGothic" w:eastAsia="BIZ UDPGothic"/>
+          <w:b/>
+          <w:i w:val="0"/>
+          <w:color w:val="20242C"/>
+          <w:sz w:val="26"/>
+        </w:rPr>
+        <w:t>0.2 本書の読み方</w:t>
+      </w:r>
+    </w:p>
+    <w:p>
+      <w:pPr>
+        <w:spacing w:after="80"/>
+      </w:pPr>
+      <w:r>
+        <w:rPr>
+          <w:rFonts w:ascii="BIZ UDPGothic" w:hAnsi="BIZ UDPGothic" w:eastAsia="BIZ UDPGothic"/>
+          <w:b w:val="0"/>
+          <w:i w:val="0"/>
+          <w:sz w:val="21"/>
+        </w:rPr>
+        <w:t>はじめての方は 1 → 2 → 3 → 5 → 6 章の順に読むと、ログインから「編集して申請する」までの一連の流れがつかめます。精査者の方は 7 章、管理者の方は 9 章もご覧ください。困ったときは 10 章（FAQ）へ。</w:t>
       </w:r>
     </w:p>
     <w:p>
@@ -259,94 +459,6 @@
     <w:tbl>
       <w:tblPr>
         <w:tblW w:type="auto" w:w="0"/>
-        <w:tblLayout w:type="fixed"/>
-        <w:tblLook w:firstColumn="1" w:firstRow="1" w:lastColumn="0" w:lastRow="0" w:noHBand="0" w:noVBand="1" w:val="04A0"/>
-      </w:tblPr>
-      <w:tblGrid>
-        <w:gridCol w:w="539"/>
-        <w:gridCol w:w="8504"/>
-      </w:tblGrid>
-      <w:tr>
-        <w:trPr>
-          <w:cantSplit/>
-        </w:trPr>
-        <w:tc>
-          <w:tcPr>
-            <w:tcW w:type="dxa" w:w="539"/>
-            <w:shd w:val="clear" w:color="auto" w:fill="1F5C99"/>
-            <w:vAlign w:val="center"/>
-            <w:tcBorders>
-              <w:top w:val="single" w:sz="4" w:space="0" w:color="D7DEE5"/>
-              <w:left w:val="single" w:sz="4" w:space="0" w:color="D7DEE5"/>
-              <w:bottom w:val="single" w:sz="4" w:space="0" w:color="D7DEE5"/>
-              <w:right w:val="single" w:sz="4" w:space="0" w:color="D7DEE5"/>
-            </w:tcBorders>
-          </w:tcPr>
-          <w:p>
-            <w:pPr>
-              <w:jc w:val="center"/>
-            </w:pPr>
-            <w:r>
-              <w:rPr>
-                <w:rFonts w:ascii="BIZ UDPGothic" w:hAnsi="BIZ UDPGothic" w:eastAsia="BIZ UDPGothic"/>
-                <w:b/>
-                <w:i w:val="0"/>
-                <w:color w:val="FFFFFF"/>
-                <w:sz w:val="22"/>
-              </w:rPr>
-              <w:t>3</w:t>
-            </w:r>
-          </w:p>
-        </w:tc>
-        <w:tc>
-          <w:tcPr>
-            <w:tcW w:type="dxa" w:w="8504"/>
-            <w:tcBorders>
-              <w:top w:val="single" w:sz="4" w:space="0" w:color="D7DEE5"/>
-              <w:left w:val="single" w:sz="4" w:space="0" w:color="D7DEE5"/>
-              <w:bottom w:val="single" w:sz="4" w:space="0" w:color="D7DEE5"/>
-              <w:right w:val="single" w:sz="4" w:space="0" w:color="D7DEE5"/>
-            </w:tcBorders>
-            <w:shd w:val="clear" w:color="auto" w:fill="FAFBFC"/>
-          </w:tcPr>
-          <w:p>
-            <w:r>
-              <w:rPr>
-                <w:rFonts w:ascii="BIZ UDPGothic" w:hAnsi="BIZ UDPGothic" w:eastAsia="BIZ UDPGothic"/>
-                <w:b w:val="0"/>
-                <w:i w:val="0"/>
-                <w:color w:val="20242C"/>
-                <w:sz w:val="21"/>
-              </w:rPr>
-              <w:t>はじめてのログインのときは、</w:t>
-            </w:r>
-            <w:r>
-              <w:rPr>
-                <w:rFonts w:ascii="BIZ UDPGothic" w:hAnsi="BIZ UDPGothic" w:eastAsia="BIZ UDPGothic"/>
-                <w:b/>
-                <w:i w:val="0"/>
-                <w:color w:val="20242C"/>
-                <w:sz w:val="21"/>
-              </w:rPr>
-              <w:t>パスワードの初期設定</w:t>
-            </w:r>
-            <w:r>
-              <w:rPr>
-                <w:rFonts w:ascii="BIZ UDPGothic" w:hAnsi="BIZ UDPGothic" w:eastAsia="BIZ UDPGothic"/>
-                <w:b w:val="0"/>
-                <w:i w:val="0"/>
-                <w:color w:val="20242C"/>
-                <w:sz w:val="21"/>
-              </w:rPr>
-              <w:t>画面が出ます。新しいパスワードを設定してください。</w:t>
-            </w:r>
-          </w:p>
-        </w:tc>
-      </w:tr>
-    </w:tbl>
-    <w:tbl>
-      <w:tblPr>
-        <w:tblW w:type="auto" w:w="0"/>
         <w:jc w:val="center"/>
         <w:tblLook w:firstColumn="1" w:firstRow="1" w:lastColumn="0" w:lastRow="0" w:noHBand="0" w:noVBand="1" w:val="04A0"/>
       </w:tblPr>
@@ -428,6 +540,195 @@
     <w:tbl>
       <w:tblPr>
         <w:tblW w:type="auto" w:w="0"/>
+        <w:tblLayout w:type="fixed"/>
+        <w:tblLook w:firstColumn="1" w:firstRow="1" w:lastColumn="0" w:lastRow="0" w:noHBand="0" w:noVBand="1" w:val="04A0"/>
+      </w:tblPr>
+      <w:tblGrid>
+        <w:gridCol w:w="539"/>
+        <w:gridCol w:w="8504"/>
+      </w:tblGrid>
+      <w:tr>
+        <w:trPr>
+          <w:cantSplit/>
+        </w:trPr>
+        <w:tc>
+          <w:tcPr>
+            <w:tcW w:type="dxa" w:w="539"/>
+            <w:shd w:val="clear" w:color="auto" w:fill="1F5C99"/>
+            <w:vAlign w:val="center"/>
+            <w:tcBorders>
+              <w:top w:val="single" w:sz="4" w:space="0" w:color="D7DEE5"/>
+              <w:left w:val="single" w:sz="4" w:space="0" w:color="D7DEE5"/>
+              <w:bottom w:val="single" w:sz="4" w:space="0" w:color="D7DEE5"/>
+              <w:right w:val="single" w:sz="4" w:space="0" w:color="D7DEE5"/>
+            </w:tcBorders>
+          </w:tcPr>
+          <w:p>
+            <w:pPr>
+              <w:jc w:val="center"/>
+            </w:pPr>
+            <w:r>
+              <w:rPr>
+                <w:rFonts w:ascii="BIZ UDPGothic" w:hAnsi="BIZ UDPGothic" w:eastAsia="BIZ UDPGothic"/>
+                <w:b/>
+                <w:i w:val="0"/>
+                <w:color w:val="FFFFFF"/>
+                <w:sz w:val="22"/>
+              </w:rPr>
+              <w:t>3</w:t>
+            </w:r>
+          </w:p>
+        </w:tc>
+        <w:tc>
+          <w:tcPr>
+            <w:tcW w:type="dxa" w:w="8504"/>
+            <w:tcBorders>
+              <w:top w:val="single" w:sz="4" w:space="0" w:color="D7DEE5"/>
+              <w:left w:val="single" w:sz="4" w:space="0" w:color="D7DEE5"/>
+              <w:bottom w:val="single" w:sz="4" w:space="0" w:color="D7DEE5"/>
+              <w:right w:val="single" w:sz="4" w:space="0" w:color="D7DEE5"/>
+            </w:tcBorders>
+            <w:shd w:val="clear" w:color="auto" w:fill="FAFBFC"/>
+          </w:tcPr>
+          <w:p>
+            <w:r>
+              <w:rPr>
+                <w:rFonts w:ascii="BIZ UDPGothic" w:hAnsi="BIZ UDPGothic" w:eastAsia="BIZ UDPGothic"/>
+                <w:b w:val="0"/>
+                <w:i w:val="0"/>
+                <w:color w:val="20242C"/>
+                <w:sz w:val="21"/>
+              </w:rPr>
+              <w:t>はじめてのログインのときは、</w:t>
+            </w:r>
+            <w:r>
+              <w:rPr>
+                <w:rFonts w:ascii="BIZ UDPGothic" w:hAnsi="BIZ UDPGothic" w:eastAsia="BIZ UDPGothic"/>
+                <w:b/>
+                <w:i w:val="0"/>
+                <w:color w:val="20242C"/>
+                <w:sz w:val="21"/>
+              </w:rPr>
+              <w:t>パスワードの初期設定</w:t>
+            </w:r>
+            <w:r>
+              <w:rPr>
+                <w:rFonts w:ascii="BIZ UDPGothic" w:hAnsi="BIZ UDPGothic" w:eastAsia="BIZ UDPGothic"/>
+                <w:b w:val="0"/>
+                <w:i w:val="0"/>
+                <w:color w:val="20242C"/>
+                <w:sz w:val="21"/>
+              </w:rPr>
+              <w:t>画面が自動で出ます。新しいパスワードを 2 回入力し、</w:t>
+            </w:r>
+            <w:r>
+              <w:rPr>
+                <w:rFonts w:ascii="BIZ UDPGothic" w:hAnsi="BIZ UDPGothic" w:eastAsia="BIZ UDPGothic"/>
+                <w:b/>
+                <w:i w:val="0"/>
+                <w:color w:val="20242C"/>
+                <w:sz w:val="21"/>
+              </w:rPr>
+              <w:t>「設定する」</w:t>
+            </w:r>
+            <w:r>
+              <w:rPr>
+                <w:rFonts w:ascii="BIZ UDPGothic" w:hAnsi="BIZ UDPGothic" w:eastAsia="BIZ UDPGothic"/>
+                <w:b w:val="0"/>
+                <w:i w:val="0"/>
+                <w:color w:val="20242C"/>
+                <w:sz w:val="21"/>
+              </w:rPr>
+              <w:t xml:space="preserve"> を押してください。</w:t>
+            </w:r>
+          </w:p>
+        </w:tc>
+      </w:tr>
+    </w:tbl>
+    <w:tbl>
+      <w:tblPr>
+        <w:tblW w:type="auto" w:w="0"/>
+        <w:jc w:val="center"/>
+        <w:tblLook w:firstColumn="1" w:firstRow="1" w:lastColumn="0" w:lastRow="0" w:noHBand="0" w:noVBand="1" w:val="04A0"/>
+      </w:tblPr>
+      <w:tblGrid>
+        <w:gridCol w:w="9746"/>
+      </w:tblGrid>
+      <w:tr>
+        <w:trPr>
+          <w:cantSplit/>
+        </w:trPr>
+        <w:tc>
+          <w:tcPr>
+            <w:tcW w:type="dxa" w:w="9746"/>
+            <w:tcBorders>
+              <w:top w:val="single" w:sz="8" w:space="0" w:color="D7DEE5"/>
+              <w:left w:val="single" w:sz="8" w:space="0" w:color="D7DEE5"/>
+              <w:bottom w:val="single" w:sz="8" w:space="0" w:color="D7DEE5"/>
+              <w:right w:val="single" w:sz="8" w:space="0" w:color="D7DEE5"/>
+            </w:tcBorders>
+          </w:tcPr>
+          <w:p>
+            <w:pPr>
+              <w:jc w:val="center"/>
+            </w:pPr>
+            <w:r>
+              <w:drawing>
+                <wp:inline xmlns:a="http://schemas.openxmlformats.org/drawingml/2006/main" xmlns:pic="http://schemas.openxmlformats.org/drawingml/2006/picture">
+                  <wp:extent cx="5760000" cy="3600000"/>
+                  <wp:docPr id="2" name="Picture 2"/>
+                  <wp:cNvGraphicFramePr>
+                    <a:graphicFrameLocks noChangeAspect="1"/>
+                  </wp:cNvGraphicFramePr>
+                  <a:graphic>
+                    <a:graphicData uri="http://schemas.openxmlformats.org/drawingml/2006/picture">
+                      <pic:pic>
+                        <pic:nvPicPr>
+                          <pic:cNvPr id="0" name="password-init.png"/>
+                          <pic:cNvPicPr/>
+                        </pic:nvPicPr>
+                        <pic:blipFill>
+                          <a:blip r:embed="rId10"/>
+                          <a:stretch>
+                            <a:fillRect/>
+                          </a:stretch>
+                        </pic:blipFill>
+                        <pic:spPr>
+                          <a:xfrm>
+                            <a:off x="0" y="0"/>
+                            <a:ext cx="5760000" cy="3600000"/>
+                          </a:xfrm>
+                          <a:prstGeom prst="rect"/>
+                        </pic:spPr>
+                      </pic:pic>
+                    </a:graphicData>
+                  </a:graphic>
+                </wp:inline>
+              </w:drawing>
+            </w:r>
+          </w:p>
+        </w:tc>
+      </w:tr>
+    </w:tbl>
+    <w:p>
+      <w:pPr>
+        <w:spacing w:after="160"/>
+        <w:jc w:val="center"/>
+      </w:pPr>
+      <w:r>
+        <w:rPr>
+          <w:rFonts w:ascii="BIZ UDPGothic" w:hAnsi="BIZ UDPGothic" w:eastAsia="BIZ UDPGothic"/>
+          <w:b w:val="0"/>
+          <w:i/>
+          <w:color w:val="606874"/>
+          <w:sz w:val="18"/>
+        </w:rPr>
+        <w:t>パスワードの初期設定画面（初回ログイン時に自動で表示）</w:t>
+      </w:r>
+    </w:p>
+    <w:tbl>
+      <w:tblPr>
+        <w:tblW w:type="auto" w:w="0"/>
         <w:tblLook w:firstColumn="1" w:firstRow="1" w:lastColumn="0" w:lastRow="0" w:noHBand="0" w:noVBand="1" w:val="04A0"/>
       </w:tblPr>
       <w:tblGrid>
@@ -477,6 +778,88 @@
         </w:tc>
       </w:tr>
     </w:tbl>
+    <w:tbl>
+      <w:tblPr>
+        <w:tblW w:type="auto" w:w="0"/>
+        <w:tblLook w:firstColumn="1" w:firstRow="1" w:lastColumn="0" w:lastRow="0" w:noHBand="0" w:noVBand="1" w:val="04A0"/>
+      </w:tblPr>
+      <w:tblGrid>
+        <w:gridCol w:w="9746"/>
+      </w:tblGrid>
+      <w:tr>
+        <w:trPr>
+          <w:cantSplit/>
+        </w:trPr>
+        <w:tc>
+          <w:tcPr>
+            <w:tcW w:type="dxa" w:w="9746"/>
+            <w:shd w:val="clear" w:color="auto" w:fill="EAF2FB"/>
+            <w:tcBorders>
+              <w:top w:val="single" w:sz="8" w:space="0" w:color="B9D3EE"/>
+              <w:left w:val="single" w:sz="8" w:space="0" w:color="B9D3EE"/>
+              <w:bottom w:val="single" w:sz="8" w:space="0" w:color="B9D3EE"/>
+              <w:right w:val="single" w:sz="8" w:space="0" w:color="B9D3EE"/>
+            </w:tcBorders>
+          </w:tcPr>
+          <w:p>
+            <w:r>
+              <w:rPr>
+                <w:rFonts w:ascii="BIZ UDPGothic" w:hAnsi="BIZ UDPGothic" w:eastAsia="BIZ UDPGothic"/>
+                <w:b/>
+                <w:i w:val="0"/>
+                <w:color w:val="FFFFFF"/>
+                <w:sz w:val="18"/>
+                <w:shd w:val="clear" w:color="auto" w:fill="1F5C99"/>
+              </w:rPr>
+              <w:t xml:space="preserve"> INFO </w:t>
+            </w:r>
+            <w:r>
+              <w:t xml:space="preserve">  </w:t>
+            </w:r>
+            <w:r>
+              <w:rPr>
+                <w:rFonts w:ascii="BIZ UDPGothic" w:hAnsi="BIZ UDPGothic" w:eastAsia="BIZ UDPGothic"/>
+                <w:b/>
+                <w:i w:val="0"/>
+                <w:color w:val="20242C"/>
+                <w:sz w:val="20"/>
+              </w:rPr>
+              <w:t>つまずきポイント</w:t>
+            </w:r>
+            <w:r>
+              <w:rPr>
+                <w:rFonts w:ascii="BIZ UDPGothic" w:hAnsi="BIZ UDPGothic" w:eastAsia="BIZ UDPGothic"/>
+                <w:b w:val="0"/>
+                <w:i w:val="0"/>
+                <w:color w:val="20242C"/>
+                <w:sz w:val="20"/>
+              </w:rPr>
+              <w:t>: 「ログインできない」ときは、まず ID・パスワードの</w:t>
+            </w:r>
+            <w:r>
+              <w:rPr>
+                <w:rFonts w:ascii="BIZ UDPGothic" w:hAnsi="BIZ UDPGothic" w:eastAsia="BIZ UDPGothic"/>
+                <w:b/>
+                <w:i w:val="0"/>
+                <w:color w:val="20242C"/>
+                <w:sz w:val="20"/>
+              </w:rPr>
+              <w:t>全角/半角</w:t>
+            </w:r>
+            <w:r>
+              <w:rPr>
+                <w:rFonts w:ascii="BIZ UDPGothic" w:hAnsi="BIZ UDPGothic" w:eastAsia="BIZ UDPGothic"/>
+                <w:b w:val="0"/>
+                <w:i w:val="0"/>
+                <w:color w:val="20242C"/>
+                <w:sz w:val="20"/>
+              </w:rPr>
+              <w:t>を確認してください。何度やってもだめな場合はパスワードが初期化されている可能性があるので、管理者に確認します（初期化後はユーザー ID がそのままパスワードです）。</w:t>
+            </w:r>
+          </w:p>
+        </w:tc>
+      </w:tr>
+    </w:tbl>
     <w:p>
       <w:pPr>
         <w:keepNext/>
@@ -518,7 +901,7 @@
           <w:i w:val="0"/>
           <w:sz w:val="21"/>
         </w:rPr>
-        <w:t>「編集」「テンプレート作成」「比較」「履歴」</w:t>
+        <w:t>「編集」「テンプレート作成」「比較」「承認（または申請状況）」「履歴」</w:t>
       </w:r>
       <w:r>
         <w:rPr>
@@ -759,7 +1142,7 @@
                 <w:i w:val="0"/>
                 <w:sz w:val="19"/>
               </w:rPr>
-              <w:t>履歴</w:t>
+              <w:t>承認 / 申請状況</w:t>
             </w:r>
           </w:p>
         </w:tc>
@@ -783,7 +1166,127 @@
                 <w:i w:val="0"/>
                 <w:sz w:val="19"/>
               </w:rPr>
+              <w:t>確定保存の申請を精査・承認する（精査者）／自分の申請状況を見る（編集者）</w:t>
+            </w:r>
+          </w:p>
+        </w:tc>
+      </w:tr>
+      <w:tr>
+        <w:tc>
+          <w:tcPr>
+            <w:tcW w:type="dxa" w:w="4873"/>
+            <w:tcBorders>
+              <w:top w:val="single" w:sz="4" w:space="0" w:color="D7DEE5"/>
+              <w:left w:val="single" w:sz="4" w:space="0" w:color="D7DEE5"/>
+              <w:bottom w:val="single" w:sz="4" w:space="0" w:color="D7DEE5"/>
+              <w:right w:val="single" w:sz="4" w:space="0" w:color="D7DEE5"/>
+            </w:tcBorders>
+          </w:tcPr>
+          <w:p>
+            <w:r/>
+            <w:r>
+              <w:rPr>
+                <w:rFonts w:ascii="BIZ UDPGothic" w:hAnsi="BIZ UDPGothic" w:eastAsia="BIZ UDPGothic"/>
+                <w:b w:val="0"/>
+                <w:i w:val="0"/>
+                <w:sz w:val="19"/>
+              </w:rPr>
+              <w:t>履歴</w:t>
+            </w:r>
+          </w:p>
+        </w:tc>
+        <w:tc>
+          <w:tcPr>
+            <w:tcW w:type="dxa" w:w="4873"/>
+            <w:tcBorders>
+              <w:top w:val="single" w:sz="4" w:space="0" w:color="D7DEE5"/>
+              <w:left w:val="single" w:sz="4" w:space="0" w:color="D7DEE5"/>
+              <w:bottom w:val="single" w:sz="4" w:space="0" w:color="D7DEE5"/>
+              <w:right w:val="single" w:sz="4" w:space="0" w:color="D7DEE5"/>
+            </w:tcBorders>
+          </w:tcPr>
+          <w:p>
+            <w:r/>
+            <w:r>
+              <w:rPr>
+                <w:rFonts w:ascii="BIZ UDPGothic" w:hAnsi="BIZ UDPGothic" w:eastAsia="BIZ UDPGothic"/>
+                <w:b w:val="0"/>
+                <w:i w:val="0"/>
+                <w:sz w:val="19"/>
+              </w:rPr>
               <w:t>編集・PDF 出力・作成の履歴を見る</w:t>
+            </w:r>
+          </w:p>
+        </w:tc>
+      </w:tr>
+    </w:tbl>
+    <w:tbl>
+      <w:tblPr>
+        <w:tblW w:type="auto" w:w="0"/>
+        <w:tblLook w:firstColumn="1" w:firstRow="1" w:lastColumn="0" w:lastRow="0" w:noHBand="0" w:noVBand="1" w:val="04A0"/>
+      </w:tblPr>
+      <w:tblGrid>
+        <w:gridCol w:w="9746"/>
+      </w:tblGrid>
+      <w:tr>
+        <w:trPr>
+          <w:cantSplit/>
+        </w:trPr>
+        <w:tc>
+          <w:tcPr>
+            <w:tcW w:type="dxa" w:w="9746"/>
+            <w:shd w:val="clear" w:color="auto" w:fill="EAF2FB"/>
+            <w:tcBorders>
+              <w:top w:val="single" w:sz="8" w:space="0" w:color="B9D3EE"/>
+              <w:left w:val="single" w:sz="8" w:space="0" w:color="B9D3EE"/>
+              <w:bottom w:val="single" w:sz="8" w:space="0" w:color="B9D3EE"/>
+              <w:right w:val="single" w:sz="8" w:space="0" w:color="B9D3EE"/>
+            </w:tcBorders>
+          </w:tcPr>
+          <w:p>
+            <w:r>
+              <w:rPr>
+                <w:rFonts w:ascii="BIZ UDPGothic" w:hAnsi="BIZ UDPGothic" w:eastAsia="BIZ UDPGothic"/>
+                <w:b/>
+                <w:i w:val="0"/>
+                <w:color w:val="FFFFFF"/>
+                <w:sz w:val="18"/>
+                <w:shd w:val="clear" w:color="auto" w:fill="1F5C99"/>
+              </w:rPr>
+              <w:t xml:space="preserve"> INFO </w:t>
+            </w:r>
+            <w:r>
+              <w:t xml:space="preserve">  </w:t>
+            </w:r>
+            <w:r>
+              <w:rPr>
+                <w:rFonts w:ascii="BIZ UDPGothic" w:hAnsi="BIZ UDPGothic" w:eastAsia="BIZ UDPGothic"/>
+                <w:b w:val="0"/>
+                <w:i w:val="0"/>
+                <w:color w:val="20242C"/>
+                <w:sz w:val="20"/>
+              </w:rPr>
+              <w:t xml:space="preserve">確定保存は </w:t>
+            </w:r>
+            <w:r>
+              <w:rPr>
+                <w:rFonts w:ascii="BIZ UDPGothic" w:hAnsi="BIZ UDPGothic" w:eastAsia="BIZ UDPGothic"/>
+                <w:b/>
+                <w:i w:val="0"/>
+                <w:color w:val="20242C"/>
+                <w:sz w:val="20"/>
+              </w:rPr>
+              <w:t>申請 → 承認</w:t>
+            </w:r>
+            <w:r>
+              <w:rPr>
+                <w:rFonts w:ascii="BIZ UDPGothic" w:hAnsi="BIZ UDPGothic" w:eastAsia="BIZ UDPGothic"/>
+                <w:b w:val="0"/>
+                <w:i w:val="0"/>
+                <w:color w:val="20242C"/>
+                <w:sz w:val="20"/>
+              </w:rPr>
+              <w:t xml:space="preserve"> の 2 段階です。編集者が「確定保存を申請」し、精査者（承認者）が承認したときに限り、本番テンプレートへ反映されます（第 6・7 章）。</w:t>
             </w:r>
           </w:p>
         </w:tc>
@@ -1245,7 +1748,7 @@
               <w:drawing>
                 <wp:inline xmlns:a="http://schemas.openxmlformats.org/drawingml/2006/main" xmlns:pic="http://schemas.openxmlformats.org/drawingml/2006/picture">
                   <wp:extent cx="5760000" cy="3600000"/>
-                  <wp:docPr id="2" name="Picture 2"/>
+                  <wp:docPr id="3" name="Picture 3"/>
                   <wp:cNvGraphicFramePr>
                     <a:graphicFrameLocks noChangeAspect="1"/>
                   </wp:cNvGraphicFramePr>
@@ -1257,7 +1760,7 @@
                           <pic:cNvPicPr/>
                         </pic:nvPicPr>
                         <pic:blipFill>
-                          <a:blip r:embed="rId10"/>
+                          <a:blip r:embed="rId11"/>
                           <a:stretch>
                             <a:fillRect/>
                           </a:stretch>
@@ -1295,6 +1798,88 @@
         <w:t>編集タブ：属性を選んでテンプレートを検索</w:t>
       </w:r>
     </w:p>
+    <w:tbl>
+      <w:tblPr>
+        <w:tblW w:type="auto" w:w="0"/>
+        <w:tblLook w:firstColumn="1" w:firstRow="1" w:lastColumn="0" w:lastRow="0" w:noHBand="0" w:noVBand="1" w:val="04A0"/>
+      </w:tblPr>
+      <w:tblGrid>
+        <w:gridCol w:w="9746"/>
+      </w:tblGrid>
+      <w:tr>
+        <w:trPr>
+          <w:cantSplit/>
+        </w:trPr>
+        <w:tc>
+          <w:tcPr>
+            <w:tcW w:type="dxa" w:w="9746"/>
+            <w:shd w:val="clear" w:color="auto" w:fill="EAF2FB"/>
+            <w:tcBorders>
+              <w:top w:val="single" w:sz="8" w:space="0" w:color="B9D3EE"/>
+              <w:left w:val="single" w:sz="8" w:space="0" w:color="B9D3EE"/>
+              <w:bottom w:val="single" w:sz="8" w:space="0" w:color="B9D3EE"/>
+              <w:right w:val="single" w:sz="8" w:space="0" w:color="B9D3EE"/>
+            </w:tcBorders>
+          </w:tcPr>
+          <w:p>
+            <w:r>
+              <w:rPr>
+                <w:rFonts w:ascii="BIZ UDPGothic" w:hAnsi="BIZ UDPGothic" w:eastAsia="BIZ UDPGothic"/>
+                <w:b/>
+                <w:i w:val="0"/>
+                <w:color w:val="FFFFFF"/>
+                <w:sz w:val="18"/>
+                <w:shd w:val="clear" w:color="auto" w:fill="1F5C99"/>
+              </w:rPr>
+              <w:t xml:space="preserve"> INFO </w:t>
+            </w:r>
+            <w:r>
+              <w:t xml:space="preserve">  </w:t>
+            </w:r>
+            <w:r>
+              <w:rPr>
+                <w:rFonts w:ascii="BIZ UDPGothic" w:hAnsi="BIZ UDPGothic" w:eastAsia="BIZ UDPGothic"/>
+                <w:b/>
+                <w:i w:val="0"/>
+                <w:color w:val="20242C"/>
+                <w:sz w:val="20"/>
+              </w:rPr>
+              <w:t>つまずきポイント</w:t>
+            </w:r>
+            <w:r>
+              <w:rPr>
+                <w:rFonts w:ascii="BIZ UDPGothic" w:hAnsi="BIZ UDPGothic" w:eastAsia="BIZ UDPGothic"/>
+                <w:b w:val="0"/>
+                <w:i w:val="0"/>
+                <w:color w:val="20242C"/>
+                <w:sz w:val="20"/>
+              </w:rPr>
+              <w:t>: ドロップダウンが選べないときは、</w:t>
+            </w:r>
+            <w:r>
+              <w:rPr>
+                <w:rFonts w:ascii="BIZ UDPGothic" w:hAnsi="BIZ UDPGothic" w:eastAsia="BIZ UDPGothic"/>
+                <w:b/>
+                <w:i w:val="0"/>
+                <w:color w:val="20242C"/>
+                <w:sz w:val="20"/>
+              </w:rPr>
+              <w:t>左側から順に</w:t>
+            </w:r>
+            <w:r>
+              <w:rPr>
+                <w:rFonts w:ascii="BIZ UDPGothic" w:hAnsi="BIZ UDPGothic" w:eastAsia="BIZ UDPGothic"/>
+                <w:b w:val="0"/>
+                <w:i w:val="0"/>
+                <w:color w:val="20242C"/>
+                <w:sz w:val="20"/>
+              </w:rPr>
+              <w:t>選んでいるか確認してください（左が決まると右が有効になります）。一覧が空のときは、条件に合うテンプレートがまだ無いか、絞り込みすぎです。</w:t>
+            </w:r>
+          </w:p>
+        </w:tc>
+      </w:tr>
+    </w:tbl>
     <w:p>
       <w:pPr>
         <w:keepNext/>
@@ -1465,7 +2050,7 @@
           <w:i w:val="0"/>
           <w:sz w:val="21"/>
         </w:rPr>
-        <w:t>白紙から作成</w:t>
+        <w:t>属性から新規作成</w:t>
       </w:r>
       <w:r>
         <w:rPr>
@@ -1570,6 +2155,179 @@
         </w:tc>
       </w:tr>
     </w:tbl>
+    <w:tbl>
+      <w:tblPr>
+        <w:tblW w:type="auto" w:w="0"/>
+        <w:jc w:val="center"/>
+        <w:tblLook w:firstColumn="1" w:firstRow="1" w:lastColumn="0" w:lastRow="0" w:noHBand="0" w:noVBand="1" w:val="04A0"/>
+      </w:tblPr>
+      <w:tblGrid>
+        <w:gridCol w:w="9746"/>
+      </w:tblGrid>
+      <w:tr>
+        <w:trPr>
+          <w:cantSplit/>
+        </w:trPr>
+        <w:tc>
+          <w:tcPr>
+            <w:tcW w:type="dxa" w:w="9746"/>
+            <w:tcBorders>
+              <w:top w:val="single" w:sz="8" w:space="0" w:color="D7DEE5"/>
+              <w:left w:val="single" w:sz="8" w:space="0" w:color="D7DEE5"/>
+              <w:bottom w:val="single" w:sz="8" w:space="0" w:color="D7DEE5"/>
+              <w:right w:val="single" w:sz="8" w:space="0" w:color="D7DEE5"/>
+            </w:tcBorders>
+          </w:tcPr>
+          <w:p>
+            <w:pPr>
+              <w:jc w:val="center"/>
+            </w:pPr>
+            <w:r>
+              <w:drawing>
+                <wp:inline xmlns:a="http://schemas.openxmlformats.org/drawingml/2006/main" xmlns:pic="http://schemas.openxmlformats.org/drawingml/2006/picture">
+                  <wp:extent cx="5760000" cy="3600000"/>
+                  <wp:docPr id="4" name="Picture 4"/>
+                  <wp:cNvGraphicFramePr>
+                    <a:graphicFrameLocks noChangeAspect="1"/>
+                  </wp:cNvGraphicFramePr>
+                  <a:graphic>
+                    <a:graphicData uri="http://schemas.openxmlformats.org/drawingml/2006/picture">
+                      <pic:pic>
+                        <pic:nvPicPr>
+                          <pic:cNvPr id="0" name="create-tab.png"/>
+                          <pic:cNvPicPr/>
+                        </pic:nvPicPr>
+                        <pic:blipFill>
+                          <a:blip r:embed="rId12"/>
+                          <a:stretch>
+                            <a:fillRect/>
+                          </a:stretch>
+                        </pic:blipFill>
+                        <pic:spPr>
+                          <a:xfrm>
+                            <a:off x="0" y="0"/>
+                            <a:ext cx="5760000" cy="3600000"/>
+                          </a:xfrm>
+                          <a:prstGeom prst="rect"/>
+                        </pic:spPr>
+                      </pic:pic>
+                    </a:graphicData>
+                  </a:graphic>
+                </wp:inline>
+              </w:drawing>
+            </w:r>
+          </w:p>
+        </w:tc>
+      </w:tr>
+    </w:tbl>
+    <w:p>
+      <w:pPr>
+        <w:spacing w:after="160"/>
+        <w:jc w:val="center"/>
+      </w:pPr>
+      <w:r>
+        <w:rPr>
+          <w:rFonts w:ascii="BIZ UDPGothic" w:hAnsi="BIZ UDPGothic" w:eastAsia="BIZ UDPGothic"/>
+          <w:b w:val="0"/>
+          <w:i/>
+          <w:color w:val="606874"/>
+          <w:sz w:val="18"/>
+        </w:rPr>
+        <w:t>テンプレート作成タブ：ファンドを指定して作成方法を選ぶ</w:t>
+      </w:r>
+    </w:p>
+    <w:tbl>
+      <w:tblPr>
+        <w:tblW w:type="auto" w:w="0"/>
+        <w:tblLook w:firstColumn="1" w:firstRow="1" w:lastColumn="0" w:lastRow="0" w:noHBand="0" w:noVBand="1" w:val="04A0"/>
+      </w:tblPr>
+      <w:tblGrid>
+        <w:gridCol w:w="9746"/>
+      </w:tblGrid>
+      <w:tr>
+        <w:trPr>
+          <w:cantSplit/>
+        </w:trPr>
+        <w:tc>
+          <w:tcPr>
+            <w:tcW w:type="dxa" w:w="9746"/>
+            <w:shd w:val="clear" w:color="auto" w:fill="EAF2FB"/>
+            <w:tcBorders>
+              <w:top w:val="single" w:sz="8" w:space="0" w:color="B9D3EE"/>
+              <w:left w:val="single" w:sz="8" w:space="0" w:color="B9D3EE"/>
+              <w:bottom w:val="single" w:sz="8" w:space="0" w:color="B9D3EE"/>
+              <w:right w:val="single" w:sz="8" w:space="0" w:color="B9D3EE"/>
+            </w:tcBorders>
+          </w:tcPr>
+          <w:p>
+            <w:r>
+              <w:rPr>
+                <w:rFonts w:ascii="BIZ UDPGothic" w:hAnsi="BIZ UDPGothic" w:eastAsia="BIZ UDPGothic"/>
+                <w:b/>
+                <w:i w:val="0"/>
+                <w:color w:val="FFFFFF"/>
+                <w:sz w:val="18"/>
+                <w:shd w:val="clear" w:color="auto" w:fill="1F5C99"/>
+              </w:rPr>
+              <w:t xml:space="preserve"> INFO </w:t>
+            </w:r>
+            <w:r>
+              <w:t xml:space="preserve">  </w:t>
+            </w:r>
+            <w:r>
+              <w:rPr>
+                <w:rFonts w:ascii="BIZ UDPGothic" w:hAnsi="BIZ UDPGothic" w:eastAsia="BIZ UDPGothic"/>
+                <w:b w:val="0"/>
+                <w:i w:val="0"/>
+                <w:color w:val="20242C"/>
+                <w:sz w:val="20"/>
+              </w:rPr>
+              <w:t>作成直後の編集画面では、</w:t>
+            </w:r>
+            <w:r>
+              <w:rPr>
+                <w:rFonts w:ascii="BIZ UDGothic" w:hAnsi="BIZ UDGothic" w:eastAsia="BIZ UDGothic"/>
+                <w:b w:val="0"/>
+                <w:i w:val="0"/>
+                <w:color w:val="20242C"/>
+                <w:sz w:val="19"/>
+              </w:rPr>
+              <w:t>{{ }}</w:t>
+            </w:r>
+            <w:r>
+              <w:rPr>
+                <w:rFonts w:ascii="BIZ UDPGothic" w:hAnsi="BIZ UDPGothic" w:eastAsia="BIZ UDPGothic"/>
+                <w:b w:val="0"/>
+                <w:i w:val="0"/>
+                <w:color w:val="20242C"/>
+                <w:sz w:val="20"/>
+              </w:rPr>
+              <w:t xml:space="preserve"> の</w:t>
+            </w:r>
+            <w:r>
+              <w:rPr>
+                <w:rFonts w:ascii="BIZ UDPGothic" w:hAnsi="BIZ UDPGothic" w:eastAsia="BIZ UDPGothic"/>
+                <w:b/>
+                <w:i w:val="0"/>
+                <w:color w:val="20242C"/>
+                <w:sz w:val="20"/>
+              </w:rPr>
+              <w:t>差し込み値が薄い色でハイライト表示</w:t>
+            </w:r>
+            <w:r>
+              <w:rPr>
+                <w:rFonts w:ascii="BIZ UDPGothic" w:hAnsi="BIZ UDPGothic" w:eastAsia="BIZ UDPGothic"/>
+                <w:b w:val="0"/>
+                <w:i w:val="0"/>
+                <w:color w:val="20242C"/>
+                <w:sz w:val="20"/>
+              </w:rPr>
+              <w:t>されます。これは「あとで実データが入る場所」の目印で、既存テンプレートの編集画面では表示されません（実際の値がそのまま本文として見えます）。</w:t>
+            </w:r>
+          </w:p>
+        </w:tc>
+      </w:tr>
+    </w:tbl>
     <w:p>
       <w:pPr>
         <w:keepNext/>
@@ -1654,7 +2412,7 @@
               <w:drawing>
                 <wp:inline xmlns:a="http://schemas.openxmlformats.org/drawingml/2006/main" xmlns:pic="http://schemas.openxmlformats.org/drawingml/2006/picture">
                   <wp:extent cx="5760000" cy="3600000"/>
-                  <wp:docPr id="3" name="Picture 3"/>
+                  <wp:docPr id="5" name="Picture 5"/>
                   <wp:cNvGraphicFramePr>
                     <a:graphicFrameLocks noChangeAspect="1"/>
                   </wp:cNvGraphicFramePr>
@@ -1666,7 +2424,7 @@
                           <pic:cNvPicPr/>
                         </pic:nvPicPr>
                         <pic:blipFill>
-                          <a:blip r:embed="rId11"/>
+                          <a:blip r:embed="rId13"/>
                           <a:stretch>
                             <a:fillRect/>
                           </a:stretch>
@@ -1851,6 +2609,87 @@
         <w:t xml:space="preserve"> をオンにすると、分類のドロップダウン（カテゴリ → 大分類 → 中分類 → 小分類）が出ます。上から順に選ぶと下の段が選べるようになります。</w:t>
       </w:r>
     </w:p>
+    <w:tbl>
+      <w:tblPr>
+        <w:tblW w:type="auto" w:w="0"/>
+        <w:jc w:val="center"/>
+        <w:tblLook w:firstColumn="1" w:firstRow="1" w:lastColumn="0" w:lastRow="0" w:noHBand="0" w:noVBand="1" w:val="04A0"/>
+      </w:tblPr>
+      <w:tblGrid>
+        <w:gridCol w:w="9746"/>
+      </w:tblGrid>
+      <w:tr>
+        <w:trPr>
+          <w:cantSplit/>
+        </w:trPr>
+        <w:tc>
+          <w:tcPr>
+            <w:tcW w:type="dxa" w:w="9746"/>
+            <w:tcBorders>
+              <w:top w:val="single" w:sz="8" w:space="0" w:color="D7DEE5"/>
+              <w:left w:val="single" w:sz="8" w:space="0" w:color="D7DEE5"/>
+              <w:bottom w:val="single" w:sz="8" w:space="0" w:color="D7DEE5"/>
+              <w:right w:val="single" w:sz="8" w:space="0" w:color="D7DEE5"/>
+            </w:tcBorders>
+          </w:tcPr>
+          <w:p>
+            <w:pPr>
+              <w:jc w:val="center"/>
+            </w:pPr>
+            <w:r>
+              <w:drawing>
+                <wp:inline xmlns:a="http://schemas.openxmlformats.org/drawingml/2006/main" xmlns:pic="http://schemas.openxmlformats.org/drawingml/2006/picture">
+                  <wp:extent cx="5760000" cy="3600000"/>
+                  <wp:docPr id="6" name="Picture 6"/>
+                  <wp:cNvGraphicFramePr>
+                    <a:graphicFrameLocks noChangeAspect="1"/>
+                  </wp:cNvGraphicFramePr>
+                  <a:graphic>
+                    <a:graphicData uri="http://schemas.openxmlformats.org/drawingml/2006/picture">
+                      <pic:pic>
+                        <pic:nvPicPr>
+                          <pic:cNvPr id="0" name="editor-parts.png"/>
+                          <pic:cNvPicPr/>
+                        </pic:nvPicPr>
+                        <pic:blipFill>
+                          <a:blip r:embed="rId14"/>
+                          <a:stretch>
+                            <a:fillRect/>
+                          </a:stretch>
+                        </pic:blipFill>
+                        <pic:spPr>
+                          <a:xfrm>
+                            <a:off x="0" y="0"/>
+                            <a:ext cx="5760000" cy="3600000"/>
+                          </a:xfrm>
+                          <a:prstGeom prst="rect"/>
+                        </pic:spPr>
+                      </pic:pic>
+                    </a:graphicData>
+                  </a:graphic>
+                </wp:inline>
+              </w:drawing>
+            </w:r>
+          </w:p>
+        </w:tc>
+      </w:tr>
+    </w:tbl>
+    <w:p>
+      <w:pPr>
+        <w:spacing w:after="160"/>
+        <w:jc w:val="center"/>
+      </w:pPr>
+      <w:r>
+        <w:rPr>
+          <w:rFonts w:ascii="BIZ UDPGothic" w:hAnsi="BIZ UDPGothic" w:eastAsia="BIZ UDPGothic"/>
+          <w:b w:val="0"/>
+          <w:i/>
+          <w:color w:val="606874"/>
+          <w:sz w:val="18"/>
+        </w:rPr>
+        <w:t>左パネル：「パーツを追加」をオンにした状態（分類カスケード）</w:t>
+      </w:r>
+    </w:p>
     <w:p>
       <w:pPr>
         <w:pStyle w:val="ListBullet"/>
@@ -1944,6 +2783,88 @@
         <w:t xml:space="preserve"> をオンにすると、中央の紙面を直接さわって編集できるようになります。</w:t>
       </w:r>
     </w:p>
+    <w:tbl>
+      <w:tblPr>
+        <w:tblW w:type="auto" w:w="0"/>
+        <w:tblLook w:firstColumn="1" w:firstRow="1" w:lastColumn="0" w:lastRow="0" w:noHBand="0" w:noVBand="1" w:val="04A0"/>
+      </w:tblPr>
+      <w:tblGrid>
+        <w:gridCol w:w="9746"/>
+      </w:tblGrid>
+      <w:tr>
+        <w:trPr>
+          <w:cantSplit/>
+        </w:trPr>
+        <w:tc>
+          <w:tcPr>
+            <w:tcW w:type="dxa" w:w="9746"/>
+            <w:shd w:val="clear" w:color="auto" w:fill="EAF2FB"/>
+            <w:tcBorders>
+              <w:top w:val="single" w:sz="8" w:space="0" w:color="B9D3EE"/>
+              <w:left w:val="single" w:sz="8" w:space="0" w:color="B9D3EE"/>
+              <w:bottom w:val="single" w:sz="8" w:space="0" w:color="B9D3EE"/>
+              <w:right w:val="single" w:sz="8" w:space="0" w:color="B9D3EE"/>
+            </w:tcBorders>
+          </w:tcPr>
+          <w:p>
+            <w:r>
+              <w:rPr>
+                <w:rFonts w:ascii="BIZ UDPGothic" w:hAnsi="BIZ UDPGothic" w:eastAsia="BIZ UDPGothic"/>
+                <w:b/>
+                <w:i w:val="0"/>
+                <w:color w:val="FFFFFF"/>
+                <w:sz w:val="18"/>
+                <w:shd w:val="clear" w:color="auto" w:fill="1F5C99"/>
+              </w:rPr>
+              <w:t xml:space="preserve"> INFO </w:t>
+            </w:r>
+            <w:r>
+              <w:t xml:space="preserve">  </w:t>
+            </w:r>
+            <w:r>
+              <w:rPr>
+                <w:rFonts w:ascii="BIZ UDPGothic" w:hAnsi="BIZ UDPGothic" w:eastAsia="BIZ UDPGothic"/>
+                <w:b/>
+                <w:i w:val="0"/>
+                <w:color w:val="20242C"/>
+                <w:sz w:val="20"/>
+              </w:rPr>
+              <w:t>つまずきポイント</w:t>
+            </w:r>
+            <w:r>
+              <w:rPr>
+                <w:rFonts w:ascii="BIZ UDPGothic" w:hAnsi="BIZ UDPGothic" w:eastAsia="BIZ UDPGothic"/>
+                <w:b w:val="0"/>
+                <w:i w:val="0"/>
+                <w:color w:val="20242C"/>
+                <w:sz w:val="20"/>
+              </w:rPr>
+              <w:t xml:space="preserve">: 「紙面をクリックしても編集できない」ときは、左パネルの </w:t>
+            </w:r>
+            <w:r>
+              <w:rPr>
+                <w:rFonts w:ascii="BIZ UDPGothic" w:hAnsi="BIZ UDPGothic" w:eastAsia="BIZ UDPGothic"/>
+                <w:b/>
+                <w:i w:val="0"/>
+                <w:color w:val="20242C"/>
+                <w:sz w:val="20"/>
+              </w:rPr>
+              <w:t>「編集を許可」がオフ</w:t>
+            </w:r>
+            <w:r>
+              <w:rPr>
+                <w:rFonts w:ascii="BIZ UDPGothic" w:hAnsi="BIZ UDPGothic" w:eastAsia="BIZ UDPGothic"/>
+                <w:b w:val="0"/>
+                <w:i w:val="0"/>
+                <w:color w:val="20242C"/>
+                <w:sz w:val="20"/>
+              </w:rPr>
+              <w:t>のままです。既定はオフ（誤操作防止のため閲覧のみ）なので、編集するときは最初にオンにしてください。</w:t>
+            </w:r>
+          </w:p>
+        </w:tc>
+      </w:tr>
+    </w:tbl>
     <w:p>
       <w:pPr>
         <w:keepNext/>
@@ -2071,11 +2992,117 @@
       <w:r>
         <w:rPr>
           <w:rFonts w:ascii="BIZ UDPGothic" w:hAnsi="BIZ UDPGothic" w:eastAsia="BIZ UDPGothic"/>
+          <w:b/>
+          <w:i w:val="0"/>
+          <w:sz w:val="21"/>
+        </w:rPr>
+        <w:t>左上のグリップ（点が並んだつまみ）</w:t>
+      </w:r>
+      <w:r>
+        <w:rPr>
+          <w:rFonts w:ascii="BIZ UDPGothic" w:hAnsi="BIZ UDPGothic" w:eastAsia="BIZ UDPGothic"/>
+          <w:b w:val="0"/>
+          <w:i w:val="0"/>
+          <w:sz w:val="21"/>
+        </w:rPr>
+        <w:t>：ドラッグでパーツを並べ替える。</w:t>
+      </w:r>
+    </w:p>
+    <w:p>
+      <w:pPr>
+        <w:pStyle w:val="ListBullet"/>
+        <w:spacing w:after="40"/>
+        <w:ind w:left="624"/>
+      </w:pPr>
+      <w:r>
+        <w:rPr>
+          <w:rFonts w:ascii="BIZ UDPGothic" w:hAnsi="BIZ UDPGothic" w:eastAsia="BIZ UDPGothic"/>
           <w:b w:val="0"/>
           <w:i w:val="0"/>
           <w:sz w:val="21"/>
         </w:rPr>
         <w:t>ドラッグ中は数値が表示されます。</w:t>
+      </w:r>
+    </w:p>
+    <w:tbl>
+      <w:tblPr>
+        <w:tblW w:type="auto" w:w="0"/>
+        <w:jc w:val="center"/>
+        <w:tblLook w:firstColumn="1" w:firstRow="1" w:lastColumn="0" w:lastRow="0" w:noHBand="0" w:noVBand="1" w:val="04A0"/>
+      </w:tblPr>
+      <w:tblGrid>
+        <w:gridCol w:w="9746"/>
+      </w:tblGrid>
+      <w:tr>
+        <w:trPr>
+          <w:cantSplit/>
+        </w:trPr>
+        <w:tc>
+          <w:tcPr>
+            <w:tcW w:type="dxa" w:w="9746"/>
+            <w:tcBorders>
+              <w:top w:val="single" w:sz="8" w:space="0" w:color="D7DEE5"/>
+              <w:left w:val="single" w:sz="8" w:space="0" w:color="D7DEE5"/>
+              <w:bottom w:val="single" w:sz="8" w:space="0" w:color="D7DEE5"/>
+              <w:right w:val="single" w:sz="8" w:space="0" w:color="D7DEE5"/>
+            </w:tcBorders>
+          </w:tcPr>
+          <w:p>
+            <w:pPr>
+              <w:jc w:val="center"/>
+            </w:pPr>
+            <w:r>
+              <w:drawing>
+                <wp:inline xmlns:a="http://schemas.openxmlformats.org/drawingml/2006/main" xmlns:pic="http://schemas.openxmlformats.org/drawingml/2006/picture">
+                  <wp:extent cx="5760000" cy="1522982"/>
+                  <wp:docPr id="7" name="Picture 7"/>
+                  <wp:cNvGraphicFramePr>
+                    <a:graphicFrameLocks noChangeAspect="1"/>
+                  </wp:cNvGraphicFramePr>
+                  <a:graphic>
+                    <a:graphicData uri="http://schemas.openxmlformats.org/drawingml/2006/picture">
+                      <pic:pic>
+                        <pic:nvPicPr>
+                          <pic:cNvPr id="0" name="editor-handles.png"/>
+                          <pic:cNvPicPr/>
+                        </pic:nvPicPr>
+                        <pic:blipFill>
+                          <a:blip r:embed="rId15"/>
+                          <a:stretch>
+                            <a:fillRect/>
+                          </a:stretch>
+                        </pic:blipFill>
+                        <pic:spPr>
+                          <a:xfrm>
+                            <a:off x="0" y="0"/>
+                            <a:ext cx="5760000" cy="1522982"/>
+                          </a:xfrm>
+                          <a:prstGeom prst="rect"/>
+                        </pic:spPr>
+                      </pic:pic>
+                    </a:graphicData>
+                  </a:graphic>
+                </wp:inline>
+              </w:drawing>
+            </w:r>
+          </w:p>
+        </w:tc>
+      </w:tr>
+    </w:tbl>
+    <w:p>
+      <w:pPr>
+        <w:spacing w:after="160"/>
+        <w:jc w:val="center"/>
+      </w:pPr>
+      <w:r>
+        <w:rPr>
+          <w:rFonts w:ascii="BIZ UDPGothic" w:hAnsi="BIZ UDPGothic" w:eastAsia="BIZ UDPGothic"/>
+          <w:b w:val="0"/>
+          <w:i/>
+          <w:color w:val="606874"/>
+          <w:sz w:val="18"/>
+        </w:rPr>
+        <w:t>選択したブロックのまわりに出るつまみ（ハンドル）</w:t>
       </w:r>
     </w:p>
     <w:p>
@@ -2300,7 +3327,7 @@
                 <w:color w:val="20242C"/>
                 <w:sz w:val="20"/>
               </w:rPr>
-              <w:t>されます。確定はプレビュー画面の「確定保存」で行います。</w:t>
+              <w:t>されます。確定はプレビュー画面の「確定保存を申請」で行い、精査者の承認後に反映されます（第 6・7 章）。</w:t>
             </w:r>
           </w:p>
         </w:tc>
@@ -2324,7 +3351,7 @@
           <w:color w:val="20242C"/>
           <w:sz w:val="32"/>
         </w:rPr>
-        <w:t>6. プレビューと PDF 出力</w:t>
+        <w:t>6. プレビューと確定保存の申請・PDF 出力</w:t>
       </w:r>
     </w:p>
     <w:p>
@@ -2390,7 +3417,7 @@
               <w:drawing>
                 <wp:inline xmlns:a="http://schemas.openxmlformats.org/drawingml/2006/main" xmlns:pic="http://schemas.openxmlformats.org/drawingml/2006/picture">
                   <wp:extent cx="5760000" cy="3600000"/>
-                  <wp:docPr id="4" name="Picture 4"/>
+                  <wp:docPr id="8" name="Picture 8"/>
                   <wp:cNvGraphicFramePr>
                     <a:graphicFrameLocks noChangeAspect="1"/>
                   </wp:cNvGraphicFramePr>
@@ -2402,7 +3429,7 @@
                           <pic:cNvPicPr/>
                         </pic:nvPicPr>
                         <pic:blipFill>
-                          <a:blip r:embed="rId12"/>
+                          <a:blip r:embed="rId16"/>
                           <a:stretch>
                             <a:fillRect/>
                           </a:stretch>
@@ -2570,7 +3597,7 @@
                 <w:color w:val="20242C"/>
                 <w:sz w:val="21"/>
               </w:rPr>
-              <w:t>「確定保存」</w:t>
+              <w:t>「確定保存を申請」</w:t>
             </w:r>
             <w:r>
               <w:rPr>
@@ -2580,7 +3607,47 @@
                 <w:color w:val="20242C"/>
                 <w:sz w:val="21"/>
               </w:rPr>
-              <w:t xml:space="preserve"> を押すと、確認のうえテンプレートが保存されます（台帳にも記録されます）。</w:t>
+              <w:t xml:space="preserve"> を押すと、確認のうえ編集内容が</w:t>
+            </w:r>
+            <w:r>
+              <w:rPr>
+                <w:rFonts w:ascii="BIZ UDPGothic" w:hAnsi="BIZ UDPGothic" w:eastAsia="BIZ UDPGothic"/>
+                <w:b/>
+                <w:i w:val="0"/>
+                <w:color w:val="20242C"/>
+                <w:sz w:val="21"/>
+              </w:rPr>
+              <w:t>精査者（承認者）へ申請</w:t>
+            </w:r>
+            <w:r>
+              <w:rPr>
+                <w:rFonts w:ascii="BIZ UDPGothic" w:hAnsi="BIZ UDPGothic" w:eastAsia="BIZ UDPGothic"/>
+                <w:b w:val="0"/>
+                <w:i w:val="0"/>
+                <w:color w:val="20242C"/>
+                <w:sz w:val="21"/>
+              </w:rPr>
+              <w:t>されます。</w:t>
+            </w:r>
+            <w:r>
+              <w:rPr>
+                <w:rFonts w:ascii="BIZ UDPGothic" w:hAnsi="BIZ UDPGothic" w:eastAsia="BIZ UDPGothic"/>
+                <w:b/>
+                <w:i w:val="0"/>
+                <w:color w:val="20242C"/>
+                <w:sz w:val="21"/>
+              </w:rPr>
+              <w:t>この時点では本番テンプレートは変更されません</w:t>
+            </w:r>
+            <w:r>
+              <w:rPr>
+                <w:rFonts w:ascii="BIZ UDPGothic" w:hAnsi="BIZ UDPGothic" w:eastAsia="BIZ UDPGothic"/>
+                <w:b w:val="0"/>
+                <w:i w:val="0"/>
+                <w:color w:val="20242C"/>
+                <w:sz w:val="21"/>
+              </w:rPr>
+              <w:t>。承認されると反映されます。</w:t>
             </w:r>
           </w:p>
         </w:tc>
@@ -2664,6 +3731,120 @@
         </w:tc>
       </w:tr>
     </w:tbl>
+    <w:tbl>
+      <w:tblPr>
+        <w:tblW w:type="auto" w:w="0"/>
+        <w:tblLook w:firstColumn="1" w:firstRow="1" w:lastColumn="0" w:lastRow="0" w:noHBand="0" w:noVBand="1" w:val="04A0"/>
+      </w:tblPr>
+      <w:tblGrid>
+        <w:gridCol w:w="9746"/>
+      </w:tblGrid>
+      <w:tr>
+        <w:trPr>
+          <w:cantSplit/>
+        </w:trPr>
+        <w:tc>
+          <w:tcPr>
+            <w:tcW w:type="dxa" w:w="9746"/>
+            <w:shd w:val="clear" w:color="auto" w:fill="EAF2FB"/>
+            <w:tcBorders>
+              <w:top w:val="single" w:sz="8" w:space="0" w:color="B9D3EE"/>
+              <w:left w:val="single" w:sz="8" w:space="0" w:color="B9D3EE"/>
+              <w:bottom w:val="single" w:sz="8" w:space="0" w:color="B9D3EE"/>
+              <w:right w:val="single" w:sz="8" w:space="0" w:color="B9D3EE"/>
+            </w:tcBorders>
+          </w:tcPr>
+          <w:p>
+            <w:r>
+              <w:rPr>
+                <w:rFonts w:ascii="BIZ UDPGothic" w:hAnsi="BIZ UDPGothic" w:eastAsia="BIZ UDPGothic"/>
+                <w:b/>
+                <w:i w:val="0"/>
+                <w:color w:val="FFFFFF"/>
+                <w:sz w:val="18"/>
+                <w:shd w:val="clear" w:color="auto" w:fill="1F5C99"/>
+              </w:rPr>
+              <w:t xml:space="preserve"> INFO </w:t>
+            </w:r>
+            <w:r>
+              <w:t xml:space="preserve">  </w:t>
+            </w:r>
+            <w:r>
+              <w:rPr>
+                <w:rFonts w:ascii="BIZ UDPGothic" w:hAnsi="BIZ UDPGothic" w:eastAsia="BIZ UDPGothic"/>
+                <w:b w:val="0"/>
+                <w:i w:val="0"/>
+                <w:color w:val="20242C"/>
+                <w:sz w:val="20"/>
+              </w:rPr>
+              <w:t>申請後の反映状況は「申請状況」タブで確認できます。承認されると本番テンプレートへ反映され、却下されると理由が表示されます。</w:t>
+            </w:r>
+          </w:p>
+        </w:tc>
+      </w:tr>
+    </w:tbl>
+    <w:tbl>
+      <w:tblPr>
+        <w:tblW w:type="auto" w:w="0"/>
+        <w:tblLook w:firstColumn="1" w:firstRow="1" w:lastColumn="0" w:lastRow="0" w:noHBand="0" w:noVBand="1" w:val="04A0"/>
+      </w:tblPr>
+      <w:tblGrid>
+        <w:gridCol w:w="9746"/>
+      </w:tblGrid>
+      <w:tr>
+        <w:trPr>
+          <w:cantSplit/>
+        </w:trPr>
+        <w:tc>
+          <w:tcPr>
+            <w:tcW w:type="dxa" w:w="9746"/>
+            <w:shd w:val="clear" w:color="auto" w:fill="EAF2FB"/>
+            <w:tcBorders>
+              <w:top w:val="single" w:sz="8" w:space="0" w:color="B9D3EE"/>
+              <w:left w:val="single" w:sz="8" w:space="0" w:color="B9D3EE"/>
+              <w:bottom w:val="single" w:sz="8" w:space="0" w:color="B9D3EE"/>
+              <w:right w:val="single" w:sz="8" w:space="0" w:color="B9D3EE"/>
+            </w:tcBorders>
+          </w:tcPr>
+          <w:p>
+            <w:r>
+              <w:rPr>
+                <w:rFonts w:ascii="BIZ UDPGothic" w:hAnsi="BIZ UDPGothic" w:eastAsia="BIZ UDPGothic"/>
+                <w:b/>
+                <w:i w:val="0"/>
+                <w:color w:val="FFFFFF"/>
+                <w:sz w:val="18"/>
+                <w:shd w:val="clear" w:color="auto" w:fill="1F5C99"/>
+              </w:rPr>
+              <w:t xml:space="preserve"> INFO </w:t>
+            </w:r>
+            <w:r>
+              <w:t xml:space="preserve">  </w:t>
+            </w:r>
+            <w:r>
+              <w:rPr>
+                <w:rFonts w:ascii="BIZ UDPGothic" w:hAnsi="BIZ UDPGothic" w:eastAsia="BIZ UDPGothic"/>
+                <w:b/>
+                <w:i w:val="0"/>
+                <w:color w:val="20242C"/>
+                <w:sz w:val="20"/>
+              </w:rPr>
+              <w:t>つまずきポイント</w:t>
+            </w:r>
+            <w:r>
+              <w:rPr>
+                <w:rFonts w:ascii="BIZ UDPGothic" w:hAnsi="BIZ UDPGothic" w:eastAsia="BIZ UDPGothic"/>
+                <w:b w:val="0"/>
+                <w:i w:val="0"/>
+                <w:color w:val="20242C"/>
+                <w:sz w:val="20"/>
+              </w:rPr>
+              <w:t>: プレビューが真っ白のまま表示されないときは、ページの組版に時間がかかっているだけの場合があります。数秒待っても変わらなければ、ブラウザを再読み込みしてもう一度開いてください。</w:t>
+            </w:r>
+          </w:p>
+        </w:tc>
+      </w:tr>
+    </w:tbl>
     <w:p>
       <w:pPr>
         <w:keepNext/>
@@ -2682,7 +3863,808 @@
           <w:color w:val="20242C"/>
           <w:sz w:val="32"/>
         </w:rPr>
-        <w:t>7. 履歴を見る・版を比べる</w:t>
+        <w:t>7. 確定保存を承認する（精査者・承認者）</w:t>
+      </w:r>
+    </w:p>
+    <w:p>
+      <w:pPr>
+        <w:spacing w:after="80"/>
+      </w:pPr>
+      <w:r>
+        <w:rPr>
+          <w:rFonts w:ascii="BIZ UDPGothic" w:hAnsi="BIZ UDPGothic" w:eastAsia="BIZ UDPGothic"/>
+          <w:b w:val="0"/>
+          <w:i w:val="0"/>
+          <w:sz w:val="21"/>
+        </w:rPr>
+        <w:t>精査者（承認者）ロールの方は、</w:t>
+      </w:r>
+      <w:r>
+        <w:rPr>
+          <w:rFonts w:ascii="BIZ UDPGothic" w:hAnsi="BIZ UDPGothic" w:eastAsia="BIZ UDPGothic"/>
+          <w:b/>
+          <w:i w:val="0"/>
+          <w:sz w:val="21"/>
+        </w:rPr>
+        <w:t>「承認」</w:t>
+      </w:r>
+      <w:r>
+        <w:rPr>
+          <w:rFonts w:ascii="BIZ UDPGothic" w:hAnsi="BIZ UDPGothic" w:eastAsia="BIZ UDPGothic"/>
+          <w:b w:val="0"/>
+          <w:i w:val="0"/>
+          <w:sz w:val="21"/>
+        </w:rPr>
+        <w:t xml:space="preserve"> タブで編集者からの確定保存申請を精査し、承認または却下します。</w:t>
+      </w:r>
+    </w:p>
+    <w:tbl>
+      <w:tblPr>
+        <w:tblW w:type="auto" w:w="0"/>
+        <w:tblLayout w:type="fixed"/>
+        <w:tblLook w:firstColumn="1" w:firstRow="1" w:lastColumn="0" w:lastRow="0" w:noHBand="0" w:noVBand="1" w:val="04A0"/>
+      </w:tblPr>
+      <w:tblGrid>
+        <w:gridCol w:w="539"/>
+        <w:gridCol w:w="8504"/>
+      </w:tblGrid>
+      <w:tr>
+        <w:trPr>
+          <w:cantSplit/>
+        </w:trPr>
+        <w:tc>
+          <w:tcPr>
+            <w:tcW w:type="dxa" w:w="539"/>
+            <w:shd w:val="clear" w:color="auto" w:fill="1F5C99"/>
+            <w:vAlign w:val="center"/>
+            <w:tcBorders>
+              <w:top w:val="single" w:sz="4" w:space="0" w:color="D7DEE5"/>
+              <w:left w:val="single" w:sz="4" w:space="0" w:color="D7DEE5"/>
+              <w:bottom w:val="single" w:sz="4" w:space="0" w:color="D7DEE5"/>
+              <w:right w:val="single" w:sz="4" w:space="0" w:color="D7DEE5"/>
+            </w:tcBorders>
+          </w:tcPr>
+          <w:p>
+            <w:pPr>
+              <w:jc w:val="center"/>
+            </w:pPr>
+            <w:r>
+              <w:rPr>
+                <w:rFonts w:ascii="BIZ UDPGothic" w:hAnsi="BIZ UDPGothic" w:eastAsia="BIZ UDPGothic"/>
+                <w:b/>
+                <w:i w:val="0"/>
+                <w:color w:val="FFFFFF"/>
+                <w:sz w:val="22"/>
+              </w:rPr>
+              <w:t>1</w:t>
+            </w:r>
+          </w:p>
+        </w:tc>
+        <w:tc>
+          <w:tcPr>
+            <w:tcW w:type="dxa" w:w="8504"/>
+            <w:tcBorders>
+              <w:top w:val="single" w:sz="4" w:space="0" w:color="D7DEE5"/>
+              <w:left w:val="single" w:sz="4" w:space="0" w:color="D7DEE5"/>
+              <w:bottom w:val="single" w:sz="4" w:space="0" w:color="D7DEE5"/>
+              <w:right w:val="single" w:sz="4" w:space="0" w:color="D7DEE5"/>
+            </w:tcBorders>
+            <w:shd w:val="clear" w:color="auto" w:fill="FAFBFC"/>
+          </w:tcPr>
+          <w:p>
+            <w:r>
+              <w:rPr>
+                <w:rFonts w:ascii="BIZ UDPGothic" w:hAnsi="BIZ UDPGothic" w:eastAsia="BIZ UDPGothic"/>
+                <w:b/>
+                <w:i w:val="0"/>
+                <w:color w:val="20242C"/>
+                <w:sz w:val="21"/>
+              </w:rPr>
+              <w:t>「承認」</w:t>
+            </w:r>
+            <w:r>
+              <w:rPr>
+                <w:rFonts w:ascii="BIZ UDPGothic" w:hAnsi="BIZ UDPGothic" w:eastAsia="BIZ UDPGothic"/>
+                <w:b w:val="0"/>
+                <w:i w:val="0"/>
+                <w:color w:val="20242C"/>
+                <w:sz w:val="21"/>
+              </w:rPr>
+              <w:t xml:space="preserve"> タブを開くと、状態（承認待ち / 承認済 / 却下）で絞り込める申請一覧が表示されます。</w:t>
+            </w:r>
+          </w:p>
+        </w:tc>
+      </w:tr>
+    </w:tbl>
+    <w:tbl>
+      <w:tblPr>
+        <w:tblW w:type="auto" w:w="0"/>
+        <w:jc w:val="center"/>
+        <w:tblLook w:firstColumn="1" w:firstRow="1" w:lastColumn="0" w:lastRow="0" w:noHBand="0" w:noVBand="1" w:val="04A0"/>
+      </w:tblPr>
+      <w:tblGrid>
+        <w:gridCol w:w="9746"/>
+      </w:tblGrid>
+      <w:tr>
+        <w:trPr>
+          <w:cantSplit/>
+        </w:trPr>
+        <w:tc>
+          <w:tcPr>
+            <w:tcW w:type="dxa" w:w="9746"/>
+            <w:tcBorders>
+              <w:top w:val="single" w:sz="8" w:space="0" w:color="D7DEE5"/>
+              <w:left w:val="single" w:sz="8" w:space="0" w:color="D7DEE5"/>
+              <w:bottom w:val="single" w:sz="8" w:space="0" w:color="D7DEE5"/>
+              <w:right w:val="single" w:sz="8" w:space="0" w:color="D7DEE5"/>
+            </w:tcBorders>
+          </w:tcPr>
+          <w:p>
+            <w:pPr>
+              <w:jc w:val="center"/>
+            </w:pPr>
+            <w:r>
+              <w:drawing>
+                <wp:inline xmlns:a="http://schemas.openxmlformats.org/drawingml/2006/main" xmlns:pic="http://schemas.openxmlformats.org/drawingml/2006/picture">
+                  <wp:extent cx="5760000" cy="3600000"/>
+                  <wp:docPr id="9" name="Picture 9"/>
+                  <wp:cNvGraphicFramePr>
+                    <a:graphicFrameLocks noChangeAspect="1"/>
+                  </wp:cNvGraphicFramePr>
+                  <a:graphic>
+                    <a:graphicData uri="http://schemas.openxmlformats.org/drawingml/2006/picture">
+                      <pic:pic>
+                        <pic:nvPicPr>
+                          <pic:cNvPr id="0" name="reviews-list.png"/>
+                          <pic:cNvPicPr/>
+                        </pic:nvPicPr>
+                        <pic:blipFill>
+                          <a:blip r:embed="rId17"/>
+                          <a:stretch>
+                            <a:fillRect/>
+                          </a:stretch>
+                        </pic:blipFill>
+                        <pic:spPr>
+                          <a:xfrm>
+                            <a:off x="0" y="0"/>
+                            <a:ext cx="5760000" cy="3600000"/>
+                          </a:xfrm>
+                          <a:prstGeom prst="rect"/>
+                        </pic:spPr>
+                      </pic:pic>
+                    </a:graphicData>
+                  </a:graphic>
+                </wp:inline>
+              </w:drawing>
+            </w:r>
+          </w:p>
+        </w:tc>
+      </w:tr>
+    </w:tbl>
+    <w:p>
+      <w:pPr>
+        <w:spacing w:after="160"/>
+        <w:jc w:val="center"/>
+      </w:pPr>
+      <w:r>
+        <w:rPr>
+          <w:rFonts w:ascii="BIZ UDPGothic" w:hAnsi="BIZ UDPGothic" w:eastAsia="BIZ UDPGothic"/>
+          <w:b w:val="0"/>
+          <w:i/>
+          <w:color w:val="606874"/>
+          <w:sz w:val="18"/>
+        </w:rPr>
+        <w:t>承認タブ：申請一覧（承認キュー）</w:t>
+      </w:r>
+    </w:p>
+    <w:tbl>
+      <w:tblPr>
+        <w:tblW w:type="auto" w:w="0"/>
+        <w:tblLayout w:type="fixed"/>
+        <w:tblLook w:firstColumn="1" w:firstRow="1" w:lastColumn="0" w:lastRow="0" w:noHBand="0" w:noVBand="1" w:val="04A0"/>
+      </w:tblPr>
+      <w:tblGrid>
+        <w:gridCol w:w="539"/>
+        <w:gridCol w:w="8504"/>
+      </w:tblGrid>
+      <w:tr>
+        <w:trPr>
+          <w:cantSplit/>
+        </w:trPr>
+        <w:tc>
+          <w:tcPr>
+            <w:tcW w:type="dxa" w:w="539"/>
+            <w:shd w:val="clear" w:color="auto" w:fill="1F5C99"/>
+            <w:vAlign w:val="center"/>
+            <w:tcBorders>
+              <w:top w:val="single" w:sz="4" w:space="0" w:color="D7DEE5"/>
+              <w:left w:val="single" w:sz="4" w:space="0" w:color="D7DEE5"/>
+              <w:bottom w:val="single" w:sz="4" w:space="0" w:color="D7DEE5"/>
+              <w:right w:val="single" w:sz="4" w:space="0" w:color="D7DEE5"/>
+            </w:tcBorders>
+          </w:tcPr>
+          <w:p>
+            <w:pPr>
+              <w:jc w:val="center"/>
+            </w:pPr>
+            <w:r>
+              <w:rPr>
+                <w:rFonts w:ascii="BIZ UDPGothic" w:hAnsi="BIZ UDPGothic" w:eastAsia="BIZ UDPGothic"/>
+                <w:b/>
+                <w:i w:val="0"/>
+                <w:color w:val="FFFFFF"/>
+                <w:sz w:val="22"/>
+              </w:rPr>
+              <w:t>2</w:t>
+            </w:r>
+          </w:p>
+        </w:tc>
+        <w:tc>
+          <w:tcPr>
+            <w:tcW w:type="dxa" w:w="8504"/>
+            <w:tcBorders>
+              <w:top w:val="single" w:sz="4" w:space="0" w:color="D7DEE5"/>
+              <w:left w:val="single" w:sz="4" w:space="0" w:color="D7DEE5"/>
+              <w:bottom w:val="single" w:sz="4" w:space="0" w:color="D7DEE5"/>
+              <w:right w:val="single" w:sz="4" w:space="0" w:color="D7DEE5"/>
+            </w:tcBorders>
+            <w:shd w:val="clear" w:color="auto" w:fill="FAFBFC"/>
+          </w:tcPr>
+          <w:p>
+            <w:r>
+              <w:rPr>
+                <w:rFonts w:ascii="BIZ UDPGothic" w:hAnsi="BIZ UDPGothic" w:eastAsia="BIZ UDPGothic"/>
+                <w:b w:val="0"/>
+                <w:i w:val="0"/>
+                <w:color w:val="20242C"/>
+                <w:sz w:val="21"/>
+              </w:rPr>
+              <w:t xml:space="preserve">申請の </w:t>
+            </w:r>
+            <w:r>
+              <w:rPr>
+                <w:rFonts w:ascii="BIZ UDPGothic" w:hAnsi="BIZ UDPGothic" w:eastAsia="BIZ UDPGothic"/>
+                <w:b/>
+                <w:i w:val="0"/>
+                <w:color w:val="20242C"/>
+                <w:sz w:val="21"/>
+              </w:rPr>
+              <w:t>「精査する」</w:t>
+            </w:r>
+            <w:r>
+              <w:rPr>
+                <w:rFonts w:ascii="BIZ UDPGothic" w:hAnsi="BIZ UDPGothic" w:eastAsia="BIZ UDPGothic"/>
+                <w:b w:val="0"/>
+                <w:i w:val="0"/>
+                <w:color w:val="20242C"/>
+                <w:sz w:val="21"/>
+              </w:rPr>
+              <w:t xml:space="preserve"> を押すと、</w:t>
+            </w:r>
+            <w:r>
+              <w:rPr>
+                <w:rFonts w:ascii="BIZ UDPGothic" w:hAnsi="BIZ UDPGothic" w:eastAsia="BIZ UDPGothic"/>
+                <w:b/>
+                <w:i w:val="0"/>
+                <w:color w:val="20242C"/>
+                <w:sz w:val="21"/>
+              </w:rPr>
+              <w:t>パーツ単位（行ごと）の前後プレビュー</w:t>
+            </w:r>
+            <w:r>
+              <w:rPr>
+                <w:rFonts w:ascii="BIZ UDPGothic" w:hAnsi="BIZ UDPGothic" w:eastAsia="BIZ UDPGothic"/>
+                <w:b w:val="0"/>
+                <w:i w:val="0"/>
+                <w:color w:val="20242C"/>
+                <w:sz w:val="21"/>
+              </w:rPr>
+              <w:t>が開きます。各行に「ページN・パーツM」の見出しと、</w:t>
+            </w:r>
+            <w:r>
+              <w:rPr>
+                <w:rFonts w:ascii="BIZ UDPGothic" w:hAnsi="BIZ UDPGothic" w:eastAsia="BIZ UDPGothic"/>
+                <w:b/>
+                <w:i w:val="0"/>
+                <w:color w:val="20242C"/>
+                <w:sz w:val="21"/>
+              </w:rPr>
+              <w:t>変更前 ｜ 変更後</w:t>
+            </w:r>
+            <w:r>
+              <w:rPr>
+                <w:rFonts w:ascii="BIZ UDPGothic" w:hAnsi="BIZ UDPGothic" w:eastAsia="BIZ UDPGothic"/>
+                <w:b w:val="0"/>
+                <w:i w:val="0"/>
+                <w:color w:val="20242C"/>
+                <w:sz w:val="21"/>
+              </w:rPr>
+              <w:t>が左右に並び、変更箇所が色付きで表示されます（追加＝緑、削除＝赤帯、語句の変更＝下線）。</w:t>
+            </w:r>
+          </w:p>
+        </w:tc>
+      </w:tr>
+    </w:tbl>
+    <w:tbl>
+      <w:tblPr>
+        <w:tblW w:type="auto" w:w="0"/>
+        <w:jc w:val="center"/>
+        <w:tblLook w:firstColumn="1" w:firstRow="1" w:lastColumn="0" w:lastRow="0" w:noHBand="0" w:noVBand="1" w:val="04A0"/>
+      </w:tblPr>
+      <w:tblGrid>
+        <w:gridCol w:w="9746"/>
+      </w:tblGrid>
+      <w:tr>
+        <w:trPr>
+          <w:cantSplit/>
+        </w:trPr>
+        <w:tc>
+          <w:tcPr>
+            <w:tcW w:type="dxa" w:w="9746"/>
+            <w:tcBorders>
+              <w:top w:val="single" w:sz="8" w:space="0" w:color="D7DEE5"/>
+              <w:left w:val="single" w:sz="8" w:space="0" w:color="D7DEE5"/>
+              <w:bottom w:val="single" w:sz="8" w:space="0" w:color="D7DEE5"/>
+              <w:right w:val="single" w:sz="8" w:space="0" w:color="D7DEE5"/>
+            </w:tcBorders>
+          </w:tcPr>
+          <w:p>
+            <w:pPr>
+              <w:jc w:val="center"/>
+            </w:pPr>
+            <w:r>
+              <w:drawing>
+                <wp:inline xmlns:a="http://schemas.openxmlformats.org/drawingml/2006/main" xmlns:pic="http://schemas.openxmlformats.org/drawingml/2006/picture">
+                  <wp:extent cx="5760000" cy="3600000"/>
+                  <wp:docPr id="10" name="Picture 10"/>
+                  <wp:cNvGraphicFramePr>
+                    <a:graphicFrameLocks noChangeAspect="1"/>
+                  </wp:cNvGraphicFramePr>
+                  <a:graphic>
+                    <a:graphicData uri="http://schemas.openxmlformats.org/drawingml/2006/picture">
+                      <pic:pic>
+                        <pic:nvPicPr>
+                          <pic:cNvPr id="0" name="review-diff.png"/>
+                          <pic:cNvPicPr/>
+                        </pic:nvPicPr>
+                        <pic:blipFill>
+                          <a:blip r:embed="rId18"/>
+                          <a:stretch>
+                            <a:fillRect/>
+                          </a:stretch>
+                        </pic:blipFill>
+                        <pic:spPr>
+                          <a:xfrm>
+                            <a:off x="0" y="0"/>
+                            <a:ext cx="5760000" cy="3600000"/>
+                          </a:xfrm>
+                          <a:prstGeom prst="rect"/>
+                        </pic:spPr>
+                      </pic:pic>
+                    </a:graphicData>
+                  </a:graphic>
+                </wp:inline>
+              </w:drawing>
+            </w:r>
+          </w:p>
+        </w:tc>
+      </w:tr>
+    </w:tbl>
+    <w:p>
+      <w:pPr>
+        <w:spacing w:after="160"/>
+        <w:jc w:val="center"/>
+      </w:pPr>
+      <w:r>
+        <w:rPr>
+          <w:rFonts w:ascii="BIZ UDPGothic" w:hAnsi="BIZ UDPGothic" w:eastAsia="BIZ UDPGothic"/>
+          <w:b w:val="0"/>
+          <w:i/>
+          <w:color w:val="606874"/>
+          <w:sz w:val="18"/>
+        </w:rPr>
+        <w:t>精査画面：パーツごとに「変更前｜変更後」を並べて確認</w:t>
+      </w:r>
+    </w:p>
+    <w:tbl>
+      <w:tblPr>
+        <w:tblW w:type="auto" w:w="0"/>
+        <w:tblLayout w:type="fixed"/>
+        <w:tblLook w:firstColumn="1" w:firstRow="1" w:lastColumn="0" w:lastRow="0" w:noHBand="0" w:noVBand="1" w:val="04A0"/>
+      </w:tblPr>
+      <w:tblGrid>
+        <w:gridCol w:w="539"/>
+        <w:gridCol w:w="8504"/>
+      </w:tblGrid>
+      <w:tr>
+        <w:trPr>
+          <w:cantSplit/>
+        </w:trPr>
+        <w:tc>
+          <w:tcPr>
+            <w:tcW w:type="dxa" w:w="539"/>
+            <w:shd w:val="clear" w:color="auto" w:fill="1F5C99"/>
+            <w:vAlign w:val="center"/>
+            <w:tcBorders>
+              <w:top w:val="single" w:sz="4" w:space="0" w:color="D7DEE5"/>
+              <w:left w:val="single" w:sz="4" w:space="0" w:color="D7DEE5"/>
+              <w:bottom w:val="single" w:sz="4" w:space="0" w:color="D7DEE5"/>
+              <w:right w:val="single" w:sz="4" w:space="0" w:color="D7DEE5"/>
+            </w:tcBorders>
+          </w:tcPr>
+          <w:p>
+            <w:pPr>
+              <w:jc w:val="center"/>
+            </w:pPr>
+            <w:r>
+              <w:rPr>
+                <w:rFonts w:ascii="BIZ UDPGothic" w:hAnsi="BIZ UDPGothic" w:eastAsia="BIZ UDPGothic"/>
+                <w:b/>
+                <w:i w:val="0"/>
+                <w:color w:val="FFFFFF"/>
+                <w:sz w:val="22"/>
+              </w:rPr>
+              <w:t>3</w:t>
+            </w:r>
+          </w:p>
+        </w:tc>
+        <w:tc>
+          <w:tcPr>
+            <w:tcW w:type="dxa" w:w="8504"/>
+            <w:tcBorders>
+              <w:top w:val="single" w:sz="4" w:space="0" w:color="D7DEE5"/>
+              <w:left w:val="single" w:sz="4" w:space="0" w:color="D7DEE5"/>
+              <w:bottom w:val="single" w:sz="4" w:space="0" w:color="D7DEE5"/>
+              <w:right w:val="single" w:sz="4" w:space="0" w:color="D7DEE5"/>
+            </w:tcBorders>
+            <w:shd w:val="clear" w:color="auto" w:fill="FAFBFC"/>
+          </w:tcPr>
+          <w:p>
+            <w:r>
+              <w:rPr>
+                <w:rFonts w:ascii="BIZ UDPGothic" w:hAnsi="BIZ UDPGothic" w:eastAsia="BIZ UDPGothic"/>
+                <w:b w:val="0"/>
+                <w:i w:val="0"/>
+                <w:color w:val="20242C"/>
+                <w:sz w:val="21"/>
+              </w:rPr>
+              <w:t>既定は</w:t>
+            </w:r>
+            <w:r>
+              <w:rPr>
+                <w:rFonts w:ascii="BIZ UDPGothic" w:hAnsi="BIZ UDPGothic" w:eastAsia="BIZ UDPGothic"/>
+                <w:b/>
+                <w:i w:val="0"/>
+                <w:color w:val="20242C"/>
+                <w:sz w:val="21"/>
+              </w:rPr>
+              <w:t>変更のあったパーツのみ</w:t>
+            </w:r>
+            <w:r>
+              <w:rPr>
+                <w:rFonts w:ascii="BIZ UDPGothic" w:hAnsi="BIZ UDPGothic" w:eastAsia="BIZ UDPGothic"/>
+                <w:b w:val="0"/>
+                <w:i w:val="0"/>
+                <w:color w:val="20242C"/>
+                <w:sz w:val="21"/>
+              </w:rPr>
+              <w:t>表示します。「変更なしも表示」で全パーツを確認できます。</w:t>
+            </w:r>
+          </w:p>
+        </w:tc>
+      </w:tr>
+    </w:tbl>
+    <w:tbl>
+      <w:tblPr>
+        <w:tblW w:type="auto" w:w="0"/>
+        <w:tblLayout w:type="fixed"/>
+        <w:tblLook w:firstColumn="1" w:firstRow="1" w:lastColumn="0" w:lastRow="0" w:noHBand="0" w:noVBand="1" w:val="04A0"/>
+      </w:tblPr>
+      <w:tblGrid>
+        <w:gridCol w:w="539"/>
+        <w:gridCol w:w="8504"/>
+      </w:tblGrid>
+      <w:tr>
+        <w:trPr>
+          <w:cantSplit/>
+        </w:trPr>
+        <w:tc>
+          <w:tcPr>
+            <w:tcW w:type="dxa" w:w="539"/>
+            <w:shd w:val="clear" w:color="auto" w:fill="1F5C99"/>
+            <w:vAlign w:val="center"/>
+            <w:tcBorders>
+              <w:top w:val="single" w:sz="4" w:space="0" w:color="D7DEE5"/>
+              <w:left w:val="single" w:sz="4" w:space="0" w:color="D7DEE5"/>
+              <w:bottom w:val="single" w:sz="4" w:space="0" w:color="D7DEE5"/>
+              <w:right w:val="single" w:sz="4" w:space="0" w:color="D7DEE5"/>
+            </w:tcBorders>
+          </w:tcPr>
+          <w:p>
+            <w:pPr>
+              <w:jc w:val="center"/>
+            </w:pPr>
+            <w:r>
+              <w:rPr>
+                <w:rFonts w:ascii="BIZ UDPGothic" w:hAnsi="BIZ UDPGothic" w:eastAsia="BIZ UDPGothic"/>
+                <w:b/>
+                <w:i w:val="0"/>
+                <w:color w:val="FFFFFF"/>
+                <w:sz w:val="22"/>
+              </w:rPr>
+              <w:t>4</w:t>
+            </w:r>
+          </w:p>
+        </w:tc>
+        <w:tc>
+          <w:tcPr>
+            <w:tcW w:type="dxa" w:w="8504"/>
+            <w:tcBorders>
+              <w:top w:val="single" w:sz="4" w:space="0" w:color="D7DEE5"/>
+              <w:left w:val="single" w:sz="4" w:space="0" w:color="D7DEE5"/>
+              <w:bottom w:val="single" w:sz="4" w:space="0" w:color="D7DEE5"/>
+              <w:right w:val="single" w:sz="4" w:space="0" w:color="D7DEE5"/>
+            </w:tcBorders>
+            <w:shd w:val="clear" w:color="auto" w:fill="FAFBFC"/>
+          </w:tcPr>
+          <w:p>
+            <w:r>
+              <w:rPr>
+                <w:rFonts w:ascii="BIZ UDPGothic" w:hAnsi="BIZ UDPGothic" w:eastAsia="BIZ UDPGothic"/>
+                <w:b w:val="0"/>
+                <w:i w:val="0"/>
+                <w:color w:val="20242C"/>
+                <w:sz w:val="21"/>
+              </w:rPr>
+              <w:t xml:space="preserve">内容を確認し、必要なら理由・メモを入力して </w:t>
+            </w:r>
+            <w:r>
+              <w:rPr>
+                <w:rFonts w:ascii="BIZ UDPGothic" w:hAnsi="BIZ UDPGothic" w:eastAsia="BIZ UDPGothic"/>
+                <w:b/>
+                <w:i w:val="0"/>
+                <w:color w:val="20242C"/>
+                <w:sz w:val="21"/>
+              </w:rPr>
+              <w:t>「承認する」</w:t>
+            </w:r>
+            <w:r>
+              <w:rPr>
+                <w:rFonts w:ascii="BIZ UDPGothic" w:hAnsi="BIZ UDPGothic" w:eastAsia="BIZ UDPGothic"/>
+                <w:b w:val="0"/>
+                <w:i w:val="0"/>
+                <w:color w:val="20242C"/>
+                <w:sz w:val="21"/>
+              </w:rPr>
+              <w:t xml:space="preserve"> または </w:t>
+            </w:r>
+            <w:r>
+              <w:rPr>
+                <w:rFonts w:ascii="BIZ UDPGothic" w:hAnsi="BIZ UDPGothic" w:eastAsia="BIZ UDPGothic"/>
+                <w:b/>
+                <w:i w:val="0"/>
+                <w:color w:val="20242C"/>
+                <w:sz w:val="21"/>
+              </w:rPr>
+              <w:t>「却下」</w:t>
+            </w:r>
+            <w:r>
+              <w:rPr>
+                <w:rFonts w:ascii="BIZ UDPGothic" w:hAnsi="BIZ UDPGothic" w:eastAsia="BIZ UDPGothic"/>
+                <w:b w:val="0"/>
+                <w:i w:val="0"/>
+                <w:color w:val="20242C"/>
+                <w:sz w:val="21"/>
+              </w:rPr>
+              <w:t xml:space="preserve"> を押します。</w:t>
+            </w:r>
+          </w:p>
+        </w:tc>
+      </w:tr>
+    </w:tbl>
+    <w:p>
+      <w:pPr>
+        <w:pStyle w:val="ListBullet"/>
+        <w:spacing w:after="40"/>
+        <w:ind w:left="340"/>
+      </w:pPr>
+      <w:r>
+        <w:rPr>
+          <w:rFonts w:ascii="BIZ UDPGothic" w:hAnsi="BIZ UDPGothic" w:eastAsia="BIZ UDPGothic"/>
+          <w:b/>
+          <w:i w:val="0"/>
+          <w:sz w:val="21"/>
+        </w:rPr>
+        <w:t>承認</w:t>
+      </w:r>
+      <w:r>
+        <w:rPr>
+          <w:rFonts w:ascii="BIZ UDPGothic" w:hAnsi="BIZ UDPGothic" w:eastAsia="BIZ UDPGothic"/>
+          <w:b w:val="0"/>
+          <w:i w:val="0"/>
+          <w:sz w:val="21"/>
+        </w:rPr>
+        <w:t>：その内容が本番テンプレートへ反映され、版管理（git）に申請者・承認者の双方が記録されます。</w:t>
+      </w:r>
+    </w:p>
+    <w:p>
+      <w:pPr>
+        <w:pStyle w:val="ListBullet"/>
+        <w:spacing w:after="40"/>
+        <w:ind w:left="340"/>
+      </w:pPr>
+      <w:r>
+        <w:rPr>
+          <w:rFonts w:ascii="BIZ UDPGothic" w:hAnsi="BIZ UDPGothic" w:eastAsia="BIZ UDPGothic"/>
+          <w:b/>
+          <w:i w:val="0"/>
+          <w:sz w:val="21"/>
+        </w:rPr>
+        <w:t>却下</w:t>
+      </w:r>
+      <w:r>
+        <w:rPr>
+          <w:rFonts w:ascii="BIZ UDPGothic" w:hAnsi="BIZ UDPGothic" w:eastAsia="BIZ UDPGothic"/>
+          <w:b w:val="0"/>
+          <w:i w:val="0"/>
+          <w:sz w:val="21"/>
+        </w:rPr>
+        <w:t>：本番テンプレートは変更されず、申請は却下として記録されます（理由は申請者に表示）。</w:t>
+      </w:r>
+    </w:p>
+    <w:tbl>
+      <w:tblPr>
+        <w:tblW w:type="auto" w:w="0"/>
+        <w:tblLook w:firstColumn="1" w:firstRow="1" w:lastColumn="0" w:lastRow="0" w:noHBand="0" w:noVBand="1" w:val="04A0"/>
+      </w:tblPr>
+      <w:tblGrid>
+        <w:gridCol w:w="9746"/>
+      </w:tblGrid>
+      <w:tr>
+        <w:trPr>
+          <w:cantSplit/>
+        </w:trPr>
+        <w:tc>
+          <w:tcPr>
+            <w:tcW w:type="dxa" w:w="9746"/>
+            <w:shd w:val="clear" w:color="auto" w:fill="EAF2FB"/>
+            <w:tcBorders>
+              <w:top w:val="single" w:sz="8" w:space="0" w:color="B9D3EE"/>
+              <w:left w:val="single" w:sz="8" w:space="0" w:color="B9D3EE"/>
+              <w:bottom w:val="single" w:sz="8" w:space="0" w:color="B9D3EE"/>
+              <w:right w:val="single" w:sz="8" w:space="0" w:color="B9D3EE"/>
+            </w:tcBorders>
+          </w:tcPr>
+          <w:p>
+            <w:r>
+              <w:rPr>
+                <w:rFonts w:ascii="BIZ UDPGothic" w:hAnsi="BIZ UDPGothic" w:eastAsia="BIZ UDPGothic"/>
+                <w:b/>
+                <w:i w:val="0"/>
+                <w:color w:val="FFFFFF"/>
+                <w:sz w:val="18"/>
+                <w:shd w:val="clear" w:color="auto" w:fill="1F5C99"/>
+              </w:rPr>
+              <w:t xml:space="preserve"> INFO </w:t>
+            </w:r>
+            <w:r>
+              <w:t xml:space="preserve">  </w:t>
+            </w:r>
+            <w:r>
+              <w:rPr>
+                <w:rFonts w:ascii="BIZ UDPGothic" w:hAnsi="BIZ UDPGothic" w:eastAsia="BIZ UDPGothic"/>
+                <w:b w:val="0"/>
+                <w:i w:val="0"/>
+                <w:color w:val="20242C"/>
+                <w:sz w:val="20"/>
+              </w:rPr>
+              <w:t>職務分掌のため、</w:t>
+            </w:r>
+            <w:r>
+              <w:rPr>
+                <w:rFonts w:ascii="BIZ UDPGothic" w:hAnsi="BIZ UDPGothic" w:eastAsia="BIZ UDPGothic"/>
+                <w:b/>
+                <w:i w:val="0"/>
+                <w:color w:val="20242C"/>
+                <w:sz w:val="20"/>
+              </w:rPr>
+              <w:t>自分が出した申請は自分では承認できません</w:t>
+            </w:r>
+            <w:r>
+              <w:rPr>
+                <w:rFonts w:ascii="BIZ UDPGothic" w:hAnsi="BIZ UDPGothic" w:eastAsia="BIZ UDPGothic"/>
+                <w:b w:val="0"/>
+                <w:i w:val="0"/>
+                <w:color w:val="20242C"/>
+                <w:sz w:val="20"/>
+              </w:rPr>
+              <w:t>（管理者を除く）。</w:t>
+            </w:r>
+          </w:p>
+        </w:tc>
+      </w:tr>
+    </w:tbl>
+    <w:tbl>
+      <w:tblPr>
+        <w:tblW w:type="auto" w:w="0"/>
+        <w:tblLook w:firstColumn="1" w:firstRow="1" w:lastColumn="0" w:lastRow="0" w:noHBand="0" w:noVBand="1" w:val="04A0"/>
+      </w:tblPr>
+      <w:tblGrid>
+        <w:gridCol w:w="9746"/>
+      </w:tblGrid>
+      <w:tr>
+        <w:trPr>
+          <w:cantSplit/>
+        </w:trPr>
+        <w:tc>
+          <w:tcPr>
+            <w:tcW w:type="dxa" w:w="9746"/>
+            <w:shd w:val="clear" w:color="auto" w:fill="EAF2FB"/>
+            <w:tcBorders>
+              <w:top w:val="single" w:sz="8" w:space="0" w:color="B9D3EE"/>
+              <w:left w:val="single" w:sz="8" w:space="0" w:color="B9D3EE"/>
+              <w:bottom w:val="single" w:sz="8" w:space="0" w:color="B9D3EE"/>
+              <w:right w:val="single" w:sz="8" w:space="0" w:color="B9D3EE"/>
+            </w:tcBorders>
+          </w:tcPr>
+          <w:p>
+            <w:r>
+              <w:rPr>
+                <w:rFonts w:ascii="BIZ UDPGothic" w:hAnsi="BIZ UDPGothic" w:eastAsia="BIZ UDPGothic"/>
+                <w:b/>
+                <w:i w:val="0"/>
+                <w:color w:val="FFFFFF"/>
+                <w:sz w:val="18"/>
+                <w:shd w:val="clear" w:color="auto" w:fill="1F5C99"/>
+              </w:rPr>
+              <w:t xml:space="preserve"> INFO </w:t>
+            </w:r>
+            <w:r>
+              <w:t xml:space="preserve">  </w:t>
+            </w:r>
+            <w:r>
+              <w:rPr>
+                <w:rFonts w:ascii="BIZ UDPGothic" w:hAnsi="BIZ UDPGothic" w:eastAsia="BIZ UDPGothic"/>
+                <w:b/>
+                <w:i w:val="0"/>
+                <w:color w:val="20242C"/>
+                <w:sz w:val="20"/>
+              </w:rPr>
+              <w:t>つまずきポイント</w:t>
+            </w:r>
+            <w:r>
+              <w:rPr>
+                <w:rFonts w:ascii="BIZ UDPGothic" w:hAnsi="BIZ UDPGothic" w:eastAsia="BIZ UDPGothic"/>
+                <w:b w:val="0"/>
+                <w:i w:val="0"/>
+                <w:color w:val="20242C"/>
+                <w:sz w:val="20"/>
+              </w:rPr>
+              <w:t>: 「承認する」ボタンが見当たらないときは、①自分のロールが精査者（approver）か、②その申請が「承認待ち」状態か、③自分自身の申請ではないか、の 3 点を確認してください。</w:t>
+            </w:r>
+          </w:p>
+        </w:tc>
+      </w:tr>
+    </w:tbl>
+    <w:p>
+      <w:pPr>
+        <w:keepNext/>
+        <w:keepLines/>
+        <w:spacing w:before="200" w:after="60"/>
+        <w:pBdr>
+          <w:left w:val="single" w:sz="24" w:space="8" w:color="1F5C99"/>
+        </w:pBdr>
+        <w:ind w:left="113"/>
+      </w:pPr>
+      <w:r>
+        <w:rPr>
+          <w:rFonts w:ascii="BIZ UDPGothic" w:hAnsi="BIZ UDPGothic" w:eastAsia="BIZ UDPGothic"/>
+          <w:b/>
+          <w:i w:val="0"/>
+          <w:color w:val="20242C"/>
+          <w:sz w:val="32"/>
+        </w:rPr>
+        <w:t>8. 履歴を見る・版を比べる</w:t>
       </w:r>
     </w:p>
     <w:p>
@@ -2710,6 +4692,87 @@
         <w:t>：「編集 / PDF 出力 / 作成」の 3 種類を切り替えて確認できます。実行者・期間・キーワードで絞り込めます。</w:t>
       </w:r>
     </w:p>
+    <w:tbl>
+      <w:tblPr>
+        <w:tblW w:type="auto" w:w="0"/>
+        <w:jc w:val="center"/>
+        <w:tblLook w:firstColumn="1" w:firstRow="1" w:lastColumn="0" w:lastRow="0" w:noHBand="0" w:noVBand="1" w:val="04A0"/>
+      </w:tblPr>
+      <w:tblGrid>
+        <w:gridCol w:w="9746"/>
+      </w:tblGrid>
+      <w:tr>
+        <w:trPr>
+          <w:cantSplit/>
+        </w:trPr>
+        <w:tc>
+          <w:tcPr>
+            <w:tcW w:type="dxa" w:w="9746"/>
+            <w:tcBorders>
+              <w:top w:val="single" w:sz="8" w:space="0" w:color="D7DEE5"/>
+              <w:left w:val="single" w:sz="8" w:space="0" w:color="D7DEE5"/>
+              <w:bottom w:val="single" w:sz="8" w:space="0" w:color="D7DEE5"/>
+              <w:right w:val="single" w:sz="8" w:space="0" w:color="D7DEE5"/>
+            </w:tcBorders>
+          </w:tcPr>
+          <w:p>
+            <w:pPr>
+              <w:jc w:val="center"/>
+            </w:pPr>
+            <w:r>
+              <w:drawing>
+                <wp:inline xmlns:a="http://schemas.openxmlformats.org/drawingml/2006/main" xmlns:pic="http://schemas.openxmlformats.org/drawingml/2006/picture">
+                  <wp:extent cx="5760000" cy="3600000"/>
+                  <wp:docPr id="11" name="Picture 11"/>
+                  <wp:cNvGraphicFramePr>
+                    <a:graphicFrameLocks noChangeAspect="1"/>
+                  </wp:cNvGraphicFramePr>
+                  <a:graphic>
+                    <a:graphicData uri="http://schemas.openxmlformats.org/drawingml/2006/picture">
+                      <pic:pic>
+                        <pic:nvPicPr>
+                          <pic:cNvPr id="0" name="history-tab.png"/>
+                          <pic:cNvPicPr/>
+                        </pic:nvPicPr>
+                        <pic:blipFill>
+                          <a:blip r:embed="rId19"/>
+                          <a:stretch>
+                            <a:fillRect/>
+                          </a:stretch>
+                        </pic:blipFill>
+                        <pic:spPr>
+                          <a:xfrm>
+                            <a:off x="0" y="0"/>
+                            <a:ext cx="5760000" cy="3600000"/>
+                          </a:xfrm>
+                          <a:prstGeom prst="rect"/>
+                        </pic:spPr>
+                      </pic:pic>
+                    </a:graphicData>
+                  </a:graphic>
+                </wp:inline>
+              </w:drawing>
+            </w:r>
+          </w:p>
+        </w:tc>
+      </w:tr>
+    </w:tbl>
+    <w:p>
+      <w:pPr>
+        <w:spacing w:after="160"/>
+        <w:jc w:val="center"/>
+      </w:pPr>
+      <w:r>
+        <w:rPr>
+          <w:rFonts w:ascii="BIZ UDPGothic" w:hAnsi="BIZ UDPGothic" w:eastAsia="BIZ UDPGothic"/>
+          <w:b w:val="0"/>
+          <w:i/>
+          <w:color w:val="606874"/>
+          <w:sz w:val="18"/>
+        </w:rPr>
+        <w:t>履歴タブ：編集・PDF出力・作成の履歴</w:t>
+      </w:r>
+    </w:p>
     <w:p>
       <w:pPr>
         <w:pStyle w:val="ListBullet"/>
@@ -2735,6 +4798,87 @@
         <w:t>：左右にテンプレートと版を選び、「比較」を押すと違いがハイライト表示されます。</w:t>
       </w:r>
     </w:p>
+    <w:tbl>
+      <w:tblPr>
+        <w:tblW w:type="auto" w:w="0"/>
+        <w:jc w:val="center"/>
+        <w:tblLook w:firstColumn="1" w:firstRow="1" w:lastColumn="0" w:lastRow="0" w:noHBand="0" w:noVBand="1" w:val="04A0"/>
+      </w:tblPr>
+      <w:tblGrid>
+        <w:gridCol w:w="9746"/>
+      </w:tblGrid>
+      <w:tr>
+        <w:trPr>
+          <w:cantSplit/>
+        </w:trPr>
+        <w:tc>
+          <w:tcPr>
+            <w:tcW w:type="dxa" w:w="9746"/>
+            <w:tcBorders>
+              <w:top w:val="single" w:sz="8" w:space="0" w:color="D7DEE5"/>
+              <w:left w:val="single" w:sz="8" w:space="0" w:color="D7DEE5"/>
+              <w:bottom w:val="single" w:sz="8" w:space="0" w:color="D7DEE5"/>
+              <w:right w:val="single" w:sz="8" w:space="0" w:color="D7DEE5"/>
+            </w:tcBorders>
+          </w:tcPr>
+          <w:p>
+            <w:pPr>
+              <w:jc w:val="center"/>
+            </w:pPr>
+            <w:r>
+              <w:drawing>
+                <wp:inline xmlns:a="http://schemas.openxmlformats.org/drawingml/2006/main" xmlns:pic="http://schemas.openxmlformats.org/drawingml/2006/picture">
+                  <wp:extent cx="5760000" cy="3600000"/>
+                  <wp:docPr id="12" name="Picture 12"/>
+                  <wp:cNvGraphicFramePr>
+                    <a:graphicFrameLocks noChangeAspect="1"/>
+                  </wp:cNvGraphicFramePr>
+                  <a:graphic>
+                    <a:graphicData uri="http://schemas.openxmlformats.org/drawingml/2006/picture">
+                      <pic:pic>
+                        <pic:nvPicPr>
+                          <pic:cNvPr id="0" name="compare-tab.png"/>
+                          <pic:cNvPicPr/>
+                        </pic:nvPicPr>
+                        <pic:blipFill>
+                          <a:blip r:embed="rId20"/>
+                          <a:stretch>
+                            <a:fillRect/>
+                          </a:stretch>
+                        </pic:blipFill>
+                        <pic:spPr>
+                          <a:xfrm>
+                            <a:off x="0" y="0"/>
+                            <a:ext cx="5760000" cy="3600000"/>
+                          </a:xfrm>
+                          <a:prstGeom prst="rect"/>
+                        </pic:spPr>
+                      </pic:pic>
+                    </a:graphicData>
+                  </a:graphic>
+                </wp:inline>
+              </w:drawing>
+            </w:r>
+          </w:p>
+        </w:tc>
+      </w:tr>
+    </w:tbl>
+    <w:p>
+      <w:pPr>
+        <w:spacing w:after="160"/>
+        <w:jc w:val="center"/>
+      </w:pPr>
+      <w:r>
+        <w:rPr>
+          <w:rFonts w:ascii="BIZ UDPGothic" w:hAnsi="BIZ UDPGothic" w:eastAsia="BIZ UDPGothic"/>
+          <w:b w:val="0"/>
+          <w:i/>
+          <w:color w:val="606874"/>
+          <w:sz w:val="18"/>
+        </w:rPr>
+        <w:t>比較タブ：左右に版を選んで比較</w:t>
+      </w:r>
+    </w:p>
     <w:p>
       <w:pPr>
         <w:keepNext/>
@@ -2753,7 +4897,7 @@
           <w:color w:val="20242C"/>
           <w:sz w:val="32"/>
         </w:rPr>
-        <w:t>8. 管理者の操作（ユーザー管理）</w:t>
+        <w:t>9. 管理者の操作（ユーザー管理）</w:t>
       </w:r>
     </w:p>
     <w:p>
@@ -2786,6 +4930,87 @@
           <w:sz w:val="21"/>
         </w:rPr>
         <w:t xml:space="preserve"> からユーザー管理画面を開けます。</w:t>
+      </w:r>
+    </w:p>
+    <w:tbl>
+      <w:tblPr>
+        <w:tblW w:type="auto" w:w="0"/>
+        <w:jc w:val="center"/>
+        <w:tblLook w:firstColumn="1" w:firstRow="1" w:lastColumn="0" w:lastRow="0" w:noHBand="0" w:noVBand="1" w:val="04A0"/>
+      </w:tblPr>
+      <w:tblGrid>
+        <w:gridCol w:w="9746"/>
+      </w:tblGrid>
+      <w:tr>
+        <w:trPr>
+          <w:cantSplit/>
+        </w:trPr>
+        <w:tc>
+          <w:tcPr>
+            <w:tcW w:type="dxa" w:w="9746"/>
+            <w:tcBorders>
+              <w:top w:val="single" w:sz="8" w:space="0" w:color="D7DEE5"/>
+              <w:left w:val="single" w:sz="8" w:space="0" w:color="D7DEE5"/>
+              <w:bottom w:val="single" w:sz="8" w:space="0" w:color="D7DEE5"/>
+              <w:right w:val="single" w:sz="8" w:space="0" w:color="D7DEE5"/>
+            </w:tcBorders>
+          </w:tcPr>
+          <w:p>
+            <w:pPr>
+              <w:jc w:val="center"/>
+            </w:pPr>
+            <w:r>
+              <w:drawing>
+                <wp:inline xmlns:a="http://schemas.openxmlformats.org/drawingml/2006/main" xmlns:pic="http://schemas.openxmlformats.org/drawingml/2006/picture">
+                  <wp:extent cx="5760000" cy="3600000"/>
+                  <wp:docPr id="13" name="Picture 13"/>
+                  <wp:cNvGraphicFramePr>
+                    <a:graphicFrameLocks noChangeAspect="1"/>
+                  </wp:cNvGraphicFramePr>
+                  <a:graphic>
+                    <a:graphicData uri="http://schemas.openxmlformats.org/drawingml/2006/picture">
+                      <pic:pic>
+                        <pic:nvPicPr>
+                          <pic:cNvPr id="0" name="admin-users.png"/>
+                          <pic:cNvPicPr/>
+                        </pic:nvPicPr>
+                        <pic:blipFill>
+                          <a:blip r:embed="rId21"/>
+                          <a:stretch>
+                            <a:fillRect/>
+                          </a:stretch>
+                        </pic:blipFill>
+                        <pic:spPr>
+                          <a:xfrm>
+                            <a:off x="0" y="0"/>
+                            <a:ext cx="5760000" cy="3600000"/>
+                          </a:xfrm>
+                          <a:prstGeom prst="rect"/>
+                        </pic:spPr>
+                      </pic:pic>
+                    </a:graphicData>
+                  </a:graphic>
+                </wp:inline>
+              </w:drawing>
+            </w:r>
+          </w:p>
+        </w:tc>
+      </w:tr>
+    </w:tbl>
+    <w:p>
+      <w:pPr>
+        <w:spacing w:after="160"/>
+        <w:jc w:val="center"/>
+      </w:pPr>
+      <w:r>
+        <w:rPr>
+          <w:rFonts w:ascii="BIZ UDPGothic" w:hAnsi="BIZ UDPGothic" w:eastAsia="BIZ UDPGothic"/>
+          <w:b w:val="0"/>
+          <w:i/>
+          <w:color w:val="606874"/>
+          <w:sz w:val="18"/>
+        </w:rPr>
+        <w:t>管理者画面：ユーザーの追加と一覧</w:t>
       </w:r>
     </w:p>
     <w:p>
@@ -2837,7 +5062,25 @@
           <w:i w:val="0"/>
           <w:sz w:val="21"/>
         </w:rPr>
-        <w:t>（ユーザー ID・表示名・ロール）。</w:t>
+        <w:t xml:space="preserve">（ユーザー ID・表示名・ロール）。ロールには </w:t>
+      </w:r>
+      <w:r>
+        <w:rPr>
+          <w:rFonts w:ascii="BIZ UDPGothic" w:hAnsi="BIZ UDPGothic" w:eastAsia="BIZ UDPGothic"/>
+          <w:b/>
+          <w:i w:val="0"/>
+          <w:sz w:val="21"/>
+        </w:rPr>
+        <w:t>精査者（承認者）</w:t>
+      </w:r>
+      <w:r>
+        <w:rPr>
+          <w:rFonts w:ascii="BIZ UDPGothic" w:hAnsi="BIZ UDPGothic" w:eastAsia="BIZ UDPGothic"/>
+          <w:b w:val="0"/>
+          <w:i w:val="0"/>
+          <w:sz w:val="21"/>
+        </w:rPr>
+        <w:t xml:space="preserve"> を含みます。</w:t>
       </w:r>
     </w:p>
     <w:p>
@@ -2939,6 +5182,530 @@
                 <w:sz w:val="20"/>
               </w:rPr>
               <w:t>新規ユーザーの初期パスワードはユーザー ID です。初回ログイン時に本人が変更します。</w:t>
+            </w:r>
+          </w:p>
+        </w:tc>
+      </w:tr>
+    </w:tbl>
+    <w:p>
+      <w:pPr>
+        <w:keepNext/>
+        <w:keepLines/>
+        <w:spacing w:before="200" w:after="60"/>
+        <w:pBdr>
+          <w:left w:val="single" w:sz="24" w:space="8" w:color="1F5C99"/>
+        </w:pBdr>
+        <w:ind w:left="113"/>
+      </w:pPr>
+      <w:r>
+        <w:rPr>
+          <w:rFonts w:ascii="BIZ UDPGothic" w:hAnsi="BIZ UDPGothic" w:eastAsia="BIZ UDPGothic"/>
+          <w:b/>
+          <w:i w:val="0"/>
+          <w:color w:val="20242C"/>
+          <w:sz w:val="32"/>
+        </w:rPr>
+        <w:t>10. 困ったとき（FAQ）</w:t>
+      </w:r>
+    </w:p>
+    <w:tbl>
+      <w:tblPr>
+        <w:tblW w:type="auto" w:w="0"/>
+        <w:jc w:val="left"/>
+        <w:tblLook w:firstColumn="1" w:firstRow="1" w:lastColumn="0" w:lastRow="0" w:noHBand="0" w:noVBand="1" w:val="04A0"/>
+      </w:tblPr>
+      <w:tblGrid>
+        <w:gridCol w:w="4873"/>
+        <w:gridCol w:w="4873"/>
+      </w:tblGrid>
+      <w:tr>
+        <w:tc>
+          <w:tcPr>
+            <w:tcW w:type="dxa" w:w="4873"/>
+            <w:shd w:val="clear" w:color="auto" w:fill="1F5C99"/>
+            <w:tcBorders>
+              <w:top w:val="single" w:sz="4" w:space="0" w:color="D7DEE5"/>
+              <w:left w:val="single" w:sz="4" w:space="0" w:color="D7DEE5"/>
+              <w:bottom w:val="single" w:sz="4" w:space="0" w:color="D7DEE5"/>
+              <w:right w:val="single" w:sz="4" w:space="0" w:color="D7DEE5"/>
+            </w:tcBorders>
+          </w:tcPr>
+          <w:p>
+            <w:r/>
+            <w:r>
+              <w:rPr>
+                <w:rFonts w:ascii="BIZ UDPGothic" w:hAnsi="BIZ UDPGothic" w:eastAsia="BIZ UDPGothic"/>
+                <w:b/>
+                <w:i w:val="0"/>
+                <w:color w:val="FFFFFF"/>
+                <w:sz w:val="19"/>
+              </w:rPr>
+              <w:t>こまりごと</w:t>
+            </w:r>
+          </w:p>
+        </w:tc>
+        <w:tc>
+          <w:tcPr>
+            <w:tcW w:type="dxa" w:w="4873"/>
+            <w:shd w:val="clear" w:color="auto" w:fill="1F5C99"/>
+            <w:tcBorders>
+              <w:top w:val="single" w:sz="4" w:space="0" w:color="D7DEE5"/>
+              <w:left w:val="single" w:sz="4" w:space="0" w:color="D7DEE5"/>
+              <w:bottom w:val="single" w:sz="4" w:space="0" w:color="D7DEE5"/>
+              <w:right w:val="single" w:sz="4" w:space="0" w:color="D7DEE5"/>
+            </w:tcBorders>
+          </w:tcPr>
+          <w:p>
+            <w:r/>
+            <w:r>
+              <w:rPr>
+                <w:rFonts w:ascii="BIZ UDPGothic" w:hAnsi="BIZ UDPGothic" w:eastAsia="BIZ UDPGothic"/>
+                <w:b/>
+                <w:i w:val="0"/>
+                <w:color w:val="FFFFFF"/>
+                <w:sz w:val="19"/>
+              </w:rPr>
+              <w:t>対処</w:t>
+            </w:r>
+          </w:p>
+        </w:tc>
+      </w:tr>
+      <w:tr>
+        <w:tc>
+          <w:tcPr>
+            <w:tcW w:type="dxa" w:w="4873"/>
+            <w:tcBorders>
+              <w:top w:val="single" w:sz="4" w:space="0" w:color="D7DEE5"/>
+              <w:left w:val="single" w:sz="4" w:space="0" w:color="D7DEE5"/>
+              <w:bottom w:val="single" w:sz="4" w:space="0" w:color="D7DEE5"/>
+              <w:right w:val="single" w:sz="4" w:space="0" w:color="D7DEE5"/>
+            </w:tcBorders>
+          </w:tcPr>
+          <w:p>
+            <w:r/>
+            <w:r>
+              <w:rPr>
+                <w:rFonts w:ascii="BIZ UDPGothic" w:hAnsi="BIZ UDPGothic" w:eastAsia="BIZ UDPGothic"/>
+                <w:b w:val="0"/>
+                <w:i w:val="0"/>
+                <w:sz w:val="19"/>
+              </w:rPr>
+              <w:t>ログインできない</w:t>
+            </w:r>
+          </w:p>
+        </w:tc>
+        <w:tc>
+          <w:tcPr>
+            <w:tcW w:type="dxa" w:w="4873"/>
+            <w:tcBorders>
+              <w:top w:val="single" w:sz="4" w:space="0" w:color="D7DEE5"/>
+              <w:left w:val="single" w:sz="4" w:space="0" w:color="D7DEE5"/>
+              <w:bottom w:val="single" w:sz="4" w:space="0" w:color="D7DEE5"/>
+              <w:right w:val="single" w:sz="4" w:space="0" w:color="D7DEE5"/>
+            </w:tcBorders>
+          </w:tcPr>
+          <w:p>
+            <w:r/>
+            <w:r>
+              <w:rPr>
+                <w:rFonts w:ascii="BIZ UDPGothic" w:hAnsi="BIZ UDPGothic" w:eastAsia="BIZ UDPGothic"/>
+                <w:b w:val="0"/>
+                <w:i w:val="0"/>
+                <w:sz w:val="19"/>
+              </w:rPr>
+              <w:t>ID・パスワードの全角/半角を確認。初期化直後はユーザー ID がそのままパスワードです（第 1 章）。</w:t>
+            </w:r>
+          </w:p>
+        </w:tc>
+      </w:tr>
+      <w:tr>
+        <w:tc>
+          <w:tcPr>
+            <w:tcW w:type="dxa" w:w="4873"/>
+            <w:shd w:val="clear" w:color="auto" w:fill="F5F8FB"/>
+            <w:tcBorders>
+              <w:top w:val="single" w:sz="4" w:space="0" w:color="D7DEE5"/>
+              <w:left w:val="single" w:sz="4" w:space="0" w:color="D7DEE5"/>
+              <w:bottom w:val="single" w:sz="4" w:space="0" w:color="D7DEE5"/>
+              <w:right w:val="single" w:sz="4" w:space="0" w:color="D7DEE5"/>
+            </w:tcBorders>
+          </w:tcPr>
+          <w:p>
+            <w:r/>
+            <w:r>
+              <w:rPr>
+                <w:rFonts w:ascii="BIZ UDPGothic" w:hAnsi="BIZ UDPGothic" w:eastAsia="BIZ UDPGothic"/>
+                <w:b w:val="0"/>
+                <w:i w:val="0"/>
+                <w:sz w:val="19"/>
+              </w:rPr>
+              <w:t>突然ログイン画面に戻された</w:t>
+            </w:r>
+          </w:p>
+        </w:tc>
+        <w:tc>
+          <w:tcPr>
+            <w:tcW w:type="dxa" w:w="4873"/>
+            <w:shd w:val="clear" w:color="auto" w:fill="F5F8FB"/>
+            <w:tcBorders>
+              <w:top w:val="single" w:sz="4" w:space="0" w:color="D7DEE5"/>
+              <w:left w:val="single" w:sz="4" w:space="0" w:color="D7DEE5"/>
+              <w:bottom w:val="single" w:sz="4" w:space="0" w:color="D7DEE5"/>
+              <w:right w:val="single" w:sz="4" w:space="0" w:color="D7DEE5"/>
+            </w:tcBorders>
+          </w:tcPr>
+          <w:p>
+            <w:r/>
+            <w:r>
+              <w:rPr>
+                <w:rFonts w:ascii="BIZ UDPGothic" w:hAnsi="BIZ UDPGothic" w:eastAsia="BIZ UDPGothic"/>
+                <w:b w:val="0"/>
+                <w:i w:val="0"/>
+                <w:sz w:val="19"/>
+              </w:rPr>
+              <w:t>サーバの再起動などでセッションが切れています（画面に案内が出ます）。そのまま再ログインすれば続きから作業できます。編集中の内容は自動保存（下書き）に残っています。</w:t>
+            </w:r>
+          </w:p>
+        </w:tc>
+      </w:tr>
+      <w:tr>
+        <w:tc>
+          <w:tcPr>
+            <w:tcW w:type="dxa" w:w="4873"/>
+            <w:tcBorders>
+              <w:top w:val="single" w:sz="4" w:space="0" w:color="D7DEE5"/>
+              <w:left w:val="single" w:sz="4" w:space="0" w:color="D7DEE5"/>
+              <w:bottom w:val="single" w:sz="4" w:space="0" w:color="D7DEE5"/>
+              <w:right w:val="single" w:sz="4" w:space="0" w:color="D7DEE5"/>
+            </w:tcBorders>
+          </w:tcPr>
+          <w:p>
+            <w:r/>
+            <w:r>
+              <w:rPr>
+                <w:rFonts w:ascii="BIZ UDPGothic" w:hAnsi="BIZ UDPGothic" w:eastAsia="BIZ UDPGothic"/>
+                <w:b w:val="0"/>
+                <w:i w:val="0"/>
+                <w:sz w:val="19"/>
+              </w:rPr>
+              <w:t>紙面を編集できない</w:t>
+            </w:r>
+          </w:p>
+        </w:tc>
+        <w:tc>
+          <w:tcPr>
+            <w:tcW w:type="dxa" w:w="4873"/>
+            <w:tcBorders>
+              <w:top w:val="single" w:sz="4" w:space="0" w:color="D7DEE5"/>
+              <w:left w:val="single" w:sz="4" w:space="0" w:color="D7DEE5"/>
+              <w:bottom w:val="single" w:sz="4" w:space="0" w:color="D7DEE5"/>
+              <w:right w:val="single" w:sz="4" w:space="0" w:color="D7DEE5"/>
+            </w:tcBorders>
+          </w:tcPr>
+          <w:p>
+            <w:r/>
+            <w:r>
+              <w:rPr>
+                <w:rFonts w:ascii="BIZ UDPGothic" w:hAnsi="BIZ UDPGothic" w:eastAsia="BIZ UDPGothic"/>
+                <w:b w:val="0"/>
+                <w:i w:val="0"/>
+                <w:sz w:val="19"/>
+              </w:rPr>
+              <w:t>左パネルの「編集を許可」をオンにしてください（第 5.2 章）。</w:t>
+            </w:r>
+          </w:p>
+        </w:tc>
+      </w:tr>
+      <w:tr>
+        <w:tc>
+          <w:tcPr>
+            <w:tcW w:type="dxa" w:w="4873"/>
+            <w:shd w:val="clear" w:color="auto" w:fill="F5F8FB"/>
+            <w:tcBorders>
+              <w:top w:val="single" w:sz="4" w:space="0" w:color="D7DEE5"/>
+              <w:left w:val="single" w:sz="4" w:space="0" w:color="D7DEE5"/>
+              <w:bottom w:val="single" w:sz="4" w:space="0" w:color="D7DEE5"/>
+              <w:right w:val="single" w:sz="4" w:space="0" w:color="D7DEE5"/>
+            </w:tcBorders>
+          </w:tcPr>
+          <w:p>
+            <w:r/>
+            <w:r>
+              <w:rPr>
+                <w:rFonts w:ascii="BIZ UDPGothic" w:hAnsi="BIZ UDPGothic" w:eastAsia="BIZ UDPGothic"/>
+                <w:b w:val="0"/>
+                <w:i w:val="0"/>
+                <w:sz w:val="19"/>
+              </w:rPr>
+              <w:t>編集したのに本番が変わらない</w:t>
+            </w:r>
+          </w:p>
+        </w:tc>
+        <w:tc>
+          <w:tcPr>
+            <w:tcW w:type="dxa" w:w="4873"/>
+            <w:shd w:val="clear" w:color="auto" w:fill="F5F8FB"/>
+            <w:tcBorders>
+              <w:top w:val="single" w:sz="4" w:space="0" w:color="D7DEE5"/>
+              <w:left w:val="single" w:sz="4" w:space="0" w:color="D7DEE5"/>
+              <w:bottom w:val="single" w:sz="4" w:space="0" w:color="D7DEE5"/>
+              <w:right w:val="single" w:sz="4" w:space="0" w:color="D7DEE5"/>
+            </w:tcBorders>
+          </w:tcPr>
+          <w:p>
+            <w:r/>
+            <w:r>
+              <w:rPr>
+                <w:rFonts w:ascii="BIZ UDPGothic" w:hAnsi="BIZ UDPGothic" w:eastAsia="BIZ UDPGothic"/>
+                <w:b w:val="0"/>
+                <w:i w:val="0"/>
+                <w:sz w:val="19"/>
+              </w:rPr>
+              <w:t>編集は下書きです。プレビュー画面の「確定保存を申請」→ 精査者の承認で反映されます（第 6・7 章）。</w:t>
+            </w:r>
+          </w:p>
+        </w:tc>
+      </w:tr>
+      <w:tr>
+        <w:tc>
+          <w:tcPr>
+            <w:tcW w:type="dxa" w:w="4873"/>
+            <w:tcBorders>
+              <w:top w:val="single" w:sz="4" w:space="0" w:color="D7DEE5"/>
+              <w:left w:val="single" w:sz="4" w:space="0" w:color="D7DEE5"/>
+              <w:bottom w:val="single" w:sz="4" w:space="0" w:color="D7DEE5"/>
+              <w:right w:val="single" w:sz="4" w:space="0" w:color="D7DEE5"/>
+            </w:tcBorders>
+          </w:tcPr>
+          <w:p>
+            <w:r/>
+            <w:r>
+              <w:rPr>
+                <w:rFonts w:ascii="BIZ UDPGothic" w:hAnsi="BIZ UDPGothic" w:eastAsia="BIZ UDPGothic"/>
+                <w:b w:val="0"/>
+                <w:i w:val="0"/>
+                <w:sz w:val="19"/>
+              </w:rPr>
+              <w:t>「承認する」ボタンが出ない</w:t>
+            </w:r>
+          </w:p>
+        </w:tc>
+        <w:tc>
+          <w:tcPr>
+            <w:tcW w:type="dxa" w:w="4873"/>
+            <w:tcBorders>
+              <w:top w:val="single" w:sz="4" w:space="0" w:color="D7DEE5"/>
+              <w:left w:val="single" w:sz="4" w:space="0" w:color="D7DEE5"/>
+              <w:bottom w:val="single" w:sz="4" w:space="0" w:color="D7DEE5"/>
+              <w:right w:val="single" w:sz="4" w:space="0" w:color="D7DEE5"/>
+            </w:tcBorders>
+          </w:tcPr>
+          <w:p>
+            <w:r/>
+            <w:r>
+              <w:rPr>
+                <w:rFonts w:ascii="BIZ UDPGothic" w:hAnsi="BIZ UDPGothic" w:eastAsia="BIZ UDPGothic"/>
+                <w:b w:val="0"/>
+                <w:i w:val="0"/>
+                <w:sz w:val="19"/>
+              </w:rPr>
+              <w:t>精査者（approver）ロールが必要です。また自分の申請は自分で承認できません（第 7 章）。</w:t>
+            </w:r>
+          </w:p>
+        </w:tc>
+      </w:tr>
+      <w:tr>
+        <w:tc>
+          <w:tcPr>
+            <w:tcW w:type="dxa" w:w="4873"/>
+            <w:shd w:val="clear" w:color="auto" w:fill="F5F8FB"/>
+            <w:tcBorders>
+              <w:top w:val="single" w:sz="4" w:space="0" w:color="D7DEE5"/>
+              <w:left w:val="single" w:sz="4" w:space="0" w:color="D7DEE5"/>
+              <w:bottom w:val="single" w:sz="4" w:space="0" w:color="D7DEE5"/>
+              <w:right w:val="single" w:sz="4" w:space="0" w:color="D7DEE5"/>
+            </w:tcBorders>
+          </w:tcPr>
+          <w:p>
+            <w:r/>
+            <w:r>
+              <w:rPr>
+                <w:rFonts w:ascii="BIZ UDPGothic" w:hAnsi="BIZ UDPGothic" w:eastAsia="BIZ UDPGothic"/>
+                <w:b w:val="0"/>
+                <w:i w:val="0"/>
+                <w:sz w:val="19"/>
+              </w:rPr>
+              <w:t>申請が却下された</w:t>
+            </w:r>
+          </w:p>
+        </w:tc>
+        <w:tc>
+          <w:tcPr>
+            <w:tcW w:type="dxa" w:w="4873"/>
+            <w:shd w:val="clear" w:color="auto" w:fill="F5F8FB"/>
+            <w:tcBorders>
+              <w:top w:val="single" w:sz="4" w:space="0" w:color="D7DEE5"/>
+              <w:left w:val="single" w:sz="4" w:space="0" w:color="D7DEE5"/>
+              <w:bottom w:val="single" w:sz="4" w:space="0" w:color="D7DEE5"/>
+              <w:right w:val="single" w:sz="4" w:space="0" w:color="D7DEE5"/>
+            </w:tcBorders>
+          </w:tcPr>
+          <w:p>
+            <w:r/>
+            <w:r>
+              <w:rPr>
+                <w:rFonts w:ascii="BIZ UDPGothic" w:hAnsi="BIZ UDPGothic" w:eastAsia="BIZ UDPGothic"/>
+                <w:b w:val="0"/>
+                <w:i w:val="0"/>
+                <w:sz w:val="19"/>
+              </w:rPr>
+              <w:t>「申請状況」タブで却下理由を確認し、修正して再申請してください。</w:t>
+            </w:r>
+          </w:p>
+        </w:tc>
+      </w:tr>
+      <w:tr>
+        <w:tc>
+          <w:tcPr>
+            <w:tcW w:type="dxa" w:w="4873"/>
+            <w:tcBorders>
+              <w:top w:val="single" w:sz="4" w:space="0" w:color="D7DEE5"/>
+              <w:left w:val="single" w:sz="4" w:space="0" w:color="D7DEE5"/>
+              <w:bottom w:val="single" w:sz="4" w:space="0" w:color="D7DEE5"/>
+              <w:right w:val="single" w:sz="4" w:space="0" w:color="D7DEE5"/>
+            </w:tcBorders>
+          </w:tcPr>
+          <w:p>
+            <w:r/>
+            <w:r>
+              <w:rPr>
+                <w:rFonts w:ascii="BIZ UDPGothic" w:hAnsi="BIZ UDPGothic" w:eastAsia="BIZ UDPGothic"/>
+                <w:b w:val="0"/>
+                <w:i w:val="0"/>
+                <w:sz w:val="19"/>
+              </w:rPr>
+              <w:t>プレビューが真っ白</w:t>
+            </w:r>
+          </w:p>
+        </w:tc>
+        <w:tc>
+          <w:tcPr>
+            <w:tcW w:type="dxa" w:w="4873"/>
+            <w:tcBorders>
+              <w:top w:val="single" w:sz="4" w:space="0" w:color="D7DEE5"/>
+              <w:left w:val="single" w:sz="4" w:space="0" w:color="D7DEE5"/>
+              <w:bottom w:val="single" w:sz="4" w:space="0" w:color="D7DEE5"/>
+              <w:right w:val="single" w:sz="4" w:space="0" w:color="D7DEE5"/>
+            </w:tcBorders>
+          </w:tcPr>
+          <w:p>
+            <w:r/>
+            <w:r>
+              <w:rPr>
+                <w:rFonts w:ascii="BIZ UDPGothic" w:hAnsi="BIZ UDPGothic" w:eastAsia="BIZ UDPGothic"/>
+                <w:b w:val="0"/>
+                <w:i w:val="0"/>
+                <w:sz w:val="19"/>
+              </w:rPr>
+              <w:t>組版待ちの場合は数秒待つ、直らなければ再読み込み（第 6 章）。それでも直らないときは管理者へ連絡してください。</w:t>
+            </w:r>
+          </w:p>
+        </w:tc>
+      </w:tr>
+      <w:tr>
+        <w:tc>
+          <w:tcPr>
+            <w:tcW w:type="dxa" w:w="4873"/>
+            <w:shd w:val="clear" w:color="auto" w:fill="F5F8FB"/>
+            <w:tcBorders>
+              <w:top w:val="single" w:sz="4" w:space="0" w:color="D7DEE5"/>
+              <w:left w:val="single" w:sz="4" w:space="0" w:color="D7DEE5"/>
+              <w:bottom w:val="single" w:sz="4" w:space="0" w:color="D7DEE5"/>
+              <w:right w:val="single" w:sz="4" w:space="0" w:color="D7DEE5"/>
+            </w:tcBorders>
+          </w:tcPr>
+          <w:p>
+            <w:r/>
+            <w:r>
+              <w:rPr>
+                <w:rFonts w:ascii="BIZ UDPGothic" w:hAnsi="BIZ UDPGothic" w:eastAsia="BIZ UDPGothic"/>
+                <w:b w:val="0"/>
+                <w:i w:val="0"/>
+                <w:sz w:val="19"/>
+              </w:rPr>
+              <w:t>間違えて編集してしまった</w:t>
+            </w:r>
+          </w:p>
+        </w:tc>
+        <w:tc>
+          <w:tcPr>
+            <w:tcW w:type="dxa" w:w="4873"/>
+            <w:shd w:val="clear" w:color="auto" w:fill="F5F8FB"/>
+            <w:tcBorders>
+              <w:top w:val="single" w:sz="4" w:space="0" w:color="D7DEE5"/>
+              <w:left w:val="single" w:sz="4" w:space="0" w:color="D7DEE5"/>
+              <w:bottom w:val="single" w:sz="4" w:space="0" w:color="D7DEE5"/>
+              <w:right w:val="single" w:sz="4" w:space="0" w:color="D7DEE5"/>
+            </w:tcBorders>
+          </w:tcPr>
+          <w:p>
+            <w:r/>
+            <w:r>
+              <w:rPr>
+                <w:rFonts w:ascii="BIZ UDPGothic" w:hAnsi="BIZ UDPGothic" w:eastAsia="BIZ UDPGothic"/>
+                <w:b w:val="0"/>
+                <w:i w:val="0"/>
+                <w:sz w:val="19"/>
+              </w:rPr>
+              <w:t>上部バーの「元に戻す」（Ctrl+Z 相当）で戻せます。大きく戻したいときは右パネルのパーツ「リセット」も使えます。</w:t>
+            </w:r>
+          </w:p>
+        </w:tc>
+      </w:tr>
+      <w:tr>
+        <w:tc>
+          <w:tcPr>
+            <w:tcW w:type="dxa" w:w="4873"/>
+            <w:tcBorders>
+              <w:top w:val="single" w:sz="4" w:space="0" w:color="D7DEE5"/>
+              <w:left w:val="single" w:sz="4" w:space="0" w:color="D7DEE5"/>
+              <w:bottom w:val="single" w:sz="4" w:space="0" w:color="D7DEE5"/>
+              <w:right w:val="single" w:sz="4" w:space="0" w:color="D7DEE5"/>
+            </w:tcBorders>
+          </w:tcPr>
+          <w:p>
+            <w:r/>
+            <w:r>
+              <w:rPr>
+                <w:rFonts w:ascii="BIZ UDPGothic" w:hAnsi="BIZ UDPGothic" w:eastAsia="BIZ UDPGothic"/>
+                <w:b w:val="0"/>
+                <w:i w:val="0"/>
+                <w:sz w:val="19"/>
+              </w:rPr>
+              <w:t>どこまで作業したか思い出せない</w:t>
+            </w:r>
+          </w:p>
+        </w:tc>
+        <w:tc>
+          <w:tcPr>
+            <w:tcW w:type="dxa" w:w="4873"/>
+            <w:tcBorders>
+              <w:top w:val="single" w:sz="4" w:space="0" w:color="D7DEE5"/>
+              <w:left w:val="single" w:sz="4" w:space="0" w:color="D7DEE5"/>
+              <w:bottom w:val="single" w:sz="4" w:space="0" w:color="D7DEE5"/>
+              <w:right w:val="single" w:sz="4" w:space="0" w:color="D7DEE5"/>
+            </w:tcBorders>
+          </w:tcPr>
+          <w:p>
+            <w:r/>
+            <w:r>
+              <w:rPr>
+                <w:rFonts w:ascii="BIZ UDPGothic" w:hAnsi="BIZ UDPGothic" w:eastAsia="BIZ UDPGothic"/>
+                <w:b w:val="0"/>
+                <w:i w:val="0"/>
+                <w:sz w:val="19"/>
+              </w:rPr>
+              <w:t>「履歴」タブで自分の編集・PDF 出力・作成の記録を確認できます（第 8 章）。</w:t>
             </w:r>
           </w:p>
         </w:tc>

--- a/docs/editor/Editor_操作手順書.docx
+++ b/docs/editor/Editor_操作手順書.docx
@@ -34,7 +34,410 @@
           <w:color w:val="606874"/>
           <w:sz w:val="22"/>
         </w:rPr>
-        <w:t>ファンド報告書テンプレートを編集するツール ／ ご担当者さま向け ・ 版 2.0</w:t>
+        <w:t>ファンド報告書テンプレートを編集するツール ／ ご担当者さま向け ・ 版 2.1</w:t>
+      </w:r>
+    </w:p>
+    <w:p>
+      <w:pPr>
+        <w:spacing w:before="360" w:after="120"/>
+        <w:pBdr>
+          <w:left w:val="single" w:sz="24" w:space="8" w:color="1F5C99"/>
+        </w:pBdr>
+        <w:ind w:left="113"/>
+      </w:pPr>
+      <w:r>
+        <w:rPr>
+          <w:rFonts w:ascii="BIZ UDPGothic" w:hAnsi="BIZ UDPGothic" w:eastAsia="BIZ UDPGothic"/>
+          <w:b/>
+          <w:i w:val="0"/>
+          <w:color w:val="20242C"/>
+          <w:sz w:val="26"/>
+        </w:rPr>
+        <w:t>改訂履歴</w:t>
+      </w:r>
+    </w:p>
+    <w:tbl>
+      <w:tblPr>
+        <w:tblW w:type="auto" w:w="0"/>
+        <w:jc w:val="left"/>
+        <w:tblLook w:firstColumn="1" w:firstRow="1" w:lastColumn="0" w:lastRow="0" w:noHBand="0" w:noVBand="1" w:val="04A0"/>
+      </w:tblPr>
+      <w:tblGrid>
+        <w:gridCol w:w="3249"/>
+        <w:gridCol w:w="3249"/>
+        <w:gridCol w:w="3249"/>
+      </w:tblGrid>
+      <w:tr>
+        <w:tc>
+          <w:tcPr>
+            <w:tcW w:type="dxa" w:w="1134"/>
+            <w:shd w:val="clear" w:color="auto" w:fill="1F5C99"/>
+            <w:tcBorders>
+              <w:top w:val="single" w:sz="4" w:space="0" w:color="D7DEE5"/>
+              <w:left w:val="single" w:sz="4" w:space="0" w:color="D7DEE5"/>
+              <w:bottom w:val="single" w:sz="4" w:space="0" w:color="D7DEE5"/>
+              <w:right w:val="single" w:sz="4" w:space="0" w:color="D7DEE5"/>
+            </w:tcBorders>
+          </w:tcPr>
+          <w:p>
+            <w:r/>
+            <w:r>
+              <w:rPr>
+                <w:rFonts w:ascii="BIZ UDPGothic" w:hAnsi="BIZ UDPGothic" w:eastAsia="BIZ UDPGothic"/>
+                <w:b/>
+                <w:i w:val="0"/>
+                <w:color w:val="FFFFFF"/>
+                <w:sz w:val="19"/>
+              </w:rPr>
+              <w:t>版数</w:t>
+            </w:r>
+          </w:p>
+        </w:tc>
+        <w:tc>
+          <w:tcPr>
+            <w:tcW w:type="dxa" w:w="1814"/>
+            <w:shd w:val="clear" w:color="auto" w:fill="1F5C99"/>
+            <w:tcBorders>
+              <w:top w:val="single" w:sz="4" w:space="0" w:color="D7DEE5"/>
+              <w:left w:val="single" w:sz="4" w:space="0" w:color="D7DEE5"/>
+              <w:bottom w:val="single" w:sz="4" w:space="0" w:color="D7DEE5"/>
+              <w:right w:val="single" w:sz="4" w:space="0" w:color="D7DEE5"/>
+            </w:tcBorders>
+          </w:tcPr>
+          <w:p>
+            <w:r/>
+            <w:r>
+              <w:rPr>
+                <w:rFonts w:ascii="BIZ UDPGothic" w:hAnsi="BIZ UDPGothic" w:eastAsia="BIZ UDPGothic"/>
+                <w:b/>
+                <w:i w:val="0"/>
+                <w:color w:val="FFFFFF"/>
+                <w:sz w:val="19"/>
+              </w:rPr>
+              <w:t>日付</w:t>
+            </w:r>
+          </w:p>
+        </w:tc>
+        <w:tc>
+          <w:tcPr>
+            <w:tcW w:type="dxa" w:w="6463"/>
+            <w:shd w:val="clear" w:color="auto" w:fill="1F5C99"/>
+            <w:tcBorders>
+              <w:top w:val="single" w:sz="4" w:space="0" w:color="D7DEE5"/>
+              <w:left w:val="single" w:sz="4" w:space="0" w:color="D7DEE5"/>
+              <w:bottom w:val="single" w:sz="4" w:space="0" w:color="D7DEE5"/>
+              <w:right w:val="single" w:sz="4" w:space="0" w:color="D7DEE5"/>
+            </w:tcBorders>
+          </w:tcPr>
+          <w:p>
+            <w:r/>
+            <w:r>
+              <w:rPr>
+                <w:rFonts w:ascii="BIZ UDPGothic" w:hAnsi="BIZ UDPGothic" w:eastAsia="BIZ UDPGothic"/>
+                <w:b/>
+                <w:i w:val="0"/>
+                <w:color w:val="FFFFFF"/>
+                <w:sz w:val="19"/>
+              </w:rPr>
+              <w:t>変更内容</w:t>
+            </w:r>
+          </w:p>
+        </w:tc>
+      </w:tr>
+      <w:tr>
+        <w:tc>
+          <w:tcPr>
+            <w:tcW w:type="dxa" w:w="1134"/>
+            <w:tcBorders>
+              <w:top w:val="single" w:sz="4" w:space="0" w:color="D7DEE5"/>
+              <w:left w:val="single" w:sz="4" w:space="0" w:color="D7DEE5"/>
+              <w:bottom w:val="single" w:sz="4" w:space="0" w:color="D7DEE5"/>
+              <w:right w:val="single" w:sz="4" w:space="0" w:color="D7DEE5"/>
+            </w:tcBorders>
+          </w:tcPr>
+          <w:p>
+            <w:r/>
+            <w:r>
+              <w:rPr>
+                <w:rFonts w:ascii="BIZ UDPGothic" w:hAnsi="BIZ UDPGothic" w:eastAsia="BIZ UDPGothic"/>
+                <w:b w:val="0"/>
+                <w:i w:val="0"/>
+                <w:sz w:val="19"/>
+              </w:rPr>
+              <w:t>1.0</w:t>
+            </w:r>
+          </w:p>
+        </w:tc>
+        <w:tc>
+          <w:tcPr>
+            <w:tcW w:type="dxa" w:w="1814"/>
+            <w:tcBorders>
+              <w:top w:val="single" w:sz="4" w:space="0" w:color="D7DEE5"/>
+              <w:left w:val="single" w:sz="4" w:space="0" w:color="D7DEE5"/>
+              <w:bottom w:val="single" w:sz="4" w:space="0" w:color="D7DEE5"/>
+              <w:right w:val="single" w:sz="4" w:space="0" w:color="D7DEE5"/>
+            </w:tcBorders>
+          </w:tcPr>
+          <w:p>
+            <w:r/>
+            <w:r>
+              <w:rPr>
+                <w:rFonts w:ascii="BIZ UDPGothic" w:hAnsi="BIZ UDPGothic" w:eastAsia="BIZ UDPGothic"/>
+                <w:b w:val="0"/>
+                <w:i w:val="0"/>
+                <w:sz w:val="19"/>
+              </w:rPr>
+              <w:t>2026-06-19</w:t>
+            </w:r>
+          </w:p>
+        </w:tc>
+        <w:tc>
+          <w:tcPr>
+            <w:tcW w:type="dxa" w:w="6463"/>
+            <w:tcBorders>
+              <w:top w:val="single" w:sz="4" w:space="0" w:color="D7DEE5"/>
+              <w:left w:val="single" w:sz="4" w:space="0" w:color="D7DEE5"/>
+              <w:bottom w:val="single" w:sz="4" w:space="0" w:color="D7DEE5"/>
+              <w:right w:val="single" w:sz="4" w:space="0" w:color="D7DEE5"/>
+            </w:tcBorders>
+          </w:tcPr>
+          <w:p>
+            <w:r/>
+            <w:r>
+              <w:rPr>
+                <w:rFonts w:ascii="BIZ UDPGothic" w:hAnsi="BIZ UDPGothic" w:eastAsia="BIZ UDPGothic"/>
+                <w:b w:val="0"/>
+                <w:i w:val="0"/>
+                <w:sz w:val="19"/>
+              </w:rPr>
+              <w:t>初版</w:t>
+            </w:r>
+          </w:p>
+        </w:tc>
+      </w:tr>
+      <w:tr>
+        <w:tc>
+          <w:tcPr>
+            <w:tcW w:type="dxa" w:w="1134"/>
+            <w:shd w:val="clear" w:color="auto" w:fill="F5F8FB"/>
+            <w:tcBorders>
+              <w:top w:val="single" w:sz="4" w:space="0" w:color="D7DEE5"/>
+              <w:left w:val="single" w:sz="4" w:space="0" w:color="D7DEE5"/>
+              <w:bottom w:val="single" w:sz="4" w:space="0" w:color="D7DEE5"/>
+              <w:right w:val="single" w:sz="4" w:space="0" w:color="D7DEE5"/>
+            </w:tcBorders>
+          </w:tcPr>
+          <w:p>
+            <w:r/>
+            <w:r>
+              <w:rPr>
+                <w:rFonts w:ascii="BIZ UDPGothic" w:hAnsi="BIZ UDPGothic" w:eastAsia="BIZ UDPGothic"/>
+                <w:b w:val="0"/>
+                <w:i w:val="0"/>
+                <w:sz w:val="19"/>
+              </w:rPr>
+              <w:t>1.1</w:t>
+            </w:r>
+          </w:p>
+        </w:tc>
+        <w:tc>
+          <w:tcPr>
+            <w:tcW w:type="dxa" w:w="1814"/>
+            <w:shd w:val="clear" w:color="auto" w:fill="F5F8FB"/>
+            <w:tcBorders>
+              <w:top w:val="single" w:sz="4" w:space="0" w:color="D7DEE5"/>
+              <w:left w:val="single" w:sz="4" w:space="0" w:color="D7DEE5"/>
+              <w:bottom w:val="single" w:sz="4" w:space="0" w:color="D7DEE5"/>
+              <w:right w:val="single" w:sz="4" w:space="0" w:color="D7DEE5"/>
+            </w:tcBorders>
+          </w:tcPr>
+          <w:p>
+            <w:r/>
+            <w:r>
+              <w:rPr>
+                <w:rFonts w:ascii="BIZ UDPGothic" w:hAnsi="BIZ UDPGothic" w:eastAsia="BIZ UDPGothic"/>
+                <w:b w:val="0"/>
+                <w:i w:val="0"/>
+                <w:sz w:val="19"/>
+              </w:rPr>
+              <w:t>2026-07-02</w:t>
+            </w:r>
+          </w:p>
+        </w:tc>
+        <w:tc>
+          <w:tcPr>
+            <w:tcW w:type="dxa" w:w="6463"/>
+            <w:shd w:val="clear" w:color="auto" w:fill="F5F8FB"/>
+            <w:tcBorders>
+              <w:top w:val="single" w:sz="4" w:space="0" w:color="D7DEE5"/>
+              <w:left w:val="single" w:sz="4" w:space="0" w:color="D7DEE5"/>
+              <w:bottom w:val="single" w:sz="4" w:space="0" w:color="D7DEE5"/>
+              <w:right w:val="single" w:sz="4" w:space="0" w:color="D7DEE5"/>
+            </w:tcBorders>
+          </w:tcPr>
+          <w:p>
+            <w:r/>
+            <w:r>
+              <w:rPr>
+                <w:rFonts w:ascii="BIZ UDPGothic" w:hAnsi="BIZ UDPGothic" w:eastAsia="BIZ UDPGothic"/>
+                <w:b w:val="0"/>
+                <w:i w:val="0"/>
+                <w:sz w:val="19"/>
+              </w:rPr>
+              <w:t>承認ワークフロー導入の反映</w:t>
+            </w:r>
+          </w:p>
+        </w:tc>
+      </w:tr>
+      <w:tr>
+        <w:tc>
+          <w:tcPr>
+            <w:tcW w:type="dxa" w:w="1134"/>
+            <w:tcBorders>
+              <w:top w:val="single" w:sz="4" w:space="0" w:color="D7DEE5"/>
+              <w:left w:val="single" w:sz="4" w:space="0" w:color="D7DEE5"/>
+              <w:bottom w:val="single" w:sz="4" w:space="0" w:color="D7DEE5"/>
+              <w:right w:val="single" w:sz="4" w:space="0" w:color="D7DEE5"/>
+            </w:tcBorders>
+          </w:tcPr>
+          <w:p>
+            <w:r/>
+            <w:r>
+              <w:rPr>
+                <w:rFonts w:ascii="BIZ UDPGothic" w:hAnsi="BIZ UDPGothic" w:eastAsia="BIZ UDPGothic"/>
+                <w:b w:val="0"/>
+                <w:i w:val="0"/>
+                <w:sz w:val="19"/>
+              </w:rPr>
+              <w:t>2.0</w:t>
+            </w:r>
+          </w:p>
+        </w:tc>
+        <w:tc>
+          <w:tcPr>
+            <w:tcW w:type="dxa" w:w="1814"/>
+            <w:tcBorders>
+              <w:top w:val="single" w:sz="4" w:space="0" w:color="D7DEE5"/>
+              <w:left w:val="single" w:sz="4" w:space="0" w:color="D7DEE5"/>
+              <w:bottom w:val="single" w:sz="4" w:space="0" w:color="D7DEE5"/>
+              <w:right w:val="single" w:sz="4" w:space="0" w:color="D7DEE5"/>
+            </w:tcBorders>
+          </w:tcPr>
+          <w:p>
+            <w:r/>
+            <w:r>
+              <w:rPr>
+                <w:rFonts w:ascii="BIZ UDPGothic" w:hAnsi="BIZ UDPGothic" w:eastAsia="BIZ UDPGothic"/>
+                <w:b w:val="0"/>
+                <w:i w:val="0"/>
+                <w:sz w:val="19"/>
+              </w:rPr>
+              <w:t>2026-07-04</w:t>
+            </w:r>
+          </w:p>
+        </w:tc>
+        <w:tc>
+          <w:tcPr>
+            <w:tcW w:type="dxa" w:w="6463"/>
+            <w:tcBorders>
+              <w:top w:val="single" w:sz="4" w:space="0" w:color="D7DEE5"/>
+              <w:left w:val="single" w:sz="4" w:space="0" w:color="D7DEE5"/>
+              <w:bottom w:val="single" w:sz="4" w:space="0" w:color="D7DEE5"/>
+              <w:right w:val="single" w:sz="4" w:space="0" w:color="D7DEE5"/>
+            </w:tcBorders>
+          </w:tcPr>
+          <w:p>
+            <w:r/>
+            <w:r>
+              <w:rPr>
+                <w:rFonts w:ascii="BIZ UDPGothic" w:hAnsi="BIZ UDPGothic" w:eastAsia="BIZ UDPGothic"/>
+                <w:b w:val="0"/>
+                <w:i w:val="0"/>
+                <w:sz w:val="19"/>
+              </w:rPr>
+              <w:t>FAQ とスクリーンショットの追加</w:t>
+            </w:r>
+          </w:p>
+        </w:tc>
+      </w:tr>
+      <w:tr>
+        <w:tc>
+          <w:tcPr>
+            <w:tcW w:type="dxa" w:w="1134"/>
+            <w:shd w:val="clear" w:color="auto" w:fill="F5F8FB"/>
+            <w:tcBorders>
+              <w:top w:val="single" w:sz="4" w:space="0" w:color="D7DEE5"/>
+              <w:left w:val="single" w:sz="4" w:space="0" w:color="D7DEE5"/>
+              <w:bottom w:val="single" w:sz="4" w:space="0" w:color="D7DEE5"/>
+              <w:right w:val="single" w:sz="4" w:space="0" w:color="D7DEE5"/>
+            </w:tcBorders>
+          </w:tcPr>
+          <w:p>
+            <w:r/>
+            <w:r>
+              <w:rPr>
+                <w:rFonts w:ascii="BIZ UDPGothic" w:hAnsi="BIZ UDPGothic" w:eastAsia="BIZ UDPGothic"/>
+                <w:b w:val="0"/>
+                <w:i w:val="0"/>
+                <w:sz w:val="19"/>
+              </w:rPr>
+              <w:t>2.1</w:t>
+            </w:r>
+          </w:p>
+        </w:tc>
+        <w:tc>
+          <w:tcPr>
+            <w:tcW w:type="dxa" w:w="1814"/>
+            <w:shd w:val="clear" w:color="auto" w:fill="F5F8FB"/>
+            <w:tcBorders>
+              <w:top w:val="single" w:sz="4" w:space="0" w:color="D7DEE5"/>
+              <w:left w:val="single" w:sz="4" w:space="0" w:color="D7DEE5"/>
+              <w:bottom w:val="single" w:sz="4" w:space="0" w:color="D7DEE5"/>
+              <w:right w:val="single" w:sz="4" w:space="0" w:color="D7DEE5"/>
+            </w:tcBorders>
+          </w:tcPr>
+          <w:p>
+            <w:r/>
+            <w:r>
+              <w:rPr>
+                <w:rFonts w:ascii="BIZ UDPGothic" w:hAnsi="BIZ UDPGothic" w:eastAsia="BIZ UDPGothic"/>
+                <w:b w:val="0"/>
+                <w:i w:val="0"/>
+                <w:sz w:val="19"/>
+              </w:rPr>
+              <w:t>2026-07-05</w:t>
+            </w:r>
+          </w:p>
+        </w:tc>
+        <w:tc>
+          <w:tcPr>
+            <w:tcW w:type="dxa" w:w="6463"/>
+            <w:shd w:val="clear" w:color="auto" w:fill="F5F8FB"/>
+            <w:tcBorders>
+              <w:top w:val="single" w:sz="4" w:space="0" w:color="D7DEE5"/>
+              <w:left w:val="single" w:sz="4" w:space="0" w:color="D7DEE5"/>
+              <w:bottom w:val="single" w:sz="4" w:space="0" w:color="D7DEE5"/>
+              <w:right w:val="single" w:sz="4" w:space="0" w:color="D7DEE5"/>
+            </w:tcBorders>
+          </w:tcPr>
+          <w:p>
+            <w:r/>
+            <w:r>
+              <w:rPr>
+                <w:rFonts w:ascii="BIZ UDPGothic" w:hAnsi="BIZ UDPGothic" w:eastAsia="BIZ UDPGothic"/>
+                <w:b w:val="0"/>
+                <w:i w:val="0"/>
+                <w:sz w:val="19"/>
+              </w:rPr>
+              <w:t>表紙・改訂履歴の新設、文章の推敲</w:t>
+            </w:r>
+          </w:p>
+        </w:tc>
+      </w:tr>
+    </w:tbl>
+    <w:p>
+      <w:r>
+        <w:br w:type="page"/>
       </w:r>
     </w:p>
     <w:p>
@@ -3054,7 +3457,7 @@
             <w:r>
               <w:drawing>
                 <wp:inline xmlns:a="http://schemas.openxmlformats.org/drawingml/2006/main" xmlns:pic="http://schemas.openxmlformats.org/drawingml/2006/picture">
-                  <wp:extent cx="5760000" cy="1522982"/>
+                  <wp:extent cx="5760000" cy="1482491"/>
                   <wp:docPr id="7" name="Picture 7"/>
                   <wp:cNvGraphicFramePr>
                     <a:graphicFrameLocks noChangeAspect="1"/>
@@ -3075,7 +3478,7 @@
                         <pic:spPr>
                           <a:xfrm>
                             <a:off x="0" y="0"/>
-                            <a:ext cx="5760000" cy="1522982"/>
+                            <a:ext cx="5760000" cy="1482491"/>
                           </a:xfrm>
                           <a:prstGeom prst="rect"/>
                         </pic:spPr>

--- a/docs/editor/Editor_操作手順書.docx
+++ b/docs/editor/Editor_操作手順書.docx
@@ -34,7 +34,410 @@
           <w:color w:val="606874"/>
           <w:sz w:val="22"/>
         </w:rPr>
-        <w:t>ファンド報告書テンプレートを編集するツール ／ ご担当者さま向け ・ 版 1.0</w:t>
+        <w:t>ファンド報告書テンプレートを編集するツール ／ ご担当者さま向け ・ 版 2.1</w:t>
+      </w:r>
+    </w:p>
+    <w:p>
+      <w:pPr>
+        <w:spacing w:before="360" w:after="120"/>
+        <w:pBdr>
+          <w:left w:val="single" w:sz="24" w:space="8" w:color="1F5C99"/>
+        </w:pBdr>
+        <w:ind w:left="113"/>
+      </w:pPr>
+      <w:r>
+        <w:rPr>
+          <w:rFonts w:ascii="BIZ UDPGothic" w:hAnsi="BIZ UDPGothic" w:eastAsia="BIZ UDPGothic"/>
+          <w:b/>
+          <w:i w:val="0"/>
+          <w:color w:val="20242C"/>
+          <w:sz w:val="26"/>
+        </w:rPr>
+        <w:t>改訂履歴</w:t>
+      </w:r>
+    </w:p>
+    <w:tbl>
+      <w:tblPr>
+        <w:tblW w:type="auto" w:w="0"/>
+        <w:jc w:val="left"/>
+        <w:tblLook w:firstColumn="1" w:firstRow="1" w:lastColumn="0" w:lastRow="0" w:noHBand="0" w:noVBand="1" w:val="04A0"/>
+      </w:tblPr>
+      <w:tblGrid>
+        <w:gridCol w:w="3249"/>
+        <w:gridCol w:w="3249"/>
+        <w:gridCol w:w="3249"/>
+      </w:tblGrid>
+      <w:tr>
+        <w:tc>
+          <w:tcPr>
+            <w:tcW w:type="dxa" w:w="1134"/>
+            <w:shd w:val="clear" w:color="auto" w:fill="1F5C99"/>
+            <w:tcBorders>
+              <w:top w:val="single" w:sz="4" w:space="0" w:color="D7DEE5"/>
+              <w:left w:val="single" w:sz="4" w:space="0" w:color="D7DEE5"/>
+              <w:bottom w:val="single" w:sz="4" w:space="0" w:color="D7DEE5"/>
+              <w:right w:val="single" w:sz="4" w:space="0" w:color="D7DEE5"/>
+            </w:tcBorders>
+          </w:tcPr>
+          <w:p>
+            <w:r/>
+            <w:r>
+              <w:rPr>
+                <w:rFonts w:ascii="BIZ UDPGothic" w:hAnsi="BIZ UDPGothic" w:eastAsia="BIZ UDPGothic"/>
+                <w:b/>
+                <w:i w:val="0"/>
+                <w:color w:val="FFFFFF"/>
+                <w:sz w:val="19"/>
+              </w:rPr>
+              <w:t>版数</w:t>
+            </w:r>
+          </w:p>
+        </w:tc>
+        <w:tc>
+          <w:tcPr>
+            <w:tcW w:type="dxa" w:w="1814"/>
+            <w:shd w:val="clear" w:color="auto" w:fill="1F5C99"/>
+            <w:tcBorders>
+              <w:top w:val="single" w:sz="4" w:space="0" w:color="D7DEE5"/>
+              <w:left w:val="single" w:sz="4" w:space="0" w:color="D7DEE5"/>
+              <w:bottom w:val="single" w:sz="4" w:space="0" w:color="D7DEE5"/>
+              <w:right w:val="single" w:sz="4" w:space="0" w:color="D7DEE5"/>
+            </w:tcBorders>
+          </w:tcPr>
+          <w:p>
+            <w:r/>
+            <w:r>
+              <w:rPr>
+                <w:rFonts w:ascii="BIZ UDPGothic" w:hAnsi="BIZ UDPGothic" w:eastAsia="BIZ UDPGothic"/>
+                <w:b/>
+                <w:i w:val="0"/>
+                <w:color w:val="FFFFFF"/>
+                <w:sz w:val="19"/>
+              </w:rPr>
+              <w:t>日付</w:t>
+            </w:r>
+          </w:p>
+        </w:tc>
+        <w:tc>
+          <w:tcPr>
+            <w:tcW w:type="dxa" w:w="6463"/>
+            <w:shd w:val="clear" w:color="auto" w:fill="1F5C99"/>
+            <w:tcBorders>
+              <w:top w:val="single" w:sz="4" w:space="0" w:color="D7DEE5"/>
+              <w:left w:val="single" w:sz="4" w:space="0" w:color="D7DEE5"/>
+              <w:bottom w:val="single" w:sz="4" w:space="0" w:color="D7DEE5"/>
+              <w:right w:val="single" w:sz="4" w:space="0" w:color="D7DEE5"/>
+            </w:tcBorders>
+          </w:tcPr>
+          <w:p>
+            <w:r/>
+            <w:r>
+              <w:rPr>
+                <w:rFonts w:ascii="BIZ UDPGothic" w:hAnsi="BIZ UDPGothic" w:eastAsia="BIZ UDPGothic"/>
+                <w:b/>
+                <w:i w:val="0"/>
+                <w:color w:val="FFFFFF"/>
+                <w:sz w:val="19"/>
+              </w:rPr>
+              <w:t>変更内容</w:t>
+            </w:r>
+          </w:p>
+        </w:tc>
+      </w:tr>
+      <w:tr>
+        <w:tc>
+          <w:tcPr>
+            <w:tcW w:type="dxa" w:w="1134"/>
+            <w:tcBorders>
+              <w:top w:val="single" w:sz="4" w:space="0" w:color="D7DEE5"/>
+              <w:left w:val="single" w:sz="4" w:space="0" w:color="D7DEE5"/>
+              <w:bottom w:val="single" w:sz="4" w:space="0" w:color="D7DEE5"/>
+              <w:right w:val="single" w:sz="4" w:space="0" w:color="D7DEE5"/>
+            </w:tcBorders>
+          </w:tcPr>
+          <w:p>
+            <w:r/>
+            <w:r>
+              <w:rPr>
+                <w:rFonts w:ascii="BIZ UDPGothic" w:hAnsi="BIZ UDPGothic" w:eastAsia="BIZ UDPGothic"/>
+                <w:b w:val="0"/>
+                <w:i w:val="0"/>
+                <w:sz w:val="19"/>
+              </w:rPr>
+              <w:t>1.0</w:t>
+            </w:r>
+          </w:p>
+        </w:tc>
+        <w:tc>
+          <w:tcPr>
+            <w:tcW w:type="dxa" w:w="1814"/>
+            <w:tcBorders>
+              <w:top w:val="single" w:sz="4" w:space="0" w:color="D7DEE5"/>
+              <w:left w:val="single" w:sz="4" w:space="0" w:color="D7DEE5"/>
+              <w:bottom w:val="single" w:sz="4" w:space="0" w:color="D7DEE5"/>
+              <w:right w:val="single" w:sz="4" w:space="0" w:color="D7DEE5"/>
+            </w:tcBorders>
+          </w:tcPr>
+          <w:p>
+            <w:r/>
+            <w:r>
+              <w:rPr>
+                <w:rFonts w:ascii="BIZ UDPGothic" w:hAnsi="BIZ UDPGothic" w:eastAsia="BIZ UDPGothic"/>
+                <w:b w:val="0"/>
+                <w:i w:val="0"/>
+                <w:sz w:val="19"/>
+              </w:rPr>
+              <w:t>2026-06-19</w:t>
+            </w:r>
+          </w:p>
+        </w:tc>
+        <w:tc>
+          <w:tcPr>
+            <w:tcW w:type="dxa" w:w="6463"/>
+            <w:tcBorders>
+              <w:top w:val="single" w:sz="4" w:space="0" w:color="D7DEE5"/>
+              <w:left w:val="single" w:sz="4" w:space="0" w:color="D7DEE5"/>
+              <w:bottom w:val="single" w:sz="4" w:space="0" w:color="D7DEE5"/>
+              <w:right w:val="single" w:sz="4" w:space="0" w:color="D7DEE5"/>
+            </w:tcBorders>
+          </w:tcPr>
+          <w:p>
+            <w:r/>
+            <w:r>
+              <w:rPr>
+                <w:rFonts w:ascii="BIZ UDPGothic" w:hAnsi="BIZ UDPGothic" w:eastAsia="BIZ UDPGothic"/>
+                <w:b w:val="0"/>
+                <w:i w:val="0"/>
+                <w:sz w:val="19"/>
+              </w:rPr>
+              <w:t>初版</w:t>
+            </w:r>
+          </w:p>
+        </w:tc>
+      </w:tr>
+      <w:tr>
+        <w:tc>
+          <w:tcPr>
+            <w:tcW w:type="dxa" w:w="1134"/>
+            <w:shd w:val="clear" w:color="auto" w:fill="F5F8FB"/>
+            <w:tcBorders>
+              <w:top w:val="single" w:sz="4" w:space="0" w:color="D7DEE5"/>
+              <w:left w:val="single" w:sz="4" w:space="0" w:color="D7DEE5"/>
+              <w:bottom w:val="single" w:sz="4" w:space="0" w:color="D7DEE5"/>
+              <w:right w:val="single" w:sz="4" w:space="0" w:color="D7DEE5"/>
+            </w:tcBorders>
+          </w:tcPr>
+          <w:p>
+            <w:r/>
+            <w:r>
+              <w:rPr>
+                <w:rFonts w:ascii="BIZ UDPGothic" w:hAnsi="BIZ UDPGothic" w:eastAsia="BIZ UDPGothic"/>
+                <w:b w:val="0"/>
+                <w:i w:val="0"/>
+                <w:sz w:val="19"/>
+              </w:rPr>
+              <w:t>1.1</w:t>
+            </w:r>
+          </w:p>
+        </w:tc>
+        <w:tc>
+          <w:tcPr>
+            <w:tcW w:type="dxa" w:w="1814"/>
+            <w:shd w:val="clear" w:color="auto" w:fill="F5F8FB"/>
+            <w:tcBorders>
+              <w:top w:val="single" w:sz="4" w:space="0" w:color="D7DEE5"/>
+              <w:left w:val="single" w:sz="4" w:space="0" w:color="D7DEE5"/>
+              <w:bottom w:val="single" w:sz="4" w:space="0" w:color="D7DEE5"/>
+              <w:right w:val="single" w:sz="4" w:space="0" w:color="D7DEE5"/>
+            </w:tcBorders>
+          </w:tcPr>
+          <w:p>
+            <w:r/>
+            <w:r>
+              <w:rPr>
+                <w:rFonts w:ascii="BIZ UDPGothic" w:hAnsi="BIZ UDPGothic" w:eastAsia="BIZ UDPGothic"/>
+                <w:b w:val="0"/>
+                <w:i w:val="0"/>
+                <w:sz w:val="19"/>
+              </w:rPr>
+              <w:t>2026-07-02</w:t>
+            </w:r>
+          </w:p>
+        </w:tc>
+        <w:tc>
+          <w:tcPr>
+            <w:tcW w:type="dxa" w:w="6463"/>
+            <w:shd w:val="clear" w:color="auto" w:fill="F5F8FB"/>
+            <w:tcBorders>
+              <w:top w:val="single" w:sz="4" w:space="0" w:color="D7DEE5"/>
+              <w:left w:val="single" w:sz="4" w:space="0" w:color="D7DEE5"/>
+              <w:bottom w:val="single" w:sz="4" w:space="0" w:color="D7DEE5"/>
+              <w:right w:val="single" w:sz="4" w:space="0" w:color="D7DEE5"/>
+            </w:tcBorders>
+          </w:tcPr>
+          <w:p>
+            <w:r/>
+            <w:r>
+              <w:rPr>
+                <w:rFonts w:ascii="BIZ UDPGothic" w:hAnsi="BIZ UDPGothic" w:eastAsia="BIZ UDPGothic"/>
+                <w:b w:val="0"/>
+                <w:i w:val="0"/>
+                <w:sz w:val="19"/>
+              </w:rPr>
+              <w:t>承認ワークフロー導入の反映</w:t>
+            </w:r>
+          </w:p>
+        </w:tc>
+      </w:tr>
+      <w:tr>
+        <w:tc>
+          <w:tcPr>
+            <w:tcW w:type="dxa" w:w="1134"/>
+            <w:tcBorders>
+              <w:top w:val="single" w:sz="4" w:space="0" w:color="D7DEE5"/>
+              <w:left w:val="single" w:sz="4" w:space="0" w:color="D7DEE5"/>
+              <w:bottom w:val="single" w:sz="4" w:space="0" w:color="D7DEE5"/>
+              <w:right w:val="single" w:sz="4" w:space="0" w:color="D7DEE5"/>
+            </w:tcBorders>
+          </w:tcPr>
+          <w:p>
+            <w:r/>
+            <w:r>
+              <w:rPr>
+                <w:rFonts w:ascii="BIZ UDPGothic" w:hAnsi="BIZ UDPGothic" w:eastAsia="BIZ UDPGothic"/>
+                <w:b w:val="0"/>
+                <w:i w:val="0"/>
+                <w:sz w:val="19"/>
+              </w:rPr>
+              <w:t>2.0</w:t>
+            </w:r>
+          </w:p>
+        </w:tc>
+        <w:tc>
+          <w:tcPr>
+            <w:tcW w:type="dxa" w:w="1814"/>
+            <w:tcBorders>
+              <w:top w:val="single" w:sz="4" w:space="0" w:color="D7DEE5"/>
+              <w:left w:val="single" w:sz="4" w:space="0" w:color="D7DEE5"/>
+              <w:bottom w:val="single" w:sz="4" w:space="0" w:color="D7DEE5"/>
+              <w:right w:val="single" w:sz="4" w:space="0" w:color="D7DEE5"/>
+            </w:tcBorders>
+          </w:tcPr>
+          <w:p>
+            <w:r/>
+            <w:r>
+              <w:rPr>
+                <w:rFonts w:ascii="BIZ UDPGothic" w:hAnsi="BIZ UDPGothic" w:eastAsia="BIZ UDPGothic"/>
+                <w:b w:val="0"/>
+                <w:i w:val="0"/>
+                <w:sz w:val="19"/>
+              </w:rPr>
+              <w:t>2026-07-04</w:t>
+            </w:r>
+          </w:p>
+        </w:tc>
+        <w:tc>
+          <w:tcPr>
+            <w:tcW w:type="dxa" w:w="6463"/>
+            <w:tcBorders>
+              <w:top w:val="single" w:sz="4" w:space="0" w:color="D7DEE5"/>
+              <w:left w:val="single" w:sz="4" w:space="0" w:color="D7DEE5"/>
+              <w:bottom w:val="single" w:sz="4" w:space="0" w:color="D7DEE5"/>
+              <w:right w:val="single" w:sz="4" w:space="0" w:color="D7DEE5"/>
+            </w:tcBorders>
+          </w:tcPr>
+          <w:p>
+            <w:r/>
+            <w:r>
+              <w:rPr>
+                <w:rFonts w:ascii="BIZ UDPGothic" w:hAnsi="BIZ UDPGothic" w:eastAsia="BIZ UDPGothic"/>
+                <w:b w:val="0"/>
+                <w:i w:val="0"/>
+                <w:sz w:val="19"/>
+              </w:rPr>
+              <w:t>FAQ とスクリーンショットの追加</w:t>
+            </w:r>
+          </w:p>
+        </w:tc>
+      </w:tr>
+      <w:tr>
+        <w:tc>
+          <w:tcPr>
+            <w:tcW w:type="dxa" w:w="1134"/>
+            <w:shd w:val="clear" w:color="auto" w:fill="F5F8FB"/>
+            <w:tcBorders>
+              <w:top w:val="single" w:sz="4" w:space="0" w:color="D7DEE5"/>
+              <w:left w:val="single" w:sz="4" w:space="0" w:color="D7DEE5"/>
+              <w:bottom w:val="single" w:sz="4" w:space="0" w:color="D7DEE5"/>
+              <w:right w:val="single" w:sz="4" w:space="0" w:color="D7DEE5"/>
+            </w:tcBorders>
+          </w:tcPr>
+          <w:p>
+            <w:r/>
+            <w:r>
+              <w:rPr>
+                <w:rFonts w:ascii="BIZ UDPGothic" w:hAnsi="BIZ UDPGothic" w:eastAsia="BIZ UDPGothic"/>
+                <w:b w:val="0"/>
+                <w:i w:val="0"/>
+                <w:sz w:val="19"/>
+              </w:rPr>
+              <w:t>2.1</w:t>
+            </w:r>
+          </w:p>
+        </w:tc>
+        <w:tc>
+          <w:tcPr>
+            <w:tcW w:type="dxa" w:w="1814"/>
+            <w:shd w:val="clear" w:color="auto" w:fill="F5F8FB"/>
+            <w:tcBorders>
+              <w:top w:val="single" w:sz="4" w:space="0" w:color="D7DEE5"/>
+              <w:left w:val="single" w:sz="4" w:space="0" w:color="D7DEE5"/>
+              <w:bottom w:val="single" w:sz="4" w:space="0" w:color="D7DEE5"/>
+              <w:right w:val="single" w:sz="4" w:space="0" w:color="D7DEE5"/>
+            </w:tcBorders>
+          </w:tcPr>
+          <w:p>
+            <w:r/>
+            <w:r>
+              <w:rPr>
+                <w:rFonts w:ascii="BIZ UDPGothic" w:hAnsi="BIZ UDPGothic" w:eastAsia="BIZ UDPGothic"/>
+                <w:b w:val="0"/>
+                <w:i w:val="0"/>
+                <w:sz w:val="19"/>
+              </w:rPr>
+              <w:t>2026-07-05</w:t>
+            </w:r>
+          </w:p>
+        </w:tc>
+        <w:tc>
+          <w:tcPr>
+            <w:tcW w:type="dxa" w:w="6463"/>
+            <w:shd w:val="clear" w:color="auto" w:fill="F5F8FB"/>
+            <w:tcBorders>
+              <w:top w:val="single" w:sz="4" w:space="0" w:color="D7DEE5"/>
+              <w:left w:val="single" w:sz="4" w:space="0" w:color="D7DEE5"/>
+              <w:bottom w:val="single" w:sz="4" w:space="0" w:color="D7DEE5"/>
+              <w:right w:val="single" w:sz="4" w:space="0" w:color="D7DEE5"/>
+            </w:tcBorders>
+          </w:tcPr>
+          <w:p>
+            <w:r/>
+            <w:r>
+              <w:rPr>
+                <w:rFonts w:ascii="BIZ UDPGothic" w:hAnsi="BIZ UDPGothic" w:eastAsia="BIZ UDPGothic"/>
+                <w:b w:val="0"/>
+                <w:i w:val="0"/>
+                <w:sz w:val="19"/>
+              </w:rPr>
+              <w:t>表紙・改訂履歴の新設、文章の推敲</w:t>
+            </w:r>
+          </w:p>
+        </w:tc>
+      </w:tr>
+    </w:tbl>
+    <w:p>
+      <w:r>
+        <w:br w:type="page"/>
       </w:r>
     </w:p>
     <w:p>
@@ -67,6 +470,206 @@
           <w:sz w:val="21"/>
         </w:rPr>
         <w:t xml:space="preserve"> などのテンプレート記号はツールが自動で守るので、レイアウトや文言の編集に集中できます。</w:t>
+      </w:r>
+    </w:p>
+    <w:p>
+      <w:pPr>
+        <w:keepNext/>
+        <w:keepLines/>
+        <w:spacing w:before="200" w:after="60"/>
+        <w:pBdr>
+          <w:left w:val="single" w:sz="24" w:space="8" w:color="1F5C99"/>
+        </w:pBdr>
+        <w:ind w:left="113"/>
+      </w:pPr>
+      <w:r>
+        <w:rPr>
+          <w:rFonts w:ascii="BIZ UDPGothic" w:hAnsi="BIZ UDPGothic" w:eastAsia="BIZ UDPGothic"/>
+          <w:b/>
+          <w:i w:val="0"/>
+          <w:color w:val="20242C"/>
+          <w:sz w:val="32"/>
+        </w:rPr>
+        <w:t>0. はじめに</w:t>
+      </w:r>
+    </w:p>
+    <w:p>
+      <w:pPr>
+        <w:keepNext/>
+        <w:keepLines/>
+        <w:spacing w:before="140" w:after="60"/>
+        <w:ind w:left="85"/>
+      </w:pPr>
+      <w:r>
+        <w:rPr>
+          <w:rFonts w:ascii="BIZ UDPGothic" w:hAnsi="BIZ UDPGothic" w:eastAsia="BIZ UDPGothic"/>
+          <w:b/>
+          <w:i w:val="0"/>
+          <w:color w:val="20242C"/>
+          <w:sz w:val="26"/>
+        </w:rPr>
+        <w:t>0.1 前提</w:t>
+      </w:r>
+    </w:p>
+    <w:p>
+      <w:pPr>
+        <w:pStyle w:val="ListBullet"/>
+        <w:spacing w:after="40"/>
+        <w:ind w:left="340"/>
+      </w:pPr>
+      <w:r>
+        <w:rPr>
+          <w:rFonts w:ascii="BIZ UDPGothic" w:hAnsi="BIZ UDPGothic" w:eastAsia="BIZ UDPGothic"/>
+          <w:b w:val="0"/>
+          <w:i w:val="0"/>
+          <w:sz w:val="21"/>
+        </w:rPr>
+        <w:t xml:space="preserve">使うのは </w:t>
+      </w:r>
+      <w:r>
+        <w:rPr>
+          <w:rFonts w:ascii="BIZ UDPGothic" w:hAnsi="BIZ UDPGothic" w:eastAsia="BIZ UDPGothic"/>
+          <w:b/>
+          <w:i w:val="0"/>
+          <w:sz w:val="21"/>
+        </w:rPr>
+        <w:t>ブラウザだけ</w:t>
+      </w:r>
+      <w:r>
+        <w:rPr>
+          <w:rFonts w:ascii="BIZ UDPGothic" w:hAnsi="BIZ UDPGothic" w:eastAsia="BIZ UDPGothic"/>
+          <w:b w:val="0"/>
+          <w:i w:val="0"/>
+          <w:sz w:val="21"/>
+        </w:rPr>
+        <w:t>です（インストール不要）。ツールの URL・自分のユーザー ID は、着任時に管理者から受け取ってください。</w:t>
+      </w:r>
+    </w:p>
+    <w:p>
+      <w:pPr>
+        <w:pStyle w:val="ListBullet"/>
+        <w:spacing w:after="40"/>
+        <w:ind w:left="340"/>
+      </w:pPr>
+      <w:r>
+        <w:rPr>
+          <w:rFonts w:ascii="BIZ UDPGothic" w:hAnsi="BIZ UDPGothic" w:eastAsia="BIZ UDPGothic"/>
+          <w:b/>
+          <w:i w:val="0"/>
+          <w:sz w:val="21"/>
+        </w:rPr>
+        <w:t>保存の仕組み</w:t>
+      </w:r>
+      <w:r>
+        <w:rPr>
+          <w:rFonts w:ascii="BIZ UDPGothic" w:hAnsi="BIZ UDPGothic" w:eastAsia="BIZ UDPGothic"/>
+          <w:b w:val="0"/>
+          <w:i w:val="0"/>
+          <w:sz w:val="21"/>
+        </w:rPr>
+        <w:t>を先に覚えてください: 編集内容は</w:t>
+      </w:r>
+      <w:r>
+        <w:rPr>
+          <w:rFonts w:ascii="BIZ UDPGothic" w:hAnsi="BIZ UDPGothic" w:eastAsia="BIZ UDPGothic"/>
+          <w:b/>
+          <w:i w:val="0"/>
+          <w:sz w:val="21"/>
+        </w:rPr>
+        <w:t>自動保存（下書き）</w:t>
+      </w:r>
+      <w:r>
+        <w:rPr>
+          <w:rFonts w:ascii="BIZ UDPGothic" w:hAnsi="BIZ UDPGothic" w:eastAsia="BIZ UDPGothic"/>
+          <w:b w:val="0"/>
+          <w:i w:val="0"/>
+          <w:sz w:val="21"/>
+        </w:rPr>
+        <w:t xml:space="preserve">され、自分だけに見えます。本番のテンプレートに反映するには </w:t>
+      </w:r>
+      <w:r>
+        <w:rPr>
+          <w:rFonts w:ascii="BIZ UDPGothic" w:hAnsi="BIZ UDPGothic" w:eastAsia="BIZ UDPGothic"/>
+          <w:b/>
+          <w:i w:val="0"/>
+          <w:sz w:val="21"/>
+        </w:rPr>
+        <w:t>「確定保存を申請」→ 精査者の承認</w:t>
+      </w:r>
+      <w:r>
+        <w:rPr>
+          <w:rFonts w:ascii="BIZ UDPGothic" w:hAnsi="BIZ UDPGothic" w:eastAsia="BIZ UDPGothic"/>
+          <w:b w:val="0"/>
+          <w:i w:val="0"/>
+          <w:sz w:val="21"/>
+        </w:rPr>
+        <w:t xml:space="preserve"> が必要です（第 6・7 章）。うっかり本番を壊す心配はありません。</w:t>
+      </w:r>
+    </w:p>
+    <w:p>
+      <w:pPr>
+        <w:pStyle w:val="ListBullet"/>
+        <w:spacing w:after="40"/>
+        <w:ind w:left="340"/>
+      </w:pPr>
+      <w:r>
+        <w:rPr>
+          <w:rFonts w:ascii="BIZ UDPGothic" w:hAnsi="BIZ UDPGothic" w:eastAsia="BIZ UDPGothic"/>
+          <w:b w:val="0"/>
+          <w:i w:val="0"/>
+          <w:sz w:val="21"/>
+        </w:rPr>
+        <w:t>自分の</w:t>
+      </w:r>
+      <w:r>
+        <w:rPr>
+          <w:rFonts w:ascii="BIZ UDPGothic" w:hAnsi="BIZ UDPGothic" w:eastAsia="BIZ UDPGothic"/>
+          <w:b/>
+          <w:i w:val="0"/>
+          <w:sz w:val="21"/>
+        </w:rPr>
+        <w:t>ロール（権限）</w:t>
+      </w:r>
+      <w:r>
+        <w:rPr>
+          <w:rFonts w:ascii="BIZ UDPGothic" w:hAnsi="BIZ UDPGothic" w:eastAsia="BIZ UDPGothic"/>
+          <w:b w:val="0"/>
+          <w:i w:val="0"/>
+          <w:sz w:val="21"/>
+        </w:rPr>
+        <w:t>で使える画面が変わります: 編集者（editor）= 編集と申請 / 精査者（approver）= 承認・却下 / 管理者（admin）= 全部 + ユーザー管理 / 閲覧者（viewer）= 見るだけ。</w:t>
+      </w:r>
+    </w:p>
+    <w:p>
+      <w:pPr>
+        <w:keepNext/>
+        <w:keepLines/>
+        <w:spacing w:before="140" w:after="60"/>
+        <w:ind w:left="85"/>
+      </w:pPr>
+      <w:r>
+        <w:rPr>
+          <w:rFonts w:ascii="BIZ UDPGothic" w:hAnsi="BIZ UDPGothic" w:eastAsia="BIZ UDPGothic"/>
+          <w:b/>
+          <w:i w:val="0"/>
+          <w:color w:val="20242C"/>
+          <w:sz w:val="26"/>
+        </w:rPr>
+        <w:t>0.2 本書の読み方</w:t>
+      </w:r>
+    </w:p>
+    <w:p>
+      <w:pPr>
+        <w:spacing w:after="80"/>
+      </w:pPr>
+      <w:r>
+        <w:rPr>
+          <w:rFonts w:ascii="BIZ UDPGothic" w:hAnsi="BIZ UDPGothic" w:eastAsia="BIZ UDPGothic"/>
+          <w:b w:val="0"/>
+          <w:i w:val="0"/>
+          <w:sz w:val="21"/>
+        </w:rPr>
+        <w:t>はじめての方は 1 → 2 → 3 → 5 → 6 章の順に読むと、ログインから「編集して申請する」までの一連の流れがつかめます。精査者の方は 7 章、管理者の方は 9 章もご覧ください。困ったときは 10 章（FAQ）へ。</w:t>
       </w:r>
     </w:p>
     <w:p>
@@ -259,94 +862,6 @@
     <w:tbl>
       <w:tblPr>
         <w:tblW w:type="auto" w:w="0"/>
-        <w:tblLayout w:type="fixed"/>
-        <w:tblLook w:firstColumn="1" w:firstRow="1" w:lastColumn="0" w:lastRow="0" w:noHBand="0" w:noVBand="1" w:val="04A0"/>
-      </w:tblPr>
-      <w:tblGrid>
-        <w:gridCol w:w="539"/>
-        <w:gridCol w:w="8504"/>
-      </w:tblGrid>
-      <w:tr>
-        <w:trPr>
-          <w:cantSplit/>
-        </w:trPr>
-        <w:tc>
-          <w:tcPr>
-            <w:tcW w:type="dxa" w:w="539"/>
-            <w:shd w:val="clear" w:color="auto" w:fill="1F5C99"/>
-            <w:vAlign w:val="center"/>
-            <w:tcBorders>
-              <w:top w:val="single" w:sz="4" w:space="0" w:color="D7DEE5"/>
-              <w:left w:val="single" w:sz="4" w:space="0" w:color="D7DEE5"/>
-              <w:bottom w:val="single" w:sz="4" w:space="0" w:color="D7DEE5"/>
-              <w:right w:val="single" w:sz="4" w:space="0" w:color="D7DEE5"/>
-            </w:tcBorders>
-          </w:tcPr>
-          <w:p>
-            <w:pPr>
-              <w:jc w:val="center"/>
-            </w:pPr>
-            <w:r>
-              <w:rPr>
-                <w:rFonts w:ascii="BIZ UDPGothic" w:hAnsi="BIZ UDPGothic" w:eastAsia="BIZ UDPGothic"/>
-                <w:b/>
-                <w:i w:val="0"/>
-                <w:color w:val="FFFFFF"/>
-                <w:sz w:val="22"/>
-              </w:rPr>
-              <w:t>3</w:t>
-            </w:r>
-          </w:p>
-        </w:tc>
-        <w:tc>
-          <w:tcPr>
-            <w:tcW w:type="dxa" w:w="8504"/>
-            <w:tcBorders>
-              <w:top w:val="single" w:sz="4" w:space="0" w:color="D7DEE5"/>
-              <w:left w:val="single" w:sz="4" w:space="0" w:color="D7DEE5"/>
-              <w:bottom w:val="single" w:sz="4" w:space="0" w:color="D7DEE5"/>
-              <w:right w:val="single" w:sz="4" w:space="0" w:color="D7DEE5"/>
-            </w:tcBorders>
-            <w:shd w:val="clear" w:color="auto" w:fill="FAFBFC"/>
-          </w:tcPr>
-          <w:p>
-            <w:r>
-              <w:rPr>
-                <w:rFonts w:ascii="BIZ UDPGothic" w:hAnsi="BIZ UDPGothic" w:eastAsia="BIZ UDPGothic"/>
-                <w:b w:val="0"/>
-                <w:i w:val="0"/>
-                <w:color w:val="20242C"/>
-                <w:sz w:val="21"/>
-              </w:rPr>
-              <w:t>はじめてのログインのときは、</w:t>
-            </w:r>
-            <w:r>
-              <w:rPr>
-                <w:rFonts w:ascii="BIZ UDPGothic" w:hAnsi="BIZ UDPGothic" w:eastAsia="BIZ UDPGothic"/>
-                <w:b/>
-                <w:i w:val="0"/>
-                <w:color w:val="20242C"/>
-                <w:sz w:val="21"/>
-              </w:rPr>
-              <w:t>パスワードの初期設定</w:t>
-            </w:r>
-            <w:r>
-              <w:rPr>
-                <w:rFonts w:ascii="BIZ UDPGothic" w:hAnsi="BIZ UDPGothic" w:eastAsia="BIZ UDPGothic"/>
-                <w:b w:val="0"/>
-                <w:i w:val="0"/>
-                <w:color w:val="20242C"/>
-                <w:sz w:val="21"/>
-              </w:rPr>
-              <w:t>画面が出ます。新しいパスワードを設定してください。</w:t>
-            </w:r>
-          </w:p>
-        </w:tc>
-      </w:tr>
-    </w:tbl>
-    <w:tbl>
-      <w:tblPr>
-        <w:tblW w:type="auto" w:w="0"/>
         <w:jc w:val="center"/>
         <w:tblLook w:firstColumn="1" w:firstRow="1" w:lastColumn="0" w:lastRow="0" w:noHBand="0" w:noVBand="1" w:val="04A0"/>
       </w:tblPr>
@@ -428,6 +943,195 @@
     <w:tbl>
       <w:tblPr>
         <w:tblW w:type="auto" w:w="0"/>
+        <w:tblLayout w:type="fixed"/>
+        <w:tblLook w:firstColumn="1" w:firstRow="1" w:lastColumn="0" w:lastRow="0" w:noHBand="0" w:noVBand="1" w:val="04A0"/>
+      </w:tblPr>
+      <w:tblGrid>
+        <w:gridCol w:w="539"/>
+        <w:gridCol w:w="8504"/>
+      </w:tblGrid>
+      <w:tr>
+        <w:trPr>
+          <w:cantSplit/>
+        </w:trPr>
+        <w:tc>
+          <w:tcPr>
+            <w:tcW w:type="dxa" w:w="539"/>
+            <w:shd w:val="clear" w:color="auto" w:fill="1F5C99"/>
+            <w:vAlign w:val="center"/>
+            <w:tcBorders>
+              <w:top w:val="single" w:sz="4" w:space="0" w:color="D7DEE5"/>
+              <w:left w:val="single" w:sz="4" w:space="0" w:color="D7DEE5"/>
+              <w:bottom w:val="single" w:sz="4" w:space="0" w:color="D7DEE5"/>
+              <w:right w:val="single" w:sz="4" w:space="0" w:color="D7DEE5"/>
+            </w:tcBorders>
+          </w:tcPr>
+          <w:p>
+            <w:pPr>
+              <w:jc w:val="center"/>
+            </w:pPr>
+            <w:r>
+              <w:rPr>
+                <w:rFonts w:ascii="BIZ UDPGothic" w:hAnsi="BIZ UDPGothic" w:eastAsia="BIZ UDPGothic"/>
+                <w:b/>
+                <w:i w:val="0"/>
+                <w:color w:val="FFFFFF"/>
+                <w:sz w:val="22"/>
+              </w:rPr>
+              <w:t>3</w:t>
+            </w:r>
+          </w:p>
+        </w:tc>
+        <w:tc>
+          <w:tcPr>
+            <w:tcW w:type="dxa" w:w="8504"/>
+            <w:tcBorders>
+              <w:top w:val="single" w:sz="4" w:space="0" w:color="D7DEE5"/>
+              <w:left w:val="single" w:sz="4" w:space="0" w:color="D7DEE5"/>
+              <w:bottom w:val="single" w:sz="4" w:space="0" w:color="D7DEE5"/>
+              <w:right w:val="single" w:sz="4" w:space="0" w:color="D7DEE5"/>
+            </w:tcBorders>
+            <w:shd w:val="clear" w:color="auto" w:fill="FAFBFC"/>
+          </w:tcPr>
+          <w:p>
+            <w:r>
+              <w:rPr>
+                <w:rFonts w:ascii="BIZ UDPGothic" w:hAnsi="BIZ UDPGothic" w:eastAsia="BIZ UDPGothic"/>
+                <w:b w:val="0"/>
+                <w:i w:val="0"/>
+                <w:color w:val="20242C"/>
+                <w:sz w:val="21"/>
+              </w:rPr>
+              <w:t>はじめてのログインのときは、</w:t>
+            </w:r>
+            <w:r>
+              <w:rPr>
+                <w:rFonts w:ascii="BIZ UDPGothic" w:hAnsi="BIZ UDPGothic" w:eastAsia="BIZ UDPGothic"/>
+                <w:b/>
+                <w:i w:val="0"/>
+                <w:color w:val="20242C"/>
+                <w:sz w:val="21"/>
+              </w:rPr>
+              <w:t>パスワードの初期設定</w:t>
+            </w:r>
+            <w:r>
+              <w:rPr>
+                <w:rFonts w:ascii="BIZ UDPGothic" w:hAnsi="BIZ UDPGothic" w:eastAsia="BIZ UDPGothic"/>
+                <w:b w:val="0"/>
+                <w:i w:val="0"/>
+                <w:color w:val="20242C"/>
+                <w:sz w:val="21"/>
+              </w:rPr>
+              <w:t>画面が自動で出ます。新しいパスワードを 2 回入力し、</w:t>
+            </w:r>
+            <w:r>
+              <w:rPr>
+                <w:rFonts w:ascii="BIZ UDPGothic" w:hAnsi="BIZ UDPGothic" w:eastAsia="BIZ UDPGothic"/>
+                <w:b/>
+                <w:i w:val="0"/>
+                <w:color w:val="20242C"/>
+                <w:sz w:val="21"/>
+              </w:rPr>
+              <w:t>「設定する」</w:t>
+            </w:r>
+            <w:r>
+              <w:rPr>
+                <w:rFonts w:ascii="BIZ UDPGothic" w:hAnsi="BIZ UDPGothic" w:eastAsia="BIZ UDPGothic"/>
+                <w:b w:val="0"/>
+                <w:i w:val="0"/>
+                <w:color w:val="20242C"/>
+                <w:sz w:val="21"/>
+              </w:rPr>
+              <w:t xml:space="preserve"> を押してください。</w:t>
+            </w:r>
+          </w:p>
+        </w:tc>
+      </w:tr>
+    </w:tbl>
+    <w:tbl>
+      <w:tblPr>
+        <w:tblW w:type="auto" w:w="0"/>
+        <w:jc w:val="center"/>
+        <w:tblLook w:firstColumn="1" w:firstRow="1" w:lastColumn="0" w:lastRow="0" w:noHBand="0" w:noVBand="1" w:val="04A0"/>
+      </w:tblPr>
+      <w:tblGrid>
+        <w:gridCol w:w="9746"/>
+      </w:tblGrid>
+      <w:tr>
+        <w:trPr>
+          <w:cantSplit/>
+        </w:trPr>
+        <w:tc>
+          <w:tcPr>
+            <w:tcW w:type="dxa" w:w="9746"/>
+            <w:tcBorders>
+              <w:top w:val="single" w:sz="8" w:space="0" w:color="D7DEE5"/>
+              <w:left w:val="single" w:sz="8" w:space="0" w:color="D7DEE5"/>
+              <w:bottom w:val="single" w:sz="8" w:space="0" w:color="D7DEE5"/>
+              <w:right w:val="single" w:sz="8" w:space="0" w:color="D7DEE5"/>
+            </w:tcBorders>
+          </w:tcPr>
+          <w:p>
+            <w:pPr>
+              <w:jc w:val="center"/>
+            </w:pPr>
+            <w:r>
+              <w:drawing>
+                <wp:inline xmlns:a="http://schemas.openxmlformats.org/drawingml/2006/main" xmlns:pic="http://schemas.openxmlformats.org/drawingml/2006/picture">
+                  <wp:extent cx="5760000" cy="3600000"/>
+                  <wp:docPr id="2" name="Picture 2"/>
+                  <wp:cNvGraphicFramePr>
+                    <a:graphicFrameLocks noChangeAspect="1"/>
+                  </wp:cNvGraphicFramePr>
+                  <a:graphic>
+                    <a:graphicData uri="http://schemas.openxmlformats.org/drawingml/2006/picture">
+                      <pic:pic>
+                        <pic:nvPicPr>
+                          <pic:cNvPr id="0" name="password-init.png"/>
+                          <pic:cNvPicPr/>
+                        </pic:nvPicPr>
+                        <pic:blipFill>
+                          <a:blip r:embed="rId10"/>
+                          <a:stretch>
+                            <a:fillRect/>
+                          </a:stretch>
+                        </pic:blipFill>
+                        <pic:spPr>
+                          <a:xfrm>
+                            <a:off x="0" y="0"/>
+                            <a:ext cx="5760000" cy="3600000"/>
+                          </a:xfrm>
+                          <a:prstGeom prst="rect"/>
+                        </pic:spPr>
+                      </pic:pic>
+                    </a:graphicData>
+                  </a:graphic>
+                </wp:inline>
+              </w:drawing>
+            </w:r>
+          </w:p>
+        </w:tc>
+      </w:tr>
+    </w:tbl>
+    <w:p>
+      <w:pPr>
+        <w:spacing w:after="160"/>
+        <w:jc w:val="center"/>
+      </w:pPr>
+      <w:r>
+        <w:rPr>
+          <w:rFonts w:ascii="BIZ UDPGothic" w:hAnsi="BIZ UDPGothic" w:eastAsia="BIZ UDPGothic"/>
+          <w:b w:val="0"/>
+          <w:i/>
+          <w:color w:val="606874"/>
+          <w:sz w:val="18"/>
+        </w:rPr>
+        <w:t>パスワードの初期設定画面（初回ログイン時に自動で表示）</w:t>
+      </w:r>
+    </w:p>
+    <w:tbl>
+      <w:tblPr>
+        <w:tblW w:type="auto" w:w="0"/>
         <w:tblLook w:firstColumn="1" w:firstRow="1" w:lastColumn="0" w:lastRow="0" w:noHBand="0" w:noVBand="1" w:val="04A0"/>
       </w:tblPr>
       <w:tblGrid>
@@ -477,6 +1181,88 @@
         </w:tc>
       </w:tr>
     </w:tbl>
+    <w:tbl>
+      <w:tblPr>
+        <w:tblW w:type="auto" w:w="0"/>
+        <w:tblLook w:firstColumn="1" w:firstRow="1" w:lastColumn="0" w:lastRow="0" w:noHBand="0" w:noVBand="1" w:val="04A0"/>
+      </w:tblPr>
+      <w:tblGrid>
+        <w:gridCol w:w="9746"/>
+      </w:tblGrid>
+      <w:tr>
+        <w:trPr>
+          <w:cantSplit/>
+        </w:trPr>
+        <w:tc>
+          <w:tcPr>
+            <w:tcW w:type="dxa" w:w="9746"/>
+            <w:shd w:val="clear" w:color="auto" w:fill="EAF2FB"/>
+            <w:tcBorders>
+              <w:top w:val="single" w:sz="8" w:space="0" w:color="B9D3EE"/>
+              <w:left w:val="single" w:sz="8" w:space="0" w:color="B9D3EE"/>
+              <w:bottom w:val="single" w:sz="8" w:space="0" w:color="B9D3EE"/>
+              <w:right w:val="single" w:sz="8" w:space="0" w:color="B9D3EE"/>
+            </w:tcBorders>
+          </w:tcPr>
+          <w:p>
+            <w:r>
+              <w:rPr>
+                <w:rFonts w:ascii="BIZ UDPGothic" w:hAnsi="BIZ UDPGothic" w:eastAsia="BIZ UDPGothic"/>
+                <w:b/>
+                <w:i w:val="0"/>
+                <w:color w:val="FFFFFF"/>
+                <w:sz w:val="18"/>
+                <w:shd w:val="clear" w:color="auto" w:fill="1F5C99"/>
+              </w:rPr>
+              <w:t xml:space="preserve"> INFO </w:t>
+            </w:r>
+            <w:r>
+              <w:t xml:space="preserve">  </w:t>
+            </w:r>
+            <w:r>
+              <w:rPr>
+                <w:rFonts w:ascii="BIZ UDPGothic" w:hAnsi="BIZ UDPGothic" w:eastAsia="BIZ UDPGothic"/>
+                <w:b/>
+                <w:i w:val="0"/>
+                <w:color w:val="20242C"/>
+                <w:sz w:val="20"/>
+              </w:rPr>
+              <w:t>つまずきポイント</w:t>
+            </w:r>
+            <w:r>
+              <w:rPr>
+                <w:rFonts w:ascii="BIZ UDPGothic" w:hAnsi="BIZ UDPGothic" w:eastAsia="BIZ UDPGothic"/>
+                <w:b w:val="0"/>
+                <w:i w:val="0"/>
+                <w:color w:val="20242C"/>
+                <w:sz w:val="20"/>
+              </w:rPr>
+              <w:t>: 「ログインできない」ときは、まず ID・パスワードの</w:t>
+            </w:r>
+            <w:r>
+              <w:rPr>
+                <w:rFonts w:ascii="BIZ UDPGothic" w:hAnsi="BIZ UDPGothic" w:eastAsia="BIZ UDPGothic"/>
+                <w:b/>
+                <w:i w:val="0"/>
+                <w:color w:val="20242C"/>
+                <w:sz w:val="20"/>
+              </w:rPr>
+              <w:t>全角/半角</w:t>
+            </w:r>
+            <w:r>
+              <w:rPr>
+                <w:rFonts w:ascii="BIZ UDPGothic" w:hAnsi="BIZ UDPGothic" w:eastAsia="BIZ UDPGothic"/>
+                <w:b w:val="0"/>
+                <w:i w:val="0"/>
+                <w:color w:val="20242C"/>
+                <w:sz w:val="20"/>
+              </w:rPr>
+              <w:t>を確認してください。何度やってもだめな場合はパスワードが初期化されている可能性があるので、管理者に確認します（初期化後はユーザー ID がそのままパスワードです）。</w:t>
+            </w:r>
+          </w:p>
+        </w:tc>
+      </w:tr>
+    </w:tbl>
     <w:p>
       <w:pPr>
         <w:keepNext/>
@@ -518,7 +1304,7 @@
           <w:i w:val="0"/>
           <w:sz w:val="21"/>
         </w:rPr>
-        <w:t>「編集」「テンプレート作成」「比較」「履歴」</w:t>
+        <w:t>「編集」「テンプレート作成」「比較」「承認（または申請状況）」「履歴」</w:t>
       </w:r>
       <w:r>
         <w:rPr>
@@ -759,7 +1545,7 @@
                 <w:i w:val="0"/>
                 <w:sz w:val="19"/>
               </w:rPr>
-              <w:t>履歴</w:t>
+              <w:t>承認 / 申請状況</w:t>
             </w:r>
           </w:p>
         </w:tc>
@@ -783,7 +1569,127 @@
                 <w:i w:val="0"/>
                 <w:sz w:val="19"/>
               </w:rPr>
+              <w:t>確定保存の申請を精査・承認する（精査者）／自分の申請状況を見る（編集者）</w:t>
+            </w:r>
+          </w:p>
+        </w:tc>
+      </w:tr>
+      <w:tr>
+        <w:tc>
+          <w:tcPr>
+            <w:tcW w:type="dxa" w:w="4873"/>
+            <w:tcBorders>
+              <w:top w:val="single" w:sz="4" w:space="0" w:color="D7DEE5"/>
+              <w:left w:val="single" w:sz="4" w:space="0" w:color="D7DEE5"/>
+              <w:bottom w:val="single" w:sz="4" w:space="0" w:color="D7DEE5"/>
+              <w:right w:val="single" w:sz="4" w:space="0" w:color="D7DEE5"/>
+            </w:tcBorders>
+          </w:tcPr>
+          <w:p>
+            <w:r/>
+            <w:r>
+              <w:rPr>
+                <w:rFonts w:ascii="BIZ UDPGothic" w:hAnsi="BIZ UDPGothic" w:eastAsia="BIZ UDPGothic"/>
+                <w:b w:val="0"/>
+                <w:i w:val="0"/>
+                <w:sz w:val="19"/>
+              </w:rPr>
+              <w:t>履歴</w:t>
+            </w:r>
+          </w:p>
+        </w:tc>
+        <w:tc>
+          <w:tcPr>
+            <w:tcW w:type="dxa" w:w="4873"/>
+            <w:tcBorders>
+              <w:top w:val="single" w:sz="4" w:space="0" w:color="D7DEE5"/>
+              <w:left w:val="single" w:sz="4" w:space="0" w:color="D7DEE5"/>
+              <w:bottom w:val="single" w:sz="4" w:space="0" w:color="D7DEE5"/>
+              <w:right w:val="single" w:sz="4" w:space="0" w:color="D7DEE5"/>
+            </w:tcBorders>
+          </w:tcPr>
+          <w:p>
+            <w:r/>
+            <w:r>
+              <w:rPr>
+                <w:rFonts w:ascii="BIZ UDPGothic" w:hAnsi="BIZ UDPGothic" w:eastAsia="BIZ UDPGothic"/>
+                <w:b w:val="0"/>
+                <w:i w:val="0"/>
+                <w:sz w:val="19"/>
+              </w:rPr>
               <w:t>編集・PDF 出力・作成の履歴を見る</w:t>
+            </w:r>
+          </w:p>
+        </w:tc>
+      </w:tr>
+    </w:tbl>
+    <w:tbl>
+      <w:tblPr>
+        <w:tblW w:type="auto" w:w="0"/>
+        <w:tblLook w:firstColumn="1" w:firstRow="1" w:lastColumn="0" w:lastRow="0" w:noHBand="0" w:noVBand="1" w:val="04A0"/>
+      </w:tblPr>
+      <w:tblGrid>
+        <w:gridCol w:w="9746"/>
+      </w:tblGrid>
+      <w:tr>
+        <w:trPr>
+          <w:cantSplit/>
+        </w:trPr>
+        <w:tc>
+          <w:tcPr>
+            <w:tcW w:type="dxa" w:w="9746"/>
+            <w:shd w:val="clear" w:color="auto" w:fill="EAF2FB"/>
+            <w:tcBorders>
+              <w:top w:val="single" w:sz="8" w:space="0" w:color="B9D3EE"/>
+              <w:left w:val="single" w:sz="8" w:space="0" w:color="B9D3EE"/>
+              <w:bottom w:val="single" w:sz="8" w:space="0" w:color="B9D3EE"/>
+              <w:right w:val="single" w:sz="8" w:space="0" w:color="B9D3EE"/>
+            </w:tcBorders>
+          </w:tcPr>
+          <w:p>
+            <w:r>
+              <w:rPr>
+                <w:rFonts w:ascii="BIZ UDPGothic" w:hAnsi="BIZ UDPGothic" w:eastAsia="BIZ UDPGothic"/>
+                <w:b/>
+                <w:i w:val="0"/>
+                <w:color w:val="FFFFFF"/>
+                <w:sz w:val="18"/>
+                <w:shd w:val="clear" w:color="auto" w:fill="1F5C99"/>
+              </w:rPr>
+              <w:t xml:space="preserve"> INFO </w:t>
+            </w:r>
+            <w:r>
+              <w:t xml:space="preserve">  </w:t>
+            </w:r>
+            <w:r>
+              <w:rPr>
+                <w:rFonts w:ascii="BIZ UDPGothic" w:hAnsi="BIZ UDPGothic" w:eastAsia="BIZ UDPGothic"/>
+                <w:b w:val="0"/>
+                <w:i w:val="0"/>
+                <w:color w:val="20242C"/>
+                <w:sz w:val="20"/>
+              </w:rPr>
+              <w:t xml:space="preserve">確定保存は </w:t>
+            </w:r>
+            <w:r>
+              <w:rPr>
+                <w:rFonts w:ascii="BIZ UDPGothic" w:hAnsi="BIZ UDPGothic" w:eastAsia="BIZ UDPGothic"/>
+                <w:b/>
+                <w:i w:val="0"/>
+                <w:color w:val="20242C"/>
+                <w:sz w:val="20"/>
+              </w:rPr>
+              <w:t>申請 → 承認</w:t>
+            </w:r>
+            <w:r>
+              <w:rPr>
+                <w:rFonts w:ascii="BIZ UDPGothic" w:hAnsi="BIZ UDPGothic" w:eastAsia="BIZ UDPGothic"/>
+                <w:b w:val="0"/>
+                <w:i w:val="0"/>
+                <w:color w:val="20242C"/>
+                <w:sz w:val="20"/>
+              </w:rPr>
+              <w:t xml:space="preserve"> の 2 段階です。編集者が「確定保存を申請」し、精査者（承認者）が承認したときに限り、本番テンプレートへ反映されます（第 6・7 章）。</w:t>
             </w:r>
           </w:p>
         </w:tc>
@@ -1245,7 +2151,7 @@
               <w:drawing>
                 <wp:inline xmlns:a="http://schemas.openxmlformats.org/drawingml/2006/main" xmlns:pic="http://schemas.openxmlformats.org/drawingml/2006/picture">
                   <wp:extent cx="5760000" cy="3600000"/>
-                  <wp:docPr id="2" name="Picture 2"/>
+                  <wp:docPr id="3" name="Picture 3"/>
                   <wp:cNvGraphicFramePr>
                     <a:graphicFrameLocks noChangeAspect="1"/>
                   </wp:cNvGraphicFramePr>
@@ -1257,7 +2163,7 @@
                           <pic:cNvPicPr/>
                         </pic:nvPicPr>
                         <pic:blipFill>
-                          <a:blip r:embed="rId10"/>
+                          <a:blip r:embed="rId11"/>
                           <a:stretch>
                             <a:fillRect/>
                           </a:stretch>
@@ -1295,6 +2201,88 @@
         <w:t>編集タブ：属性を選んでテンプレートを検索</w:t>
       </w:r>
     </w:p>
+    <w:tbl>
+      <w:tblPr>
+        <w:tblW w:type="auto" w:w="0"/>
+        <w:tblLook w:firstColumn="1" w:firstRow="1" w:lastColumn="0" w:lastRow="0" w:noHBand="0" w:noVBand="1" w:val="04A0"/>
+      </w:tblPr>
+      <w:tblGrid>
+        <w:gridCol w:w="9746"/>
+      </w:tblGrid>
+      <w:tr>
+        <w:trPr>
+          <w:cantSplit/>
+        </w:trPr>
+        <w:tc>
+          <w:tcPr>
+            <w:tcW w:type="dxa" w:w="9746"/>
+            <w:shd w:val="clear" w:color="auto" w:fill="EAF2FB"/>
+            <w:tcBorders>
+              <w:top w:val="single" w:sz="8" w:space="0" w:color="B9D3EE"/>
+              <w:left w:val="single" w:sz="8" w:space="0" w:color="B9D3EE"/>
+              <w:bottom w:val="single" w:sz="8" w:space="0" w:color="B9D3EE"/>
+              <w:right w:val="single" w:sz="8" w:space="0" w:color="B9D3EE"/>
+            </w:tcBorders>
+          </w:tcPr>
+          <w:p>
+            <w:r>
+              <w:rPr>
+                <w:rFonts w:ascii="BIZ UDPGothic" w:hAnsi="BIZ UDPGothic" w:eastAsia="BIZ UDPGothic"/>
+                <w:b/>
+                <w:i w:val="0"/>
+                <w:color w:val="FFFFFF"/>
+                <w:sz w:val="18"/>
+                <w:shd w:val="clear" w:color="auto" w:fill="1F5C99"/>
+              </w:rPr>
+              <w:t xml:space="preserve"> INFO </w:t>
+            </w:r>
+            <w:r>
+              <w:t xml:space="preserve">  </w:t>
+            </w:r>
+            <w:r>
+              <w:rPr>
+                <w:rFonts w:ascii="BIZ UDPGothic" w:hAnsi="BIZ UDPGothic" w:eastAsia="BIZ UDPGothic"/>
+                <w:b/>
+                <w:i w:val="0"/>
+                <w:color w:val="20242C"/>
+                <w:sz w:val="20"/>
+              </w:rPr>
+              <w:t>つまずきポイント</w:t>
+            </w:r>
+            <w:r>
+              <w:rPr>
+                <w:rFonts w:ascii="BIZ UDPGothic" w:hAnsi="BIZ UDPGothic" w:eastAsia="BIZ UDPGothic"/>
+                <w:b w:val="0"/>
+                <w:i w:val="0"/>
+                <w:color w:val="20242C"/>
+                <w:sz w:val="20"/>
+              </w:rPr>
+              <w:t>: ドロップダウンが選べないときは、</w:t>
+            </w:r>
+            <w:r>
+              <w:rPr>
+                <w:rFonts w:ascii="BIZ UDPGothic" w:hAnsi="BIZ UDPGothic" w:eastAsia="BIZ UDPGothic"/>
+                <w:b/>
+                <w:i w:val="0"/>
+                <w:color w:val="20242C"/>
+                <w:sz w:val="20"/>
+              </w:rPr>
+              <w:t>左側から順に</w:t>
+            </w:r>
+            <w:r>
+              <w:rPr>
+                <w:rFonts w:ascii="BIZ UDPGothic" w:hAnsi="BIZ UDPGothic" w:eastAsia="BIZ UDPGothic"/>
+                <w:b w:val="0"/>
+                <w:i w:val="0"/>
+                <w:color w:val="20242C"/>
+                <w:sz w:val="20"/>
+              </w:rPr>
+              <w:t>選んでいるか確認してください（左が決まると右が有効になります）。一覧が空のときは、条件に合うテンプレートがまだ無いか、絞り込みすぎです。</w:t>
+            </w:r>
+          </w:p>
+        </w:tc>
+      </w:tr>
+    </w:tbl>
     <w:p>
       <w:pPr>
         <w:keepNext/>
@@ -1465,7 +2453,7 @@
           <w:i w:val="0"/>
           <w:sz w:val="21"/>
         </w:rPr>
-        <w:t>白紙から作成</w:t>
+        <w:t>属性から新規作成</w:t>
       </w:r>
       <w:r>
         <w:rPr>
@@ -1570,6 +2558,179 @@
         </w:tc>
       </w:tr>
     </w:tbl>
+    <w:tbl>
+      <w:tblPr>
+        <w:tblW w:type="auto" w:w="0"/>
+        <w:jc w:val="center"/>
+        <w:tblLook w:firstColumn="1" w:firstRow="1" w:lastColumn="0" w:lastRow="0" w:noHBand="0" w:noVBand="1" w:val="04A0"/>
+      </w:tblPr>
+      <w:tblGrid>
+        <w:gridCol w:w="9746"/>
+      </w:tblGrid>
+      <w:tr>
+        <w:trPr>
+          <w:cantSplit/>
+        </w:trPr>
+        <w:tc>
+          <w:tcPr>
+            <w:tcW w:type="dxa" w:w="9746"/>
+            <w:tcBorders>
+              <w:top w:val="single" w:sz="8" w:space="0" w:color="D7DEE5"/>
+              <w:left w:val="single" w:sz="8" w:space="0" w:color="D7DEE5"/>
+              <w:bottom w:val="single" w:sz="8" w:space="0" w:color="D7DEE5"/>
+              <w:right w:val="single" w:sz="8" w:space="0" w:color="D7DEE5"/>
+            </w:tcBorders>
+          </w:tcPr>
+          <w:p>
+            <w:pPr>
+              <w:jc w:val="center"/>
+            </w:pPr>
+            <w:r>
+              <w:drawing>
+                <wp:inline xmlns:a="http://schemas.openxmlformats.org/drawingml/2006/main" xmlns:pic="http://schemas.openxmlformats.org/drawingml/2006/picture">
+                  <wp:extent cx="5760000" cy="3600000"/>
+                  <wp:docPr id="4" name="Picture 4"/>
+                  <wp:cNvGraphicFramePr>
+                    <a:graphicFrameLocks noChangeAspect="1"/>
+                  </wp:cNvGraphicFramePr>
+                  <a:graphic>
+                    <a:graphicData uri="http://schemas.openxmlformats.org/drawingml/2006/picture">
+                      <pic:pic>
+                        <pic:nvPicPr>
+                          <pic:cNvPr id="0" name="create-tab.png"/>
+                          <pic:cNvPicPr/>
+                        </pic:nvPicPr>
+                        <pic:blipFill>
+                          <a:blip r:embed="rId12"/>
+                          <a:stretch>
+                            <a:fillRect/>
+                          </a:stretch>
+                        </pic:blipFill>
+                        <pic:spPr>
+                          <a:xfrm>
+                            <a:off x="0" y="0"/>
+                            <a:ext cx="5760000" cy="3600000"/>
+                          </a:xfrm>
+                          <a:prstGeom prst="rect"/>
+                        </pic:spPr>
+                      </pic:pic>
+                    </a:graphicData>
+                  </a:graphic>
+                </wp:inline>
+              </w:drawing>
+            </w:r>
+          </w:p>
+        </w:tc>
+      </w:tr>
+    </w:tbl>
+    <w:p>
+      <w:pPr>
+        <w:spacing w:after="160"/>
+        <w:jc w:val="center"/>
+      </w:pPr>
+      <w:r>
+        <w:rPr>
+          <w:rFonts w:ascii="BIZ UDPGothic" w:hAnsi="BIZ UDPGothic" w:eastAsia="BIZ UDPGothic"/>
+          <w:b w:val="0"/>
+          <w:i/>
+          <w:color w:val="606874"/>
+          <w:sz w:val="18"/>
+        </w:rPr>
+        <w:t>テンプレート作成タブ：ファンドを指定して作成方法を選ぶ</w:t>
+      </w:r>
+    </w:p>
+    <w:tbl>
+      <w:tblPr>
+        <w:tblW w:type="auto" w:w="0"/>
+        <w:tblLook w:firstColumn="1" w:firstRow="1" w:lastColumn="0" w:lastRow="0" w:noHBand="0" w:noVBand="1" w:val="04A0"/>
+      </w:tblPr>
+      <w:tblGrid>
+        <w:gridCol w:w="9746"/>
+      </w:tblGrid>
+      <w:tr>
+        <w:trPr>
+          <w:cantSplit/>
+        </w:trPr>
+        <w:tc>
+          <w:tcPr>
+            <w:tcW w:type="dxa" w:w="9746"/>
+            <w:shd w:val="clear" w:color="auto" w:fill="EAF2FB"/>
+            <w:tcBorders>
+              <w:top w:val="single" w:sz="8" w:space="0" w:color="B9D3EE"/>
+              <w:left w:val="single" w:sz="8" w:space="0" w:color="B9D3EE"/>
+              <w:bottom w:val="single" w:sz="8" w:space="0" w:color="B9D3EE"/>
+              <w:right w:val="single" w:sz="8" w:space="0" w:color="B9D3EE"/>
+            </w:tcBorders>
+          </w:tcPr>
+          <w:p>
+            <w:r>
+              <w:rPr>
+                <w:rFonts w:ascii="BIZ UDPGothic" w:hAnsi="BIZ UDPGothic" w:eastAsia="BIZ UDPGothic"/>
+                <w:b/>
+                <w:i w:val="0"/>
+                <w:color w:val="FFFFFF"/>
+                <w:sz w:val="18"/>
+                <w:shd w:val="clear" w:color="auto" w:fill="1F5C99"/>
+              </w:rPr>
+              <w:t xml:space="preserve"> INFO </w:t>
+            </w:r>
+            <w:r>
+              <w:t xml:space="preserve">  </w:t>
+            </w:r>
+            <w:r>
+              <w:rPr>
+                <w:rFonts w:ascii="BIZ UDPGothic" w:hAnsi="BIZ UDPGothic" w:eastAsia="BIZ UDPGothic"/>
+                <w:b w:val="0"/>
+                <w:i w:val="0"/>
+                <w:color w:val="20242C"/>
+                <w:sz w:val="20"/>
+              </w:rPr>
+              <w:t>作成直後の編集画面では、</w:t>
+            </w:r>
+            <w:r>
+              <w:rPr>
+                <w:rFonts w:ascii="BIZ UDGothic" w:hAnsi="BIZ UDGothic" w:eastAsia="BIZ UDGothic"/>
+                <w:b w:val="0"/>
+                <w:i w:val="0"/>
+                <w:color w:val="20242C"/>
+                <w:sz w:val="19"/>
+              </w:rPr>
+              <w:t>{{ }}</w:t>
+            </w:r>
+            <w:r>
+              <w:rPr>
+                <w:rFonts w:ascii="BIZ UDPGothic" w:hAnsi="BIZ UDPGothic" w:eastAsia="BIZ UDPGothic"/>
+                <w:b w:val="0"/>
+                <w:i w:val="0"/>
+                <w:color w:val="20242C"/>
+                <w:sz w:val="20"/>
+              </w:rPr>
+              <w:t xml:space="preserve"> の</w:t>
+            </w:r>
+            <w:r>
+              <w:rPr>
+                <w:rFonts w:ascii="BIZ UDPGothic" w:hAnsi="BIZ UDPGothic" w:eastAsia="BIZ UDPGothic"/>
+                <w:b/>
+                <w:i w:val="0"/>
+                <w:color w:val="20242C"/>
+                <w:sz w:val="20"/>
+              </w:rPr>
+              <w:t>差し込み値が薄い色でハイライト表示</w:t>
+            </w:r>
+            <w:r>
+              <w:rPr>
+                <w:rFonts w:ascii="BIZ UDPGothic" w:hAnsi="BIZ UDPGothic" w:eastAsia="BIZ UDPGothic"/>
+                <w:b w:val="0"/>
+                <w:i w:val="0"/>
+                <w:color w:val="20242C"/>
+                <w:sz w:val="20"/>
+              </w:rPr>
+              <w:t>されます。これは「あとで実データが入る場所」の目印で、既存テンプレートの編集画面では表示されません（実際の値がそのまま本文として見えます）。</w:t>
+            </w:r>
+          </w:p>
+        </w:tc>
+      </w:tr>
+    </w:tbl>
     <w:p>
       <w:pPr>
         <w:keepNext/>
@@ -1654,7 +2815,7 @@
               <w:drawing>
                 <wp:inline xmlns:a="http://schemas.openxmlformats.org/drawingml/2006/main" xmlns:pic="http://schemas.openxmlformats.org/drawingml/2006/picture">
                   <wp:extent cx="5760000" cy="3600000"/>
-                  <wp:docPr id="3" name="Picture 3"/>
+                  <wp:docPr id="5" name="Picture 5"/>
                   <wp:cNvGraphicFramePr>
                     <a:graphicFrameLocks noChangeAspect="1"/>
                   </wp:cNvGraphicFramePr>
@@ -1666,7 +2827,7 @@
                           <pic:cNvPicPr/>
                         </pic:nvPicPr>
                         <pic:blipFill>
-                          <a:blip r:embed="rId11"/>
+                          <a:blip r:embed="rId13"/>
                           <a:stretch>
                             <a:fillRect/>
                           </a:stretch>
@@ -1851,6 +3012,87 @@
         <w:t xml:space="preserve"> をオンにすると、分類のドロップダウン（カテゴリ → 大分類 → 中分類 → 小分類）が出ます。上から順に選ぶと下の段が選べるようになります。</w:t>
       </w:r>
     </w:p>
+    <w:tbl>
+      <w:tblPr>
+        <w:tblW w:type="auto" w:w="0"/>
+        <w:jc w:val="center"/>
+        <w:tblLook w:firstColumn="1" w:firstRow="1" w:lastColumn="0" w:lastRow="0" w:noHBand="0" w:noVBand="1" w:val="04A0"/>
+      </w:tblPr>
+      <w:tblGrid>
+        <w:gridCol w:w="9746"/>
+      </w:tblGrid>
+      <w:tr>
+        <w:trPr>
+          <w:cantSplit/>
+        </w:trPr>
+        <w:tc>
+          <w:tcPr>
+            <w:tcW w:type="dxa" w:w="9746"/>
+            <w:tcBorders>
+              <w:top w:val="single" w:sz="8" w:space="0" w:color="D7DEE5"/>
+              <w:left w:val="single" w:sz="8" w:space="0" w:color="D7DEE5"/>
+              <w:bottom w:val="single" w:sz="8" w:space="0" w:color="D7DEE5"/>
+              <w:right w:val="single" w:sz="8" w:space="0" w:color="D7DEE5"/>
+            </w:tcBorders>
+          </w:tcPr>
+          <w:p>
+            <w:pPr>
+              <w:jc w:val="center"/>
+            </w:pPr>
+            <w:r>
+              <w:drawing>
+                <wp:inline xmlns:a="http://schemas.openxmlformats.org/drawingml/2006/main" xmlns:pic="http://schemas.openxmlformats.org/drawingml/2006/picture">
+                  <wp:extent cx="5760000" cy="3600000"/>
+                  <wp:docPr id="6" name="Picture 6"/>
+                  <wp:cNvGraphicFramePr>
+                    <a:graphicFrameLocks noChangeAspect="1"/>
+                  </wp:cNvGraphicFramePr>
+                  <a:graphic>
+                    <a:graphicData uri="http://schemas.openxmlformats.org/drawingml/2006/picture">
+                      <pic:pic>
+                        <pic:nvPicPr>
+                          <pic:cNvPr id="0" name="editor-parts.png"/>
+                          <pic:cNvPicPr/>
+                        </pic:nvPicPr>
+                        <pic:blipFill>
+                          <a:blip r:embed="rId14"/>
+                          <a:stretch>
+                            <a:fillRect/>
+                          </a:stretch>
+                        </pic:blipFill>
+                        <pic:spPr>
+                          <a:xfrm>
+                            <a:off x="0" y="0"/>
+                            <a:ext cx="5760000" cy="3600000"/>
+                          </a:xfrm>
+                          <a:prstGeom prst="rect"/>
+                        </pic:spPr>
+                      </pic:pic>
+                    </a:graphicData>
+                  </a:graphic>
+                </wp:inline>
+              </w:drawing>
+            </w:r>
+          </w:p>
+        </w:tc>
+      </w:tr>
+    </w:tbl>
+    <w:p>
+      <w:pPr>
+        <w:spacing w:after="160"/>
+        <w:jc w:val="center"/>
+      </w:pPr>
+      <w:r>
+        <w:rPr>
+          <w:rFonts w:ascii="BIZ UDPGothic" w:hAnsi="BIZ UDPGothic" w:eastAsia="BIZ UDPGothic"/>
+          <w:b w:val="0"/>
+          <w:i/>
+          <w:color w:val="606874"/>
+          <w:sz w:val="18"/>
+        </w:rPr>
+        <w:t>左パネル：「パーツを追加」をオンにした状態（分類カスケード）</w:t>
+      </w:r>
+    </w:p>
     <w:p>
       <w:pPr>
         <w:pStyle w:val="ListBullet"/>
@@ -1944,6 +3186,88 @@
         <w:t xml:space="preserve"> をオンにすると、中央の紙面を直接さわって編集できるようになります。</w:t>
       </w:r>
     </w:p>
+    <w:tbl>
+      <w:tblPr>
+        <w:tblW w:type="auto" w:w="0"/>
+        <w:tblLook w:firstColumn="1" w:firstRow="1" w:lastColumn="0" w:lastRow="0" w:noHBand="0" w:noVBand="1" w:val="04A0"/>
+      </w:tblPr>
+      <w:tblGrid>
+        <w:gridCol w:w="9746"/>
+      </w:tblGrid>
+      <w:tr>
+        <w:trPr>
+          <w:cantSplit/>
+        </w:trPr>
+        <w:tc>
+          <w:tcPr>
+            <w:tcW w:type="dxa" w:w="9746"/>
+            <w:shd w:val="clear" w:color="auto" w:fill="EAF2FB"/>
+            <w:tcBorders>
+              <w:top w:val="single" w:sz="8" w:space="0" w:color="B9D3EE"/>
+              <w:left w:val="single" w:sz="8" w:space="0" w:color="B9D3EE"/>
+              <w:bottom w:val="single" w:sz="8" w:space="0" w:color="B9D3EE"/>
+              <w:right w:val="single" w:sz="8" w:space="0" w:color="B9D3EE"/>
+            </w:tcBorders>
+          </w:tcPr>
+          <w:p>
+            <w:r>
+              <w:rPr>
+                <w:rFonts w:ascii="BIZ UDPGothic" w:hAnsi="BIZ UDPGothic" w:eastAsia="BIZ UDPGothic"/>
+                <w:b/>
+                <w:i w:val="0"/>
+                <w:color w:val="FFFFFF"/>
+                <w:sz w:val="18"/>
+                <w:shd w:val="clear" w:color="auto" w:fill="1F5C99"/>
+              </w:rPr>
+              <w:t xml:space="preserve"> INFO </w:t>
+            </w:r>
+            <w:r>
+              <w:t xml:space="preserve">  </w:t>
+            </w:r>
+            <w:r>
+              <w:rPr>
+                <w:rFonts w:ascii="BIZ UDPGothic" w:hAnsi="BIZ UDPGothic" w:eastAsia="BIZ UDPGothic"/>
+                <w:b/>
+                <w:i w:val="0"/>
+                <w:color w:val="20242C"/>
+                <w:sz w:val="20"/>
+              </w:rPr>
+              <w:t>つまずきポイント</w:t>
+            </w:r>
+            <w:r>
+              <w:rPr>
+                <w:rFonts w:ascii="BIZ UDPGothic" w:hAnsi="BIZ UDPGothic" w:eastAsia="BIZ UDPGothic"/>
+                <w:b w:val="0"/>
+                <w:i w:val="0"/>
+                <w:color w:val="20242C"/>
+                <w:sz w:val="20"/>
+              </w:rPr>
+              <w:t xml:space="preserve">: 「紙面をクリックしても編集できない」ときは、左パネルの </w:t>
+            </w:r>
+            <w:r>
+              <w:rPr>
+                <w:rFonts w:ascii="BIZ UDPGothic" w:hAnsi="BIZ UDPGothic" w:eastAsia="BIZ UDPGothic"/>
+                <w:b/>
+                <w:i w:val="0"/>
+                <w:color w:val="20242C"/>
+                <w:sz w:val="20"/>
+              </w:rPr>
+              <w:t>「編集を許可」がオフ</w:t>
+            </w:r>
+            <w:r>
+              <w:rPr>
+                <w:rFonts w:ascii="BIZ UDPGothic" w:hAnsi="BIZ UDPGothic" w:eastAsia="BIZ UDPGothic"/>
+                <w:b w:val="0"/>
+                <w:i w:val="0"/>
+                <w:color w:val="20242C"/>
+                <w:sz w:val="20"/>
+              </w:rPr>
+              <w:t>のままです。既定はオフ（誤操作防止のため閲覧のみ）なので、編集するときは最初にオンにしてください。</w:t>
+            </w:r>
+          </w:p>
+        </w:tc>
+      </w:tr>
+    </w:tbl>
     <w:p>
       <w:pPr>
         <w:keepNext/>
@@ -2071,11 +3395,117 @@
       <w:r>
         <w:rPr>
           <w:rFonts w:ascii="BIZ UDPGothic" w:hAnsi="BIZ UDPGothic" w:eastAsia="BIZ UDPGothic"/>
+          <w:b/>
+          <w:i w:val="0"/>
+          <w:sz w:val="21"/>
+        </w:rPr>
+        <w:t>左上のグリップ（点が並んだつまみ）</w:t>
+      </w:r>
+      <w:r>
+        <w:rPr>
+          <w:rFonts w:ascii="BIZ UDPGothic" w:hAnsi="BIZ UDPGothic" w:eastAsia="BIZ UDPGothic"/>
+          <w:b w:val="0"/>
+          <w:i w:val="0"/>
+          <w:sz w:val="21"/>
+        </w:rPr>
+        <w:t>：ドラッグでパーツを並べ替える。</w:t>
+      </w:r>
+    </w:p>
+    <w:p>
+      <w:pPr>
+        <w:pStyle w:val="ListBullet"/>
+        <w:spacing w:after="40"/>
+        <w:ind w:left="624"/>
+      </w:pPr>
+      <w:r>
+        <w:rPr>
+          <w:rFonts w:ascii="BIZ UDPGothic" w:hAnsi="BIZ UDPGothic" w:eastAsia="BIZ UDPGothic"/>
           <w:b w:val="0"/>
           <w:i w:val="0"/>
           <w:sz w:val="21"/>
         </w:rPr>
         <w:t>ドラッグ中は数値が表示されます。</w:t>
+      </w:r>
+    </w:p>
+    <w:tbl>
+      <w:tblPr>
+        <w:tblW w:type="auto" w:w="0"/>
+        <w:jc w:val="center"/>
+        <w:tblLook w:firstColumn="1" w:firstRow="1" w:lastColumn="0" w:lastRow="0" w:noHBand="0" w:noVBand="1" w:val="04A0"/>
+      </w:tblPr>
+      <w:tblGrid>
+        <w:gridCol w:w="9746"/>
+      </w:tblGrid>
+      <w:tr>
+        <w:trPr>
+          <w:cantSplit/>
+        </w:trPr>
+        <w:tc>
+          <w:tcPr>
+            <w:tcW w:type="dxa" w:w="9746"/>
+            <w:tcBorders>
+              <w:top w:val="single" w:sz="8" w:space="0" w:color="D7DEE5"/>
+              <w:left w:val="single" w:sz="8" w:space="0" w:color="D7DEE5"/>
+              <w:bottom w:val="single" w:sz="8" w:space="0" w:color="D7DEE5"/>
+              <w:right w:val="single" w:sz="8" w:space="0" w:color="D7DEE5"/>
+            </w:tcBorders>
+          </w:tcPr>
+          <w:p>
+            <w:pPr>
+              <w:jc w:val="center"/>
+            </w:pPr>
+            <w:r>
+              <w:drawing>
+                <wp:inline xmlns:a="http://schemas.openxmlformats.org/drawingml/2006/main" xmlns:pic="http://schemas.openxmlformats.org/drawingml/2006/picture">
+                  <wp:extent cx="5760000" cy="1482491"/>
+                  <wp:docPr id="7" name="Picture 7"/>
+                  <wp:cNvGraphicFramePr>
+                    <a:graphicFrameLocks noChangeAspect="1"/>
+                  </wp:cNvGraphicFramePr>
+                  <a:graphic>
+                    <a:graphicData uri="http://schemas.openxmlformats.org/drawingml/2006/picture">
+                      <pic:pic>
+                        <pic:nvPicPr>
+                          <pic:cNvPr id="0" name="editor-handles.png"/>
+                          <pic:cNvPicPr/>
+                        </pic:nvPicPr>
+                        <pic:blipFill>
+                          <a:blip r:embed="rId15"/>
+                          <a:stretch>
+                            <a:fillRect/>
+                          </a:stretch>
+                        </pic:blipFill>
+                        <pic:spPr>
+                          <a:xfrm>
+                            <a:off x="0" y="0"/>
+                            <a:ext cx="5760000" cy="1482491"/>
+                          </a:xfrm>
+                          <a:prstGeom prst="rect"/>
+                        </pic:spPr>
+                      </pic:pic>
+                    </a:graphicData>
+                  </a:graphic>
+                </wp:inline>
+              </w:drawing>
+            </w:r>
+          </w:p>
+        </w:tc>
+      </w:tr>
+    </w:tbl>
+    <w:p>
+      <w:pPr>
+        <w:spacing w:after="160"/>
+        <w:jc w:val="center"/>
+      </w:pPr>
+      <w:r>
+        <w:rPr>
+          <w:rFonts w:ascii="BIZ UDPGothic" w:hAnsi="BIZ UDPGothic" w:eastAsia="BIZ UDPGothic"/>
+          <w:b w:val="0"/>
+          <w:i/>
+          <w:color w:val="606874"/>
+          <w:sz w:val="18"/>
+        </w:rPr>
+        <w:t>選択したブロックのまわりに出るつまみ（ハンドル）</w:t>
       </w:r>
     </w:p>
     <w:p>
@@ -2300,7 +3730,7 @@
                 <w:color w:val="20242C"/>
                 <w:sz w:val="20"/>
               </w:rPr>
-              <w:t>されます。確定はプレビュー画面の「確定保存」で行います。</w:t>
+              <w:t>されます。確定はプレビュー画面の「確定保存を申請」で行い、精査者の承認後に反映されます（第 6・7 章）。</w:t>
             </w:r>
           </w:p>
         </w:tc>
@@ -2324,7 +3754,7 @@
           <w:color w:val="20242C"/>
           <w:sz w:val="32"/>
         </w:rPr>
-        <w:t>6. プレビューと PDF 出力</w:t>
+        <w:t>6. プレビューと確定保存の申請・PDF 出力</w:t>
       </w:r>
     </w:p>
     <w:p>
@@ -2390,7 +3820,7 @@
               <w:drawing>
                 <wp:inline xmlns:a="http://schemas.openxmlformats.org/drawingml/2006/main" xmlns:pic="http://schemas.openxmlformats.org/drawingml/2006/picture">
                   <wp:extent cx="5760000" cy="3600000"/>
-                  <wp:docPr id="4" name="Picture 4"/>
+                  <wp:docPr id="8" name="Picture 8"/>
                   <wp:cNvGraphicFramePr>
                     <a:graphicFrameLocks noChangeAspect="1"/>
                   </wp:cNvGraphicFramePr>
@@ -2402,7 +3832,7 @@
                           <pic:cNvPicPr/>
                         </pic:nvPicPr>
                         <pic:blipFill>
-                          <a:blip r:embed="rId12"/>
+                          <a:blip r:embed="rId16"/>
                           <a:stretch>
                             <a:fillRect/>
                           </a:stretch>
@@ -2570,7 +4000,7 @@
                 <w:color w:val="20242C"/>
                 <w:sz w:val="21"/>
               </w:rPr>
-              <w:t>「確定保存」</w:t>
+              <w:t>「確定保存を申請」</w:t>
             </w:r>
             <w:r>
               <w:rPr>
@@ -2580,7 +4010,47 @@
                 <w:color w:val="20242C"/>
                 <w:sz w:val="21"/>
               </w:rPr>
-              <w:t xml:space="preserve"> を押すと、確認のうえテンプレートが保存されます（台帳にも記録されます）。</w:t>
+              <w:t xml:space="preserve"> を押すと、確認のうえ編集内容が</w:t>
+            </w:r>
+            <w:r>
+              <w:rPr>
+                <w:rFonts w:ascii="BIZ UDPGothic" w:hAnsi="BIZ UDPGothic" w:eastAsia="BIZ UDPGothic"/>
+                <w:b/>
+                <w:i w:val="0"/>
+                <w:color w:val="20242C"/>
+                <w:sz w:val="21"/>
+              </w:rPr>
+              <w:t>精査者（承認者）へ申請</w:t>
+            </w:r>
+            <w:r>
+              <w:rPr>
+                <w:rFonts w:ascii="BIZ UDPGothic" w:hAnsi="BIZ UDPGothic" w:eastAsia="BIZ UDPGothic"/>
+                <w:b w:val="0"/>
+                <w:i w:val="0"/>
+                <w:color w:val="20242C"/>
+                <w:sz w:val="21"/>
+              </w:rPr>
+              <w:t>されます。</w:t>
+            </w:r>
+            <w:r>
+              <w:rPr>
+                <w:rFonts w:ascii="BIZ UDPGothic" w:hAnsi="BIZ UDPGothic" w:eastAsia="BIZ UDPGothic"/>
+                <w:b/>
+                <w:i w:val="0"/>
+                <w:color w:val="20242C"/>
+                <w:sz w:val="21"/>
+              </w:rPr>
+              <w:t>この時点では本番テンプレートは変更されません</w:t>
+            </w:r>
+            <w:r>
+              <w:rPr>
+                <w:rFonts w:ascii="BIZ UDPGothic" w:hAnsi="BIZ UDPGothic" w:eastAsia="BIZ UDPGothic"/>
+                <w:b w:val="0"/>
+                <w:i w:val="0"/>
+                <w:color w:val="20242C"/>
+                <w:sz w:val="21"/>
+              </w:rPr>
+              <w:t>。承認されると反映されます。</w:t>
             </w:r>
           </w:p>
         </w:tc>
@@ -2664,6 +4134,120 @@
         </w:tc>
       </w:tr>
     </w:tbl>
+    <w:tbl>
+      <w:tblPr>
+        <w:tblW w:type="auto" w:w="0"/>
+        <w:tblLook w:firstColumn="1" w:firstRow="1" w:lastColumn="0" w:lastRow="0" w:noHBand="0" w:noVBand="1" w:val="04A0"/>
+      </w:tblPr>
+      <w:tblGrid>
+        <w:gridCol w:w="9746"/>
+      </w:tblGrid>
+      <w:tr>
+        <w:trPr>
+          <w:cantSplit/>
+        </w:trPr>
+        <w:tc>
+          <w:tcPr>
+            <w:tcW w:type="dxa" w:w="9746"/>
+            <w:shd w:val="clear" w:color="auto" w:fill="EAF2FB"/>
+            <w:tcBorders>
+              <w:top w:val="single" w:sz="8" w:space="0" w:color="B9D3EE"/>
+              <w:left w:val="single" w:sz="8" w:space="0" w:color="B9D3EE"/>
+              <w:bottom w:val="single" w:sz="8" w:space="0" w:color="B9D3EE"/>
+              <w:right w:val="single" w:sz="8" w:space="0" w:color="B9D3EE"/>
+            </w:tcBorders>
+          </w:tcPr>
+          <w:p>
+            <w:r>
+              <w:rPr>
+                <w:rFonts w:ascii="BIZ UDPGothic" w:hAnsi="BIZ UDPGothic" w:eastAsia="BIZ UDPGothic"/>
+                <w:b/>
+                <w:i w:val="0"/>
+                <w:color w:val="FFFFFF"/>
+                <w:sz w:val="18"/>
+                <w:shd w:val="clear" w:color="auto" w:fill="1F5C99"/>
+              </w:rPr>
+              <w:t xml:space="preserve"> INFO </w:t>
+            </w:r>
+            <w:r>
+              <w:t xml:space="preserve">  </w:t>
+            </w:r>
+            <w:r>
+              <w:rPr>
+                <w:rFonts w:ascii="BIZ UDPGothic" w:hAnsi="BIZ UDPGothic" w:eastAsia="BIZ UDPGothic"/>
+                <w:b w:val="0"/>
+                <w:i w:val="0"/>
+                <w:color w:val="20242C"/>
+                <w:sz w:val="20"/>
+              </w:rPr>
+              <w:t>申請後の反映状況は「申請状況」タブで確認できます。承認されると本番テンプレートへ反映され、却下されると理由が表示されます。</w:t>
+            </w:r>
+          </w:p>
+        </w:tc>
+      </w:tr>
+    </w:tbl>
+    <w:tbl>
+      <w:tblPr>
+        <w:tblW w:type="auto" w:w="0"/>
+        <w:tblLook w:firstColumn="1" w:firstRow="1" w:lastColumn="0" w:lastRow="0" w:noHBand="0" w:noVBand="1" w:val="04A0"/>
+      </w:tblPr>
+      <w:tblGrid>
+        <w:gridCol w:w="9746"/>
+      </w:tblGrid>
+      <w:tr>
+        <w:trPr>
+          <w:cantSplit/>
+        </w:trPr>
+        <w:tc>
+          <w:tcPr>
+            <w:tcW w:type="dxa" w:w="9746"/>
+            <w:shd w:val="clear" w:color="auto" w:fill="EAF2FB"/>
+            <w:tcBorders>
+              <w:top w:val="single" w:sz="8" w:space="0" w:color="B9D3EE"/>
+              <w:left w:val="single" w:sz="8" w:space="0" w:color="B9D3EE"/>
+              <w:bottom w:val="single" w:sz="8" w:space="0" w:color="B9D3EE"/>
+              <w:right w:val="single" w:sz="8" w:space="0" w:color="B9D3EE"/>
+            </w:tcBorders>
+          </w:tcPr>
+          <w:p>
+            <w:r>
+              <w:rPr>
+                <w:rFonts w:ascii="BIZ UDPGothic" w:hAnsi="BIZ UDPGothic" w:eastAsia="BIZ UDPGothic"/>
+                <w:b/>
+                <w:i w:val="0"/>
+                <w:color w:val="FFFFFF"/>
+                <w:sz w:val="18"/>
+                <w:shd w:val="clear" w:color="auto" w:fill="1F5C99"/>
+              </w:rPr>
+              <w:t xml:space="preserve"> INFO </w:t>
+            </w:r>
+            <w:r>
+              <w:t xml:space="preserve">  </w:t>
+            </w:r>
+            <w:r>
+              <w:rPr>
+                <w:rFonts w:ascii="BIZ UDPGothic" w:hAnsi="BIZ UDPGothic" w:eastAsia="BIZ UDPGothic"/>
+                <w:b/>
+                <w:i w:val="0"/>
+                <w:color w:val="20242C"/>
+                <w:sz w:val="20"/>
+              </w:rPr>
+              <w:t>つまずきポイント</w:t>
+            </w:r>
+            <w:r>
+              <w:rPr>
+                <w:rFonts w:ascii="BIZ UDPGothic" w:hAnsi="BIZ UDPGothic" w:eastAsia="BIZ UDPGothic"/>
+                <w:b w:val="0"/>
+                <w:i w:val="0"/>
+                <w:color w:val="20242C"/>
+                <w:sz w:val="20"/>
+              </w:rPr>
+              <w:t>: プレビューが真っ白のまま表示されないときは、ページの組版に時間がかかっているだけの場合があります。数秒待っても変わらなければ、ブラウザを再読み込みしてもう一度開いてください。</w:t>
+            </w:r>
+          </w:p>
+        </w:tc>
+      </w:tr>
+    </w:tbl>
     <w:p>
       <w:pPr>
         <w:keepNext/>
@@ -2682,7 +4266,808 @@
           <w:color w:val="20242C"/>
           <w:sz w:val="32"/>
         </w:rPr>
-        <w:t>7. 履歴を見る・版を比べる</w:t>
+        <w:t>7. 確定保存を承認する（精査者・承認者）</w:t>
+      </w:r>
+    </w:p>
+    <w:p>
+      <w:pPr>
+        <w:spacing w:after="80"/>
+      </w:pPr>
+      <w:r>
+        <w:rPr>
+          <w:rFonts w:ascii="BIZ UDPGothic" w:hAnsi="BIZ UDPGothic" w:eastAsia="BIZ UDPGothic"/>
+          <w:b w:val="0"/>
+          <w:i w:val="0"/>
+          <w:sz w:val="21"/>
+        </w:rPr>
+        <w:t>精査者（承認者）ロールの方は、</w:t>
+      </w:r>
+      <w:r>
+        <w:rPr>
+          <w:rFonts w:ascii="BIZ UDPGothic" w:hAnsi="BIZ UDPGothic" w:eastAsia="BIZ UDPGothic"/>
+          <w:b/>
+          <w:i w:val="0"/>
+          <w:sz w:val="21"/>
+        </w:rPr>
+        <w:t>「承認」</w:t>
+      </w:r>
+      <w:r>
+        <w:rPr>
+          <w:rFonts w:ascii="BIZ UDPGothic" w:hAnsi="BIZ UDPGothic" w:eastAsia="BIZ UDPGothic"/>
+          <w:b w:val="0"/>
+          <w:i w:val="0"/>
+          <w:sz w:val="21"/>
+        </w:rPr>
+        <w:t xml:space="preserve"> タブで編集者からの確定保存申請を精査し、承認または却下します。</w:t>
+      </w:r>
+    </w:p>
+    <w:tbl>
+      <w:tblPr>
+        <w:tblW w:type="auto" w:w="0"/>
+        <w:tblLayout w:type="fixed"/>
+        <w:tblLook w:firstColumn="1" w:firstRow="1" w:lastColumn="0" w:lastRow="0" w:noHBand="0" w:noVBand="1" w:val="04A0"/>
+      </w:tblPr>
+      <w:tblGrid>
+        <w:gridCol w:w="539"/>
+        <w:gridCol w:w="8504"/>
+      </w:tblGrid>
+      <w:tr>
+        <w:trPr>
+          <w:cantSplit/>
+        </w:trPr>
+        <w:tc>
+          <w:tcPr>
+            <w:tcW w:type="dxa" w:w="539"/>
+            <w:shd w:val="clear" w:color="auto" w:fill="1F5C99"/>
+            <w:vAlign w:val="center"/>
+            <w:tcBorders>
+              <w:top w:val="single" w:sz="4" w:space="0" w:color="D7DEE5"/>
+              <w:left w:val="single" w:sz="4" w:space="0" w:color="D7DEE5"/>
+              <w:bottom w:val="single" w:sz="4" w:space="0" w:color="D7DEE5"/>
+              <w:right w:val="single" w:sz="4" w:space="0" w:color="D7DEE5"/>
+            </w:tcBorders>
+          </w:tcPr>
+          <w:p>
+            <w:pPr>
+              <w:jc w:val="center"/>
+            </w:pPr>
+            <w:r>
+              <w:rPr>
+                <w:rFonts w:ascii="BIZ UDPGothic" w:hAnsi="BIZ UDPGothic" w:eastAsia="BIZ UDPGothic"/>
+                <w:b/>
+                <w:i w:val="0"/>
+                <w:color w:val="FFFFFF"/>
+                <w:sz w:val="22"/>
+              </w:rPr>
+              <w:t>1</w:t>
+            </w:r>
+          </w:p>
+        </w:tc>
+        <w:tc>
+          <w:tcPr>
+            <w:tcW w:type="dxa" w:w="8504"/>
+            <w:tcBorders>
+              <w:top w:val="single" w:sz="4" w:space="0" w:color="D7DEE5"/>
+              <w:left w:val="single" w:sz="4" w:space="0" w:color="D7DEE5"/>
+              <w:bottom w:val="single" w:sz="4" w:space="0" w:color="D7DEE5"/>
+              <w:right w:val="single" w:sz="4" w:space="0" w:color="D7DEE5"/>
+            </w:tcBorders>
+            <w:shd w:val="clear" w:color="auto" w:fill="FAFBFC"/>
+          </w:tcPr>
+          <w:p>
+            <w:r>
+              <w:rPr>
+                <w:rFonts w:ascii="BIZ UDPGothic" w:hAnsi="BIZ UDPGothic" w:eastAsia="BIZ UDPGothic"/>
+                <w:b/>
+                <w:i w:val="0"/>
+                <w:color w:val="20242C"/>
+                <w:sz w:val="21"/>
+              </w:rPr>
+              <w:t>「承認」</w:t>
+            </w:r>
+            <w:r>
+              <w:rPr>
+                <w:rFonts w:ascii="BIZ UDPGothic" w:hAnsi="BIZ UDPGothic" w:eastAsia="BIZ UDPGothic"/>
+                <w:b w:val="0"/>
+                <w:i w:val="0"/>
+                <w:color w:val="20242C"/>
+                <w:sz w:val="21"/>
+              </w:rPr>
+              <w:t xml:space="preserve"> タブを開くと、状態（承認待ち / 承認済 / 却下）で絞り込める申請一覧が表示されます。</w:t>
+            </w:r>
+          </w:p>
+        </w:tc>
+      </w:tr>
+    </w:tbl>
+    <w:tbl>
+      <w:tblPr>
+        <w:tblW w:type="auto" w:w="0"/>
+        <w:jc w:val="center"/>
+        <w:tblLook w:firstColumn="1" w:firstRow="1" w:lastColumn="0" w:lastRow="0" w:noHBand="0" w:noVBand="1" w:val="04A0"/>
+      </w:tblPr>
+      <w:tblGrid>
+        <w:gridCol w:w="9746"/>
+      </w:tblGrid>
+      <w:tr>
+        <w:trPr>
+          <w:cantSplit/>
+        </w:trPr>
+        <w:tc>
+          <w:tcPr>
+            <w:tcW w:type="dxa" w:w="9746"/>
+            <w:tcBorders>
+              <w:top w:val="single" w:sz="8" w:space="0" w:color="D7DEE5"/>
+              <w:left w:val="single" w:sz="8" w:space="0" w:color="D7DEE5"/>
+              <w:bottom w:val="single" w:sz="8" w:space="0" w:color="D7DEE5"/>
+              <w:right w:val="single" w:sz="8" w:space="0" w:color="D7DEE5"/>
+            </w:tcBorders>
+          </w:tcPr>
+          <w:p>
+            <w:pPr>
+              <w:jc w:val="center"/>
+            </w:pPr>
+            <w:r>
+              <w:drawing>
+                <wp:inline xmlns:a="http://schemas.openxmlformats.org/drawingml/2006/main" xmlns:pic="http://schemas.openxmlformats.org/drawingml/2006/picture">
+                  <wp:extent cx="5760000" cy="3600000"/>
+                  <wp:docPr id="9" name="Picture 9"/>
+                  <wp:cNvGraphicFramePr>
+                    <a:graphicFrameLocks noChangeAspect="1"/>
+                  </wp:cNvGraphicFramePr>
+                  <a:graphic>
+                    <a:graphicData uri="http://schemas.openxmlformats.org/drawingml/2006/picture">
+                      <pic:pic>
+                        <pic:nvPicPr>
+                          <pic:cNvPr id="0" name="reviews-list.png"/>
+                          <pic:cNvPicPr/>
+                        </pic:nvPicPr>
+                        <pic:blipFill>
+                          <a:blip r:embed="rId17"/>
+                          <a:stretch>
+                            <a:fillRect/>
+                          </a:stretch>
+                        </pic:blipFill>
+                        <pic:spPr>
+                          <a:xfrm>
+                            <a:off x="0" y="0"/>
+                            <a:ext cx="5760000" cy="3600000"/>
+                          </a:xfrm>
+                          <a:prstGeom prst="rect"/>
+                        </pic:spPr>
+                      </pic:pic>
+                    </a:graphicData>
+                  </a:graphic>
+                </wp:inline>
+              </w:drawing>
+            </w:r>
+          </w:p>
+        </w:tc>
+      </w:tr>
+    </w:tbl>
+    <w:p>
+      <w:pPr>
+        <w:spacing w:after="160"/>
+        <w:jc w:val="center"/>
+      </w:pPr>
+      <w:r>
+        <w:rPr>
+          <w:rFonts w:ascii="BIZ UDPGothic" w:hAnsi="BIZ UDPGothic" w:eastAsia="BIZ UDPGothic"/>
+          <w:b w:val="0"/>
+          <w:i/>
+          <w:color w:val="606874"/>
+          <w:sz w:val="18"/>
+        </w:rPr>
+        <w:t>承認タブ：申請一覧（承認キュー）</w:t>
+      </w:r>
+    </w:p>
+    <w:tbl>
+      <w:tblPr>
+        <w:tblW w:type="auto" w:w="0"/>
+        <w:tblLayout w:type="fixed"/>
+        <w:tblLook w:firstColumn="1" w:firstRow="1" w:lastColumn="0" w:lastRow="0" w:noHBand="0" w:noVBand="1" w:val="04A0"/>
+      </w:tblPr>
+      <w:tblGrid>
+        <w:gridCol w:w="539"/>
+        <w:gridCol w:w="8504"/>
+      </w:tblGrid>
+      <w:tr>
+        <w:trPr>
+          <w:cantSplit/>
+        </w:trPr>
+        <w:tc>
+          <w:tcPr>
+            <w:tcW w:type="dxa" w:w="539"/>
+            <w:shd w:val="clear" w:color="auto" w:fill="1F5C99"/>
+            <w:vAlign w:val="center"/>
+            <w:tcBorders>
+              <w:top w:val="single" w:sz="4" w:space="0" w:color="D7DEE5"/>
+              <w:left w:val="single" w:sz="4" w:space="0" w:color="D7DEE5"/>
+              <w:bottom w:val="single" w:sz="4" w:space="0" w:color="D7DEE5"/>
+              <w:right w:val="single" w:sz="4" w:space="0" w:color="D7DEE5"/>
+            </w:tcBorders>
+          </w:tcPr>
+          <w:p>
+            <w:pPr>
+              <w:jc w:val="center"/>
+            </w:pPr>
+            <w:r>
+              <w:rPr>
+                <w:rFonts w:ascii="BIZ UDPGothic" w:hAnsi="BIZ UDPGothic" w:eastAsia="BIZ UDPGothic"/>
+                <w:b/>
+                <w:i w:val="0"/>
+                <w:color w:val="FFFFFF"/>
+                <w:sz w:val="22"/>
+              </w:rPr>
+              <w:t>2</w:t>
+            </w:r>
+          </w:p>
+        </w:tc>
+        <w:tc>
+          <w:tcPr>
+            <w:tcW w:type="dxa" w:w="8504"/>
+            <w:tcBorders>
+              <w:top w:val="single" w:sz="4" w:space="0" w:color="D7DEE5"/>
+              <w:left w:val="single" w:sz="4" w:space="0" w:color="D7DEE5"/>
+              <w:bottom w:val="single" w:sz="4" w:space="0" w:color="D7DEE5"/>
+              <w:right w:val="single" w:sz="4" w:space="0" w:color="D7DEE5"/>
+            </w:tcBorders>
+            <w:shd w:val="clear" w:color="auto" w:fill="FAFBFC"/>
+          </w:tcPr>
+          <w:p>
+            <w:r>
+              <w:rPr>
+                <w:rFonts w:ascii="BIZ UDPGothic" w:hAnsi="BIZ UDPGothic" w:eastAsia="BIZ UDPGothic"/>
+                <w:b w:val="0"/>
+                <w:i w:val="0"/>
+                <w:color w:val="20242C"/>
+                <w:sz w:val="21"/>
+              </w:rPr>
+              <w:t xml:space="preserve">申請の </w:t>
+            </w:r>
+            <w:r>
+              <w:rPr>
+                <w:rFonts w:ascii="BIZ UDPGothic" w:hAnsi="BIZ UDPGothic" w:eastAsia="BIZ UDPGothic"/>
+                <w:b/>
+                <w:i w:val="0"/>
+                <w:color w:val="20242C"/>
+                <w:sz w:val="21"/>
+              </w:rPr>
+              <w:t>「精査する」</w:t>
+            </w:r>
+            <w:r>
+              <w:rPr>
+                <w:rFonts w:ascii="BIZ UDPGothic" w:hAnsi="BIZ UDPGothic" w:eastAsia="BIZ UDPGothic"/>
+                <w:b w:val="0"/>
+                <w:i w:val="0"/>
+                <w:color w:val="20242C"/>
+                <w:sz w:val="21"/>
+              </w:rPr>
+              <w:t xml:space="preserve"> を押すと、</w:t>
+            </w:r>
+            <w:r>
+              <w:rPr>
+                <w:rFonts w:ascii="BIZ UDPGothic" w:hAnsi="BIZ UDPGothic" w:eastAsia="BIZ UDPGothic"/>
+                <w:b/>
+                <w:i w:val="0"/>
+                <w:color w:val="20242C"/>
+                <w:sz w:val="21"/>
+              </w:rPr>
+              <w:t>パーツ単位（行ごと）の前後プレビュー</w:t>
+            </w:r>
+            <w:r>
+              <w:rPr>
+                <w:rFonts w:ascii="BIZ UDPGothic" w:hAnsi="BIZ UDPGothic" w:eastAsia="BIZ UDPGothic"/>
+                <w:b w:val="0"/>
+                <w:i w:val="0"/>
+                <w:color w:val="20242C"/>
+                <w:sz w:val="21"/>
+              </w:rPr>
+              <w:t>が開きます。各行に「ページN・パーツM」の見出しと、</w:t>
+            </w:r>
+            <w:r>
+              <w:rPr>
+                <w:rFonts w:ascii="BIZ UDPGothic" w:hAnsi="BIZ UDPGothic" w:eastAsia="BIZ UDPGothic"/>
+                <w:b/>
+                <w:i w:val="0"/>
+                <w:color w:val="20242C"/>
+                <w:sz w:val="21"/>
+              </w:rPr>
+              <w:t>変更前 ｜ 変更後</w:t>
+            </w:r>
+            <w:r>
+              <w:rPr>
+                <w:rFonts w:ascii="BIZ UDPGothic" w:hAnsi="BIZ UDPGothic" w:eastAsia="BIZ UDPGothic"/>
+                <w:b w:val="0"/>
+                <w:i w:val="0"/>
+                <w:color w:val="20242C"/>
+                <w:sz w:val="21"/>
+              </w:rPr>
+              <w:t>が左右に並び、変更箇所が色付きで表示されます（追加＝緑、削除＝赤帯、語句の変更＝下線）。</w:t>
+            </w:r>
+          </w:p>
+        </w:tc>
+      </w:tr>
+    </w:tbl>
+    <w:tbl>
+      <w:tblPr>
+        <w:tblW w:type="auto" w:w="0"/>
+        <w:jc w:val="center"/>
+        <w:tblLook w:firstColumn="1" w:firstRow="1" w:lastColumn="0" w:lastRow="0" w:noHBand="0" w:noVBand="1" w:val="04A0"/>
+      </w:tblPr>
+      <w:tblGrid>
+        <w:gridCol w:w="9746"/>
+      </w:tblGrid>
+      <w:tr>
+        <w:trPr>
+          <w:cantSplit/>
+        </w:trPr>
+        <w:tc>
+          <w:tcPr>
+            <w:tcW w:type="dxa" w:w="9746"/>
+            <w:tcBorders>
+              <w:top w:val="single" w:sz="8" w:space="0" w:color="D7DEE5"/>
+              <w:left w:val="single" w:sz="8" w:space="0" w:color="D7DEE5"/>
+              <w:bottom w:val="single" w:sz="8" w:space="0" w:color="D7DEE5"/>
+              <w:right w:val="single" w:sz="8" w:space="0" w:color="D7DEE5"/>
+            </w:tcBorders>
+          </w:tcPr>
+          <w:p>
+            <w:pPr>
+              <w:jc w:val="center"/>
+            </w:pPr>
+            <w:r>
+              <w:drawing>
+                <wp:inline xmlns:a="http://schemas.openxmlformats.org/drawingml/2006/main" xmlns:pic="http://schemas.openxmlformats.org/drawingml/2006/picture">
+                  <wp:extent cx="5760000" cy="3600000"/>
+                  <wp:docPr id="10" name="Picture 10"/>
+                  <wp:cNvGraphicFramePr>
+                    <a:graphicFrameLocks noChangeAspect="1"/>
+                  </wp:cNvGraphicFramePr>
+                  <a:graphic>
+                    <a:graphicData uri="http://schemas.openxmlformats.org/drawingml/2006/picture">
+                      <pic:pic>
+                        <pic:nvPicPr>
+                          <pic:cNvPr id="0" name="review-diff.png"/>
+                          <pic:cNvPicPr/>
+                        </pic:nvPicPr>
+                        <pic:blipFill>
+                          <a:blip r:embed="rId18"/>
+                          <a:stretch>
+                            <a:fillRect/>
+                          </a:stretch>
+                        </pic:blipFill>
+                        <pic:spPr>
+                          <a:xfrm>
+                            <a:off x="0" y="0"/>
+                            <a:ext cx="5760000" cy="3600000"/>
+                          </a:xfrm>
+                          <a:prstGeom prst="rect"/>
+                        </pic:spPr>
+                      </pic:pic>
+                    </a:graphicData>
+                  </a:graphic>
+                </wp:inline>
+              </w:drawing>
+            </w:r>
+          </w:p>
+        </w:tc>
+      </w:tr>
+    </w:tbl>
+    <w:p>
+      <w:pPr>
+        <w:spacing w:after="160"/>
+        <w:jc w:val="center"/>
+      </w:pPr>
+      <w:r>
+        <w:rPr>
+          <w:rFonts w:ascii="BIZ UDPGothic" w:hAnsi="BIZ UDPGothic" w:eastAsia="BIZ UDPGothic"/>
+          <w:b w:val="0"/>
+          <w:i/>
+          <w:color w:val="606874"/>
+          <w:sz w:val="18"/>
+        </w:rPr>
+        <w:t>精査画面：パーツごとに「変更前｜変更後」を並べて確認</w:t>
+      </w:r>
+    </w:p>
+    <w:tbl>
+      <w:tblPr>
+        <w:tblW w:type="auto" w:w="0"/>
+        <w:tblLayout w:type="fixed"/>
+        <w:tblLook w:firstColumn="1" w:firstRow="1" w:lastColumn="0" w:lastRow="0" w:noHBand="0" w:noVBand="1" w:val="04A0"/>
+      </w:tblPr>
+      <w:tblGrid>
+        <w:gridCol w:w="539"/>
+        <w:gridCol w:w="8504"/>
+      </w:tblGrid>
+      <w:tr>
+        <w:trPr>
+          <w:cantSplit/>
+        </w:trPr>
+        <w:tc>
+          <w:tcPr>
+            <w:tcW w:type="dxa" w:w="539"/>
+            <w:shd w:val="clear" w:color="auto" w:fill="1F5C99"/>
+            <w:vAlign w:val="center"/>
+            <w:tcBorders>
+              <w:top w:val="single" w:sz="4" w:space="0" w:color="D7DEE5"/>
+              <w:left w:val="single" w:sz="4" w:space="0" w:color="D7DEE5"/>
+              <w:bottom w:val="single" w:sz="4" w:space="0" w:color="D7DEE5"/>
+              <w:right w:val="single" w:sz="4" w:space="0" w:color="D7DEE5"/>
+            </w:tcBorders>
+          </w:tcPr>
+          <w:p>
+            <w:pPr>
+              <w:jc w:val="center"/>
+            </w:pPr>
+            <w:r>
+              <w:rPr>
+                <w:rFonts w:ascii="BIZ UDPGothic" w:hAnsi="BIZ UDPGothic" w:eastAsia="BIZ UDPGothic"/>
+                <w:b/>
+                <w:i w:val="0"/>
+                <w:color w:val="FFFFFF"/>
+                <w:sz w:val="22"/>
+              </w:rPr>
+              <w:t>3</w:t>
+            </w:r>
+          </w:p>
+        </w:tc>
+        <w:tc>
+          <w:tcPr>
+            <w:tcW w:type="dxa" w:w="8504"/>
+            <w:tcBorders>
+              <w:top w:val="single" w:sz="4" w:space="0" w:color="D7DEE5"/>
+              <w:left w:val="single" w:sz="4" w:space="0" w:color="D7DEE5"/>
+              <w:bottom w:val="single" w:sz="4" w:space="0" w:color="D7DEE5"/>
+              <w:right w:val="single" w:sz="4" w:space="0" w:color="D7DEE5"/>
+            </w:tcBorders>
+            <w:shd w:val="clear" w:color="auto" w:fill="FAFBFC"/>
+          </w:tcPr>
+          <w:p>
+            <w:r>
+              <w:rPr>
+                <w:rFonts w:ascii="BIZ UDPGothic" w:hAnsi="BIZ UDPGothic" w:eastAsia="BIZ UDPGothic"/>
+                <w:b w:val="0"/>
+                <w:i w:val="0"/>
+                <w:color w:val="20242C"/>
+                <w:sz w:val="21"/>
+              </w:rPr>
+              <w:t>既定は</w:t>
+            </w:r>
+            <w:r>
+              <w:rPr>
+                <w:rFonts w:ascii="BIZ UDPGothic" w:hAnsi="BIZ UDPGothic" w:eastAsia="BIZ UDPGothic"/>
+                <w:b/>
+                <w:i w:val="0"/>
+                <w:color w:val="20242C"/>
+                <w:sz w:val="21"/>
+              </w:rPr>
+              <w:t>変更のあったパーツのみ</w:t>
+            </w:r>
+            <w:r>
+              <w:rPr>
+                <w:rFonts w:ascii="BIZ UDPGothic" w:hAnsi="BIZ UDPGothic" w:eastAsia="BIZ UDPGothic"/>
+                <w:b w:val="0"/>
+                <w:i w:val="0"/>
+                <w:color w:val="20242C"/>
+                <w:sz w:val="21"/>
+              </w:rPr>
+              <w:t>表示します。「変更なしも表示」で全パーツを確認できます。</w:t>
+            </w:r>
+          </w:p>
+        </w:tc>
+      </w:tr>
+    </w:tbl>
+    <w:tbl>
+      <w:tblPr>
+        <w:tblW w:type="auto" w:w="0"/>
+        <w:tblLayout w:type="fixed"/>
+        <w:tblLook w:firstColumn="1" w:firstRow="1" w:lastColumn="0" w:lastRow="0" w:noHBand="0" w:noVBand="1" w:val="04A0"/>
+      </w:tblPr>
+      <w:tblGrid>
+        <w:gridCol w:w="539"/>
+        <w:gridCol w:w="8504"/>
+      </w:tblGrid>
+      <w:tr>
+        <w:trPr>
+          <w:cantSplit/>
+        </w:trPr>
+        <w:tc>
+          <w:tcPr>
+            <w:tcW w:type="dxa" w:w="539"/>
+            <w:shd w:val="clear" w:color="auto" w:fill="1F5C99"/>
+            <w:vAlign w:val="center"/>
+            <w:tcBorders>
+              <w:top w:val="single" w:sz="4" w:space="0" w:color="D7DEE5"/>
+              <w:left w:val="single" w:sz="4" w:space="0" w:color="D7DEE5"/>
+              <w:bottom w:val="single" w:sz="4" w:space="0" w:color="D7DEE5"/>
+              <w:right w:val="single" w:sz="4" w:space="0" w:color="D7DEE5"/>
+            </w:tcBorders>
+          </w:tcPr>
+          <w:p>
+            <w:pPr>
+              <w:jc w:val="center"/>
+            </w:pPr>
+            <w:r>
+              <w:rPr>
+                <w:rFonts w:ascii="BIZ UDPGothic" w:hAnsi="BIZ UDPGothic" w:eastAsia="BIZ UDPGothic"/>
+                <w:b/>
+                <w:i w:val="0"/>
+                <w:color w:val="FFFFFF"/>
+                <w:sz w:val="22"/>
+              </w:rPr>
+              <w:t>4</w:t>
+            </w:r>
+          </w:p>
+        </w:tc>
+        <w:tc>
+          <w:tcPr>
+            <w:tcW w:type="dxa" w:w="8504"/>
+            <w:tcBorders>
+              <w:top w:val="single" w:sz="4" w:space="0" w:color="D7DEE5"/>
+              <w:left w:val="single" w:sz="4" w:space="0" w:color="D7DEE5"/>
+              <w:bottom w:val="single" w:sz="4" w:space="0" w:color="D7DEE5"/>
+              <w:right w:val="single" w:sz="4" w:space="0" w:color="D7DEE5"/>
+            </w:tcBorders>
+            <w:shd w:val="clear" w:color="auto" w:fill="FAFBFC"/>
+          </w:tcPr>
+          <w:p>
+            <w:r>
+              <w:rPr>
+                <w:rFonts w:ascii="BIZ UDPGothic" w:hAnsi="BIZ UDPGothic" w:eastAsia="BIZ UDPGothic"/>
+                <w:b w:val="0"/>
+                <w:i w:val="0"/>
+                <w:color w:val="20242C"/>
+                <w:sz w:val="21"/>
+              </w:rPr>
+              <w:t xml:space="preserve">内容を確認し、必要なら理由・メモを入力して </w:t>
+            </w:r>
+            <w:r>
+              <w:rPr>
+                <w:rFonts w:ascii="BIZ UDPGothic" w:hAnsi="BIZ UDPGothic" w:eastAsia="BIZ UDPGothic"/>
+                <w:b/>
+                <w:i w:val="0"/>
+                <w:color w:val="20242C"/>
+                <w:sz w:val="21"/>
+              </w:rPr>
+              <w:t>「承認する」</w:t>
+            </w:r>
+            <w:r>
+              <w:rPr>
+                <w:rFonts w:ascii="BIZ UDPGothic" w:hAnsi="BIZ UDPGothic" w:eastAsia="BIZ UDPGothic"/>
+                <w:b w:val="0"/>
+                <w:i w:val="0"/>
+                <w:color w:val="20242C"/>
+                <w:sz w:val="21"/>
+              </w:rPr>
+              <w:t xml:space="preserve"> または </w:t>
+            </w:r>
+            <w:r>
+              <w:rPr>
+                <w:rFonts w:ascii="BIZ UDPGothic" w:hAnsi="BIZ UDPGothic" w:eastAsia="BIZ UDPGothic"/>
+                <w:b/>
+                <w:i w:val="0"/>
+                <w:color w:val="20242C"/>
+                <w:sz w:val="21"/>
+              </w:rPr>
+              <w:t>「却下」</w:t>
+            </w:r>
+            <w:r>
+              <w:rPr>
+                <w:rFonts w:ascii="BIZ UDPGothic" w:hAnsi="BIZ UDPGothic" w:eastAsia="BIZ UDPGothic"/>
+                <w:b w:val="0"/>
+                <w:i w:val="0"/>
+                <w:color w:val="20242C"/>
+                <w:sz w:val="21"/>
+              </w:rPr>
+              <w:t xml:space="preserve"> を押します。</w:t>
+            </w:r>
+          </w:p>
+        </w:tc>
+      </w:tr>
+    </w:tbl>
+    <w:p>
+      <w:pPr>
+        <w:pStyle w:val="ListBullet"/>
+        <w:spacing w:after="40"/>
+        <w:ind w:left="340"/>
+      </w:pPr>
+      <w:r>
+        <w:rPr>
+          <w:rFonts w:ascii="BIZ UDPGothic" w:hAnsi="BIZ UDPGothic" w:eastAsia="BIZ UDPGothic"/>
+          <w:b/>
+          <w:i w:val="0"/>
+          <w:sz w:val="21"/>
+        </w:rPr>
+        <w:t>承認</w:t>
+      </w:r>
+      <w:r>
+        <w:rPr>
+          <w:rFonts w:ascii="BIZ UDPGothic" w:hAnsi="BIZ UDPGothic" w:eastAsia="BIZ UDPGothic"/>
+          <w:b w:val="0"/>
+          <w:i w:val="0"/>
+          <w:sz w:val="21"/>
+        </w:rPr>
+        <w:t>：その内容が本番テンプレートへ反映され、版管理（git）に申請者・承認者の双方が記録されます。</w:t>
+      </w:r>
+    </w:p>
+    <w:p>
+      <w:pPr>
+        <w:pStyle w:val="ListBullet"/>
+        <w:spacing w:after="40"/>
+        <w:ind w:left="340"/>
+      </w:pPr>
+      <w:r>
+        <w:rPr>
+          <w:rFonts w:ascii="BIZ UDPGothic" w:hAnsi="BIZ UDPGothic" w:eastAsia="BIZ UDPGothic"/>
+          <w:b/>
+          <w:i w:val="0"/>
+          <w:sz w:val="21"/>
+        </w:rPr>
+        <w:t>却下</w:t>
+      </w:r>
+      <w:r>
+        <w:rPr>
+          <w:rFonts w:ascii="BIZ UDPGothic" w:hAnsi="BIZ UDPGothic" w:eastAsia="BIZ UDPGothic"/>
+          <w:b w:val="0"/>
+          <w:i w:val="0"/>
+          <w:sz w:val="21"/>
+        </w:rPr>
+        <w:t>：本番テンプレートは変更されず、申請は却下として記録されます（理由は申請者に表示）。</w:t>
+      </w:r>
+    </w:p>
+    <w:tbl>
+      <w:tblPr>
+        <w:tblW w:type="auto" w:w="0"/>
+        <w:tblLook w:firstColumn="1" w:firstRow="1" w:lastColumn="0" w:lastRow="0" w:noHBand="0" w:noVBand="1" w:val="04A0"/>
+      </w:tblPr>
+      <w:tblGrid>
+        <w:gridCol w:w="9746"/>
+      </w:tblGrid>
+      <w:tr>
+        <w:trPr>
+          <w:cantSplit/>
+        </w:trPr>
+        <w:tc>
+          <w:tcPr>
+            <w:tcW w:type="dxa" w:w="9746"/>
+            <w:shd w:val="clear" w:color="auto" w:fill="EAF2FB"/>
+            <w:tcBorders>
+              <w:top w:val="single" w:sz="8" w:space="0" w:color="B9D3EE"/>
+              <w:left w:val="single" w:sz="8" w:space="0" w:color="B9D3EE"/>
+              <w:bottom w:val="single" w:sz="8" w:space="0" w:color="B9D3EE"/>
+              <w:right w:val="single" w:sz="8" w:space="0" w:color="B9D3EE"/>
+            </w:tcBorders>
+          </w:tcPr>
+          <w:p>
+            <w:r>
+              <w:rPr>
+                <w:rFonts w:ascii="BIZ UDPGothic" w:hAnsi="BIZ UDPGothic" w:eastAsia="BIZ UDPGothic"/>
+                <w:b/>
+                <w:i w:val="0"/>
+                <w:color w:val="FFFFFF"/>
+                <w:sz w:val="18"/>
+                <w:shd w:val="clear" w:color="auto" w:fill="1F5C99"/>
+              </w:rPr>
+              <w:t xml:space="preserve"> INFO </w:t>
+            </w:r>
+            <w:r>
+              <w:t xml:space="preserve">  </w:t>
+            </w:r>
+            <w:r>
+              <w:rPr>
+                <w:rFonts w:ascii="BIZ UDPGothic" w:hAnsi="BIZ UDPGothic" w:eastAsia="BIZ UDPGothic"/>
+                <w:b w:val="0"/>
+                <w:i w:val="0"/>
+                <w:color w:val="20242C"/>
+                <w:sz w:val="20"/>
+              </w:rPr>
+              <w:t>職務分掌のため、</w:t>
+            </w:r>
+            <w:r>
+              <w:rPr>
+                <w:rFonts w:ascii="BIZ UDPGothic" w:hAnsi="BIZ UDPGothic" w:eastAsia="BIZ UDPGothic"/>
+                <w:b/>
+                <w:i w:val="0"/>
+                <w:color w:val="20242C"/>
+                <w:sz w:val="20"/>
+              </w:rPr>
+              <w:t>自分が出した申請は自分では承認できません</w:t>
+            </w:r>
+            <w:r>
+              <w:rPr>
+                <w:rFonts w:ascii="BIZ UDPGothic" w:hAnsi="BIZ UDPGothic" w:eastAsia="BIZ UDPGothic"/>
+                <w:b w:val="0"/>
+                <w:i w:val="0"/>
+                <w:color w:val="20242C"/>
+                <w:sz w:val="20"/>
+              </w:rPr>
+              <w:t>（管理者を除く）。</w:t>
+            </w:r>
+          </w:p>
+        </w:tc>
+      </w:tr>
+    </w:tbl>
+    <w:tbl>
+      <w:tblPr>
+        <w:tblW w:type="auto" w:w="0"/>
+        <w:tblLook w:firstColumn="1" w:firstRow="1" w:lastColumn="0" w:lastRow="0" w:noHBand="0" w:noVBand="1" w:val="04A0"/>
+      </w:tblPr>
+      <w:tblGrid>
+        <w:gridCol w:w="9746"/>
+      </w:tblGrid>
+      <w:tr>
+        <w:trPr>
+          <w:cantSplit/>
+        </w:trPr>
+        <w:tc>
+          <w:tcPr>
+            <w:tcW w:type="dxa" w:w="9746"/>
+            <w:shd w:val="clear" w:color="auto" w:fill="EAF2FB"/>
+            <w:tcBorders>
+              <w:top w:val="single" w:sz="8" w:space="0" w:color="B9D3EE"/>
+              <w:left w:val="single" w:sz="8" w:space="0" w:color="B9D3EE"/>
+              <w:bottom w:val="single" w:sz="8" w:space="0" w:color="B9D3EE"/>
+              <w:right w:val="single" w:sz="8" w:space="0" w:color="B9D3EE"/>
+            </w:tcBorders>
+          </w:tcPr>
+          <w:p>
+            <w:r>
+              <w:rPr>
+                <w:rFonts w:ascii="BIZ UDPGothic" w:hAnsi="BIZ UDPGothic" w:eastAsia="BIZ UDPGothic"/>
+                <w:b/>
+                <w:i w:val="0"/>
+                <w:color w:val="FFFFFF"/>
+                <w:sz w:val="18"/>
+                <w:shd w:val="clear" w:color="auto" w:fill="1F5C99"/>
+              </w:rPr>
+              <w:t xml:space="preserve"> INFO </w:t>
+            </w:r>
+            <w:r>
+              <w:t xml:space="preserve">  </w:t>
+            </w:r>
+            <w:r>
+              <w:rPr>
+                <w:rFonts w:ascii="BIZ UDPGothic" w:hAnsi="BIZ UDPGothic" w:eastAsia="BIZ UDPGothic"/>
+                <w:b/>
+                <w:i w:val="0"/>
+                <w:color w:val="20242C"/>
+                <w:sz w:val="20"/>
+              </w:rPr>
+              <w:t>つまずきポイント</w:t>
+            </w:r>
+            <w:r>
+              <w:rPr>
+                <w:rFonts w:ascii="BIZ UDPGothic" w:hAnsi="BIZ UDPGothic" w:eastAsia="BIZ UDPGothic"/>
+                <w:b w:val="0"/>
+                <w:i w:val="0"/>
+                <w:color w:val="20242C"/>
+                <w:sz w:val="20"/>
+              </w:rPr>
+              <w:t>: 「承認する」ボタンが見当たらないときは、①自分のロールが精査者（approver）か、②その申請が「承認待ち」状態か、③自分自身の申請ではないか、の 3 点を確認してください。</w:t>
+            </w:r>
+          </w:p>
+        </w:tc>
+      </w:tr>
+    </w:tbl>
+    <w:p>
+      <w:pPr>
+        <w:keepNext/>
+        <w:keepLines/>
+        <w:spacing w:before="200" w:after="60"/>
+        <w:pBdr>
+          <w:left w:val="single" w:sz="24" w:space="8" w:color="1F5C99"/>
+        </w:pBdr>
+        <w:ind w:left="113"/>
+      </w:pPr>
+      <w:r>
+        <w:rPr>
+          <w:rFonts w:ascii="BIZ UDPGothic" w:hAnsi="BIZ UDPGothic" w:eastAsia="BIZ UDPGothic"/>
+          <w:b/>
+          <w:i w:val="0"/>
+          <w:color w:val="20242C"/>
+          <w:sz w:val="32"/>
+        </w:rPr>
+        <w:t>8. 履歴を見る・版を比べる</w:t>
       </w:r>
     </w:p>
     <w:p>
@@ -2710,6 +5095,87 @@
         <w:t>：「編集 / PDF 出力 / 作成」の 3 種類を切り替えて確認できます。実行者・期間・キーワードで絞り込めます。</w:t>
       </w:r>
     </w:p>
+    <w:tbl>
+      <w:tblPr>
+        <w:tblW w:type="auto" w:w="0"/>
+        <w:jc w:val="center"/>
+        <w:tblLook w:firstColumn="1" w:firstRow="1" w:lastColumn="0" w:lastRow="0" w:noHBand="0" w:noVBand="1" w:val="04A0"/>
+      </w:tblPr>
+      <w:tblGrid>
+        <w:gridCol w:w="9746"/>
+      </w:tblGrid>
+      <w:tr>
+        <w:trPr>
+          <w:cantSplit/>
+        </w:trPr>
+        <w:tc>
+          <w:tcPr>
+            <w:tcW w:type="dxa" w:w="9746"/>
+            <w:tcBorders>
+              <w:top w:val="single" w:sz="8" w:space="0" w:color="D7DEE5"/>
+              <w:left w:val="single" w:sz="8" w:space="0" w:color="D7DEE5"/>
+              <w:bottom w:val="single" w:sz="8" w:space="0" w:color="D7DEE5"/>
+              <w:right w:val="single" w:sz="8" w:space="0" w:color="D7DEE5"/>
+            </w:tcBorders>
+          </w:tcPr>
+          <w:p>
+            <w:pPr>
+              <w:jc w:val="center"/>
+            </w:pPr>
+            <w:r>
+              <w:drawing>
+                <wp:inline xmlns:a="http://schemas.openxmlformats.org/drawingml/2006/main" xmlns:pic="http://schemas.openxmlformats.org/drawingml/2006/picture">
+                  <wp:extent cx="5760000" cy="3600000"/>
+                  <wp:docPr id="11" name="Picture 11"/>
+                  <wp:cNvGraphicFramePr>
+                    <a:graphicFrameLocks noChangeAspect="1"/>
+                  </wp:cNvGraphicFramePr>
+                  <a:graphic>
+                    <a:graphicData uri="http://schemas.openxmlformats.org/drawingml/2006/picture">
+                      <pic:pic>
+                        <pic:nvPicPr>
+                          <pic:cNvPr id="0" name="history-tab.png"/>
+                          <pic:cNvPicPr/>
+                        </pic:nvPicPr>
+                        <pic:blipFill>
+                          <a:blip r:embed="rId19"/>
+                          <a:stretch>
+                            <a:fillRect/>
+                          </a:stretch>
+                        </pic:blipFill>
+                        <pic:spPr>
+                          <a:xfrm>
+                            <a:off x="0" y="0"/>
+                            <a:ext cx="5760000" cy="3600000"/>
+                          </a:xfrm>
+                          <a:prstGeom prst="rect"/>
+                        </pic:spPr>
+                      </pic:pic>
+                    </a:graphicData>
+                  </a:graphic>
+                </wp:inline>
+              </w:drawing>
+            </w:r>
+          </w:p>
+        </w:tc>
+      </w:tr>
+    </w:tbl>
+    <w:p>
+      <w:pPr>
+        <w:spacing w:after="160"/>
+        <w:jc w:val="center"/>
+      </w:pPr>
+      <w:r>
+        <w:rPr>
+          <w:rFonts w:ascii="BIZ UDPGothic" w:hAnsi="BIZ UDPGothic" w:eastAsia="BIZ UDPGothic"/>
+          <w:b w:val="0"/>
+          <w:i/>
+          <w:color w:val="606874"/>
+          <w:sz w:val="18"/>
+        </w:rPr>
+        <w:t>履歴タブ：編集・PDF出力・作成の履歴</w:t>
+      </w:r>
+    </w:p>
     <w:p>
       <w:pPr>
         <w:pStyle w:val="ListBullet"/>
@@ -2735,6 +5201,87 @@
         <w:t>：左右にテンプレートと版を選び、「比較」を押すと違いがハイライト表示されます。</w:t>
       </w:r>
     </w:p>
+    <w:tbl>
+      <w:tblPr>
+        <w:tblW w:type="auto" w:w="0"/>
+        <w:jc w:val="center"/>
+        <w:tblLook w:firstColumn="1" w:firstRow="1" w:lastColumn="0" w:lastRow="0" w:noHBand="0" w:noVBand="1" w:val="04A0"/>
+      </w:tblPr>
+      <w:tblGrid>
+        <w:gridCol w:w="9746"/>
+      </w:tblGrid>
+      <w:tr>
+        <w:trPr>
+          <w:cantSplit/>
+        </w:trPr>
+        <w:tc>
+          <w:tcPr>
+            <w:tcW w:type="dxa" w:w="9746"/>
+            <w:tcBorders>
+              <w:top w:val="single" w:sz="8" w:space="0" w:color="D7DEE5"/>
+              <w:left w:val="single" w:sz="8" w:space="0" w:color="D7DEE5"/>
+              <w:bottom w:val="single" w:sz="8" w:space="0" w:color="D7DEE5"/>
+              <w:right w:val="single" w:sz="8" w:space="0" w:color="D7DEE5"/>
+            </w:tcBorders>
+          </w:tcPr>
+          <w:p>
+            <w:pPr>
+              <w:jc w:val="center"/>
+            </w:pPr>
+            <w:r>
+              <w:drawing>
+                <wp:inline xmlns:a="http://schemas.openxmlformats.org/drawingml/2006/main" xmlns:pic="http://schemas.openxmlformats.org/drawingml/2006/picture">
+                  <wp:extent cx="5760000" cy="3600000"/>
+                  <wp:docPr id="12" name="Picture 12"/>
+                  <wp:cNvGraphicFramePr>
+                    <a:graphicFrameLocks noChangeAspect="1"/>
+                  </wp:cNvGraphicFramePr>
+                  <a:graphic>
+                    <a:graphicData uri="http://schemas.openxmlformats.org/drawingml/2006/picture">
+                      <pic:pic>
+                        <pic:nvPicPr>
+                          <pic:cNvPr id="0" name="compare-tab.png"/>
+                          <pic:cNvPicPr/>
+                        </pic:nvPicPr>
+                        <pic:blipFill>
+                          <a:blip r:embed="rId20"/>
+                          <a:stretch>
+                            <a:fillRect/>
+                          </a:stretch>
+                        </pic:blipFill>
+                        <pic:spPr>
+                          <a:xfrm>
+                            <a:off x="0" y="0"/>
+                            <a:ext cx="5760000" cy="3600000"/>
+                          </a:xfrm>
+                          <a:prstGeom prst="rect"/>
+                        </pic:spPr>
+                      </pic:pic>
+                    </a:graphicData>
+                  </a:graphic>
+                </wp:inline>
+              </w:drawing>
+            </w:r>
+          </w:p>
+        </w:tc>
+      </w:tr>
+    </w:tbl>
+    <w:p>
+      <w:pPr>
+        <w:spacing w:after="160"/>
+        <w:jc w:val="center"/>
+      </w:pPr>
+      <w:r>
+        <w:rPr>
+          <w:rFonts w:ascii="BIZ UDPGothic" w:hAnsi="BIZ UDPGothic" w:eastAsia="BIZ UDPGothic"/>
+          <w:b w:val="0"/>
+          <w:i/>
+          <w:color w:val="606874"/>
+          <w:sz w:val="18"/>
+        </w:rPr>
+        <w:t>比較タブ：左右に版を選んで比較</w:t>
+      </w:r>
+    </w:p>
     <w:p>
       <w:pPr>
         <w:keepNext/>
@@ -2753,7 +5300,7 @@
           <w:color w:val="20242C"/>
           <w:sz w:val="32"/>
         </w:rPr>
-        <w:t>8. 管理者の操作（ユーザー管理）</w:t>
+        <w:t>9. 管理者の操作（ユーザー管理）</w:t>
       </w:r>
     </w:p>
     <w:p>
@@ -2786,6 +5333,87 @@
           <w:sz w:val="21"/>
         </w:rPr>
         <w:t xml:space="preserve"> からユーザー管理画面を開けます。</w:t>
+      </w:r>
+    </w:p>
+    <w:tbl>
+      <w:tblPr>
+        <w:tblW w:type="auto" w:w="0"/>
+        <w:jc w:val="center"/>
+        <w:tblLook w:firstColumn="1" w:firstRow="1" w:lastColumn="0" w:lastRow="0" w:noHBand="0" w:noVBand="1" w:val="04A0"/>
+      </w:tblPr>
+      <w:tblGrid>
+        <w:gridCol w:w="9746"/>
+      </w:tblGrid>
+      <w:tr>
+        <w:trPr>
+          <w:cantSplit/>
+        </w:trPr>
+        <w:tc>
+          <w:tcPr>
+            <w:tcW w:type="dxa" w:w="9746"/>
+            <w:tcBorders>
+              <w:top w:val="single" w:sz="8" w:space="0" w:color="D7DEE5"/>
+              <w:left w:val="single" w:sz="8" w:space="0" w:color="D7DEE5"/>
+              <w:bottom w:val="single" w:sz="8" w:space="0" w:color="D7DEE5"/>
+              <w:right w:val="single" w:sz="8" w:space="0" w:color="D7DEE5"/>
+            </w:tcBorders>
+          </w:tcPr>
+          <w:p>
+            <w:pPr>
+              <w:jc w:val="center"/>
+            </w:pPr>
+            <w:r>
+              <w:drawing>
+                <wp:inline xmlns:a="http://schemas.openxmlformats.org/drawingml/2006/main" xmlns:pic="http://schemas.openxmlformats.org/drawingml/2006/picture">
+                  <wp:extent cx="5760000" cy="3600000"/>
+                  <wp:docPr id="13" name="Picture 13"/>
+                  <wp:cNvGraphicFramePr>
+                    <a:graphicFrameLocks noChangeAspect="1"/>
+                  </wp:cNvGraphicFramePr>
+                  <a:graphic>
+                    <a:graphicData uri="http://schemas.openxmlformats.org/drawingml/2006/picture">
+                      <pic:pic>
+                        <pic:nvPicPr>
+                          <pic:cNvPr id="0" name="admin-users.png"/>
+                          <pic:cNvPicPr/>
+                        </pic:nvPicPr>
+                        <pic:blipFill>
+                          <a:blip r:embed="rId21"/>
+                          <a:stretch>
+                            <a:fillRect/>
+                          </a:stretch>
+                        </pic:blipFill>
+                        <pic:spPr>
+                          <a:xfrm>
+                            <a:off x="0" y="0"/>
+                            <a:ext cx="5760000" cy="3600000"/>
+                          </a:xfrm>
+                          <a:prstGeom prst="rect"/>
+                        </pic:spPr>
+                      </pic:pic>
+                    </a:graphicData>
+                  </a:graphic>
+                </wp:inline>
+              </w:drawing>
+            </w:r>
+          </w:p>
+        </w:tc>
+      </w:tr>
+    </w:tbl>
+    <w:p>
+      <w:pPr>
+        <w:spacing w:after="160"/>
+        <w:jc w:val="center"/>
+      </w:pPr>
+      <w:r>
+        <w:rPr>
+          <w:rFonts w:ascii="BIZ UDPGothic" w:hAnsi="BIZ UDPGothic" w:eastAsia="BIZ UDPGothic"/>
+          <w:b w:val="0"/>
+          <w:i/>
+          <w:color w:val="606874"/>
+          <w:sz w:val="18"/>
+        </w:rPr>
+        <w:t>管理者画面：ユーザーの追加と一覧</w:t>
       </w:r>
     </w:p>
     <w:p>
@@ -2837,7 +5465,25 @@
           <w:i w:val="0"/>
           <w:sz w:val="21"/>
         </w:rPr>
-        <w:t>（ユーザー ID・表示名・ロール）。</w:t>
+        <w:t xml:space="preserve">（ユーザー ID・表示名・ロール）。ロールには </w:t>
+      </w:r>
+      <w:r>
+        <w:rPr>
+          <w:rFonts w:ascii="BIZ UDPGothic" w:hAnsi="BIZ UDPGothic" w:eastAsia="BIZ UDPGothic"/>
+          <w:b/>
+          <w:i w:val="0"/>
+          <w:sz w:val="21"/>
+        </w:rPr>
+        <w:t>精査者（承認者）</w:t>
+      </w:r>
+      <w:r>
+        <w:rPr>
+          <w:rFonts w:ascii="BIZ UDPGothic" w:hAnsi="BIZ UDPGothic" w:eastAsia="BIZ UDPGothic"/>
+          <w:b w:val="0"/>
+          <w:i w:val="0"/>
+          <w:sz w:val="21"/>
+        </w:rPr>
+        <w:t xml:space="preserve"> を含みます。</w:t>
       </w:r>
     </w:p>
     <w:p>
@@ -2939,6 +5585,530 @@
                 <w:sz w:val="20"/>
               </w:rPr>
               <w:t>新規ユーザーの初期パスワードはユーザー ID です。初回ログイン時に本人が変更します。</w:t>
+            </w:r>
+          </w:p>
+        </w:tc>
+      </w:tr>
+    </w:tbl>
+    <w:p>
+      <w:pPr>
+        <w:keepNext/>
+        <w:keepLines/>
+        <w:spacing w:before="200" w:after="60"/>
+        <w:pBdr>
+          <w:left w:val="single" w:sz="24" w:space="8" w:color="1F5C99"/>
+        </w:pBdr>
+        <w:ind w:left="113"/>
+      </w:pPr>
+      <w:r>
+        <w:rPr>
+          <w:rFonts w:ascii="BIZ UDPGothic" w:hAnsi="BIZ UDPGothic" w:eastAsia="BIZ UDPGothic"/>
+          <w:b/>
+          <w:i w:val="0"/>
+          <w:color w:val="20242C"/>
+          <w:sz w:val="32"/>
+        </w:rPr>
+        <w:t>10. 困ったとき（FAQ）</w:t>
+      </w:r>
+    </w:p>
+    <w:tbl>
+      <w:tblPr>
+        <w:tblW w:type="auto" w:w="0"/>
+        <w:jc w:val="left"/>
+        <w:tblLook w:firstColumn="1" w:firstRow="1" w:lastColumn="0" w:lastRow="0" w:noHBand="0" w:noVBand="1" w:val="04A0"/>
+      </w:tblPr>
+      <w:tblGrid>
+        <w:gridCol w:w="4873"/>
+        <w:gridCol w:w="4873"/>
+      </w:tblGrid>
+      <w:tr>
+        <w:tc>
+          <w:tcPr>
+            <w:tcW w:type="dxa" w:w="4873"/>
+            <w:shd w:val="clear" w:color="auto" w:fill="1F5C99"/>
+            <w:tcBorders>
+              <w:top w:val="single" w:sz="4" w:space="0" w:color="D7DEE5"/>
+              <w:left w:val="single" w:sz="4" w:space="0" w:color="D7DEE5"/>
+              <w:bottom w:val="single" w:sz="4" w:space="0" w:color="D7DEE5"/>
+              <w:right w:val="single" w:sz="4" w:space="0" w:color="D7DEE5"/>
+            </w:tcBorders>
+          </w:tcPr>
+          <w:p>
+            <w:r/>
+            <w:r>
+              <w:rPr>
+                <w:rFonts w:ascii="BIZ UDPGothic" w:hAnsi="BIZ UDPGothic" w:eastAsia="BIZ UDPGothic"/>
+                <w:b/>
+                <w:i w:val="0"/>
+                <w:color w:val="FFFFFF"/>
+                <w:sz w:val="19"/>
+              </w:rPr>
+              <w:t>こまりごと</w:t>
+            </w:r>
+          </w:p>
+        </w:tc>
+        <w:tc>
+          <w:tcPr>
+            <w:tcW w:type="dxa" w:w="4873"/>
+            <w:shd w:val="clear" w:color="auto" w:fill="1F5C99"/>
+            <w:tcBorders>
+              <w:top w:val="single" w:sz="4" w:space="0" w:color="D7DEE5"/>
+              <w:left w:val="single" w:sz="4" w:space="0" w:color="D7DEE5"/>
+              <w:bottom w:val="single" w:sz="4" w:space="0" w:color="D7DEE5"/>
+              <w:right w:val="single" w:sz="4" w:space="0" w:color="D7DEE5"/>
+            </w:tcBorders>
+          </w:tcPr>
+          <w:p>
+            <w:r/>
+            <w:r>
+              <w:rPr>
+                <w:rFonts w:ascii="BIZ UDPGothic" w:hAnsi="BIZ UDPGothic" w:eastAsia="BIZ UDPGothic"/>
+                <w:b/>
+                <w:i w:val="0"/>
+                <w:color w:val="FFFFFF"/>
+                <w:sz w:val="19"/>
+              </w:rPr>
+              <w:t>対処</w:t>
+            </w:r>
+          </w:p>
+        </w:tc>
+      </w:tr>
+      <w:tr>
+        <w:tc>
+          <w:tcPr>
+            <w:tcW w:type="dxa" w:w="4873"/>
+            <w:tcBorders>
+              <w:top w:val="single" w:sz="4" w:space="0" w:color="D7DEE5"/>
+              <w:left w:val="single" w:sz="4" w:space="0" w:color="D7DEE5"/>
+              <w:bottom w:val="single" w:sz="4" w:space="0" w:color="D7DEE5"/>
+              <w:right w:val="single" w:sz="4" w:space="0" w:color="D7DEE5"/>
+            </w:tcBorders>
+          </w:tcPr>
+          <w:p>
+            <w:r/>
+            <w:r>
+              <w:rPr>
+                <w:rFonts w:ascii="BIZ UDPGothic" w:hAnsi="BIZ UDPGothic" w:eastAsia="BIZ UDPGothic"/>
+                <w:b w:val="0"/>
+                <w:i w:val="0"/>
+                <w:sz w:val="19"/>
+              </w:rPr>
+              <w:t>ログインできない</w:t>
+            </w:r>
+          </w:p>
+        </w:tc>
+        <w:tc>
+          <w:tcPr>
+            <w:tcW w:type="dxa" w:w="4873"/>
+            <w:tcBorders>
+              <w:top w:val="single" w:sz="4" w:space="0" w:color="D7DEE5"/>
+              <w:left w:val="single" w:sz="4" w:space="0" w:color="D7DEE5"/>
+              <w:bottom w:val="single" w:sz="4" w:space="0" w:color="D7DEE5"/>
+              <w:right w:val="single" w:sz="4" w:space="0" w:color="D7DEE5"/>
+            </w:tcBorders>
+          </w:tcPr>
+          <w:p>
+            <w:r/>
+            <w:r>
+              <w:rPr>
+                <w:rFonts w:ascii="BIZ UDPGothic" w:hAnsi="BIZ UDPGothic" w:eastAsia="BIZ UDPGothic"/>
+                <w:b w:val="0"/>
+                <w:i w:val="0"/>
+                <w:sz w:val="19"/>
+              </w:rPr>
+              <w:t>ID・パスワードの全角/半角を確認。初期化直後はユーザー ID がそのままパスワードです（第 1 章）。</w:t>
+            </w:r>
+          </w:p>
+        </w:tc>
+      </w:tr>
+      <w:tr>
+        <w:tc>
+          <w:tcPr>
+            <w:tcW w:type="dxa" w:w="4873"/>
+            <w:shd w:val="clear" w:color="auto" w:fill="F5F8FB"/>
+            <w:tcBorders>
+              <w:top w:val="single" w:sz="4" w:space="0" w:color="D7DEE5"/>
+              <w:left w:val="single" w:sz="4" w:space="0" w:color="D7DEE5"/>
+              <w:bottom w:val="single" w:sz="4" w:space="0" w:color="D7DEE5"/>
+              <w:right w:val="single" w:sz="4" w:space="0" w:color="D7DEE5"/>
+            </w:tcBorders>
+          </w:tcPr>
+          <w:p>
+            <w:r/>
+            <w:r>
+              <w:rPr>
+                <w:rFonts w:ascii="BIZ UDPGothic" w:hAnsi="BIZ UDPGothic" w:eastAsia="BIZ UDPGothic"/>
+                <w:b w:val="0"/>
+                <w:i w:val="0"/>
+                <w:sz w:val="19"/>
+              </w:rPr>
+              <w:t>突然ログイン画面に戻された</w:t>
+            </w:r>
+          </w:p>
+        </w:tc>
+        <w:tc>
+          <w:tcPr>
+            <w:tcW w:type="dxa" w:w="4873"/>
+            <w:shd w:val="clear" w:color="auto" w:fill="F5F8FB"/>
+            <w:tcBorders>
+              <w:top w:val="single" w:sz="4" w:space="0" w:color="D7DEE5"/>
+              <w:left w:val="single" w:sz="4" w:space="0" w:color="D7DEE5"/>
+              <w:bottom w:val="single" w:sz="4" w:space="0" w:color="D7DEE5"/>
+              <w:right w:val="single" w:sz="4" w:space="0" w:color="D7DEE5"/>
+            </w:tcBorders>
+          </w:tcPr>
+          <w:p>
+            <w:r/>
+            <w:r>
+              <w:rPr>
+                <w:rFonts w:ascii="BIZ UDPGothic" w:hAnsi="BIZ UDPGothic" w:eastAsia="BIZ UDPGothic"/>
+                <w:b w:val="0"/>
+                <w:i w:val="0"/>
+                <w:sz w:val="19"/>
+              </w:rPr>
+              <w:t>サーバの再起動などでセッションが切れています（画面に案内が出ます）。そのまま再ログインすれば続きから作業できます。編集中の内容は自動保存（下書き）に残っています。</w:t>
+            </w:r>
+          </w:p>
+        </w:tc>
+      </w:tr>
+      <w:tr>
+        <w:tc>
+          <w:tcPr>
+            <w:tcW w:type="dxa" w:w="4873"/>
+            <w:tcBorders>
+              <w:top w:val="single" w:sz="4" w:space="0" w:color="D7DEE5"/>
+              <w:left w:val="single" w:sz="4" w:space="0" w:color="D7DEE5"/>
+              <w:bottom w:val="single" w:sz="4" w:space="0" w:color="D7DEE5"/>
+              <w:right w:val="single" w:sz="4" w:space="0" w:color="D7DEE5"/>
+            </w:tcBorders>
+          </w:tcPr>
+          <w:p>
+            <w:r/>
+            <w:r>
+              <w:rPr>
+                <w:rFonts w:ascii="BIZ UDPGothic" w:hAnsi="BIZ UDPGothic" w:eastAsia="BIZ UDPGothic"/>
+                <w:b w:val="0"/>
+                <w:i w:val="0"/>
+                <w:sz w:val="19"/>
+              </w:rPr>
+              <w:t>紙面を編集できない</w:t>
+            </w:r>
+          </w:p>
+        </w:tc>
+        <w:tc>
+          <w:tcPr>
+            <w:tcW w:type="dxa" w:w="4873"/>
+            <w:tcBorders>
+              <w:top w:val="single" w:sz="4" w:space="0" w:color="D7DEE5"/>
+              <w:left w:val="single" w:sz="4" w:space="0" w:color="D7DEE5"/>
+              <w:bottom w:val="single" w:sz="4" w:space="0" w:color="D7DEE5"/>
+              <w:right w:val="single" w:sz="4" w:space="0" w:color="D7DEE5"/>
+            </w:tcBorders>
+          </w:tcPr>
+          <w:p>
+            <w:r/>
+            <w:r>
+              <w:rPr>
+                <w:rFonts w:ascii="BIZ UDPGothic" w:hAnsi="BIZ UDPGothic" w:eastAsia="BIZ UDPGothic"/>
+                <w:b w:val="0"/>
+                <w:i w:val="0"/>
+                <w:sz w:val="19"/>
+              </w:rPr>
+              <w:t>左パネルの「編集を許可」をオンにしてください（第 5.2 章）。</w:t>
+            </w:r>
+          </w:p>
+        </w:tc>
+      </w:tr>
+      <w:tr>
+        <w:tc>
+          <w:tcPr>
+            <w:tcW w:type="dxa" w:w="4873"/>
+            <w:shd w:val="clear" w:color="auto" w:fill="F5F8FB"/>
+            <w:tcBorders>
+              <w:top w:val="single" w:sz="4" w:space="0" w:color="D7DEE5"/>
+              <w:left w:val="single" w:sz="4" w:space="0" w:color="D7DEE5"/>
+              <w:bottom w:val="single" w:sz="4" w:space="0" w:color="D7DEE5"/>
+              <w:right w:val="single" w:sz="4" w:space="0" w:color="D7DEE5"/>
+            </w:tcBorders>
+          </w:tcPr>
+          <w:p>
+            <w:r/>
+            <w:r>
+              <w:rPr>
+                <w:rFonts w:ascii="BIZ UDPGothic" w:hAnsi="BIZ UDPGothic" w:eastAsia="BIZ UDPGothic"/>
+                <w:b w:val="0"/>
+                <w:i w:val="0"/>
+                <w:sz w:val="19"/>
+              </w:rPr>
+              <w:t>編集したのに本番が変わらない</w:t>
+            </w:r>
+          </w:p>
+        </w:tc>
+        <w:tc>
+          <w:tcPr>
+            <w:tcW w:type="dxa" w:w="4873"/>
+            <w:shd w:val="clear" w:color="auto" w:fill="F5F8FB"/>
+            <w:tcBorders>
+              <w:top w:val="single" w:sz="4" w:space="0" w:color="D7DEE5"/>
+              <w:left w:val="single" w:sz="4" w:space="0" w:color="D7DEE5"/>
+              <w:bottom w:val="single" w:sz="4" w:space="0" w:color="D7DEE5"/>
+              <w:right w:val="single" w:sz="4" w:space="0" w:color="D7DEE5"/>
+            </w:tcBorders>
+          </w:tcPr>
+          <w:p>
+            <w:r/>
+            <w:r>
+              <w:rPr>
+                <w:rFonts w:ascii="BIZ UDPGothic" w:hAnsi="BIZ UDPGothic" w:eastAsia="BIZ UDPGothic"/>
+                <w:b w:val="0"/>
+                <w:i w:val="0"/>
+                <w:sz w:val="19"/>
+              </w:rPr>
+              <w:t>編集は下書きです。プレビュー画面の「確定保存を申請」→ 精査者の承認で反映されます（第 6・7 章）。</w:t>
+            </w:r>
+          </w:p>
+        </w:tc>
+      </w:tr>
+      <w:tr>
+        <w:tc>
+          <w:tcPr>
+            <w:tcW w:type="dxa" w:w="4873"/>
+            <w:tcBorders>
+              <w:top w:val="single" w:sz="4" w:space="0" w:color="D7DEE5"/>
+              <w:left w:val="single" w:sz="4" w:space="0" w:color="D7DEE5"/>
+              <w:bottom w:val="single" w:sz="4" w:space="0" w:color="D7DEE5"/>
+              <w:right w:val="single" w:sz="4" w:space="0" w:color="D7DEE5"/>
+            </w:tcBorders>
+          </w:tcPr>
+          <w:p>
+            <w:r/>
+            <w:r>
+              <w:rPr>
+                <w:rFonts w:ascii="BIZ UDPGothic" w:hAnsi="BIZ UDPGothic" w:eastAsia="BIZ UDPGothic"/>
+                <w:b w:val="0"/>
+                <w:i w:val="0"/>
+                <w:sz w:val="19"/>
+              </w:rPr>
+              <w:t>「承認する」ボタンが出ない</w:t>
+            </w:r>
+          </w:p>
+        </w:tc>
+        <w:tc>
+          <w:tcPr>
+            <w:tcW w:type="dxa" w:w="4873"/>
+            <w:tcBorders>
+              <w:top w:val="single" w:sz="4" w:space="0" w:color="D7DEE5"/>
+              <w:left w:val="single" w:sz="4" w:space="0" w:color="D7DEE5"/>
+              <w:bottom w:val="single" w:sz="4" w:space="0" w:color="D7DEE5"/>
+              <w:right w:val="single" w:sz="4" w:space="0" w:color="D7DEE5"/>
+            </w:tcBorders>
+          </w:tcPr>
+          <w:p>
+            <w:r/>
+            <w:r>
+              <w:rPr>
+                <w:rFonts w:ascii="BIZ UDPGothic" w:hAnsi="BIZ UDPGothic" w:eastAsia="BIZ UDPGothic"/>
+                <w:b w:val="0"/>
+                <w:i w:val="0"/>
+                <w:sz w:val="19"/>
+              </w:rPr>
+              <w:t>精査者（approver）ロールが必要です。また自分の申請は自分で承認できません（第 7 章）。</w:t>
+            </w:r>
+          </w:p>
+        </w:tc>
+      </w:tr>
+      <w:tr>
+        <w:tc>
+          <w:tcPr>
+            <w:tcW w:type="dxa" w:w="4873"/>
+            <w:shd w:val="clear" w:color="auto" w:fill="F5F8FB"/>
+            <w:tcBorders>
+              <w:top w:val="single" w:sz="4" w:space="0" w:color="D7DEE5"/>
+              <w:left w:val="single" w:sz="4" w:space="0" w:color="D7DEE5"/>
+              <w:bottom w:val="single" w:sz="4" w:space="0" w:color="D7DEE5"/>
+              <w:right w:val="single" w:sz="4" w:space="0" w:color="D7DEE5"/>
+            </w:tcBorders>
+          </w:tcPr>
+          <w:p>
+            <w:r/>
+            <w:r>
+              <w:rPr>
+                <w:rFonts w:ascii="BIZ UDPGothic" w:hAnsi="BIZ UDPGothic" w:eastAsia="BIZ UDPGothic"/>
+                <w:b w:val="0"/>
+                <w:i w:val="0"/>
+                <w:sz w:val="19"/>
+              </w:rPr>
+              <w:t>申請が却下された</w:t>
+            </w:r>
+          </w:p>
+        </w:tc>
+        <w:tc>
+          <w:tcPr>
+            <w:tcW w:type="dxa" w:w="4873"/>
+            <w:shd w:val="clear" w:color="auto" w:fill="F5F8FB"/>
+            <w:tcBorders>
+              <w:top w:val="single" w:sz="4" w:space="0" w:color="D7DEE5"/>
+              <w:left w:val="single" w:sz="4" w:space="0" w:color="D7DEE5"/>
+              <w:bottom w:val="single" w:sz="4" w:space="0" w:color="D7DEE5"/>
+              <w:right w:val="single" w:sz="4" w:space="0" w:color="D7DEE5"/>
+            </w:tcBorders>
+          </w:tcPr>
+          <w:p>
+            <w:r/>
+            <w:r>
+              <w:rPr>
+                <w:rFonts w:ascii="BIZ UDPGothic" w:hAnsi="BIZ UDPGothic" w:eastAsia="BIZ UDPGothic"/>
+                <w:b w:val="0"/>
+                <w:i w:val="0"/>
+                <w:sz w:val="19"/>
+              </w:rPr>
+              <w:t>「申請状況」タブで却下理由を確認し、修正して再申請してください。</w:t>
+            </w:r>
+          </w:p>
+        </w:tc>
+      </w:tr>
+      <w:tr>
+        <w:tc>
+          <w:tcPr>
+            <w:tcW w:type="dxa" w:w="4873"/>
+            <w:tcBorders>
+              <w:top w:val="single" w:sz="4" w:space="0" w:color="D7DEE5"/>
+              <w:left w:val="single" w:sz="4" w:space="0" w:color="D7DEE5"/>
+              <w:bottom w:val="single" w:sz="4" w:space="0" w:color="D7DEE5"/>
+              <w:right w:val="single" w:sz="4" w:space="0" w:color="D7DEE5"/>
+            </w:tcBorders>
+          </w:tcPr>
+          <w:p>
+            <w:r/>
+            <w:r>
+              <w:rPr>
+                <w:rFonts w:ascii="BIZ UDPGothic" w:hAnsi="BIZ UDPGothic" w:eastAsia="BIZ UDPGothic"/>
+                <w:b w:val="0"/>
+                <w:i w:val="0"/>
+                <w:sz w:val="19"/>
+              </w:rPr>
+              <w:t>プレビューが真っ白</w:t>
+            </w:r>
+          </w:p>
+        </w:tc>
+        <w:tc>
+          <w:tcPr>
+            <w:tcW w:type="dxa" w:w="4873"/>
+            <w:tcBorders>
+              <w:top w:val="single" w:sz="4" w:space="0" w:color="D7DEE5"/>
+              <w:left w:val="single" w:sz="4" w:space="0" w:color="D7DEE5"/>
+              <w:bottom w:val="single" w:sz="4" w:space="0" w:color="D7DEE5"/>
+              <w:right w:val="single" w:sz="4" w:space="0" w:color="D7DEE5"/>
+            </w:tcBorders>
+          </w:tcPr>
+          <w:p>
+            <w:r/>
+            <w:r>
+              <w:rPr>
+                <w:rFonts w:ascii="BIZ UDPGothic" w:hAnsi="BIZ UDPGothic" w:eastAsia="BIZ UDPGothic"/>
+                <w:b w:val="0"/>
+                <w:i w:val="0"/>
+                <w:sz w:val="19"/>
+              </w:rPr>
+              <w:t>組版待ちの場合は数秒待つ、直らなければ再読み込み（第 6 章）。それでも直らないときは管理者へ連絡してください。</w:t>
+            </w:r>
+          </w:p>
+        </w:tc>
+      </w:tr>
+      <w:tr>
+        <w:tc>
+          <w:tcPr>
+            <w:tcW w:type="dxa" w:w="4873"/>
+            <w:shd w:val="clear" w:color="auto" w:fill="F5F8FB"/>
+            <w:tcBorders>
+              <w:top w:val="single" w:sz="4" w:space="0" w:color="D7DEE5"/>
+              <w:left w:val="single" w:sz="4" w:space="0" w:color="D7DEE5"/>
+              <w:bottom w:val="single" w:sz="4" w:space="0" w:color="D7DEE5"/>
+              <w:right w:val="single" w:sz="4" w:space="0" w:color="D7DEE5"/>
+            </w:tcBorders>
+          </w:tcPr>
+          <w:p>
+            <w:r/>
+            <w:r>
+              <w:rPr>
+                <w:rFonts w:ascii="BIZ UDPGothic" w:hAnsi="BIZ UDPGothic" w:eastAsia="BIZ UDPGothic"/>
+                <w:b w:val="0"/>
+                <w:i w:val="0"/>
+                <w:sz w:val="19"/>
+              </w:rPr>
+              <w:t>間違えて編集してしまった</w:t>
+            </w:r>
+          </w:p>
+        </w:tc>
+        <w:tc>
+          <w:tcPr>
+            <w:tcW w:type="dxa" w:w="4873"/>
+            <w:shd w:val="clear" w:color="auto" w:fill="F5F8FB"/>
+            <w:tcBorders>
+              <w:top w:val="single" w:sz="4" w:space="0" w:color="D7DEE5"/>
+              <w:left w:val="single" w:sz="4" w:space="0" w:color="D7DEE5"/>
+              <w:bottom w:val="single" w:sz="4" w:space="0" w:color="D7DEE5"/>
+              <w:right w:val="single" w:sz="4" w:space="0" w:color="D7DEE5"/>
+            </w:tcBorders>
+          </w:tcPr>
+          <w:p>
+            <w:r/>
+            <w:r>
+              <w:rPr>
+                <w:rFonts w:ascii="BIZ UDPGothic" w:hAnsi="BIZ UDPGothic" w:eastAsia="BIZ UDPGothic"/>
+                <w:b w:val="0"/>
+                <w:i w:val="0"/>
+                <w:sz w:val="19"/>
+              </w:rPr>
+              <w:t>上部バーの「元に戻す」（Ctrl+Z 相当）で戻せます。大きく戻したいときは右パネルのパーツ「リセット」も使えます。</w:t>
+            </w:r>
+          </w:p>
+        </w:tc>
+      </w:tr>
+      <w:tr>
+        <w:tc>
+          <w:tcPr>
+            <w:tcW w:type="dxa" w:w="4873"/>
+            <w:tcBorders>
+              <w:top w:val="single" w:sz="4" w:space="0" w:color="D7DEE5"/>
+              <w:left w:val="single" w:sz="4" w:space="0" w:color="D7DEE5"/>
+              <w:bottom w:val="single" w:sz="4" w:space="0" w:color="D7DEE5"/>
+              <w:right w:val="single" w:sz="4" w:space="0" w:color="D7DEE5"/>
+            </w:tcBorders>
+          </w:tcPr>
+          <w:p>
+            <w:r/>
+            <w:r>
+              <w:rPr>
+                <w:rFonts w:ascii="BIZ UDPGothic" w:hAnsi="BIZ UDPGothic" w:eastAsia="BIZ UDPGothic"/>
+                <w:b w:val="0"/>
+                <w:i w:val="0"/>
+                <w:sz w:val="19"/>
+              </w:rPr>
+              <w:t>どこまで作業したか思い出せない</w:t>
+            </w:r>
+          </w:p>
+        </w:tc>
+        <w:tc>
+          <w:tcPr>
+            <w:tcW w:type="dxa" w:w="4873"/>
+            <w:tcBorders>
+              <w:top w:val="single" w:sz="4" w:space="0" w:color="D7DEE5"/>
+              <w:left w:val="single" w:sz="4" w:space="0" w:color="D7DEE5"/>
+              <w:bottom w:val="single" w:sz="4" w:space="0" w:color="D7DEE5"/>
+              <w:right w:val="single" w:sz="4" w:space="0" w:color="D7DEE5"/>
+            </w:tcBorders>
+          </w:tcPr>
+          <w:p>
+            <w:r/>
+            <w:r>
+              <w:rPr>
+                <w:rFonts w:ascii="BIZ UDPGothic" w:hAnsi="BIZ UDPGothic" w:eastAsia="BIZ UDPGothic"/>
+                <w:b w:val="0"/>
+                <w:i w:val="0"/>
+                <w:sz w:val="19"/>
+              </w:rPr>
+              <w:t>「履歴」タブで自分の編集・PDF 出力・作成の記録を確認できます（第 8 章）。</w:t>
             </w:r>
           </w:p>
         </w:tc>
